--- a/Documentation/Metodology/Guia de Estilo y Normativa de Diseno.docx
+++ b/Documentation/Metodology/Guia de Estilo y Normativa de Diseno.docx
@@ -4,13 +4,12 @@
   <w:body>
     <w:p>
       <w:pPr>
-        <w:jc w:val="center"/>
+        <w:jc w:val="both"/>
         <w:rPr>
           <w:rFonts w:asciiTheme="majorHAnsi" w:hAnsiTheme="majorHAnsi" w:cstheme="majorHAnsi"/>
           <w:b/>
           <w:color w:val="1F497D" w:themeColor="text2"/>
           <w:sz w:val="28"/>
-          <w:lang w:val="es-MX"/>
         </w:rPr>
       </w:pPr>
       <w:r>
@@ -19,30 +18,28 @@
           <w:b/>
           <w:color w:val="1F497D" w:themeColor="text2"/>
           <w:sz w:val="28"/>
-          <w:lang w:val="es-MX"/>
         </w:rPr>
         <w:t>Guía de Estilo y Normativa de Diseño Centrada en el Usuario</w:t>
       </w:r>
     </w:p>
     <w:p>
       <w:pPr>
-        <w:jc w:val="center"/>
+        <w:jc w:val="both"/>
         <w:rPr>
           <w:rFonts w:asciiTheme="majorHAnsi" w:hAnsiTheme="majorHAnsi" w:cstheme="majorHAnsi"/>
           <w:b/>
           <w:color w:val="1F497D" w:themeColor="text2"/>
           <w:sz w:val="28"/>
-          <w:lang w:val="es-MX"/>
         </w:rPr>
       </w:pPr>
     </w:p>
     <w:p>
       <w:pPr>
+        <w:jc w:val="both"/>
         <w:rPr>
           <w:rFonts w:asciiTheme="majorHAnsi" w:hAnsiTheme="majorHAnsi" w:cstheme="majorHAnsi"/>
           <w:color w:val="1F497D" w:themeColor="text2"/>
           <w:sz w:val="24"/>
-          <w:lang w:val="es-MX"/>
         </w:rPr>
       </w:pPr>
       <w:r>
@@ -50,46 +47,51 @@
           <w:rFonts w:asciiTheme="majorHAnsi" w:hAnsiTheme="majorHAnsi" w:cstheme="majorHAnsi"/>
           <w:color w:val="1F497D" w:themeColor="text2"/>
           <w:sz w:val="24"/>
-          <w:lang w:val="es-MX"/>
         </w:rPr>
         <w:t>1. Información general del proyecto</w:t>
       </w:r>
     </w:p>
     <w:p>
       <w:pPr>
-        <w:jc w:val="center"/>
+        <w:jc w:val="both"/>
+        <w:rPr>
+          <w:rFonts w:cstheme="majorHAnsi"/>
+          <w:bCs/>
+          <w:sz w:val="28"/>
+          <w:szCs w:val="28"/>
+        </w:rPr>
+      </w:pPr>
+      <w:r>
+        <w:rPr>
+          <w:rFonts w:asciiTheme="majorHAnsi" w:hAnsiTheme="majorHAnsi" w:cstheme="majorHAnsi"/>
+          <w:b/>
+          <w:bCs/>
+          <w:sz w:val="28"/>
+          <w:szCs w:val="28"/>
+        </w:rPr>
+        <w:t>Nombre del proyecto</w:t>
+      </w:r>
+      <w:r>
         <w:rPr>
           <w:rFonts w:asciiTheme="majorHAnsi" w:hAnsiTheme="majorHAnsi" w:cstheme="majorHAnsi"/>
           <w:bCs/>
           <w:sz w:val="28"/>
           <w:szCs w:val="28"/>
-          <w:lang w:val="es-MX"/>
-        </w:rPr>
-      </w:pPr>
+        </w:rPr>
+        <w:t xml:space="preserve">: </w:t>
+      </w:r>
       <w:r>
         <w:rPr>
           <w:rFonts w:asciiTheme="majorHAnsi" w:hAnsiTheme="majorHAnsi" w:cstheme="majorHAnsi"/>
           <w:bCs/>
           <w:sz w:val="28"/>
           <w:szCs w:val="28"/>
-          <w:lang w:val="es-MX"/>
-        </w:rPr>
-        <w:t xml:space="preserve">Nombre del proyecto: </w:t>
-      </w:r>
-      <w:r>
-        <w:rPr>
-          <w:rFonts w:asciiTheme="majorHAnsi" w:hAnsiTheme="majorHAnsi" w:cstheme="majorHAnsi"/>
-          <w:bCs/>
-          <w:sz w:val="28"/>
-          <w:szCs w:val="28"/>
-          <w:lang w:val="es-MX"/>
         </w:rPr>
         <w:t>Guardián Wáter</w:t>
       </w:r>
       <w:r>
         <w:rPr>
           <w:rFonts w:asciiTheme="majorHAnsi" w:hAnsiTheme="majorHAnsi" w:cstheme="majorHAnsi"/>
-          <w:lang w:val="es-MX"/>
         </w:rPr>
         <w:br/>
       </w:r>
@@ -99,7 +101,6 @@
           <w:b/>
           <w:sz w:val="28"/>
           <w:szCs w:val="28"/>
-          <w:lang w:val="es-MX"/>
         </w:rPr>
         <w:t>E</w:t>
       </w:r>
@@ -109,7 +110,6 @@
           <w:b/>
           <w:sz w:val="28"/>
           <w:szCs w:val="28"/>
-          <w:lang w:val="es-MX"/>
         </w:rPr>
         <w:t>quipo / Integrantes:</w:t>
       </w:r>
@@ -118,46 +118,102 @@
           <w:rFonts w:asciiTheme="majorHAnsi" w:hAnsiTheme="majorHAnsi" w:cstheme="majorHAnsi"/>
           <w:sz w:val="28"/>
           <w:szCs w:val="28"/>
-          <w:lang w:val="es-MX"/>
         </w:rPr>
         <w:t xml:space="preserve"> </w:t>
       </w:r>
       <w:r>
         <w:rPr>
-          <w:rFonts w:asciiTheme="majorHAnsi" w:hAnsiTheme="majorHAnsi" w:cstheme="majorHAnsi"/>
+          <w:rFonts w:cstheme="majorHAnsi"/>
           <w:bCs/>
           <w:sz w:val="28"/>
           <w:szCs w:val="28"/>
-          <w:lang w:val="es-MX"/>
         </w:rPr>
         <w:t xml:space="preserve">José Arturo García González, Diego Miguel Rivera Chávez, </w:t>
       </w:r>
     </w:p>
     <w:p>
       <w:pPr>
-        <w:jc w:val="center"/>
-        <w:rPr>
+        <w:jc w:val="both"/>
+        <w:rPr>
+          <w:rFonts w:asciiTheme="majorHAnsi" w:hAnsiTheme="majorHAnsi" w:cstheme="majorHAnsi"/>
           <w:b/>
           <w:bCs/>
-          <w:lang w:val="es-MX"/>
         </w:rPr>
       </w:pPr>
       <w:r>
         <w:rPr>
-          <w:rFonts w:asciiTheme="majorHAnsi" w:hAnsiTheme="majorHAnsi" w:cstheme="majorHAnsi"/>
+          <w:rFonts w:cstheme="majorHAnsi"/>
           <w:bCs/>
           <w:sz w:val="28"/>
           <w:szCs w:val="28"/>
-          <w:lang w:val="es-MX"/>
-        </w:rPr>
-        <w:t>Erick Matias Granillo Mejia y Derek Sesni Carreño</w:t>
+        </w:rPr>
+        <w:t xml:space="preserve">Erick </w:t>
+      </w:r>
+      <w:proofErr w:type="spellStart"/>
+      <w:r>
+        <w:rPr>
+          <w:rFonts w:cstheme="majorHAnsi"/>
+          <w:bCs/>
+          <w:sz w:val="28"/>
+          <w:szCs w:val="28"/>
+        </w:rPr>
+        <w:t>Matias</w:t>
+      </w:r>
+      <w:proofErr w:type="spellEnd"/>
+      <w:r>
+        <w:rPr>
+          <w:rFonts w:cstheme="majorHAnsi"/>
+          <w:bCs/>
+          <w:sz w:val="28"/>
+          <w:szCs w:val="28"/>
+        </w:rPr>
+        <w:t xml:space="preserve"> Granillo </w:t>
+      </w:r>
+      <w:proofErr w:type="spellStart"/>
+      <w:r>
+        <w:rPr>
+          <w:rFonts w:cstheme="majorHAnsi"/>
+          <w:bCs/>
+          <w:sz w:val="28"/>
+          <w:szCs w:val="28"/>
+        </w:rPr>
+        <w:t>Mejia</w:t>
+      </w:r>
+      <w:proofErr w:type="spellEnd"/>
+      <w:r>
+        <w:rPr>
+          <w:rFonts w:cstheme="majorHAnsi"/>
+          <w:bCs/>
+          <w:sz w:val="28"/>
+          <w:szCs w:val="28"/>
+        </w:rPr>
+        <w:t xml:space="preserve"> y Derek </w:t>
+      </w:r>
+      <w:proofErr w:type="spellStart"/>
+      <w:r>
+        <w:rPr>
+          <w:rFonts w:cstheme="majorHAnsi"/>
+          <w:bCs/>
+          <w:sz w:val="28"/>
+          <w:szCs w:val="28"/>
+        </w:rPr>
+        <w:t>Sesni</w:t>
+      </w:r>
+      <w:proofErr w:type="spellEnd"/>
+      <w:r>
+        <w:rPr>
+          <w:rFonts w:cstheme="majorHAnsi"/>
+          <w:bCs/>
+          <w:sz w:val="28"/>
+          <w:szCs w:val="28"/>
+        </w:rPr>
+        <w:t xml:space="preserve"> Carreño</w:t>
       </w:r>
       <w:r>
         <w:rPr>
           <w:rFonts w:asciiTheme="majorHAnsi" w:hAnsiTheme="majorHAnsi" w:cstheme="majorHAnsi"/>
           <w:sz w:val="28"/>
           <w:szCs w:val="28"/>
-          <w:lang w:val="es-MX"/>
         </w:rPr>
         <w:br/>
       </w:r>
@@ -167,7 +223,6 @@
           <w:b/>
           <w:sz w:val="28"/>
           <w:szCs w:val="28"/>
-          <w:lang w:val="es-MX"/>
         </w:rPr>
         <w:t>Público objetivo (usuario final):</w:t>
       </w:r>
@@ -176,63 +231,56 @@
           <w:rFonts w:asciiTheme="majorHAnsi" w:hAnsiTheme="majorHAnsi" w:cstheme="majorHAnsi"/>
           <w:sz w:val="28"/>
           <w:szCs w:val="28"/>
-          <w:lang w:val="es-MX"/>
         </w:rPr>
         <w:t xml:space="preserve"> </w:t>
       </w:r>
       <w:r>
         <w:rPr>
+          <w:rFonts w:cstheme="majorHAnsi"/>
+          <w:sz w:val="28"/>
+          <w:szCs w:val="28"/>
+        </w:rPr>
+        <w:t xml:space="preserve">La aplicación está dirigida tanto a </w:t>
+      </w:r>
+      <w:r>
+        <w:rPr>
+          <w:rFonts w:cstheme="majorHAnsi"/>
+          <w:bCs/>
+          <w:sz w:val="28"/>
+          <w:szCs w:val="28"/>
+        </w:rPr>
+        <w:t>ciudadanos comunes</w:t>
+      </w:r>
+      <w:r>
+        <w:rPr>
+          <w:rFonts w:cstheme="majorHAnsi"/>
+          <w:sz w:val="28"/>
+          <w:szCs w:val="28"/>
+        </w:rPr>
+        <w:t xml:space="preserve"> (usuarios domésticos del servicio de agua) como al </w:t>
+      </w:r>
+      <w:r>
+        <w:rPr>
+          <w:rFonts w:cstheme="majorHAnsi"/>
+          <w:bCs/>
+          <w:sz w:val="28"/>
+          <w:szCs w:val="28"/>
+        </w:rPr>
+        <w:t>personal técnico y administrativo de SOSAPAX</w:t>
+      </w:r>
+      <w:r>
+        <w:rPr>
+          <w:rFonts w:cstheme="majorHAnsi"/>
+          <w:sz w:val="28"/>
+          <w:szCs w:val="28"/>
+        </w:rPr>
+        <w:t>, que gestionará los reportes y monitoreará el consumo hídrico.</w:t>
+      </w:r>
+      <w:r>
+        <w:rPr>
           <w:rFonts w:asciiTheme="majorHAnsi" w:hAnsiTheme="majorHAnsi" w:cstheme="majorHAnsi"/>
           <w:sz w:val="28"/>
           <w:szCs w:val="28"/>
-          <w:lang w:val="es-MX"/>
-        </w:rPr>
-        <w:t xml:space="preserve">La aplicación está dirigida tanto a </w:t>
-      </w:r>
-      <w:r>
-        <w:rPr>
-          <w:rFonts w:asciiTheme="majorHAnsi" w:hAnsiTheme="majorHAnsi" w:cstheme="majorHAnsi"/>
-          <w:bCs/>
-          <w:sz w:val="28"/>
-          <w:szCs w:val="28"/>
-          <w:lang w:val="es-MX"/>
-        </w:rPr>
-        <w:t>ciudadanos comunes</w:t>
-      </w:r>
-      <w:r>
-        <w:rPr>
-          <w:rFonts w:asciiTheme="majorHAnsi" w:hAnsiTheme="majorHAnsi" w:cstheme="majorHAnsi"/>
-          <w:sz w:val="28"/>
-          <w:szCs w:val="28"/>
-          <w:lang w:val="es-MX"/>
-        </w:rPr>
-        <w:t xml:space="preserve"> (usuarios domésticos del servicio de agua) como al </w:t>
-      </w:r>
-      <w:r>
-        <w:rPr>
-          <w:rFonts w:asciiTheme="majorHAnsi" w:hAnsiTheme="majorHAnsi" w:cstheme="majorHAnsi"/>
-          <w:bCs/>
-          <w:sz w:val="28"/>
-          <w:szCs w:val="28"/>
-          <w:lang w:val="es-MX"/>
-        </w:rPr>
-        <w:t>personal técnico y administrativo de SOSAPAX</w:t>
-      </w:r>
-      <w:r>
-        <w:rPr>
-          <w:rFonts w:asciiTheme="majorHAnsi" w:hAnsiTheme="majorHAnsi" w:cstheme="majorHAnsi"/>
-          <w:sz w:val="28"/>
-          <w:szCs w:val="28"/>
-          <w:lang w:val="es-MX"/>
-        </w:rPr>
-        <w:t>, que gestionará los reportes y monitoreará el consumo hídrico.</w:t>
-      </w:r>
-      <w:r>
-        <w:rPr>
-          <w:rFonts w:asciiTheme="majorHAnsi" w:hAnsiTheme="majorHAnsi" w:cstheme="majorHAnsi"/>
-          <w:sz w:val="28"/>
-          <w:szCs w:val="28"/>
-          <w:lang w:val="es-MX"/>
         </w:rPr>
         <w:br/>
       </w:r>
@@ -242,145 +290,133 @@
           <w:b/>
           <w:sz w:val="28"/>
           <w:szCs w:val="28"/>
-          <w:lang w:val="es-MX"/>
         </w:rPr>
         <w:t>Objetivo principal de la interfaz:</w:t>
       </w:r>
       <w:r>
         <w:rPr>
+          <w:rFonts w:asciiTheme="majorHAnsi" w:hAnsiTheme="majorHAnsi" w:cstheme="majorHAnsi"/>
           <w:sz w:val="28"/>
           <w:szCs w:val="28"/>
-          <w:lang w:val="es-MX"/>
         </w:rPr>
         <w:t xml:space="preserve"> </w:t>
       </w:r>
       <w:r>
         <w:rPr>
-          <w:rFonts w:asciiTheme="majorHAnsi" w:hAnsiTheme="majorHAnsi" w:cstheme="majorHAnsi"/>
+          <w:rFonts w:cstheme="majorHAnsi"/>
           <w:sz w:val="28"/>
           <w:szCs w:val="28"/>
-          <w:lang w:val="es-MX"/>
         </w:rPr>
         <w:t xml:space="preserve">Facilitar a los usuarios el acceso rápido y sencillo a las funciones de </w:t>
       </w:r>
       <w:r>
         <w:rPr>
-          <w:rFonts w:asciiTheme="majorHAnsi" w:hAnsiTheme="majorHAnsi" w:cstheme="majorHAnsi"/>
+          <w:rFonts w:cstheme="majorHAnsi"/>
           <w:bCs/>
           <w:sz w:val="28"/>
           <w:szCs w:val="28"/>
-          <w:lang w:val="es-MX"/>
         </w:rPr>
         <w:t>reporte de fugas</w:t>
       </w:r>
       <w:r>
         <w:rPr>
-          <w:rFonts w:asciiTheme="majorHAnsi" w:hAnsiTheme="majorHAnsi" w:cstheme="majorHAnsi"/>
+          <w:rFonts w:cstheme="majorHAnsi"/>
           <w:sz w:val="28"/>
           <w:szCs w:val="28"/>
-          <w:lang w:val="es-MX"/>
         </w:rPr>
         <w:t xml:space="preserve"> y </w:t>
       </w:r>
       <w:r>
         <w:rPr>
-          <w:rFonts w:asciiTheme="majorHAnsi" w:hAnsiTheme="majorHAnsi" w:cstheme="majorHAnsi"/>
+          <w:rFonts w:cstheme="majorHAnsi"/>
           <w:bCs/>
           <w:sz w:val="28"/>
           <w:szCs w:val="28"/>
-          <w:lang w:val="es-MX"/>
         </w:rPr>
         <w:t>monitoreo del consumo de agua en tiempo real</w:t>
       </w:r>
       <w:r>
         <w:rPr>
-          <w:rFonts w:asciiTheme="majorHAnsi" w:hAnsiTheme="majorHAnsi" w:cstheme="majorHAnsi"/>
+          <w:rFonts w:cstheme="majorHAnsi"/>
           <w:sz w:val="28"/>
           <w:szCs w:val="28"/>
-          <w:lang w:val="es-MX"/>
         </w:rPr>
         <w:t xml:space="preserve">, mediante una </w:t>
       </w:r>
       <w:r>
         <w:rPr>
-          <w:rFonts w:asciiTheme="majorHAnsi" w:hAnsiTheme="majorHAnsi" w:cstheme="majorHAnsi"/>
+          <w:rFonts w:cstheme="majorHAnsi"/>
           <w:bCs/>
           <w:sz w:val="28"/>
           <w:szCs w:val="28"/>
-          <w:lang w:val="es-MX"/>
         </w:rPr>
         <w:t>plataforma web intuitiva, visual y accesible</w:t>
       </w:r>
       <w:r>
         <w:rPr>
-          <w:rFonts w:asciiTheme="majorHAnsi" w:hAnsiTheme="majorHAnsi" w:cstheme="majorHAnsi"/>
+          <w:rFonts w:cstheme="majorHAnsi"/>
           <w:sz w:val="28"/>
           <w:szCs w:val="28"/>
-          <w:lang w:val="es-MX"/>
         </w:rPr>
         <w:t xml:space="preserve">, que promueva la </w:t>
       </w:r>
       <w:r>
         <w:rPr>
-          <w:rFonts w:asciiTheme="majorHAnsi" w:hAnsiTheme="majorHAnsi" w:cstheme="majorHAnsi"/>
+          <w:rFonts w:cstheme="majorHAnsi"/>
           <w:bCs/>
           <w:sz w:val="28"/>
           <w:szCs w:val="28"/>
-          <w:lang w:val="es-MX"/>
         </w:rPr>
         <w:t>participación ciudadana</w:t>
       </w:r>
       <w:r>
         <w:rPr>
-          <w:rFonts w:asciiTheme="majorHAnsi" w:hAnsiTheme="majorHAnsi" w:cstheme="majorHAnsi"/>
+          <w:rFonts w:cstheme="majorHAnsi"/>
           <w:sz w:val="28"/>
           <w:szCs w:val="28"/>
-          <w:lang w:val="es-MX"/>
         </w:rPr>
         <w:t xml:space="preserve"> y el </w:t>
       </w:r>
       <w:r>
         <w:rPr>
-          <w:rFonts w:asciiTheme="majorHAnsi" w:hAnsiTheme="majorHAnsi" w:cstheme="majorHAnsi"/>
+          <w:rFonts w:cstheme="majorHAnsi"/>
           <w:bCs/>
           <w:sz w:val="28"/>
           <w:szCs w:val="28"/>
-          <w:lang w:val="es-MX"/>
         </w:rPr>
         <w:t>uso responsable del recurso hídrico</w:t>
       </w:r>
       <w:r>
         <w:rPr>
           <w:rFonts w:asciiTheme="majorHAnsi" w:hAnsiTheme="majorHAnsi" w:cstheme="majorHAnsi"/>
-          <w:lang w:val="es-MX"/>
         </w:rPr>
         <w:br/>
       </w:r>
     </w:p>
     <w:p>
       <w:pPr>
+        <w:jc w:val="both"/>
         <w:rPr>
           <w:rFonts w:asciiTheme="majorHAnsi" w:hAnsiTheme="majorHAnsi" w:cstheme="majorHAnsi"/>
           <w:color w:val="1F497D" w:themeColor="text2"/>
           <w:sz w:val="24"/>
-          <w:lang w:val="es-MX"/>
         </w:rPr>
       </w:pPr>
     </w:p>
     <w:p>
       <w:pPr>
+        <w:jc w:val="both"/>
         <w:rPr>
           <w:rFonts w:asciiTheme="majorHAnsi" w:hAnsiTheme="majorHAnsi" w:cstheme="majorHAnsi"/>
           <w:color w:val="1F497D" w:themeColor="text2"/>
           <w:sz w:val="24"/>
-          <w:lang w:val="es-MX"/>
         </w:rPr>
       </w:pPr>
       <w:r>
         <w:rPr>
           <w:rFonts w:asciiTheme="majorHAnsi" w:hAnsiTheme="majorHAnsi" w:cstheme="majorHAnsi"/>
           <w:noProof/>
-          <w:lang w:val="es-MX" w:eastAsia="es-MX"/>
+          <w:lang w:eastAsia="es-MX"/>
         </w:rPr>
         <mc:AlternateContent>
           <mc:Choice Requires="wps">
@@ -444,79 +480,90 @@
     </w:p>
     <w:p>
       <w:pPr>
+        <w:jc w:val="both"/>
         <w:rPr>
           <w:rFonts w:asciiTheme="majorHAnsi" w:hAnsiTheme="majorHAnsi" w:cstheme="majorHAnsi"/>
           <w:color w:val="1F497D" w:themeColor="text2"/>
           <w:sz w:val="24"/>
-          <w:lang w:val="es-MX"/>
         </w:rPr>
       </w:pPr>
     </w:p>
     <w:p>
       <w:pPr>
+        <w:jc w:val="both"/>
         <w:rPr>
           <w:rFonts w:asciiTheme="majorHAnsi" w:hAnsiTheme="majorHAnsi" w:cstheme="majorHAnsi"/>
           <w:color w:val="1F497D" w:themeColor="text2"/>
           <w:sz w:val="24"/>
-          <w:lang w:val="es-MX"/>
         </w:rPr>
       </w:pPr>
     </w:p>
     <w:p>
       <w:pPr>
+        <w:jc w:val="both"/>
         <w:rPr>
           <w:rFonts w:asciiTheme="majorHAnsi" w:hAnsiTheme="majorHAnsi" w:cstheme="majorHAnsi"/>
           <w:color w:val="1F497D" w:themeColor="text2"/>
           <w:sz w:val="24"/>
-          <w:lang w:val="es-MX"/>
         </w:rPr>
       </w:pPr>
     </w:p>
     <w:p>
       <w:pPr>
+        <w:jc w:val="both"/>
         <w:rPr>
           <w:rFonts w:asciiTheme="majorHAnsi" w:hAnsiTheme="majorHAnsi" w:cstheme="majorHAnsi"/>
           <w:color w:val="1F497D" w:themeColor="text2"/>
           <w:sz w:val="24"/>
-          <w:lang w:val="es-MX"/>
         </w:rPr>
       </w:pPr>
     </w:p>
     <w:p>
       <w:pPr>
+        <w:jc w:val="both"/>
         <w:rPr>
           <w:rFonts w:asciiTheme="majorHAnsi" w:hAnsiTheme="majorHAnsi" w:cstheme="majorHAnsi"/>
           <w:color w:val="1F497D" w:themeColor="text2"/>
           <w:sz w:val="24"/>
-          <w:lang w:val="es-MX"/>
         </w:rPr>
       </w:pPr>
     </w:p>
     <w:p>
       <w:pPr>
+        <w:jc w:val="both"/>
         <w:rPr>
           <w:rFonts w:asciiTheme="majorHAnsi" w:hAnsiTheme="majorHAnsi" w:cstheme="majorHAnsi"/>
           <w:color w:val="1F497D" w:themeColor="text2"/>
           <w:sz w:val="24"/>
-          <w:lang w:val="es-MX"/>
         </w:rPr>
       </w:pPr>
     </w:p>
     <w:p>
       <w:pPr>
+        <w:jc w:val="both"/>
         <w:rPr>
           <w:rFonts w:asciiTheme="majorHAnsi" w:hAnsiTheme="majorHAnsi" w:cstheme="majorHAnsi"/>
           <w:color w:val="1F497D" w:themeColor="text2"/>
           <w:sz w:val="24"/>
-          <w:lang w:val="es-MX"/>
-        </w:rPr>
-      </w:pPr>
-      <w:r>
+        </w:rPr>
+      </w:pPr>
+    </w:p>
+    <w:p>
+      <w:pPr>
+        <w:jc w:val="both"/>
         <w:rPr>
           <w:rFonts w:asciiTheme="majorHAnsi" w:hAnsiTheme="majorHAnsi" w:cstheme="majorHAnsi"/>
           <w:color w:val="1F497D" w:themeColor="text2"/>
           <w:sz w:val="24"/>
-          <w:lang w:val="es-MX"/>
+          <w:szCs w:val="24"/>
+        </w:rPr>
+      </w:pPr>
+      <w:r>
+        <w:rPr>
+          <w:rFonts w:asciiTheme="majorHAnsi" w:hAnsiTheme="majorHAnsi" w:cstheme="majorHAnsi"/>
+          <w:color w:val="1F497D" w:themeColor="text2"/>
+          <w:sz w:val="24"/>
+          <w:szCs w:val="24"/>
         </w:rPr>
         <w:lastRenderedPageBreak/>
         <w:t>2. Guía de estilo</w:t>
@@ -524,17 +571,20 @@
     </w:p>
     <w:p>
       <w:pPr>
+        <w:jc w:val="both"/>
         <w:rPr>
           <w:rFonts w:asciiTheme="majorHAnsi" w:hAnsiTheme="majorHAnsi" w:cstheme="majorHAnsi"/>
           <w:color w:val="1F497D" w:themeColor="text2"/>
-          <w:lang w:val="es-MX"/>
+          <w:sz w:val="24"/>
+          <w:szCs w:val="24"/>
         </w:rPr>
       </w:pPr>
       <w:r>
         <w:rPr>
           <w:rFonts w:asciiTheme="majorHAnsi" w:hAnsiTheme="majorHAnsi" w:cstheme="majorHAnsi"/>
           <w:color w:val="1F497D" w:themeColor="text2"/>
-          <w:lang w:val="es-MX"/>
+          <w:sz w:val="24"/>
+          <w:szCs w:val="24"/>
         </w:rPr>
         <w:t>A. Paleta de colores</w:t>
       </w:r>
@@ -565,17 +615,20 @@
           <w:p>
             <w:pPr>
               <w:spacing w:after="200" w:line="276" w:lineRule="auto"/>
+              <w:jc w:val="both"/>
               <w:rPr>
                 <w:rFonts w:asciiTheme="majorHAnsi" w:hAnsiTheme="majorHAnsi" w:cstheme="majorHAnsi"/>
                 <w:color w:val="auto"/>
-                <w:lang w:val="es-MX"/>
+                <w:sz w:val="24"/>
+                <w:szCs w:val="24"/>
               </w:rPr>
             </w:pPr>
             <w:r>
               <w:rPr>
                 <w:rFonts w:asciiTheme="majorHAnsi" w:hAnsiTheme="majorHAnsi" w:cstheme="majorHAnsi"/>
                 <w:color w:val="auto"/>
-                <w:lang w:val="es-MX"/>
+                <w:sz w:val="24"/>
+                <w:szCs w:val="24"/>
               </w:rPr>
               <w:t>Color</w:t>
             </w:r>
@@ -588,18 +641,21 @@
           <w:p>
             <w:pPr>
               <w:spacing w:after="200" w:line="276" w:lineRule="auto"/>
+              <w:jc w:val="both"/>
               <w:cnfStyle w:val="100000000000" w:firstRow="1" w:lastRow="0" w:firstColumn="0" w:lastColumn="0" w:oddVBand="0" w:evenVBand="0" w:oddHBand="0" w:evenHBand="0" w:firstRowFirstColumn="0" w:firstRowLastColumn="0" w:lastRowFirstColumn="0" w:lastRowLastColumn="0"/>
               <w:rPr>
                 <w:rFonts w:asciiTheme="majorHAnsi" w:hAnsiTheme="majorHAnsi" w:cstheme="majorHAnsi"/>
                 <w:color w:val="auto"/>
-                <w:lang w:val="es-MX"/>
+                <w:sz w:val="24"/>
+                <w:szCs w:val="24"/>
               </w:rPr>
             </w:pPr>
             <w:r>
               <w:rPr>
                 <w:rFonts w:asciiTheme="majorHAnsi" w:hAnsiTheme="majorHAnsi" w:cstheme="majorHAnsi"/>
                 <w:color w:val="auto"/>
-                <w:lang w:val="es-MX"/>
+                <w:sz w:val="24"/>
+                <w:szCs w:val="24"/>
               </w:rPr>
               <w:t>Código HEX</w:t>
             </w:r>
@@ -612,18 +668,21 @@
           <w:p>
             <w:pPr>
               <w:spacing w:after="200" w:line="276" w:lineRule="auto"/>
+              <w:jc w:val="both"/>
               <w:cnfStyle w:val="100000000000" w:firstRow="1" w:lastRow="0" w:firstColumn="0" w:lastColumn="0" w:oddVBand="0" w:evenVBand="0" w:oddHBand="0" w:evenHBand="0" w:firstRowFirstColumn="0" w:firstRowLastColumn="0" w:lastRowFirstColumn="0" w:lastRowLastColumn="0"/>
               <w:rPr>
                 <w:rFonts w:asciiTheme="majorHAnsi" w:hAnsiTheme="majorHAnsi" w:cstheme="majorHAnsi"/>
                 <w:color w:val="auto"/>
-                <w:lang w:val="es-MX"/>
+                <w:sz w:val="24"/>
+                <w:szCs w:val="24"/>
               </w:rPr>
             </w:pPr>
             <w:r>
               <w:rPr>
                 <w:rFonts w:asciiTheme="majorHAnsi" w:hAnsiTheme="majorHAnsi" w:cstheme="majorHAnsi"/>
                 <w:color w:val="auto"/>
-                <w:lang w:val="es-MX"/>
+                <w:sz w:val="24"/>
+                <w:szCs w:val="24"/>
               </w:rPr>
               <w:t>Uso principal</w:t>
             </w:r>
@@ -636,18 +695,21 @@
           <w:p>
             <w:pPr>
               <w:spacing w:after="200" w:line="276" w:lineRule="auto"/>
+              <w:jc w:val="both"/>
               <w:cnfStyle w:val="100000000000" w:firstRow="1" w:lastRow="0" w:firstColumn="0" w:lastColumn="0" w:oddVBand="0" w:evenVBand="0" w:oddHBand="0" w:evenHBand="0" w:firstRowFirstColumn="0" w:firstRowLastColumn="0" w:lastRowFirstColumn="0" w:lastRowLastColumn="0"/>
               <w:rPr>
                 <w:rFonts w:asciiTheme="majorHAnsi" w:hAnsiTheme="majorHAnsi" w:cstheme="majorHAnsi"/>
                 <w:color w:val="auto"/>
-                <w:lang w:val="es-MX"/>
+                <w:sz w:val="24"/>
+                <w:szCs w:val="24"/>
               </w:rPr>
             </w:pPr>
             <w:r>
               <w:rPr>
                 <w:rFonts w:asciiTheme="majorHAnsi" w:hAnsiTheme="majorHAnsi" w:cstheme="majorHAnsi"/>
                 <w:color w:val="auto"/>
-                <w:lang w:val="es-MX"/>
+                <w:sz w:val="24"/>
+                <w:szCs w:val="24"/>
               </w:rPr>
               <w:t>Justificación (DCU)</w:t>
             </w:r>
@@ -667,15 +729,16 @@
           <w:p>
             <w:pPr>
               <w:spacing w:after="200" w:line="276" w:lineRule="auto"/>
+              <w:jc w:val="both"/>
               <w:rPr>
                 <w:rFonts w:asciiTheme="majorHAnsi" w:hAnsiTheme="majorHAnsi" w:cstheme="majorHAnsi"/>
-                <w:lang w:val="es-MX"/>
+                <w:sz w:val="24"/>
               </w:rPr>
             </w:pPr>
             <w:r>
               <w:rPr>
                 <w:rFonts w:asciiTheme="majorHAnsi" w:hAnsiTheme="majorHAnsi" w:cstheme="majorHAnsi"/>
-                <w:lang w:val="es-MX"/>
+                <w:sz w:val="24"/>
               </w:rPr>
               <w:t>NEGRO</w:t>
             </w:r>
@@ -688,16 +751,15 @@
           <w:p>
             <w:pPr>
               <w:spacing w:after="200" w:line="276" w:lineRule="auto"/>
+              <w:jc w:val="both"/>
               <w:cnfStyle w:val="000000100000" w:firstRow="0" w:lastRow="0" w:firstColumn="0" w:lastColumn="0" w:oddVBand="0" w:evenVBand="0" w:oddHBand="1" w:evenHBand="0" w:firstRowFirstColumn="0" w:firstRowLastColumn="0" w:lastRowFirstColumn="0" w:lastRowLastColumn="0"/>
               <w:rPr>
-                <w:rFonts w:asciiTheme="majorHAnsi" w:hAnsiTheme="majorHAnsi" w:cstheme="majorHAnsi"/>
-                <w:lang w:val="es-MX"/>
+                <w:rFonts w:cstheme="majorHAnsi"/>
               </w:rPr>
             </w:pPr>
             <w:r>
               <w:rPr>
-                <w:rFonts w:asciiTheme="majorHAnsi" w:hAnsiTheme="majorHAnsi" w:cstheme="majorHAnsi"/>
-                <w:lang w:val="es-MX"/>
+                <w:rFonts w:cstheme="majorHAnsi"/>
               </w:rPr>
               <w:t>000000</w:t>
             </w:r>
@@ -710,16 +772,15 @@
           <w:p>
             <w:pPr>
               <w:spacing w:after="200" w:line="276" w:lineRule="auto"/>
+              <w:jc w:val="both"/>
               <w:cnfStyle w:val="000000100000" w:firstRow="0" w:lastRow="0" w:firstColumn="0" w:lastColumn="0" w:oddVBand="0" w:evenVBand="0" w:oddHBand="1" w:evenHBand="0" w:firstRowFirstColumn="0" w:firstRowLastColumn="0" w:lastRowFirstColumn="0" w:lastRowLastColumn="0"/>
               <w:rPr>
-                <w:rFonts w:asciiTheme="majorHAnsi" w:hAnsiTheme="majorHAnsi" w:cstheme="majorHAnsi"/>
-                <w:lang w:val="es-MX"/>
+                <w:rFonts w:cstheme="majorHAnsi"/>
               </w:rPr>
             </w:pPr>
             <w:r>
               <w:rPr>
-                <w:rFonts w:asciiTheme="majorHAnsi" w:hAnsiTheme="majorHAnsi" w:cstheme="majorHAnsi"/>
-                <w:lang w:val="es-MX"/>
+                <w:rFonts w:cstheme="majorHAnsi"/>
               </w:rPr>
               <w:t>Texto principal y contraste</w:t>
             </w:r>
@@ -732,22 +793,21 @@
           <w:p>
             <w:pPr>
               <w:spacing w:after="200" w:line="276" w:lineRule="auto"/>
+              <w:jc w:val="both"/>
               <w:cnfStyle w:val="000000100000" w:firstRow="0" w:lastRow="0" w:firstColumn="0" w:lastColumn="0" w:oddVBand="0" w:evenVBand="0" w:oddHBand="1" w:evenHBand="0" w:firstRowFirstColumn="0" w:firstRowLastColumn="0" w:lastRowFirstColumn="0" w:lastRowLastColumn="0"/>
               <w:rPr>
-                <w:rFonts w:asciiTheme="majorHAnsi" w:hAnsiTheme="majorHAnsi" w:cstheme="majorHAnsi"/>
-                <w:lang w:val="es-MX"/>
+                <w:rFonts w:cstheme="majorHAnsi"/>
               </w:rPr>
             </w:pPr>
             <w:r>
               <w:rPr>
-                <w:rFonts w:asciiTheme="majorHAnsi" w:hAnsiTheme="majorHAnsi" w:cstheme="majorHAnsi"/>
-                <w:lang w:val="es-MX"/>
+                <w:rFonts w:cstheme="majorHAnsi"/>
               </w:rPr>
               <w:t xml:space="preserve">Aporta </w:t>
             </w:r>
             <w:r>
               <w:rPr>
-                <w:rFonts w:asciiTheme="majorHAnsi" w:hAnsiTheme="majorHAnsi" w:cstheme="majorHAnsi"/>
+                <w:rFonts w:cstheme="majorHAnsi"/>
                 <w:b/>
                 <w:bCs/>
               </w:rPr>
@@ -755,14 +815,13 @@
             </w:r>
             <w:r>
               <w:rPr>
-                <w:rFonts w:asciiTheme="majorHAnsi" w:hAnsiTheme="majorHAnsi" w:cstheme="majorHAnsi"/>
-                <w:lang w:val="es-MX"/>
+                <w:rFonts w:cstheme="majorHAnsi"/>
               </w:rPr>
               <w:t xml:space="preserve"> y legibilidad. Cumple </w:t>
             </w:r>
             <w:r>
               <w:rPr>
-                <w:rFonts w:asciiTheme="majorHAnsi" w:hAnsiTheme="majorHAnsi" w:cstheme="majorHAnsi"/>
+                <w:rFonts w:cstheme="majorHAnsi"/>
                 <w:b/>
                 <w:bCs/>
               </w:rPr>
@@ -770,14 +829,13 @@
             </w:r>
             <w:r>
               <w:rPr>
-                <w:rFonts w:asciiTheme="majorHAnsi" w:hAnsiTheme="majorHAnsi" w:cstheme="majorHAnsi"/>
-                <w:lang w:val="es-MX"/>
+                <w:rFonts w:cstheme="majorHAnsi"/>
               </w:rPr>
               <w:t xml:space="preserve"> y </w:t>
             </w:r>
             <w:r>
               <w:rPr>
-                <w:rFonts w:asciiTheme="majorHAnsi" w:hAnsiTheme="majorHAnsi" w:cstheme="majorHAnsi"/>
+                <w:rFonts w:cstheme="majorHAnsi"/>
                 <w:b/>
                 <w:bCs/>
               </w:rPr>
@@ -785,8 +843,7 @@
             </w:r>
             <w:r>
               <w:rPr>
-                <w:rFonts w:asciiTheme="majorHAnsi" w:hAnsiTheme="majorHAnsi" w:cstheme="majorHAnsi"/>
-                <w:lang w:val="es-MX"/>
+                <w:rFonts w:cstheme="majorHAnsi"/>
               </w:rPr>
               <w:t>.</w:t>
             </w:r>
@@ -805,15 +862,16 @@
           <w:p>
             <w:pPr>
               <w:spacing w:after="200" w:line="276" w:lineRule="auto"/>
+              <w:jc w:val="both"/>
               <w:rPr>
                 <w:rFonts w:asciiTheme="majorHAnsi" w:hAnsiTheme="majorHAnsi" w:cstheme="majorHAnsi"/>
-                <w:lang w:val="es-MX"/>
+                <w:sz w:val="24"/>
               </w:rPr>
             </w:pPr>
             <w:r>
               <w:rPr>
                 <w:rFonts w:asciiTheme="majorHAnsi" w:hAnsiTheme="majorHAnsi" w:cstheme="majorHAnsi"/>
-                <w:lang w:val="es-MX"/>
+                <w:sz w:val="24"/>
               </w:rPr>
               <w:t>BLANCO</w:t>
             </w:r>
@@ -826,16 +884,15 @@
           <w:p>
             <w:pPr>
               <w:spacing w:after="200" w:line="276" w:lineRule="auto"/>
+              <w:jc w:val="both"/>
               <w:cnfStyle w:val="000000000000" w:firstRow="0" w:lastRow="0" w:firstColumn="0" w:lastColumn="0" w:oddVBand="0" w:evenVBand="0" w:oddHBand="0" w:evenHBand="0" w:firstRowFirstColumn="0" w:firstRowLastColumn="0" w:lastRowFirstColumn="0" w:lastRowLastColumn="0"/>
               <w:rPr>
-                <w:rFonts w:asciiTheme="majorHAnsi" w:hAnsiTheme="majorHAnsi" w:cstheme="majorHAnsi"/>
-                <w:lang w:val="es-MX"/>
+                <w:rFonts w:cstheme="majorHAnsi"/>
               </w:rPr>
             </w:pPr>
             <w:r>
               <w:rPr>
-                <w:rFonts w:asciiTheme="majorHAnsi" w:hAnsiTheme="majorHAnsi" w:cstheme="majorHAnsi"/>
-                <w:lang w:val="es-MX"/>
+                <w:rFonts w:cstheme="majorHAnsi"/>
               </w:rPr>
               <w:t>FFFFFF</w:t>
             </w:r>
@@ -848,10 +905,10 @@
           <w:p>
             <w:pPr>
               <w:spacing w:after="200" w:line="276" w:lineRule="auto"/>
+              <w:jc w:val="both"/>
               <w:cnfStyle w:val="000000000000" w:firstRow="0" w:lastRow="0" w:firstColumn="0" w:lastColumn="0" w:oddVBand="0" w:evenVBand="0" w:oddHBand="0" w:evenHBand="0" w:firstRowFirstColumn="0" w:firstRowLastColumn="0" w:lastRowFirstColumn="0" w:lastRowLastColumn="0"/>
               <w:rPr>
-                <w:rFonts w:asciiTheme="majorHAnsi" w:hAnsiTheme="majorHAnsi" w:cstheme="majorHAnsi"/>
-                <w:lang w:val="es-MX"/>
+                <w:rFonts w:cstheme="majorHAnsi"/>
               </w:rPr>
             </w:pPr>
           </w:p>
@@ -884,15 +941,14 @@
                 </w:tcPr>
                 <w:p>
                   <w:pPr>
+                    <w:jc w:val="both"/>
                     <w:rPr>
-                      <w:rFonts w:asciiTheme="majorHAnsi" w:hAnsiTheme="majorHAnsi" w:cstheme="majorHAnsi"/>
-                      <w:lang w:val="es-MX"/>
+                      <w:rFonts w:cstheme="majorHAnsi"/>
                     </w:rPr>
                   </w:pPr>
                   <w:r>
                     <w:rPr>
-                      <w:rFonts w:asciiTheme="majorHAnsi" w:hAnsiTheme="majorHAnsi" w:cstheme="majorHAnsi"/>
-                      <w:lang w:val="es-MX"/>
+                      <w:rFonts w:cstheme="majorHAnsi"/>
                     </w:rPr>
                     <w:t>Fondo general</w:t>
                   </w:r>
@@ -903,10 +959,10 @@
           <w:p>
             <w:pPr>
               <w:spacing w:after="200" w:line="276" w:lineRule="auto"/>
+              <w:jc w:val="both"/>
               <w:cnfStyle w:val="000000000000" w:firstRow="0" w:lastRow="0" w:firstColumn="0" w:lastColumn="0" w:oddVBand="0" w:evenVBand="0" w:oddHBand="0" w:evenHBand="0" w:firstRowFirstColumn="0" w:firstRowLastColumn="0" w:lastRowFirstColumn="0" w:lastRowLastColumn="0"/>
               <w:rPr>
-                <w:rFonts w:asciiTheme="majorHAnsi" w:hAnsiTheme="majorHAnsi" w:cstheme="majorHAnsi"/>
-                <w:lang w:val="es-MX"/>
+                <w:rFonts w:cstheme="majorHAnsi"/>
               </w:rPr>
             </w:pPr>
           </w:p>
@@ -918,10 +974,10 @@
           <w:p>
             <w:pPr>
               <w:spacing w:after="200" w:line="276" w:lineRule="auto"/>
+              <w:jc w:val="both"/>
               <w:cnfStyle w:val="000000000000" w:firstRow="0" w:lastRow="0" w:firstColumn="0" w:lastColumn="0" w:oddVBand="0" w:evenVBand="0" w:oddHBand="0" w:evenHBand="0" w:firstRowFirstColumn="0" w:firstRowLastColumn="0" w:lastRowFirstColumn="0" w:lastRowLastColumn="0"/>
               <w:rPr>
-                <w:rFonts w:asciiTheme="majorHAnsi" w:hAnsiTheme="majorHAnsi" w:cstheme="majorHAnsi"/>
-                <w:lang w:val="es-MX"/>
+                <w:rFonts w:cstheme="majorHAnsi"/>
               </w:rPr>
             </w:pPr>
           </w:p>
@@ -954,47 +1010,42 @@
                 </w:tcPr>
                 <w:p>
                   <w:pPr>
+                    <w:jc w:val="both"/>
                     <w:rPr>
-                      <w:rFonts w:asciiTheme="majorHAnsi" w:hAnsiTheme="majorHAnsi" w:cstheme="majorHAnsi"/>
-                      <w:lang w:val="es-MX"/>
+                      <w:rFonts w:cstheme="majorHAnsi"/>
                     </w:rPr>
                   </w:pPr>
                   <w:r>
                     <w:rPr>
-                      <w:rFonts w:asciiTheme="majorHAnsi" w:hAnsiTheme="majorHAnsi" w:cstheme="majorHAnsi"/>
-                      <w:lang w:val="es-MX"/>
+                      <w:rFonts w:cstheme="majorHAnsi"/>
                     </w:rPr>
                     <w:t xml:space="preserve">Favorece la </w:t>
                   </w:r>
                   <w:r>
                     <w:rPr>
-                      <w:rFonts w:asciiTheme="majorHAnsi" w:hAnsiTheme="majorHAnsi" w:cstheme="majorHAnsi"/>
+                      <w:rFonts w:cstheme="majorHAnsi"/>
                       <w:b/>
                       <w:bCs/>
-                      <w:lang w:val="es-MX"/>
                     </w:rPr>
                     <w:t>claridad visual</w:t>
                   </w:r>
                   <w:r>
                     <w:rPr>
-                      <w:rFonts w:asciiTheme="majorHAnsi" w:hAnsiTheme="majorHAnsi" w:cstheme="majorHAnsi"/>
-                      <w:lang w:val="es-MX"/>
+                      <w:rFonts w:cstheme="majorHAnsi"/>
                     </w:rPr>
                     <w:t xml:space="preserve"> y espacio limpio. Cumple </w:t>
                   </w:r>
                   <w:r>
                     <w:rPr>
-                      <w:rFonts w:asciiTheme="majorHAnsi" w:hAnsiTheme="majorHAnsi" w:cstheme="majorHAnsi"/>
+                      <w:rFonts w:cstheme="majorHAnsi"/>
                       <w:b/>
                       <w:bCs/>
-                      <w:lang w:val="es-MX"/>
                     </w:rPr>
                     <w:t>ISO 9241-210</w:t>
                   </w:r>
                   <w:r>
                     <w:rPr>
-                      <w:rFonts w:asciiTheme="majorHAnsi" w:hAnsiTheme="majorHAnsi" w:cstheme="majorHAnsi"/>
-                      <w:lang w:val="es-MX"/>
+                      <w:rFonts w:cstheme="majorHAnsi"/>
                     </w:rPr>
                     <w:t>.</w:t>
                   </w:r>
@@ -1005,10 +1056,10 @@
           <w:p>
             <w:pPr>
               <w:spacing w:after="200" w:line="276" w:lineRule="auto"/>
+              <w:jc w:val="both"/>
               <w:cnfStyle w:val="000000000000" w:firstRow="0" w:lastRow="0" w:firstColumn="0" w:lastColumn="0" w:oddVBand="0" w:evenVBand="0" w:oddHBand="0" w:evenHBand="0" w:firstRowFirstColumn="0" w:firstRowLastColumn="0" w:lastRowFirstColumn="0" w:lastRowLastColumn="0"/>
               <w:rPr>
-                <w:rFonts w:asciiTheme="majorHAnsi" w:hAnsiTheme="majorHAnsi" w:cstheme="majorHAnsi"/>
-                <w:lang w:val="es-MX"/>
+                <w:rFonts w:cstheme="majorHAnsi"/>
               </w:rPr>
             </w:pPr>
           </w:p>
@@ -1027,15 +1078,16 @@
           <w:p>
             <w:pPr>
               <w:spacing w:after="200" w:line="276" w:lineRule="auto"/>
+              <w:jc w:val="both"/>
               <w:rPr>
                 <w:rFonts w:asciiTheme="majorHAnsi" w:hAnsiTheme="majorHAnsi" w:cstheme="majorHAnsi"/>
-                <w:lang w:val="es-MX"/>
+                <w:sz w:val="24"/>
               </w:rPr>
             </w:pPr>
             <w:r>
               <w:rPr>
                 <w:rFonts w:asciiTheme="majorHAnsi" w:hAnsiTheme="majorHAnsi" w:cstheme="majorHAnsi"/>
-                <w:lang w:val="es-MX"/>
+                <w:sz w:val="24"/>
               </w:rPr>
               <w:t>PACIFIC BLUE</w:t>
             </w:r>
@@ -1048,16 +1100,15 @@
           <w:p>
             <w:pPr>
               <w:spacing w:after="200" w:line="276" w:lineRule="auto"/>
+              <w:jc w:val="both"/>
               <w:cnfStyle w:val="000000100000" w:firstRow="0" w:lastRow="0" w:firstColumn="0" w:lastColumn="0" w:oddVBand="0" w:evenVBand="0" w:oddHBand="1" w:evenHBand="0" w:firstRowFirstColumn="0" w:firstRowLastColumn="0" w:lastRowFirstColumn="0" w:lastRowLastColumn="0"/>
               <w:rPr>
-                <w:rFonts w:asciiTheme="majorHAnsi" w:hAnsiTheme="majorHAnsi" w:cstheme="majorHAnsi"/>
-                <w:lang w:val="es-MX"/>
+                <w:rFonts w:cstheme="majorHAnsi"/>
               </w:rPr>
             </w:pPr>
             <w:r>
               <w:rPr>
-                <w:rFonts w:asciiTheme="majorHAnsi" w:hAnsiTheme="majorHAnsi" w:cstheme="majorHAnsi"/>
-                <w:lang w:val="es-MX"/>
+                <w:rFonts w:cstheme="majorHAnsi"/>
               </w:rPr>
               <w:t>0084D1</w:t>
             </w:r>
@@ -1070,16 +1121,15 @@
           <w:p>
             <w:pPr>
               <w:spacing w:after="200" w:line="276" w:lineRule="auto"/>
+              <w:jc w:val="both"/>
               <w:cnfStyle w:val="000000100000" w:firstRow="0" w:lastRow="0" w:firstColumn="0" w:lastColumn="0" w:oddVBand="0" w:evenVBand="0" w:oddHBand="1" w:evenHBand="0" w:firstRowFirstColumn="0" w:firstRowLastColumn="0" w:lastRowFirstColumn="0" w:lastRowLastColumn="0"/>
               <w:rPr>
-                <w:rFonts w:asciiTheme="majorHAnsi" w:hAnsiTheme="majorHAnsi" w:cstheme="majorHAnsi"/>
-                <w:lang w:val="es-MX"/>
+                <w:rFonts w:cstheme="majorHAnsi"/>
               </w:rPr>
             </w:pPr>
             <w:r>
               <w:rPr>
-                <w:rFonts w:asciiTheme="majorHAnsi" w:hAnsiTheme="majorHAnsi" w:cstheme="majorHAnsi"/>
-                <w:lang w:val="es-MX"/>
+                <w:rFonts w:cstheme="majorHAnsi"/>
               </w:rPr>
               <w:t>Botones y enlaces</w:t>
             </w:r>
@@ -1092,22 +1142,21 @@
           <w:p>
             <w:pPr>
               <w:spacing w:after="200" w:line="276" w:lineRule="auto"/>
+              <w:jc w:val="both"/>
               <w:cnfStyle w:val="000000100000" w:firstRow="0" w:lastRow="0" w:firstColumn="0" w:lastColumn="0" w:oddVBand="0" w:evenVBand="0" w:oddHBand="1" w:evenHBand="0" w:firstRowFirstColumn="0" w:firstRowLastColumn="0" w:lastRowFirstColumn="0" w:lastRowLastColumn="0"/>
               <w:rPr>
-                <w:rFonts w:asciiTheme="majorHAnsi" w:hAnsiTheme="majorHAnsi" w:cstheme="majorHAnsi"/>
-                <w:lang w:val="es-MX"/>
+                <w:rFonts w:cstheme="majorHAnsi"/>
               </w:rPr>
             </w:pPr>
             <w:r>
               <w:rPr>
-                <w:rFonts w:asciiTheme="majorHAnsi" w:hAnsiTheme="majorHAnsi" w:cstheme="majorHAnsi"/>
-                <w:lang w:val="es-MX"/>
+                <w:rFonts w:cstheme="majorHAnsi"/>
               </w:rPr>
               <w:t xml:space="preserve">Representa </w:t>
             </w:r>
             <w:r>
               <w:rPr>
-                <w:rFonts w:asciiTheme="majorHAnsi" w:hAnsiTheme="majorHAnsi" w:cstheme="majorHAnsi"/>
+                <w:rFonts w:cstheme="majorHAnsi"/>
                 <w:b/>
                 <w:bCs/>
               </w:rPr>
@@ -1115,14 +1164,13 @@
             </w:r>
             <w:r>
               <w:rPr>
-                <w:rFonts w:asciiTheme="majorHAnsi" w:hAnsiTheme="majorHAnsi" w:cstheme="majorHAnsi"/>
-                <w:lang w:val="es-MX"/>
+                <w:rFonts w:cstheme="majorHAnsi"/>
               </w:rPr>
               <w:t xml:space="preserve">. Cumple </w:t>
             </w:r>
             <w:r>
               <w:rPr>
-                <w:rFonts w:asciiTheme="majorHAnsi" w:hAnsiTheme="majorHAnsi" w:cstheme="majorHAnsi"/>
+                <w:rFonts w:cstheme="majorHAnsi"/>
                 <w:b/>
                 <w:bCs/>
               </w:rPr>
@@ -1130,14 +1178,13 @@
             </w:r>
             <w:r>
               <w:rPr>
-                <w:rFonts w:asciiTheme="majorHAnsi" w:hAnsiTheme="majorHAnsi" w:cstheme="majorHAnsi"/>
-                <w:lang w:val="es-MX"/>
+                <w:rFonts w:cstheme="majorHAnsi"/>
               </w:rPr>
               <w:t xml:space="preserve"> y </w:t>
             </w:r>
             <w:r>
               <w:rPr>
-                <w:rFonts w:asciiTheme="majorHAnsi" w:hAnsiTheme="majorHAnsi" w:cstheme="majorHAnsi"/>
+                <w:rFonts w:cstheme="majorHAnsi"/>
                 <w:b/>
                 <w:bCs/>
               </w:rPr>
@@ -1145,8 +1192,7 @@
             </w:r>
             <w:r>
               <w:rPr>
-                <w:rFonts w:asciiTheme="majorHAnsi" w:hAnsiTheme="majorHAnsi" w:cstheme="majorHAnsi"/>
-                <w:lang w:val="es-MX"/>
+                <w:rFonts w:cstheme="majorHAnsi"/>
               </w:rPr>
               <w:t>.</w:t>
             </w:r>
@@ -1165,15 +1211,16 @@
           <w:p>
             <w:pPr>
               <w:spacing w:after="200" w:line="276" w:lineRule="auto"/>
+              <w:jc w:val="both"/>
               <w:rPr>
                 <w:rFonts w:asciiTheme="majorHAnsi" w:hAnsiTheme="majorHAnsi" w:cstheme="majorHAnsi"/>
-                <w:lang w:val="es-MX"/>
+                <w:sz w:val="24"/>
               </w:rPr>
             </w:pPr>
             <w:r>
               <w:rPr>
                 <w:rFonts w:asciiTheme="majorHAnsi" w:hAnsiTheme="majorHAnsi" w:cstheme="majorHAnsi"/>
-                <w:lang w:val="es-MX"/>
+                <w:sz w:val="24"/>
               </w:rPr>
               <w:t>DARK BLUE</w:t>
             </w:r>
@@ -1186,16 +1233,15 @@
           <w:p>
             <w:pPr>
               <w:spacing w:after="200" w:line="276" w:lineRule="auto"/>
+              <w:jc w:val="both"/>
               <w:cnfStyle w:val="000000000000" w:firstRow="0" w:lastRow="0" w:firstColumn="0" w:lastColumn="0" w:oddVBand="0" w:evenVBand="0" w:oddHBand="0" w:evenHBand="0" w:firstRowFirstColumn="0" w:firstRowLastColumn="0" w:lastRowFirstColumn="0" w:lastRowLastColumn="0"/>
               <w:rPr>
-                <w:rFonts w:asciiTheme="majorHAnsi" w:hAnsiTheme="majorHAnsi" w:cstheme="majorHAnsi"/>
-                <w:lang w:val="es-MX"/>
+                <w:rFonts w:cstheme="majorHAnsi"/>
               </w:rPr>
             </w:pPr>
             <w:r>
               <w:rPr>
-                <w:rFonts w:asciiTheme="majorHAnsi" w:hAnsiTheme="majorHAnsi" w:cstheme="majorHAnsi"/>
-                <w:lang w:val="es-MX"/>
+                <w:rFonts w:cstheme="majorHAnsi"/>
               </w:rPr>
               <w:t>00598A</w:t>
             </w:r>
@@ -1208,16 +1254,15 @@
           <w:p>
             <w:pPr>
               <w:spacing w:after="200" w:line="276" w:lineRule="auto"/>
+              <w:jc w:val="both"/>
               <w:cnfStyle w:val="000000000000" w:firstRow="0" w:lastRow="0" w:firstColumn="0" w:lastColumn="0" w:oddVBand="0" w:evenVBand="0" w:oddHBand="0" w:evenHBand="0" w:firstRowFirstColumn="0" w:firstRowLastColumn="0" w:lastRowFirstColumn="0" w:lastRowLastColumn="0"/>
               <w:rPr>
-                <w:rFonts w:asciiTheme="majorHAnsi" w:hAnsiTheme="majorHAnsi" w:cstheme="majorHAnsi"/>
-                <w:lang w:val="es-MX"/>
+                <w:rFonts w:cstheme="majorHAnsi"/>
               </w:rPr>
             </w:pPr>
             <w:r>
               <w:rPr>
-                <w:rFonts w:asciiTheme="majorHAnsi" w:hAnsiTheme="majorHAnsi" w:cstheme="majorHAnsi"/>
-                <w:lang w:val="es-MX"/>
+                <w:rFonts w:cstheme="majorHAnsi"/>
               </w:rPr>
               <w:t>Encabezados y menús</w:t>
             </w:r>
@@ -1230,10 +1275,10 @@
           <w:p>
             <w:pPr>
               <w:spacing w:after="200" w:line="276" w:lineRule="auto"/>
+              <w:jc w:val="both"/>
               <w:cnfStyle w:val="000000000000" w:firstRow="0" w:lastRow="0" w:firstColumn="0" w:lastColumn="0" w:oddVBand="0" w:evenVBand="0" w:oddHBand="0" w:evenHBand="0" w:firstRowFirstColumn="0" w:firstRowLastColumn="0" w:lastRowFirstColumn="0" w:lastRowLastColumn="0"/>
               <w:rPr>
-                <w:rFonts w:asciiTheme="majorHAnsi" w:hAnsiTheme="majorHAnsi" w:cstheme="majorHAnsi"/>
-                <w:lang w:val="es-MX"/>
+                <w:rFonts w:cstheme="majorHAnsi"/>
               </w:rPr>
             </w:pPr>
           </w:p>
@@ -1266,47 +1311,42 @@
                 </w:tcPr>
                 <w:p>
                   <w:pPr>
+                    <w:jc w:val="both"/>
                     <w:rPr>
-                      <w:rFonts w:asciiTheme="majorHAnsi" w:hAnsiTheme="majorHAnsi" w:cstheme="majorHAnsi"/>
-                      <w:lang w:val="es-MX"/>
+                      <w:rFonts w:cstheme="majorHAnsi"/>
                     </w:rPr>
                   </w:pPr>
                   <w:r>
                     <w:rPr>
-                      <w:rFonts w:asciiTheme="majorHAnsi" w:hAnsiTheme="majorHAnsi" w:cstheme="majorHAnsi"/>
-                      <w:lang w:val="es-MX"/>
+                      <w:rFonts w:cstheme="majorHAnsi"/>
                     </w:rPr>
                     <w:t xml:space="preserve">Mejora </w:t>
                   </w:r>
                   <w:r>
                     <w:rPr>
-                      <w:rFonts w:asciiTheme="majorHAnsi" w:hAnsiTheme="majorHAnsi" w:cstheme="majorHAnsi"/>
+                      <w:rFonts w:cstheme="majorHAnsi"/>
                       <w:b/>
                       <w:bCs/>
-                      <w:lang w:val="es-MX"/>
                     </w:rPr>
                     <w:t>jerarquía visual</w:t>
                   </w:r>
                   <w:r>
                     <w:rPr>
-                      <w:rFonts w:asciiTheme="majorHAnsi" w:hAnsiTheme="majorHAnsi" w:cstheme="majorHAnsi"/>
-                      <w:lang w:val="es-MX"/>
+                      <w:rFonts w:cstheme="majorHAnsi"/>
                     </w:rPr>
                     <w:t xml:space="preserve"> y contraste. Cumple </w:t>
                   </w:r>
                   <w:r>
                     <w:rPr>
-                      <w:rFonts w:asciiTheme="majorHAnsi" w:hAnsiTheme="majorHAnsi" w:cstheme="majorHAnsi"/>
+                      <w:rFonts w:cstheme="majorHAnsi"/>
                       <w:b/>
                       <w:bCs/>
-                      <w:lang w:val="es-MX"/>
                     </w:rPr>
                     <w:t>WCAG 1.4.6</w:t>
                   </w:r>
                   <w:r>
                     <w:rPr>
-                      <w:rFonts w:asciiTheme="majorHAnsi" w:hAnsiTheme="majorHAnsi" w:cstheme="majorHAnsi"/>
-                      <w:lang w:val="es-MX"/>
+                      <w:rFonts w:cstheme="majorHAnsi"/>
                     </w:rPr>
                     <w:t>.</w:t>
                   </w:r>
@@ -1317,10 +1357,10 @@
           <w:p>
             <w:pPr>
               <w:spacing w:after="200" w:line="276" w:lineRule="auto"/>
+              <w:jc w:val="both"/>
               <w:cnfStyle w:val="000000000000" w:firstRow="0" w:lastRow="0" w:firstColumn="0" w:lastColumn="0" w:oddVBand="0" w:evenVBand="0" w:oddHBand="0" w:evenHBand="0" w:firstRowFirstColumn="0" w:firstRowLastColumn="0" w:lastRowFirstColumn="0" w:lastRowLastColumn="0"/>
               <w:rPr>
-                <w:rFonts w:asciiTheme="majorHAnsi" w:hAnsiTheme="majorHAnsi" w:cstheme="majorHAnsi"/>
-                <w:lang w:val="es-MX"/>
+                <w:rFonts w:cstheme="majorHAnsi"/>
               </w:rPr>
             </w:pPr>
           </w:p>
@@ -1339,15 +1379,16 @@
           <w:p>
             <w:pPr>
               <w:spacing w:after="200" w:line="276" w:lineRule="auto"/>
+              <w:jc w:val="both"/>
               <w:rPr>
                 <w:rFonts w:asciiTheme="majorHAnsi" w:hAnsiTheme="majorHAnsi" w:cstheme="majorHAnsi"/>
-                <w:lang w:val="es-MX"/>
+                <w:sz w:val="24"/>
               </w:rPr>
             </w:pPr>
             <w:r>
               <w:rPr>
                 <w:rFonts w:asciiTheme="majorHAnsi" w:hAnsiTheme="majorHAnsi" w:cstheme="majorHAnsi"/>
-                <w:lang w:val="es-MX"/>
+                <w:sz w:val="24"/>
               </w:rPr>
               <w:t>CIAN-AZUL</w:t>
             </w:r>
@@ -1360,16 +1401,15 @@
           <w:p>
             <w:pPr>
               <w:spacing w:after="200" w:line="276" w:lineRule="auto"/>
+              <w:jc w:val="both"/>
               <w:cnfStyle w:val="000000100000" w:firstRow="0" w:lastRow="0" w:firstColumn="0" w:lastColumn="0" w:oddVBand="0" w:evenVBand="0" w:oddHBand="1" w:evenHBand="0" w:firstRowFirstColumn="0" w:firstRowLastColumn="0" w:lastRowFirstColumn="0" w:lastRowLastColumn="0"/>
               <w:rPr>
-                <w:rFonts w:asciiTheme="majorHAnsi" w:hAnsiTheme="majorHAnsi" w:cstheme="majorHAnsi"/>
-                <w:lang w:val="es-MX"/>
+                <w:rFonts w:cstheme="majorHAnsi"/>
               </w:rPr>
             </w:pPr>
             <w:r>
               <w:rPr>
-                <w:rFonts w:asciiTheme="majorHAnsi" w:hAnsiTheme="majorHAnsi" w:cstheme="majorHAnsi"/>
-                <w:lang w:val="es-MX"/>
+                <w:rFonts w:cstheme="majorHAnsi"/>
               </w:rPr>
               <w:t>176895</w:t>
             </w:r>
@@ -1382,16 +1422,15 @@
           <w:p>
             <w:pPr>
               <w:spacing w:after="200" w:line="276" w:lineRule="auto"/>
+              <w:jc w:val="both"/>
               <w:cnfStyle w:val="000000100000" w:firstRow="0" w:lastRow="0" w:firstColumn="0" w:lastColumn="0" w:oddVBand="0" w:evenVBand="0" w:oddHBand="1" w:evenHBand="0" w:firstRowFirstColumn="0" w:firstRowLastColumn="0" w:lastRowFirstColumn="0" w:lastRowLastColumn="0"/>
               <w:rPr>
-                <w:rFonts w:asciiTheme="majorHAnsi" w:hAnsiTheme="majorHAnsi" w:cstheme="majorHAnsi"/>
-                <w:lang w:val="es-MX"/>
+                <w:rFonts w:cstheme="majorHAnsi"/>
               </w:rPr>
             </w:pPr>
             <w:r>
               <w:rPr>
-                <w:rFonts w:asciiTheme="majorHAnsi" w:hAnsiTheme="majorHAnsi" w:cstheme="majorHAnsi"/>
-                <w:lang w:val="es-MX"/>
+                <w:rFonts w:cstheme="majorHAnsi"/>
               </w:rPr>
               <w:t>Iconos y detalles</w:t>
             </w:r>
@@ -1404,48 +1443,43 @@
           <w:p>
             <w:pPr>
               <w:spacing w:after="200" w:line="276" w:lineRule="auto"/>
+              <w:jc w:val="both"/>
               <w:cnfStyle w:val="000000100000" w:firstRow="0" w:lastRow="0" w:firstColumn="0" w:lastColumn="0" w:oddVBand="0" w:evenVBand="0" w:oddHBand="1" w:evenHBand="0" w:firstRowFirstColumn="0" w:firstRowLastColumn="0" w:lastRowFirstColumn="0" w:lastRowLastColumn="0"/>
               <w:rPr>
-                <w:rFonts w:asciiTheme="majorHAnsi" w:hAnsiTheme="majorHAnsi" w:cstheme="majorHAnsi"/>
-                <w:lang w:val="es-MX"/>
+                <w:rFonts w:cstheme="majorHAnsi"/>
               </w:rPr>
             </w:pPr>
             <w:r>
               <w:rPr>
-                <w:rFonts w:asciiTheme="majorHAnsi" w:hAnsiTheme="majorHAnsi" w:cstheme="majorHAnsi"/>
-                <w:lang w:val="es-MX"/>
+                <w:rFonts w:cstheme="majorHAnsi"/>
               </w:rPr>
               <w:t xml:space="preserve">Mantiene </w:t>
             </w:r>
             <w:r>
               <w:rPr>
-                <w:rFonts w:asciiTheme="majorHAnsi" w:hAnsiTheme="majorHAnsi" w:cstheme="majorHAnsi"/>
+                <w:rFonts w:cstheme="majorHAnsi"/>
                 <w:b/>
                 <w:bCs/>
-                <w:lang w:val="es-MX"/>
               </w:rPr>
               <w:t>coherencia visual</w:t>
             </w:r>
             <w:r>
               <w:rPr>
-                <w:rFonts w:asciiTheme="majorHAnsi" w:hAnsiTheme="majorHAnsi" w:cstheme="majorHAnsi"/>
-                <w:lang w:val="es-MX"/>
+                <w:rFonts w:cstheme="majorHAnsi"/>
               </w:rPr>
               <w:t xml:space="preserve"> y visibilidad. Cumple </w:t>
             </w:r>
             <w:r>
               <w:rPr>
-                <w:rFonts w:asciiTheme="majorHAnsi" w:hAnsiTheme="majorHAnsi" w:cstheme="majorHAnsi"/>
+                <w:rFonts w:cstheme="majorHAnsi"/>
                 <w:b/>
                 <w:bCs/>
-                <w:lang w:val="es-MX"/>
               </w:rPr>
               <w:t>WCAG 1.4.11</w:t>
             </w:r>
             <w:r>
               <w:rPr>
-                <w:rFonts w:asciiTheme="majorHAnsi" w:hAnsiTheme="majorHAnsi" w:cstheme="majorHAnsi"/>
-                <w:lang w:val="es-MX"/>
+                <w:rFonts w:cstheme="majorHAnsi"/>
               </w:rPr>
               <w:t>.</w:t>
             </w:r>
@@ -1455,29 +1489,578 @@
     </w:tbl>
     <w:p>
       <w:pPr>
-        <w:cnfStyle w:val="101000000000" w:firstRow="1" w:lastRow="0" w:firstColumn="1" w:lastColumn="0" w:oddVBand="0" w:evenVBand="0" w:oddHBand="0" w:evenHBand="0" w:firstRowFirstColumn="0" w:firstRowLastColumn="0" w:lastRowFirstColumn="0" w:lastRowLastColumn="0"/>
+        <w:jc w:val="both"/>
+        <w:rPr>
+          <w:rFonts w:asciiTheme="majorHAnsi" w:hAnsiTheme="majorHAnsi" w:cstheme="majorHAnsi"/>
+        </w:rPr>
+      </w:pPr>
+    </w:p>
+    <w:p>
+      <w:pPr>
+        <w:jc w:val="both"/>
+        <w:rPr>
+          <w:rFonts w:asciiTheme="majorHAnsi" w:hAnsiTheme="majorHAnsi" w:cstheme="majorHAnsi"/>
+          <w:sz w:val="24"/>
+        </w:rPr>
+      </w:pPr>
+    </w:p>
+    <w:p>
+      <w:pPr>
+        <w:jc w:val="both"/>
+        <w:rPr>
+          <w:rFonts w:asciiTheme="majorHAnsi" w:hAnsiTheme="majorHAnsi" w:cstheme="majorHAnsi"/>
+          <w:sz w:val="24"/>
+        </w:rPr>
+      </w:pPr>
+    </w:p>
+    <w:p>
+      <w:pPr>
+        <w:jc w:val="both"/>
+        <w:rPr>
+          <w:rFonts w:asciiTheme="majorHAnsi" w:hAnsiTheme="majorHAnsi" w:cstheme="majorHAnsi"/>
+          <w:sz w:val="24"/>
+        </w:rPr>
+      </w:pPr>
+    </w:p>
+    <w:p>
+      <w:pPr>
+        <w:jc w:val="both"/>
+        <w:rPr>
+          <w:rFonts w:asciiTheme="majorHAnsi" w:hAnsiTheme="majorHAnsi" w:cstheme="majorHAnsi"/>
+          <w:sz w:val="24"/>
+        </w:rPr>
+      </w:pPr>
+    </w:p>
+    <w:p>
+      <w:pPr>
+        <w:jc w:val="both"/>
+        <w:rPr>
+          <w:rFonts w:asciiTheme="majorHAnsi" w:hAnsiTheme="majorHAnsi" w:cstheme="majorHAnsi"/>
+          <w:sz w:val="24"/>
+        </w:rPr>
+      </w:pPr>
+    </w:p>
+    <w:p>
+      <w:pPr>
+        <w:jc w:val="both"/>
+        <w:rPr>
+          <w:rFonts w:asciiTheme="majorHAnsi" w:hAnsiTheme="majorHAnsi" w:cstheme="majorHAnsi"/>
+          <w:sz w:val="24"/>
+        </w:rPr>
+      </w:pPr>
+    </w:p>
+    <w:p>
+      <w:pPr>
+        <w:jc w:val="both"/>
+        <w:rPr>
+          <w:rFonts w:asciiTheme="majorHAnsi" w:hAnsiTheme="majorHAnsi" w:cstheme="majorHAnsi"/>
+          <w:sz w:val="24"/>
+        </w:rPr>
+      </w:pPr>
+    </w:p>
+    <w:p>
+      <w:pPr>
+        <w:jc w:val="both"/>
+        <w:rPr>
+          <w:rFonts w:asciiTheme="majorHAnsi" w:hAnsiTheme="majorHAnsi" w:cstheme="majorHAnsi"/>
+          <w:sz w:val="24"/>
+        </w:rPr>
+      </w:pPr>
+      <w:r>
+        <w:rPr>
+          <w:rFonts w:asciiTheme="majorHAnsi" w:hAnsiTheme="majorHAnsi" w:cstheme="majorHAnsi"/>
+          <w:sz w:val="24"/>
+        </w:rPr>
+        <w:lastRenderedPageBreak/>
+        <w:t>Justifica:</w:t>
+      </w:r>
+    </w:p>
+    <w:p>
+      <w:pPr>
+        <w:pStyle w:val="Prrafodelista"/>
+        <w:numPr>
+          <w:ilvl w:val="0"/>
+          <w:numId w:val="25"/>
+        </w:numPr>
+        <w:jc w:val="both"/>
         <w:rPr>
           <w:rFonts w:asciiTheme="majorHAnsi" w:hAnsiTheme="majorHAnsi" w:cstheme="majorHAnsi"/>
           <w:b/>
-          <w:bCs/>
-          <w:lang w:val="es-MX"/>
-        </w:rPr>
-      </w:pPr>
+          <w:sz w:val="24"/>
+        </w:rPr>
+      </w:pPr>
+      <w:r>
+        <w:rPr>
+          <w:rFonts w:asciiTheme="majorHAnsi" w:hAnsiTheme="majorHAnsi" w:cstheme="majorHAnsi"/>
+          <w:b/>
+          <w:sz w:val="24"/>
+        </w:rPr>
+        <w:t>¿Por qué se eligieron esos colores?</w:t>
+      </w:r>
     </w:p>
     <w:p>
       <w:pPr>
+        <w:pStyle w:val="NormalWeb"/>
+        <w:jc w:val="both"/>
+        <w:rPr>
+          <w:rFonts w:asciiTheme="minorHAnsi" w:hAnsiTheme="minorHAnsi"/>
+          <w:sz w:val="22"/>
+          <w:szCs w:val="22"/>
+        </w:rPr>
+      </w:pPr>
+      <w:r>
+        <w:rPr>
+          <w:rFonts w:asciiTheme="minorHAnsi" w:hAnsiTheme="minorHAnsi"/>
+          <w:sz w:val="22"/>
+          <w:szCs w:val="22"/>
+        </w:rPr>
+        <w:t>Los tonos azules (</w:t>
+      </w:r>
+      <w:proofErr w:type="spellStart"/>
+      <w:r>
+        <w:rPr>
+          <w:rFonts w:asciiTheme="minorHAnsi" w:hAnsiTheme="minorHAnsi"/>
+          <w:sz w:val="22"/>
+          <w:szCs w:val="22"/>
+        </w:rPr>
+        <w:t>Pacific</w:t>
+      </w:r>
+      <w:proofErr w:type="spellEnd"/>
+      <w:r>
+        <w:rPr>
+          <w:rFonts w:asciiTheme="minorHAnsi" w:hAnsiTheme="minorHAnsi"/>
+          <w:sz w:val="22"/>
+          <w:szCs w:val="22"/>
+        </w:rPr>
+        <w:t xml:space="preserve"> Blue, </w:t>
+      </w:r>
+      <w:proofErr w:type="spellStart"/>
+      <w:r>
+        <w:rPr>
+          <w:rFonts w:asciiTheme="minorHAnsi" w:hAnsiTheme="minorHAnsi"/>
+          <w:sz w:val="22"/>
+          <w:szCs w:val="22"/>
+        </w:rPr>
+        <w:t>Dark</w:t>
+      </w:r>
+      <w:proofErr w:type="spellEnd"/>
+      <w:r>
+        <w:rPr>
+          <w:rFonts w:asciiTheme="minorHAnsi" w:hAnsiTheme="minorHAnsi"/>
+          <w:sz w:val="22"/>
+          <w:szCs w:val="22"/>
+        </w:rPr>
+        <w:t xml:space="preserve"> Blue y Cian Azul) fueron seleccionados porque representan de manera directa el </w:t>
+      </w:r>
+      <w:r>
+        <w:rPr>
+          <w:rStyle w:val="Textoennegrita"/>
+          <w:rFonts w:asciiTheme="minorHAnsi" w:hAnsiTheme="minorHAnsi"/>
+          <w:sz w:val="22"/>
+          <w:szCs w:val="22"/>
+        </w:rPr>
+        <w:t>agua</w:t>
+      </w:r>
+      <w:r>
+        <w:rPr>
+          <w:rFonts w:asciiTheme="minorHAnsi" w:hAnsiTheme="minorHAnsi"/>
+          <w:sz w:val="22"/>
+          <w:szCs w:val="22"/>
+        </w:rPr>
+        <w:t xml:space="preserve">, la </w:t>
+      </w:r>
+      <w:r>
+        <w:rPr>
+          <w:rStyle w:val="Textoennegrita"/>
+          <w:rFonts w:asciiTheme="minorHAnsi" w:hAnsiTheme="minorHAnsi"/>
+          <w:sz w:val="22"/>
+          <w:szCs w:val="22"/>
+        </w:rPr>
+        <w:t>confianza</w:t>
+      </w:r>
+      <w:r>
+        <w:rPr>
+          <w:rFonts w:asciiTheme="minorHAnsi" w:hAnsiTheme="minorHAnsi"/>
+          <w:sz w:val="22"/>
+          <w:szCs w:val="22"/>
+        </w:rPr>
+        <w:t xml:space="preserve">, la </w:t>
+      </w:r>
+      <w:r>
+        <w:rPr>
+          <w:rStyle w:val="Textoennegrita"/>
+          <w:rFonts w:asciiTheme="minorHAnsi" w:hAnsiTheme="minorHAnsi"/>
+          <w:sz w:val="22"/>
+          <w:szCs w:val="22"/>
+        </w:rPr>
+        <w:t>tecnología</w:t>
+      </w:r>
+      <w:r>
+        <w:rPr>
+          <w:rFonts w:asciiTheme="minorHAnsi" w:hAnsiTheme="minorHAnsi"/>
+          <w:sz w:val="22"/>
+          <w:szCs w:val="22"/>
+        </w:rPr>
+        <w:t xml:space="preserve"> y el </w:t>
+      </w:r>
+      <w:r>
+        <w:rPr>
+          <w:rStyle w:val="Textoennegrita"/>
+          <w:rFonts w:asciiTheme="minorHAnsi" w:hAnsiTheme="minorHAnsi"/>
+          <w:sz w:val="22"/>
+          <w:szCs w:val="22"/>
+        </w:rPr>
+        <w:t>servicio público</w:t>
+      </w:r>
+      <w:r>
+        <w:rPr>
+          <w:rFonts w:asciiTheme="minorHAnsi" w:hAnsiTheme="minorHAnsi"/>
+          <w:sz w:val="22"/>
+          <w:szCs w:val="22"/>
+        </w:rPr>
+        <w:t xml:space="preserve">, elementos centrales del proyecto Guardián </w:t>
+      </w:r>
+      <w:proofErr w:type="spellStart"/>
+      <w:r>
+        <w:rPr>
+          <w:rFonts w:asciiTheme="minorHAnsi" w:hAnsiTheme="minorHAnsi"/>
+          <w:sz w:val="22"/>
+          <w:szCs w:val="22"/>
+        </w:rPr>
+        <w:t>Water</w:t>
+      </w:r>
+      <w:proofErr w:type="spellEnd"/>
+      <w:r>
+        <w:rPr>
+          <w:rFonts w:asciiTheme="minorHAnsi" w:hAnsiTheme="minorHAnsi"/>
+          <w:sz w:val="22"/>
+          <w:szCs w:val="22"/>
+        </w:rPr>
+        <w:t>. El blanco apoya la claridad visual y el negro proporciona contraste máximo para la lectura.</w:t>
+      </w:r>
+    </w:p>
+    <w:p>
+      <w:pPr>
+        <w:pStyle w:val="Prrafodelista"/>
+        <w:numPr>
+          <w:ilvl w:val="0"/>
+          <w:numId w:val="25"/>
+        </w:numPr>
+        <w:jc w:val="both"/>
+        <w:rPr>
+          <w:rFonts w:asciiTheme="majorHAnsi" w:hAnsiTheme="majorHAnsi" w:cstheme="majorHAnsi"/>
+          <w:b/>
+          <w:sz w:val="24"/>
+        </w:rPr>
+      </w:pPr>
+      <w:r>
+        <w:rPr>
+          <w:rFonts w:asciiTheme="majorHAnsi" w:hAnsiTheme="majorHAnsi" w:cstheme="majorHAnsi"/>
+          <w:b/>
+          <w:sz w:val="24"/>
+        </w:rPr>
+        <w:t>¿</w:t>
+      </w:r>
+      <w:r>
+        <w:rPr>
+          <w:rFonts w:asciiTheme="majorHAnsi" w:hAnsiTheme="majorHAnsi" w:cstheme="majorHAnsi"/>
+          <w:b/>
+          <w:sz w:val="24"/>
+        </w:rPr>
+        <w:t>Cumplen normas de accesibilidad (contraste, legibilidad)?</w:t>
+      </w:r>
+    </w:p>
+    <w:p>
+      <w:pPr>
+        <w:pStyle w:val="NormalWeb"/>
+        <w:numPr>
+          <w:ilvl w:val="0"/>
+          <w:numId w:val="16"/>
+        </w:numPr>
+        <w:spacing w:before="0" w:beforeAutospacing="0" w:after="0" w:afterAutospacing="0"/>
+        <w:jc w:val="both"/>
+        <w:rPr>
+          <w:rFonts w:asciiTheme="minorHAnsi" w:hAnsiTheme="minorHAnsi"/>
+          <w:sz w:val="22"/>
+          <w:szCs w:val="22"/>
+        </w:rPr>
+      </w:pPr>
+      <w:r>
+        <w:rPr>
+          <w:rFonts w:asciiTheme="minorHAnsi" w:hAnsiTheme="minorHAnsi"/>
+          <w:sz w:val="22"/>
+          <w:szCs w:val="22"/>
+        </w:rPr>
+        <w:t xml:space="preserve">El </w:t>
+      </w:r>
+      <w:r>
+        <w:rPr>
+          <w:rStyle w:val="Textoennegrita"/>
+          <w:rFonts w:asciiTheme="minorHAnsi" w:hAnsiTheme="minorHAnsi"/>
+          <w:sz w:val="22"/>
+          <w:szCs w:val="22"/>
+        </w:rPr>
+        <w:t>negro (#000000)</w:t>
+      </w:r>
+      <w:r>
+        <w:rPr>
+          <w:rFonts w:asciiTheme="minorHAnsi" w:hAnsiTheme="minorHAnsi"/>
+          <w:sz w:val="22"/>
+          <w:szCs w:val="22"/>
+        </w:rPr>
+        <w:t xml:space="preserve"> sobre blanco cumple con WCAG 1.4.3 (contraste mínimo 4.5:1).</w:t>
+      </w:r>
+    </w:p>
+    <w:p>
+      <w:pPr>
+        <w:pStyle w:val="NormalWeb"/>
+        <w:numPr>
+          <w:ilvl w:val="0"/>
+          <w:numId w:val="16"/>
+        </w:numPr>
+        <w:spacing w:before="0" w:beforeAutospacing="0" w:after="0" w:afterAutospacing="0"/>
+        <w:jc w:val="both"/>
+        <w:rPr>
+          <w:rFonts w:asciiTheme="minorHAnsi" w:hAnsiTheme="minorHAnsi"/>
+          <w:sz w:val="22"/>
+          <w:szCs w:val="22"/>
+        </w:rPr>
+      </w:pPr>
+      <w:r>
+        <w:rPr>
+          <w:rFonts w:asciiTheme="minorHAnsi" w:hAnsiTheme="minorHAnsi"/>
+          <w:sz w:val="22"/>
+          <w:szCs w:val="22"/>
+        </w:rPr>
+        <w:t>Los azules seleccionados (#0084D1, #00598A, #176895) tienen suficiente contraste entre sí y contra blanco, cumpliendo WCAG 1.4.1 y 1.4.6.</w:t>
+      </w:r>
+    </w:p>
+    <w:p>
+      <w:pPr>
+        <w:pStyle w:val="NormalWeb"/>
+        <w:numPr>
+          <w:ilvl w:val="0"/>
+          <w:numId w:val="16"/>
+        </w:numPr>
+        <w:spacing w:before="0" w:beforeAutospacing="0" w:after="0" w:afterAutospacing="0"/>
+        <w:jc w:val="both"/>
+        <w:rPr>
+          <w:rFonts w:asciiTheme="minorHAnsi" w:hAnsiTheme="minorHAnsi"/>
+          <w:sz w:val="22"/>
+          <w:szCs w:val="22"/>
+        </w:rPr>
+      </w:pPr>
+      <w:r>
+        <w:rPr>
+          <w:rFonts w:asciiTheme="minorHAnsi" w:hAnsiTheme="minorHAnsi"/>
+          <w:sz w:val="22"/>
+          <w:szCs w:val="22"/>
+        </w:rPr>
+        <w:t>El uso del azul para elementos interactivos facilita su percepción para usuarios con baja visión.</w:t>
+      </w:r>
+    </w:p>
+    <w:p>
+      <w:pPr>
+        <w:pStyle w:val="Prrafodelista"/>
+        <w:numPr>
+          <w:ilvl w:val="0"/>
+          <w:numId w:val="25"/>
+        </w:numPr>
+        <w:jc w:val="both"/>
+        <w:rPr>
+          <w:rFonts w:asciiTheme="majorHAnsi" w:hAnsiTheme="majorHAnsi" w:cstheme="majorHAnsi"/>
+          <w:b/>
+          <w:sz w:val="24"/>
+        </w:rPr>
+      </w:pPr>
+      <w:r>
+        <w:rPr>
+          <w:rFonts w:asciiTheme="majorHAnsi" w:hAnsiTheme="majorHAnsi" w:cstheme="majorHAnsi"/>
+          <w:b/>
+          <w:sz w:val="24"/>
+        </w:rPr>
+        <w:t>¿Refuerzan la identidad del proyecto o perfil del usuario?</w:t>
+      </w:r>
+    </w:p>
+    <w:p>
+      <w:pPr>
+        <w:pStyle w:val="NormalWeb"/>
+        <w:jc w:val="both"/>
+        <w:rPr>
+          <w:rFonts w:asciiTheme="minorHAnsi" w:hAnsiTheme="minorHAnsi"/>
+          <w:sz w:val="22"/>
+          <w:szCs w:val="22"/>
+        </w:rPr>
+      </w:pPr>
+      <w:r>
+        <w:rPr>
+          <w:rFonts w:asciiTheme="minorHAnsi" w:hAnsiTheme="minorHAnsi"/>
+          <w:sz w:val="22"/>
+          <w:szCs w:val="22"/>
+        </w:rPr>
+        <w:t xml:space="preserve">Sí. La paleta refuerza la identidad de Guardián </w:t>
+      </w:r>
+      <w:proofErr w:type="spellStart"/>
+      <w:r>
+        <w:rPr>
+          <w:rFonts w:asciiTheme="minorHAnsi" w:hAnsiTheme="minorHAnsi"/>
+          <w:sz w:val="22"/>
+          <w:szCs w:val="22"/>
+        </w:rPr>
+        <w:t>Water</w:t>
+      </w:r>
+      <w:proofErr w:type="spellEnd"/>
+      <w:r>
+        <w:rPr>
+          <w:rFonts w:asciiTheme="minorHAnsi" w:hAnsiTheme="minorHAnsi"/>
+          <w:sz w:val="22"/>
+          <w:szCs w:val="22"/>
+        </w:rPr>
+        <w:t xml:space="preserve"> como un sistema relacionado con </w:t>
+      </w:r>
+      <w:r>
+        <w:rPr>
+          <w:rFonts w:asciiTheme="minorHAnsi" w:hAnsiTheme="minorHAnsi"/>
+          <w:b/>
+          <w:bCs/>
+          <w:sz w:val="22"/>
+          <w:szCs w:val="22"/>
+        </w:rPr>
+        <w:t>el agua, la seguridad hídrica y la tecnología pública</w:t>
+      </w:r>
+      <w:r>
+        <w:rPr>
+          <w:rFonts w:asciiTheme="minorHAnsi" w:hAnsiTheme="minorHAnsi"/>
+          <w:sz w:val="22"/>
+          <w:szCs w:val="22"/>
+        </w:rPr>
+        <w:t>, generando confianza tanto para ciudadanos como para personal técnico. La coherencia visual ayuda a que los usuarios identifiquen rápidamente las funciones principales.</w:t>
+      </w:r>
+    </w:p>
+    <w:p>
+      <w:pPr>
+        <w:pStyle w:val="NormalWeb"/>
+        <w:jc w:val="both"/>
+        <w:rPr>
+          <w:rFonts w:asciiTheme="minorHAnsi" w:hAnsiTheme="minorHAnsi"/>
+          <w:sz w:val="22"/>
+          <w:szCs w:val="22"/>
+        </w:rPr>
+      </w:pPr>
+    </w:p>
+    <w:p>
+      <w:pPr>
+        <w:pStyle w:val="NormalWeb"/>
+        <w:jc w:val="both"/>
+        <w:rPr>
+          <w:rFonts w:asciiTheme="minorHAnsi" w:hAnsiTheme="minorHAnsi"/>
+          <w:sz w:val="22"/>
+          <w:szCs w:val="22"/>
+        </w:rPr>
+      </w:pPr>
+    </w:p>
+    <w:p>
+      <w:pPr>
+        <w:pStyle w:val="NormalWeb"/>
+        <w:jc w:val="both"/>
+        <w:rPr>
+          <w:rFonts w:asciiTheme="minorHAnsi" w:hAnsiTheme="minorHAnsi"/>
+          <w:sz w:val="22"/>
+          <w:szCs w:val="22"/>
+        </w:rPr>
+      </w:pPr>
+    </w:p>
+    <w:p>
+      <w:pPr>
+        <w:pStyle w:val="NormalWeb"/>
+        <w:jc w:val="both"/>
+        <w:rPr>
+          <w:rFonts w:asciiTheme="minorHAnsi" w:hAnsiTheme="minorHAnsi"/>
+          <w:sz w:val="22"/>
+          <w:szCs w:val="22"/>
+        </w:rPr>
+      </w:pPr>
+    </w:p>
+    <w:p>
+      <w:pPr>
+        <w:pStyle w:val="NormalWeb"/>
+        <w:jc w:val="both"/>
+        <w:rPr>
+          <w:rFonts w:asciiTheme="minorHAnsi" w:hAnsiTheme="minorHAnsi"/>
+          <w:sz w:val="22"/>
+          <w:szCs w:val="22"/>
+        </w:rPr>
+      </w:pPr>
+    </w:p>
+    <w:p>
+      <w:pPr>
+        <w:pStyle w:val="NormalWeb"/>
+        <w:jc w:val="both"/>
+        <w:rPr>
+          <w:rFonts w:asciiTheme="minorHAnsi" w:hAnsiTheme="minorHAnsi"/>
+          <w:sz w:val="22"/>
+          <w:szCs w:val="22"/>
+        </w:rPr>
+      </w:pPr>
+    </w:p>
+    <w:p>
+      <w:pPr>
+        <w:pStyle w:val="NormalWeb"/>
+        <w:jc w:val="both"/>
+        <w:rPr>
+          <w:rFonts w:asciiTheme="minorHAnsi" w:hAnsiTheme="minorHAnsi"/>
+          <w:sz w:val="22"/>
+          <w:szCs w:val="22"/>
+        </w:rPr>
+      </w:pPr>
+    </w:p>
+    <w:p>
+      <w:pPr>
+        <w:pStyle w:val="NormalWeb"/>
+        <w:jc w:val="both"/>
+        <w:rPr>
+          <w:rFonts w:asciiTheme="minorHAnsi" w:hAnsiTheme="minorHAnsi"/>
+          <w:sz w:val="22"/>
+          <w:szCs w:val="22"/>
+        </w:rPr>
+      </w:pPr>
+    </w:p>
+    <w:p>
+      <w:pPr>
+        <w:pStyle w:val="NormalWeb"/>
+        <w:jc w:val="both"/>
+        <w:rPr>
+          <w:rFonts w:asciiTheme="minorHAnsi" w:hAnsiTheme="minorHAnsi"/>
+          <w:sz w:val="22"/>
+          <w:szCs w:val="22"/>
+        </w:rPr>
+      </w:pPr>
+    </w:p>
+    <w:p>
+      <w:pPr>
+        <w:pStyle w:val="NormalWeb"/>
+        <w:jc w:val="both"/>
+        <w:rPr>
+          <w:rFonts w:asciiTheme="minorHAnsi" w:hAnsiTheme="minorHAnsi"/>
+          <w:sz w:val="22"/>
+          <w:szCs w:val="22"/>
+        </w:rPr>
+      </w:pPr>
+    </w:p>
+    <w:p>
+      <w:pPr>
+        <w:jc w:val="both"/>
         <w:rPr>
           <w:rFonts w:asciiTheme="majorHAnsi" w:hAnsiTheme="majorHAnsi" w:cstheme="majorHAnsi"/>
           <w:color w:val="1F497D" w:themeColor="text2"/>
-          <w:lang w:val="es-MX"/>
         </w:rPr>
       </w:pPr>
       <w:r>
         <w:rPr>
           <w:rFonts w:asciiTheme="majorHAnsi" w:hAnsiTheme="majorHAnsi" w:cstheme="majorHAnsi"/>
           <w:color w:val="1F497D" w:themeColor="text2"/>
-          <w:lang w:val="es-MX"/>
-        </w:rPr>
+        </w:rPr>
+        <w:lastRenderedPageBreak/>
         <w:t>B. Tipografía</w:t>
       </w:r>
     </w:p>
@@ -1505,17 +2088,18 @@
           <w:p>
             <w:pPr>
               <w:spacing w:after="200" w:line="276" w:lineRule="auto"/>
+              <w:jc w:val="both"/>
               <w:rPr>
                 <w:rFonts w:asciiTheme="majorHAnsi" w:hAnsiTheme="majorHAnsi" w:cstheme="majorHAnsi"/>
                 <w:color w:val="auto"/>
-                <w:lang w:val="es-MX"/>
+                <w:sz w:val="24"/>
               </w:rPr>
             </w:pPr>
             <w:r>
               <w:rPr>
                 <w:rFonts w:asciiTheme="majorHAnsi" w:hAnsiTheme="majorHAnsi" w:cstheme="majorHAnsi"/>
                 <w:color w:val="auto"/>
-                <w:lang w:val="es-MX"/>
+                <w:sz w:val="24"/>
               </w:rPr>
               <w:t>Fuente</w:t>
             </w:r>
@@ -1528,18 +2112,19 @@
           <w:p>
             <w:pPr>
               <w:spacing w:after="200" w:line="276" w:lineRule="auto"/>
+              <w:jc w:val="both"/>
               <w:cnfStyle w:val="100000000000" w:firstRow="1" w:lastRow="0" w:firstColumn="0" w:lastColumn="0" w:oddVBand="0" w:evenVBand="0" w:oddHBand="0" w:evenHBand="0" w:firstRowFirstColumn="0" w:firstRowLastColumn="0" w:lastRowFirstColumn="0" w:lastRowLastColumn="0"/>
               <w:rPr>
                 <w:rFonts w:asciiTheme="majorHAnsi" w:hAnsiTheme="majorHAnsi" w:cstheme="majorHAnsi"/>
                 <w:color w:val="auto"/>
-                <w:lang w:val="es-MX"/>
+                <w:sz w:val="24"/>
               </w:rPr>
             </w:pPr>
             <w:r>
               <w:rPr>
                 <w:rFonts w:asciiTheme="majorHAnsi" w:hAnsiTheme="majorHAnsi" w:cstheme="majorHAnsi"/>
                 <w:color w:val="auto"/>
-                <w:lang w:val="es-MX"/>
+                <w:sz w:val="24"/>
               </w:rPr>
               <w:t>Tamaño</w:t>
             </w:r>
@@ -1552,18 +2137,19 @@
           <w:p>
             <w:pPr>
               <w:spacing w:after="200" w:line="276" w:lineRule="auto"/>
+              <w:jc w:val="both"/>
               <w:cnfStyle w:val="100000000000" w:firstRow="1" w:lastRow="0" w:firstColumn="0" w:lastColumn="0" w:oddVBand="0" w:evenVBand="0" w:oddHBand="0" w:evenHBand="0" w:firstRowFirstColumn="0" w:firstRowLastColumn="0" w:lastRowFirstColumn="0" w:lastRowLastColumn="0"/>
               <w:rPr>
                 <w:rFonts w:asciiTheme="majorHAnsi" w:hAnsiTheme="majorHAnsi" w:cstheme="majorHAnsi"/>
                 <w:color w:val="auto"/>
-                <w:lang w:val="es-MX"/>
+                <w:sz w:val="24"/>
               </w:rPr>
             </w:pPr>
             <w:r>
               <w:rPr>
                 <w:rFonts w:asciiTheme="majorHAnsi" w:hAnsiTheme="majorHAnsi" w:cstheme="majorHAnsi"/>
                 <w:color w:val="auto"/>
-                <w:lang w:val="es-MX"/>
+                <w:sz w:val="24"/>
               </w:rPr>
               <w:t>Uso</w:t>
             </w:r>
@@ -1576,18 +2162,19 @@
           <w:p>
             <w:pPr>
               <w:spacing w:after="200" w:line="276" w:lineRule="auto"/>
+              <w:jc w:val="both"/>
               <w:cnfStyle w:val="100000000000" w:firstRow="1" w:lastRow="0" w:firstColumn="0" w:lastColumn="0" w:oddVBand="0" w:evenVBand="0" w:oddHBand="0" w:evenHBand="0" w:firstRowFirstColumn="0" w:firstRowLastColumn="0" w:lastRowFirstColumn="0" w:lastRowLastColumn="0"/>
               <w:rPr>
                 <w:rFonts w:asciiTheme="majorHAnsi" w:hAnsiTheme="majorHAnsi" w:cstheme="majorHAnsi"/>
                 <w:color w:val="auto"/>
-                <w:lang w:val="es-MX"/>
+                <w:sz w:val="24"/>
               </w:rPr>
             </w:pPr>
             <w:r>
               <w:rPr>
                 <w:rFonts w:asciiTheme="majorHAnsi" w:hAnsiTheme="majorHAnsi" w:cstheme="majorHAnsi"/>
                 <w:color w:val="auto"/>
-                <w:lang w:val="es-MX"/>
+                <w:sz w:val="24"/>
               </w:rPr>
               <w:t>Justificación</w:t>
             </w:r>
@@ -1606,16 +2193,17 @@
           <w:p>
             <w:pPr>
               <w:spacing w:after="200" w:line="276" w:lineRule="auto"/>
+              <w:jc w:val="both"/>
               <w:rPr>
                 <w:rFonts w:asciiTheme="majorHAnsi" w:hAnsiTheme="majorHAnsi" w:cstheme="majorHAnsi"/>
                 <w:color w:val="auto"/>
-                <w:lang w:val="es-MX"/>
+                <w:sz w:val="24"/>
               </w:rPr>
             </w:pPr>
             <w:r>
               <w:rPr>
                 <w:rFonts w:asciiTheme="majorHAnsi" w:hAnsiTheme="majorHAnsi" w:cstheme="majorHAnsi"/>
-                <w:lang w:val="es-MX"/>
+                <w:sz w:val="24"/>
               </w:rPr>
               <w:t>CLASH REGULAR</w:t>
             </w:r>
@@ -1628,18 +2216,23 @@
           <w:p>
             <w:pPr>
               <w:spacing w:after="200" w:line="276" w:lineRule="auto"/>
+              <w:jc w:val="both"/>
               <w:cnfStyle w:val="000000100000" w:firstRow="0" w:lastRow="0" w:firstColumn="0" w:lastColumn="0" w:oddVBand="0" w:evenVBand="0" w:oddHBand="1" w:evenHBand="0" w:firstRowFirstColumn="0" w:firstRowLastColumn="0" w:lastRowFirstColumn="0" w:lastRowLastColumn="0"/>
               <w:rPr>
-                <w:rFonts w:asciiTheme="majorHAnsi" w:hAnsiTheme="majorHAnsi" w:cstheme="majorHAnsi"/>
-                <w:lang w:val="es-MX"/>
+                <w:rFonts w:cstheme="majorHAnsi"/>
               </w:rPr>
             </w:pPr>
             <w:r>
               <w:rPr>
-                <w:rFonts w:asciiTheme="majorHAnsi" w:hAnsiTheme="majorHAnsi" w:cstheme="majorHAnsi"/>
-                <w:lang w:val="es-MX"/>
-              </w:rPr>
-              <w:t>16–24 px</w:t>
+                <w:rFonts w:cstheme="majorHAnsi"/>
+              </w:rPr>
+              <w:t>16</w:t>
+            </w:r>
+            <w:r>
+              <w:rPr>
+                <w:rFonts w:cstheme="majorHAnsi"/>
+              </w:rPr>
+              <w:t xml:space="preserve"> px</w:t>
             </w:r>
           </w:p>
         </w:tc>
@@ -1650,18 +2243,17 @@
           <w:p>
             <w:pPr>
               <w:spacing w:after="200" w:line="276" w:lineRule="auto"/>
+              <w:jc w:val="both"/>
               <w:cnfStyle w:val="000000100000" w:firstRow="0" w:lastRow="0" w:firstColumn="0" w:lastColumn="0" w:oddVBand="0" w:evenVBand="0" w:oddHBand="1" w:evenHBand="0" w:firstRowFirstColumn="0" w:firstRowLastColumn="0" w:lastRowFirstColumn="0" w:lastRowLastColumn="0"/>
               <w:rPr>
-                <w:rFonts w:asciiTheme="majorHAnsi" w:hAnsiTheme="majorHAnsi" w:cstheme="majorHAnsi"/>
-                <w:lang w:val="es-MX"/>
+                <w:rFonts w:cstheme="majorHAnsi"/>
               </w:rPr>
             </w:pPr>
             <w:r>
               <w:rPr>
-                <w:rFonts w:asciiTheme="majorHAnsi" w:hAnsiTheme="majorHAnsi" w:cstheme="majorHAnsi"/>
-                <w:lang w:val="es-MX"/>
-              </w:rPr>
-              <w:t>Títulos y texto general</w:t>
+                <w:rFonts w:cstheme="majorHAnsi"/>
+              </w:rPr>
+              <w:t>texto general</w:t>
             </w:r>
           </w:p>
         </w:tc>
@@ -1672,16 +2264,100 @@
           <w:p>
             <w:pPr>
               <w:spacing w:after="200" w:line="276" w:lineRule="auto"/>
+              <w:jc w:val="both"/>
               <w:cnfStyle w:val="000000100000" w:firstRow="0" w:lastRow="0" w:firstColumn="0" w:lastColumn="0" w:oddVBand="0" w:evenVBand="0" w:oddHBand="1" w:evenHBand="0" w:firstRowFirstColumn="0" w:firstRowLastColumn="0" w:lastRowFirstColumn="0" w:lastRowLastColumn="0"/>
               <w:rPr>
-                <w:rFonts w:asciiTheme="majorHAnsi" w:hAnsiTheme="majorHAnsi" w:cstheme="majorHAnsi"/>
-                <w:lang w:val="es-MX"/>
+                <w:rFonts w:cstheme="majorHAnsi"/>
               </w:rPr>
             </w:pPr>
             <w:r>
               <w:rPr>
+                <w:rFonts w:cstheme="majorHAnsi"/>
+              </w:rPr>
+              <w:t>Favorece la legibilidad en pantallas (WCAG 1.4.8), mantiene un estilo moderno y confiable acorde con el público ciudadano, y se usa de forma consistente (heurística 4: consistencia y estándares).</w:t>
+            </w:r>
+          </w:p>
+        </w:tc>
+      </w:tr>
+      <w:tr>
+        <w:tc>
+          <w:tcPr>
+            <w:cnfStyle w:val="001000000000" w:firstRow="0" w:lastRow="0" w:firstColumn="1" w:lastColumn="0" w:oddVBand="0" w:evenVBand="0" w:oddHBand="0" w:evenHBand="0" w:firstRowFirstColumn="0" w:firstRowLastColumn="0" w:lastRowFirstColumn="0" w:lastRowLastColumn="0"/>
+            <w:tcW w:w="1560" w:type="dxa"/>
+          </w:tcPr>
+          <w:p>
+            <w:pPr>
+              <w:jc w:val="both"/>
+              <w:rPr>
                 <w:rFonts w:asciiTheme="majorHAnsi" w:hAnsiTheme="majorHAnsi" w:cstheme="majorHAnsi"/>
-                <w:lang w:val="es-MX"/>
+                <w:sz w:val="24"/>
+              </w:rPr>
+            </w:pPr>
+            <w:r>
+              <w:rPr>
+                <w:rFonts w:asciiTheme="majorHAnsi" w:hAnsiTheme="majorHAnsi" w:cstheme="majorHAnsi"/>
+                <w:sz w:val="24"/>
+              </w:rPr>
+              <w:t>CLASH REGULAR</w:t>
+            </w:r>
+          </w:p>
+        </w:tc>
+        <w:tc>
+          <w:tcPr>
+            <w:tcW w:w="1134" w:type="dxa"/>
+          </w:tcPr>
+          <w:p>
+            <w:pPr>
+              <w:jc w:val="both"/>
+              <w:cnfStyle w:val="000000000000" w:firstRow="0" w:lastRow="0" w:firstColumn="0" w:lastColumn="0" w:oddVBand="0" w:evenVBand="0" w:oddHBand="0" w:evenHBand="0" w:firstRowFirstColumn="0" w:firstRowLastColumn="0" w:lastRowFirstColumn="0" w:lastRowLastColumn="0"/>
+              <w:rPr>
+                <w:rFonts w:cstheme="majorHAnsi"/>
+              </w:rPr>
+            </w:pPr>
+            <w:r>
+              <w:rPr>
+                <w:rFonts w:cstheme="majorHAnsi"/>
+              </w:rPr>
+              <w:t>24 px</w:t>
+            </w:r>
+          </w:p>
+        </w:tc>
+        <w:tc>
+          <w:tcPr>
+            <w:tcW w:w="2126" w:type="dxa"/>
+          </w:tcPr>
+          <w:p>
+            <w:pPr>
+              <w:jc w:val="both"/>
+              <w:cnfStyle w:val="000000000000" w:firstRow="0" w:lastRow="0" w:firstColumn="0" w:lastColumn="0" w:oddVBand="0" w:evenVBand="0" w:oddHBand="0" w:evenHBand="0" w:firstRowFirstColumn="0" w:firstRowLastColumn="0" w:lastRowFirstColumn="0" w:lastRowLastColumn="0"/>
+              <w:rPr>
+                <w:rFonts w:cstheme="majorHAnsi"/>
+              </w:rPr>
+            </w:pPr>
+            <w:r>
+              <w:rPr>
+                <w:rFonts w:cstheme="majorHAnsi"/>
+              </w:rPr>
+              <w:t>títulos</w:t>
+            </w:r>
+          </w:p>
+        </w:tc>
+        <w:tc>
+          <w:tcPr>
+            <w:tcW w:w="3827" w:type="dxa"/>
+          </w:tcPr>
+          <w:p>
+            <w:pPr>
+              <w:spacing w:after="200" w:line="276" w:lineRule="auto"/>
+              <w:jc w:val="both"/>
+              <w:cnfStyle w:val="000000000000" w:firstRow="0" w:lastRow="0" w:firstColumn="0" w:lastColumn="0" w:oddVBand="0" w:evenVBand="0" w:oddHBand="0" w:evenHBand="0" w:firstRowFirstColumn="0" w:firstRowLastColumn="0" w:lastRowFirstColumn="0" w:lastRowLastColumn="0"/>
+              <w:rPr>
+                <w:rFonts w:cstheme="majorHAnsi"/>
+              </w:rPr>
+            </w:pPr>
+            <w:r>
+              <w:rPr>
+                <w:rFonts w:cstheme="majorHAnsi"/>
               </w:rPr>
               <w:t>Favorece la legibilidad en pantallas (WCAG 1.4.8), mantiene un estilo moderno y confiable acorde con el público ciudadano, y se usa de forma consistente (heurística 4: consistencia y estándares).</w:t>
             </w:r>
@@ -1691,38 +2367,272 @@
     </w:tbl>
     <w:p>
       <w:pPr>
+        <w:jc w:val="both"/>
+        <w:rPr>
+          <w:rFonts w:asciiTheme="majorHAnsi" w:hAnsiTheme="majorHAnsi" w:cstheme="majorHAnsi"/>
+        </w:rPr>
+      </w:pPr>
+    </w:p>
+    <w:p>
+      <w:pPr>
+        <w:jc w:val="both"/>
+        <w:rPr>
+          <w:rFonts w:asciiTheme="majorHAnsi" w:hAnsiTheme="majorHAnsi" w:cstheme="majorHAnsi"/>
+          <w:sz w:val="24"/>
+          <w:szCs w:val="24"/>
+        </w:rPr>
+      </w:pPr>
+      <w:r>
+        <w:rPr>
+          <w:rFonts w:asciiTheme="majorHAnsi" w:hAnsiTheme="majorHAnsi" w:cstheme="majorHAnsi"/>
+          <w:sz w:val="24"/>
+          <w:szCs w:val="24"/>
+        </w:rPr>
+        <w:t>Justifica:</w:t>
+      </w:r>
+    </w:p>
+    <w:p>
+      <w:pPr>
+        <w:pStyle w:val="Prrafodelista"/>
+        <w:numPr>
+          <w:ilvl w:val="0"/>
+          <w:numId w:val="25"/>
+        </w:numPr>
+        <w:jc w:val="both"/>
+        <w:rPr>
+          <w:rFonts w:asciiTheme="majorHAnsi" w:hAnsiTheme="majorHAnsi" w:cstheme="majorHAnsi"/>
+          <w:b/>
+          <w:sz w:val="24"/>
+        </w:rPr>
+      </w:pPr>
+      <w:r>
+        <w:rPr>
+          <w:rFonts w:asciiTheme="majorHAnsi" w:hAnsiTheme="majorHAnsi" w:cstheme="majorHAnsi"/>
+          <w:b/>
+          <w:sz w:val="24"/>
+        </w:rPr>
+        <w:t xml:space="preserve"> ¿La tipografía mejora la legibilidad?</w:t>
+      </w:r>
+    </w:p>
+    <w:p>
+      <w:pPr>
+        <w:jc w:val="both"/>
+        <w:rPr>
+          <w:rFonts w:cstheme="majorHAnsi"/>
+        </w:rPr>
+      </w:pPr>
+      <w:r>
+        <w:rPr>
+          <w:rFonts w:eastAsia="Times New Roman" w:cs="Times New Roman"/>
+          <w:lang w:eastAsia="es-MX"/>
+        </w:rPr>
+        <w:t xml:space="preserve">Sí. </w:t>
+      </w:r>
+      <w:proofErr w:type="spellStart"/>
+      <w:r>
+        <w:rPr>
+          <w:rFonts w:eastAsia="Times New Roman" w:cs="Times New Roman"/>
+          <w:lang w:eastAsia="es-MX"/>
+        </w:rPr>
+        <w:t>Clash</w:t>
+      </w:r>
+      <w:proofErr w:type="spellEnd"/>
+      <w:r>
+        <w:rPr>
+          <w:rFonts w:eastAsia="Times New Roman" w:cs="Times New Roman"/>
+          <w:lang w:eastAsia="es-MX"/>
+        </w:rPr>
+        <w:t xml:space="preserve"> Regular es una tipografía </w:t>
+      </w:r>
+      <w:proofErr w:type="spellStart"/>
+      <w:r>
+        <w:rPr>
+          <w:rFonts w:eastAsia="Times New Roman" w:cs="Times New Roman"/>
+          <w:lang w:eastAsia="es-MX"/>
+        </w:rPr>
+        <w:t>sans-serif</w:t>
+      </w:r>
+      <w:proofErr w:type="spellEnd"/>
+      <w:r>
+        <w:rPr>
+          <w:rFonts w:eastAsia="Times New Roman" w:cs="Times New Roman"/>
+          <w:lang w:eastAsia="es-MX"/>
+        </w:rPr>
+        <w:t xml:space="preserve"> moderna, con buena separación entre caracteres y adecuada para pantallas, cumpliendo WCAG 1.4.8 sobre legibilidad en medios digitales.</w:t>
+      </w:r>
+    </w:p>
+    <w:p>
+      <w:pPr>
+        <w:pStyle w:val="Prrafodelista"/>
+        <w:numPr>
+          <w:ilvl w:val="0"/>
+          <w:numId w:val="25"/>
+        </w:numPr>
+        <w:jc w:val="both"/>
+        <w:rPr>
+          <w:rFonts w:asciiTheme="majorHAnsi" w:hAnsiTheme="majorHAnsi" w:cstheme="majorHAnsi"/>
+          <w:b/>
+          <w:sz w:val="24"/>
+        </w:rPr>
+      </w:pPr>
+      <w:r>
+        <w:rPr>
+          <w:rFonts w:asciiTheme="majorHAnsi" w:hAnsiTheme="majorHAnsi" w:cstheme="majorHAnsi"/>
+          <w:b/>
+          <w:sz w:val="24"/>
+        </w:rPr>
+        <w:t>¿Es coherente con el tono y público objetivo?</w:t>
+      </w:r>
+    </w:p>
+    <w:p>
+      <w:pPr>
+        <w:jc w:val="both"/>
+        <w:rPr>
+          <w:rFonts w:asciiTheme="majorHAnsi" w:hAnsiTheme="majorHAnsi" w:cstheme="majorHAnsi"/>
+          <w:sz w:val="24"/>
+        </w:rPr>
+      </w:pPr>
+      <w:r>
+        <w:rPr>
+          <w:rFonts w:eastAsia="Times New Roman" w:cs="Times New Roman"/>
+          <w:lang w:eastAsia="es-MX"/>
+        </w:rPr>
+        <w:t xml:space="preserve">Sí. El público combina ciudadanos comunes y personal técnico; por ello se eligió una tipografía moderna, seria y limpia, que transmite </w:t>
+      </w:r>
+      <w:r>
+        <w:rPr>
+          <w:rFonts w:eastAsia="Times New Roman" w:cs="Times New Roman"/>
+          <w:lang w:eastAsia="es-MX"/>
+        </w:rPr>
+        <w:t>claridad, profesionalismo y accesibilidad</w:t>
+      </w:r>
+      <w:r>
+        <w:rPr>
+          <w:rFonts w:eastAsia="Times New Roman" w:cs="Times New Roman"/>
+          <w:lang w:eastAsia="es-MX"/>
+        </w:rPr>
+        <w:t>.</w:t>
+      </w:r>
+    </w:p>
+    <w:p>
+      <w:pPr>
+        <w:pStyle w:val="Prrafodelista"/>
+        <w:numPr>
+          <w:ilvl w:val="0"/>
+          <w:numId w:val="25"/>
+        </w:numPr>
+        <w:jc w:val="both"/>
+        <w:rPr>
+          <w:rFonts w:asciiTheme="majorHAnsi" w:hAnsiTheme="majorHAnsi" w:cstheme="majorHAnsi"/>
+          <w:b/>
+          <w:sz w:val="24"/>
+        </w:rPr>
+      </w:pPr>
+      <w:r>
+        <w:rPr>
+          <w:rFonts w:asciiTheme="majorHAnsi" w:hAnsiTheme="majorHAnsi" w:cstheme="majorHAnsi"/>
+          <w:b/>
+          <w:sz w:val="24"/>
+        </w:rPr>
+        <w:t>¿Se aplica de forma consistente?</w:t>
+      </w:r>
+    </w:p>
+    <w:p>
+      <w:pPr>
+        <w:jc w:val="both"/>
+        <w:rPr>
+          <w:rFonts w:eastAsia="Times New Roman" w:cs="Times New Roman"/>
+          <w:lang w:eastAsia="es-MX"/>
+        </w:rPr>
+      </w:pPr>
+      <w:r>
+        <w:rPr>
+          <w:rFonts w:eastAsia="Times New Roman" w:cs="Times New Roman"/>
+          <w:lang w:eastAsia="es-MX"/>
+        </w:rPr>
+        <w:t xml:space="preserve">Sí. Se usa la misma familia en </w:t>
+      </w:r>
+      <w:r>
+        <w:rPr>
+          <w:rFonts w:eastAsia="Times New Roman" w:cs="Times New Roman"/>
+          <w:b/>
+          <w:bCs/>
+          <w:lang w:eastAsia="es-MX"/>
+        </w:rPr>
+        <w:t>títulos (24 px)</w:t>
+      </w:r>
+      <w:r>
+        <w:rPr>
+          <w:rFonts w:eastAsia="Times New Roman" w:cs="Times New Roman"/>
+          <w:lang w:eastAsia="es-MX"/>
+        </w:rPr>
+        <w:t xml:space="preserve"> y </w:t>
+      </w:r>
+      <w:r>
+        <w:rPr>
+          <w:rFonts w:eastAsia="Times New Roman" w:cs="Times New Roman"/>
+          <w:b/>
+          <w:bCs/>
+          <w:lang w:eastAsia="es-MX"/>
+        </w:rPr>
+        <w:t>texto general (16 px)</w:t>
+      </w:r>
+      <w:r>
+        <w:rPr>
+          <w:rFonts w:eastAsia="Times New Roman" w:cs="Times New Roman"/>
+          <w:lang w:eastAsia="es-MX"/>
+        </w:rPr>
+        <w:t>, lo cual garantiza coherencia visual, en línea con la heurística 4 (consistencia y estándares).</w:t>
+      </w:r>
+    </w:p>
+    <w:p>
+      <w:pPr>
+        <w:jc w:val="both"/>
         <w:rPr>
           <w:rFonts w:asciiTheme="majorHAnsi" w:hAnsiTheme="majorHAnsi" w:cstheme="majorHAnsi"/>
           <w:color w:val="1F497D" w:themeColor="text2"/>
-          <w:lang w:val="es-MX"/>
         </w:rPr>
       </w:pPr>
     </w:p>
     <w:p>
       <w:pPr>
-        <w:cnfStyle w:val="001000100000" w:firstRow="0" w:lastRow="0" w:firstColumn="1" w:lastColumn="0" w:oddVBand="0" w:evenVBand="0" w:oddHBand="1" w:evenHBand="0" w:firstRowFirstColumn="0" w:firstRowLastColumn="0" w:lastRowFirstColumn="0" w:lastRowLastColumn="0"/>
+        <w:jc w:val="both"/>
         <w:rPr>
           <w:rFonts w:asciiTheme="majorHAnsi" w:hAnsiTheme="majorHAnsi" w:cstheme="majorHAnsi"/>
-          <w:b/>
-          <w:bCs/>
-          <w:color w:val="FFFFFF" w:themeColor="background1"/>
-          <w:lang w:val="es-MX"/>
+          <w:color w:val="1F497D" w:themeColor="text2"/>
         </w:rPr>
       </w:pPr>
     </w:p>
     <w:p>
       <w:pPr>
+        <w:jc w:val="both"/>
         <w:rPr>
           <w:rFonts w:asciiTheme="majorHAnsi" w:hAnsiTheme="majorHAnsi" w:cstheme="majorHAnsi"/>
           <w:color w:val="1F497D" w:themeColor="text2"/>
-          <w:lang w:val="es-MX"/>
-        </w:rPr>
-      </w:pPr>
-      <w:r>
+        </w:rPr>
+      </w:pPr>
+    </w:p>
+    <w:p>
+      <w:pPr>
+        <w:jc w:val="both"/>
         <w:rPr>
           <w:rFonts w:asciiTheme="majorHAnsi" w:hAnsiTheme="majorHAnsi" w:cstheme="majorHAnsi"/>
           <w:color w:val="1F497D" w:themeColor="text2"/>
-          <w:lang w:val="es-MX"/>
+        </w:rPr>
+      </w:pPr>
+    </w:p>
+    <w:p>
+      <w:pPr>
+        <w:jc w:val="both"/>
+        <w:rPr>
+          <w:rFonts w:asciiTheme="majorHAnsi" w:hAnsiTheme="majorHAnsi" w:cstheme="majorHAnsi"/>
+          <w:color w:val="1F497D" w:themeColor="text2"/>
+        </w:rPr>
+      </w:pPr>
+      <w:r>
+        <w:rPr>
+          <w:rFonts w:asciiTheme="majorHAnsi" w:hAnsiTheme="majorHAnsi" w:cstheme="majorHAnsi"/>
+          <w:color w:val="1F497D" w:themeColor="text2"/>
         </w:rPr>
         <w:lastRenderedPageBreak/>
         <w:t>C. Iconografía y elementos gráficos</w:t>
@@ -1736,8 +2646,8 @@
         <w:tblLook w:val="04A0" w:firstRow="1" w:lastRow="0" w:firstColumn="1" w:lastColumn="0" w:noHBand="0" w:noVBand="1"/>
       </w:tblPr>
       <w:tblGrid>
-        <w:gridCol w:w="1701"/>
-        <w:gridCol w:w="1701"/>
+        <w:gridCol w:w="1838"/>
+        <w:gridCol w:w="1564"/>
         <w:gridCol w:w="2410"/>
         <w:gridCol w:w="2835"/>
       </w:tblGrid>
@@ -1748,22 +2658,25 @@
         <w:tc>
           <w:tcPr>
             <w:cnfStyle w:val="001000000000" w:firstRow="0" w:lastRow="0" w:firstColumn="1" w:lastColumn="0" w:oddVBand="0" w:evenVBand="0" w:oddHBand="0" w:evenHBand="0" w:firstRowFirstColumn="0" w:firstRowLastColumn="0" w:lastRowFirstColumn="0" w:lastRowLastColumn="0"/>
-            <w:tcW w:w="1701" w:type="dxa"/>
+            <w:tcW w:w="1838" w:type="dxa"/>
           </w:tcPr>
           <w:p>
             <w:pPr>
               <w:spacing w:after="200" w:line="276" w:lineRule="auto"/>
+              <w:jc w:val="both"/>
               <w:rPr>
                 <w:rFonts w:asciiTheme="majorHAnsi" w:hAnsiTheme="majorHAnsi" w:cstheme="majorHAnsi"/>
                 <w:color w:val="auto"/>
-                <w:lang w:val="es-MX"/>
+                <w:sz w:val="24"/>
+                <w:szCs w:val="24"/>
               </w:rPr>
             </w:pPr>
             <w:r>
               <w:rPr>
                 <w:rFonts w:asciiTheme="majorHAnsi" w:hAnsiTheme="majorHAnsi" w:cstheme="majorHAnsi"/>
                 <w:color w:val="auto"/>
-                <w:lang w:val="es-MX"/>
+                <w:sz w:val="24"/>
+                <w:szCs w:val="24"/>
               </w:rPr>
               <w:t>Elemento</w:t>
             </w:r>
@@ -1771,23 +2684,26 @@
         </w:tc>
         <w:tc>
           <w:tcPr>
-            <w:tcW w:w="1701" w:type="dxa"/>
+            <w:tcW w:w="1564" w:type="dxa"/>
           </w:tcPr>
           <w:p>
             <w:pPr>
               <w:spacing w:after="200" w:line="276" w:lineRule="auto"/>
+              <w:jc w:val="both"/>
               <w:cnfStyle w:val="100000000000" w:firstRow="1" w:lastRow="0" w:firstColumn="0" w:lastColumn="0" w:oddVBand="0" w:evenVBand="0" w:oddHBand="0" w:evenHBand="0" w:firstRowFirstColumn="0" w:firstRowLastColumn="0" w:lastRowFirstColumn="0" w:lastRowLastColumn="0"/>
               <w:rPr>
                 <w:rFonts w:asciiTheme="majorHAnsi" w:hAnsiTheme="majorHAnsi" w:cstheme="majorHAnsi"/>
                 <w:color w:val="auto"/>
-                <w:lang w:val="es-MX"/>
+                <w:sz w:val="24"/>
+                <w:szCs w:val="24"/>
               </w:rPr>
             </w:pPr>
             <w:r>
               <w:rPr>
                 <w:rFonts w:asciiTheme="majorHAnsi" w:hAnsiTheme="majorHAnsi" w:cstheme="majorHAnsi"/>
                 <w:color w:val="auto"/>
-                <w:lang w:val="es-MX"/>
+                <w:sz w:val="24"/>
+                <w:szCs w:val="24"/>
               </w:rPr>
               <w:t>Descripción</w:t>
             </w:r>
@@ -1800,18 +2716,21 @@
           <w:p>
             <w:pPr>
               <w:spacing w:after="200" w:line="276" w:lineRule="auto"/>
+              <w:jc w:val="both"/>
               <w:cnfStyle w:val="100000000000" w:firstRow="1" w:lastRow="0" w:firstColumn="0" w:lastColumn="0" w:oddVBand="0" w:evenVBand="0" w:oddHBand="0" w:evenHBand="0" w:firstRowFirstColumn="0" w:firstRowLastColumn="0" w:lastRowFirstColumn="0" w:lastRowLastColumn="0"/>
               <w:rPr>
                 <w:rFonts w:asciiTheme="majorHAnsi" w:hAnsiTheme="majorHAnsi" w:cstheme="majorHAnsi"/>
                 <w:color w:val="auto"/>
-                <w:lang w:val="es-MX"/>
+                <w:sz w:val="24"/>
+                <w:szCs w:val="24"/>
               </w:rPr>
             </w:pPr>
             <w:r>
               <w:rPr>
                 <w:rFonts w:asciiTheme="majorHAnsi" w:hAnsiTheme="majorHAnsi" w:cstheme="majorHAnsi"/>
                 <w:color w:val="auto"/>
-                <w:lang w:val="es-MX"/>
+                <w:sz w:val="24"/>
+                <w:szCs w:val="24"/>
               </w:rPr>
               <w:t>Uso</w:t>
             </w:r>
@@ -1824,18 +2743,21 @@
           <w:p>
             <w:pPr>
               <w:spacing w:after="200" w:line="276" w:lineRule="auto"/>
+              <w:jc w:val="both"/>
               <w:cnfStyle w:val="100000000000" w:firstRow="1" w:lastRow="0" w:firstColumn="0" w:lastColumn="0" w:oddVBand="0" w:evenVBand="0" w:oddHBand="0" w:evenHBand="0" w:firstRowFirstColumn="0" w:firstRowLastColumn="0" w:lastRowFirstColumn="0" w:lastRowLastColumn="0"/>
               <w:rPr>
                 <w:rFonts w:asciiTheme="majorHAnsi" w:hAnsiTheme="majorHAnsi" w:cstheme="majorHAnsi"/>
                 <w:color w:val="auto"/>
-                <w:lang w:val="es-MX"/>
+                <w:sz w:val="24"/>
+                <w:szCs w:val="24"/>
               </w:rPr>
             </w:pPr>
             <w:r>
               <w:rPr>
                 <w:rFonts w:asciiTheme="majorHAnsi" w:hAnsiTheme="majorHAnsi" w:cstheme="majorHAnsi"/>
                 <w:color w:val="auto"/>
-                <w:lang w:val="es-MX"/>
+                <w:sz w:val="24"/>
+                <w:szCs w:val="24"/>
               </w:rPr>
               <w:t>Justificación</w:t>
             </w:r>
@@ -1850,42 +2772,44 @@
         <w:tc>
           <w:tcPr>
             <w:cnfStyle w:val="001000000000" w:firstRow="0" w:lastRow="0" w:firstColumn="1" w:lastColumn="0" w:oddVBand="0" w:evenVBand="0" w:oddHBand="0" w:evenHBand="0" w:firstRowFirstColumn="0" w:firstRowLastColumn="0" w:lastRowFirstColumn="0" w:lastRowLastColumn="0"/>
-            <w:tcW w:w="1701" w:type="dxa"/>
+            <w:tcW w:w="1838" w:type="dxa"/>
           </w:tcPr>
           <w:p>
             <w:pPr>
               <w:spacing w:after="200" w:line="276" w:lineRule="auto"/>
+              <w:jc w:val="both"/>
               <w:rPr>
                 <w:rFonts w:asciiTheme="majorHAnsi" w:hAnsiTheme="majorHAnsi" w:cstheme="majorHAnsi"/>
-                <w:lang w:val="es-MX"/>
+                <w:sz w:val="24"/>
               </w:rPr>
             </w:pPr>
+            <w:proofErr w:type="spellStart"/>
             <w:r>
               <w:rPr>
                 <w:rFonts w:asciiTheme="majorHAnsi" w:hAnsiTheme="majorHAnsi" w:cstheme="majorHAnsi"/>
-                <w:lang w:val="es-MX"/>
+                <w:sz w:val="24"/>
               </w:rPr>
               <w:t>Icon_Perfil</w:t>
             </w:r>
+            <w:proofErr w:type="spellEnd"/>
           </w:p>
         </w:tc>
         <w:tc>
           <w:tcPr>
-            <w:tcW w:w="1701" w:type="dxa"/>
+            <w:tcW w:w="1564" w:type="dxa"/>
           </w:tcPr>
           <w:p>
             <w:pPr>
               <w:spacing w:after="200" w:line="276" w:lineRule="auto"/>
+              <w:jc w:val="both"/>
               <w:cnfStyle w:val="000000100000" w:firstRow="0" w:lastRow="0" w:firstColumn="0" w:lastColumn="0" w:oddVBand="0" w:evenVBand="0" w:oddHBand="1" w:evenHBand="0" w:firstRowFirstColumn="0" w:firstRowLastColumn="0" w:lastRowFirstColumn="0" w:lastRowLastColumn="0"/>
               <w:rPr>
-                <w:rFonts w:asciiTheme="majorHAnsi" w:hAnsiTheme="majorHAnsi" w:cstheme="majorHAnsi"/>
-                <w:lang w:val="es-MX"/>
+                <w:rFonts w:cstheme="majorHAnsi"/>
               </w:rPr>
             </w:pPr>
             <w:r>
               <w:rPr>
-                <w:rFonts w:asciiTheme="majorHAnsi" w:hAnsiTheme="majorHAnsi" w:cstheme="majorHAnsi"/>
-                <w:lang w:val="es-MX"/>
+                <w:rFonts w:cstheme="majorHAnsi"/>
               </w:rPr>
               <w:t>Silueta de una persona en color azul.</w:t>
             </w:r>
@@ -1898,16 +2822,15 @@
           <w:p>
             <w:pPr>
               <w:spacing w:after="200" w:line="276" w:lineRule="auto"/>
+              <w:jc w:val="both"/>
               <w:cnfStyle w:val="000000100000" w:firstRow="0" w:lastRow="0" w:firstColumn="0" w:lastColumn="0" w:oddVBand="0" w:evenVBand="0" w:oddHBand="1" w:evenHBand="0" w:firstRowFirstColumn="0" w:firstRowLastColumn="0" w:lastRowFirstColumn="0" w:lastRowLastColumn="0"/>
               <w:rPr>
-                <w:rFonts w:asciiTheme="majorHAnsi" w:hAnsiTheme="majorHAnsi" w:cstheme="majorHAnsi"/>
-                <w:lang w:val="es-MX"/>
+                <w:rFonts w:cstheme="majorHAnsi"/>
               </w:rPr>
             </w:pPr>
             <w:r>
               <w:rPr>
-                <w:rFonts w:asciiTheme="majorHAnsi" w:hAnsiTheme="majorHAnsi" w:cstheme="majorHAnsi"/>
-                <w:lang w:val="es-MX"/>
+                <w:rFonts w:cstheme="majorHAnsi"/>
               </w:rPr>
               <w:t>Representa la sección o botón relacionado con el perfil del usuario, como acceder a su información o configuraciones personales.</w:t>
             </w:r>
@@ -1920,16 +2843,15 @@
           <w:p>
             <w:pPr>
               <w:spacing w:after="200" w:line="276" w:lineRule="auto"/>
+              <w:jc w:val="both"/>
               <w:cnfStyle w:val="000000100000" w:firstRow="0" w:lastRow="0" w:firstColumn="0" w:lastColumn="0" w:oddVBand="0" w:evenVBand="0" w:oddHBand="1" w:evenHBand="0" w:firstRowFirstColumn="0" w:firstRowLastColumn="0" w:lastRowFirstColumn="0" w:lastRowLastColumn="0"/>
               <w:rPr>
-                <w:rFonts w:asciiTheme="majorHAnsi" w:hAnsiTheme="majorHAnsi" w:cstheme="majorHAnsi"/>
-                <w:lang w:val="es-MX"/>
+                <w:rFonts w:cstheme="majorHAnsi"/>
               </w:rPr>
             </w:pPr>
             <w:r>
               <w:rPr>
-                <w:rFonts w:asciiTheme="majorHAnsi" w:hAnsiTheme="majorHAnsi" w:cstheme="majorHAnsi"/>
-                <w:lang w:val="es-MX"/>
+                <w:rFonts w:cstheme="majorHAnsi"/>
               </w:rPr>
               <w:t>El estilo visual es uniforme con el resto de los íconos y su significado es fácilmente reconocible, lo que facilita la navegación y evita sobrecargar al usuario con elementos complejos</w:t>
             </w:r>
@@ -1940,42 +2862,44 @@
         <w:tc>
           <w:tcPr>
             <w:cnfStyle w:val="001000000000" w:firstRow="0" w:lastRow="0" w:firstColumn="1" w:lastColumn="0" w:oddVBand="0" w:evenVBand="0" w:oddHBand="0" w:evenHBand="0" w:firstRowFirstColumn="0" w:firstRowLastColumn="0" w:lastRowFirstColumn="0" w:lastRowLastColumn="0"/>
-            <w:tcW w:w="1701" w:type="dxa"/>
+            <w:tcW w:w="1838" w:type="dxa"/>
           </w:tcPr>
           <w:p>
             <w:pPr>
               <w:spacing w:after="200" w:line="276" w:lineRule="auto"/>
+              <w:jc w:val="both"/>
               <w:rPr>
                 <w:rFonts w:asciiTheme="majorHAnsi" w:hAnsiTheme="majorHAnsi" w:cstheme="majorHAnsi"/>
-                <w:lang w:val="es-MX"/>
+                <w:sz w:val="24"/>
               </w:rPr>
             </w:pPr>
+            <w:proofErr w:type="spellStart"/>
             <w:r>
               <w:rPr>
                 <w:rFonts w:asciiTheme="majorHAnsi" w:hAnsiTheme="majorHAnsi" w:cstheme="majorHAnsi"/>
-                <w:lang w:val="es-MX"/>
+                <w:sz w:val="24"/>
               </w:rPr>
               <w:t>Icon_menu</w:t>
             </w:r>
+            <w:proofErr w:type="spellEnd"/>
           </w:p>
         </w:tc>
         <w:tc>
           <w:tcPr>
-            <w:tcW w:w="1701" w:type="dxa"/>
+            <w:tcW w:w="1564" w:type="dxa"/>
           </w:tcPr>
           <w:p>
             <w:pPr>
               <w:spacing w:after="200" w:line="276" w:lineRule="auto"/>
+              <w:jc w:val="both"/>
               <w:cnfStyle w:val="000000000000" w:firstRow="0" w:lastRow="0" w:firstColumn="0" w:lastColumn="0" w:oddVBand="0" w:evenVBand="0" w:oddHBand="0" w:evenHBand="0" w:firstRowFirstColumn="0" w:firstRowLastColumn="0" w:lastRowFirstColumn="0" w:lastRowLastColumn="0"/>
               <w:rPr>
-                <w:rFonts w:asciiTheme="majorHAnsi" w:hAnsiTheme="majorHAnsi" w:cstheme="majorHAnsi"/>
-                <w:lang w:val="es-MX"/>
+                <w:rFonts w:cstheme="majorHAnsi"/>
               </w:rPr>
             </w:pPr>
             <w:r>
               <w:rPr>
-                <w:rFonts w:asciiTheme="majorHAnsi" w:hAnsiTheme="majorHAnsi" w:cstheme="majorHAnsi"/>
-                <w:lang w:val="es-MX"/>
+                <w:rFonts w:cstheme="majorHAnsi"/>
               </w:rPr>
               <w:t>Siluetas de tres personas, dos azules en el fondo y una blanca al frente.</w:t>
             </w:r>
@@ -1988,16 +2912,15 @@
           <w:p>
             <w:pPr>
               <w:spacing w:after="200" w:line="276" w:lineRule="auto"/>
+              <w:jc w:val="both"/>
               <w:cnfStyle w:val="000000000000" w:firstRow="0" w:lastRow="0" w:firstColumn="0" w:lastColumn="0" w:oddVBand="0" w:evenVBand="0" w:oddHBand="0" w:evenHBand="0" w:firstRowFirstColumn="0" w:firstRowLastColumn="0" w:lastRowFirstColumn="0" w:lastRowLastColumn="0"/>
               <w:rPr>
-                <w:rFonts w:asciiTheme="majorHAnsi" w:hAnsiTheme="majorHAnsi" w:cstheme="majorHAnsi"/>
-                <w:lang w:val="es-MX"/>
+                <w:rFonts w:cstheme="majorHAnsi"/>
               </w:rPr>
             </w:pPr>
             <w:r>
               <w:rPr>
-                <w:rFonts w:asciiTheme="majorHAnsi" w:hAnsiTheme="majorHAnsi" w:cstheme="majorHAnsi"/>
-                <w:lang w:val="es-MX"/>
+                <w:rFonts w:cstheme="majorHAnsi"/>
               </w:rPr>
               <w:t>Indica el acceso al menú principal o a opciones relacionadas con usuarios o grupos.</w:t>
             </w:r>
@@ -2010,16 +2933,15 @@
           <w:p>
             <w:pPr>
               <w:spacing w:after="200" w:line="276" w:lineRule="auto"/>
+              <w:jc w:val="both"/>
               <w:cnfStyle w:val="000000000000" w:firstRow="0" w:lastRow="0" w:firstColumn="0" w:lastColumn="0" w:oddVBand="0" w:evenVBand="0" w:oddHBand="0" w:evenHBand="0" w:firstRowFirstColumn="0" w:firstRowLastColumn="0" w:lastRowFirstColumn="0" w:lastRowLastColumn="0"/>
               <w:rPr>
-                <w:rFonts w:asciiTheme="majorHAnsi" w:hAnsiTheme="majorHAnsi" w:cstheme="majorHAnsi"/>
-                <w:lang w:val="es-MX"/>
+                <w:rFonts w:cstheme="majorHAnsi"/>
               </w:rPr>
             </w:pPr>
             <w:r>
               <w:rPr>
-                <w:rFonts w:asciiTheme="majorHAnsi" w:hAnsiTheme="majorHAnsi" w:cstheme="majorHAnsi"/>
-                <w:lang w:val="es-MX"/>
+                <w:rFonts w:cstheme="majorHAnsi"/>
               </w:rPr>
               <w:t>Mantiene coherencia cromática con los demás íconos, facilita la identificación visual de la función y conserva una jerarquía clara sin saturar la interfaz.</w:t>
             </w:r>
@@ -2033,42 +2955,44 @@
         <w:tc>
           <w:tcPr>
             <w:cnfStyle w:val="001000000000" w:firstRow="0" w:lastRow="0" w:firstColumn="1" w:lastColumn="0" w:oddVBand="0" w:evenVBand="0" w:oddHBand="0" w:evenHBand="0" w:firstRowFirstColumn="0" w:firstRowLastColumn="0" w:lastRowFirstColumn="0" w:lastRowLastColumn="0"/>
-            <w:tcW w:w="1701" w:type="dxa"/>
+            <w:tcW w:w="1838" w:type="dxa"/>
           </w:tcPr>
           <w:p>
             <w:pPr>
               <w:spacing w:after="200" w:line="276" w:lineRule="auto"/>
+              <w:jc w:val="both"/>
               <w:rPr>
                 <w:rFonts w:asciiTheme="majorHAnsi" w:hAnsiTheme="majorHAnsi" w:cstheme="majorHAnsi"/>
-                <w:lang w:val="es-MX"/>
+                <w:sz w:val="24"/>
               </w:rPr>
             </w:pPr>
+            <w:proofErr w:type="spellStart"/>
             <w:r>
               <w:rPr>
                 <w:rFonts w:asciiTheme="majorHAnsi" w:hAnsiTheme="majorHAnsi" w:cstheme="majorHAnsi"/>
-                <w:lang w:val="es-MX"/>
+                <w:sz w:val="24"/>
               </w:rPr>
               <w:t>Icon_Formularios</w:t>
             </w:r>
+            <w:proofErr w:type="spellEnd"/>
           </w:p>
         </w:tc>
         <w:tc>
           <w:tcPr>
-            <w:tcW w:w="1701" w:type="dxa"/>
+            <w:tcW w:w="1564" w:type="dxa"/>
           </w:tcPr>
           <w:p>
             <w:pPr>
               <w:spacing w:after="200" w:line="276" w:lineRule="auto"/>
+              <w:jc w:val="both"/>
               <w:cnfStyle w:val="000000100000" w:firstRow="0" w:lastRow="0" w:firstColumn="0" w:lastColumn="0" w:oddVBand="0" w:evenVBand="0" w:oddHBand="1" w:evenHBand="0" w:firstRowFirstColumn="0" w:firstRowLastColumn="0" w:lastRowFirstColumn="0" w:lastRowLastColumn="0"/>
               <w:rPr>
-                <w:rFonts w:asciiTheme="majorHAnsi" w:hAnsiTheme="majorHAnsi" w:cstheme="majorHAnsi"/>
-                <w:lang w:val="es-MX"/>
+                <w:rFonts w:cstheme="majorHAnsi"/>
               </w:rPr>
             </w:pPr>
             <w:r>
               <w:rPr>
-                <w:rFonts w:asciiTheme="majorHAnsi" w:hAnsiTheme="majorHAnsi" w:cstheme="majorHAnsi"/>
-                <w:lang w:val="es-MX"/>
+                <w:rFonts w:cstheme="majorHAnsi"/>
               </w:rPr>
               <w:t>Conjunto de cartas o documentos de colores apilados en forma escalonada, similar a una baraja.</w:t>
             </w:r>
@@ -2081,16 +3005,15 @@
           <w:p>
             <w:pPr>
               <w:spacing w:after="200" w:line="276" w:lineRule="auto"/>
+              <w:jc w:val="both"/>
               <w:cnfStyle w:val="000000100000" w:firstRow="0" w:lastRow="0" w:firstColumn="0" w:lastColumn="0" w:oddVBand="0" w:evenVBand="0" w:oddHBand="1" w:evenHBand="0" w:firstRowFirstColumn="0" w:firstRowLastColumn="0" w:lastRowFirstColumn="0" w:lastRowLastColumn="0"/>
               <w:rPr>
-                <w:rFonts w:asciiTheme="majorHAnsi" w:hAnsiTheme="majorHAnsi" w:cstheme="majorHAnsi"/>
-                <w:lang w:val="es-MX"/>
+                <w:rFonts w:cstheme="majorHAnsi"/>
               </w:rPr>
             </w:pPr>
             <w:r>
               <w:rPr>
-                <w:rFonts w:asciiTheme="majorHAnsi" w:hAnsiTheme="majorHAnsi" w:cstheme="majorHAnsi"/>
-                <w:lang w:val="es-MX"/>
+                <w:rFonts w:cstheme="majorHAnsi"/>
               </w:rPr>
               <w:t>Se utiliza para acceder a los formularios o reportes registrados por el usuario.</w:t>
             </w:r>
@@ -2103,16 +3026,15 @@
           <w:p>
             <w:pPr>
               <w:spacing w:after="200" w:line="276" w:lineRule="auto"/>
+              <w:jc w:val="both"/>
               <w:cnfStyle w:val="000000100000" w:firstRow="0" w:lastRow="0" w:firstColumn="0" w:lastColumn="0" w:oddVBand="0" w:evenVBand="0" w:oddHBand="1" w:evenHBand="0" w:firstRowFirstColumn="0" w:firstRowLastColumn="0" w:lastRowFirstColumn="0" w:lastRowLastColumn="0"/>
               <w:rPr>
-                <w:rFonts w:asciiTheme="majorHAnsi" w:hAnsiTheme="majorHAnsi" w:cstheme="majorHAnsi"/>
-                <w:lang w:val="es-MX"/>
+                <w:rFonts w:cstheme="majorHAnsi"/>
               </w:rPr>
             </w:pPr>
             <w:r>
               <w:rPr>
-                <w:rFonts w:asciiTheme="majorHAnsi" w:hAnsiTheme="majorHAnsi" w:cstheme="majorHAnsi"/>
-                <w:lang w:val="es-MX"/>
+                <w:rFonts w:cstheme="majorHAnsi"/>
               </w:rPr>
               <w:t>El diseño comunica organización y accesibilidad de información. Su estilo es uniforme y ayuda al reconocimiento rápido de la acción sin generar sobrecarga visual.</w:t>
             </w:r>
@@ -2123,42 +3045,44 @@
         <w:tc>
           <w:tcPr>
             <w:cnfStyle w:val="001000000000" w:firstRow="0" w:lastRow="0" w:firstColumn="1" w:lastColumn="0" w:oddVBand="0" w:evenVBand="0" w:oddHBand="0" w:evenHBand="0" w:firstRowFirstColumn="0" w:firstRowLastColumn="0" w:lastRowFirstColumn="0" w:lastRowLastColumn="0"/>
-            <w:tcW w:w="1701" w:type="dxa"/>
+            <w:tcW w:w="1838" w:type="dxa"/>
           </w:tcPr>
           <w:p>
             <w:pPr>
               <w:spacing w:after="200" w:line="276" w:lineRule="auto"/>
+              <w:jc w:val="both"/>
               <w:rPr>
                 <w:rFonts w:asciiTheme="majorHAnsi" w:hAnsiTheme="majorHAnsi" w:cstheme="majorHAnsi"/>
-                <w:lang w:val="es-MX"/>
+                <w:sz w:val="24"/>
               </w:rPr>
             </w:pPr>
+            <w:proofErr w:type="spellStart"/>
             <w:r>
               <w:rPr>
                 <w:rFonts w:asciiTheme="majorHAnsi" w:hAnsiTheme="majorHAnsi" w:cstheme="majorHAnsi"/>
-                <w:lang w:val="es-MX"/>
+                <w:sz w:val="24"/>
               </w:rPr>
               <w:t>Icon_admin</w:t>
             </w:r>
+            <w:proofErr w:type="spellEnd"/>
           </w:p>
         </w:tc>
         <w:tc>
           <w:tcPr>
-            <w:tcW w:w="1701" w:type="dxa"/>
+            <w:tcW w:w="1564" w:type="dxa"/>
           </w:tcPr>
           <w:p>
             <w:pPr>
               <w:spacing w:after="200" w:line="276" w:lineRule="auto"/>
+              <w:jc w:val="both"/>
               <w:cnfStyle w:val="000000000000" w:firstRow="0" w:lastRow="0" w:firstColumn="0" w:lastColumn="0" w:oddVBand="0" w:evenVBand="0" w:oddHBand="0" w:evenHBand="0" w:firstRowFirstColumn="0" w:firstRowLastColumn="0" w:lastRowFirstColumn="0" w:lastRowLastColumn="0"/>
               <w:rPr>
-                <w:rFonts w:asciiTheme="majorHAnsi" w:hAnsiTheme="majorHAnsi" w:cstheme="majorHAnsi"/>
-                <w:lang w:val="es-MX"/>
+                <w:rFonts w:cstheme="majorHAnsi"/>
               </w:rPr>
             </w:pPr>
             <w:r>
               <w:rPr>
-                <w:rFonts w:asciiTheme="majorHAnsi" w:hAnsiTheme="majorHAnsi" w:cstheme="majorHAnsi"/>
-                <w:lang w:val="es-MX"/>
+                <w:rFonts w:cstheme="majorHAnsi"/>
               </w:rPr>
               <w:t>Imagen de un globo terráqueo con una corona al frente.</w:t>
             </w:r>
@@ -2171,16 +3095,15 @@
           <w:p>
             <w:pPr>
               <w:spacing w:after="200" w:line="276" w:lineRule="auto"/>
+              <w:jc w:val="both"/>
               <w:cnfStyle w:val="000000000000" w:firstRow="0" w:lastRow="0" w:firstColumn="0" w:lastColumn="0" w:oddVBand="0" w:evenVBand="0" w:oddHBand="0" w:evenHBand="0" w:firstRowFirstColumn="0" w:firstRowLastColumn="0" w:lastRowFirstColumn="0" w:lastRowLastColumn="0"/>
               <w:rPr>
-                <w:rFonts w:asciiTheme="majorHAnsi" w:hAnsiTheme="majorHAnsi" w:cstheme="majorHAnsi"/>
-                <w:lang w:val="es-MX"/>
+                <w:rFonts w:cstheme="majorHAnsi"/>
               </w:rPr>
             </w:pPr>
             <w:r>
               <w:rPr>
-                <w:rFonts w:asciiTheme="majorHAnsi" w:hAnsiTheme="majorHAnsi" w:cstheme="majorHAnsi"/>
-                <w:lang w:val="es-MX"/>
+                <w:rFonts w:cstheme="majorHAnsi"/>
               </w:rPr>
               <w:t>Representa la sección de administración o control general del sistema.</w:t>
             </w:r>
@@ -2193,16 +3116,15 @@
           <w:p>
             <w:pPr>
               <w:spacing w:after="200" w:line="276" w:lineRule="auto"/>
+              <w:jc w:val="both"/>
               <w:cnfStyle w:val="000000000000" w:firstRow="0" w:lastRow="0" w:firstColumn="0" w:lastColumn="0" w:oddVBand="0" w:evenVBand="0" w:oddHBand="0" w:evenHBand="0" w:firstRowFirstColumn="0" w:firstRowLastColumn="0" w:lastRowFirstColumn="0" w:lastRowLastColumn="0"/>
               <w:rPr>
-                <w:rFonts w:asciiTheme="majorHAnsi" w:hAnsiTheme="majorHAnsi" w:cstheme="majorHAnsi"/>
-                <w:lang w:val="es-MX"/>
+                <w:rFonts w:cstheme="majorHAnsi"/>
               </w:rPr>
             </w:pPr>
             <w:r>
               <w:rPr>
-                <w:rFonts w:asciiTheme="majorHAnsi" w:hAnsiTheme="majorHAnsi" w:cstheme="majorHAnsi"/>
-                <w:lang w:val="es-MX"/>
+                <w:rFonts w:cstheme="majorHAnsi"/>
               </w:rPr>
               <w:t>Mantiene la coherencia estética con el resto de íconos y simboliza autoridad y control. Facilita el reconocimiento inmediato de la función administrativa, sin distraer al usuario con detalles innecesarios.</w:t>
             </w:r>
@@ -2212,64 +3134,266 @@
     </w:tbl>
     <w:p>
       <w:pPr>
+        <w:jc w:val="both"/>
         <w:rPr>
           <w:rFonts w:asciiTheme="majorHAnsi" w:hAnsiTheme="majorHAnsi" w:cstheme="majorHAnsi"/>
-          <w:lang w:val="es-MX"/>
+          <w:sz w:val="24"/>
         </w:rPr>
       </w:pPr>
       <w:r>
         <w:rPr>
           <w:rFonts w:asciiTheme="majorHAnsi" w:hAnsiTheme="majorHAnsi" w:cstheme="majorHAnsi"/>
-          <w:lang w:val="es-MX"/>
+          <w:sz w:val="24"/>
         </w:rPr>
         <w:lastRenderedPageBreak/>
-        <w:br/>
         <w:t>Justifica:</w:t>
       </w:r>
+    </w:p>
+    <w:p>
+      <w:pPr>
+        <w:pStyle w:val="Prrafodelista"/>
+        <w:numPr>
+          <w:ilvl w:val="0"/>
+          <w:numId w:val="25"/>
+        </w:numPr>
+        <w:jc w:val="both"/>
+        <w:rPr>
+          <w:rFonts w:asciiTheme="majorHAnsi" w:hAnsiTheme="majorHAnsi" w:cstheme="majorHAnsi"/>
+          <w:b/>
+          <w:sz w:val="24"/>
+        </w:rPr>
+      </w:pPr>
       <w:r>
         <w:rPr>
           <w:rFonts w:asciiTheme="majorHAnsi" w:hAnsiTheme="majorHAnsi" w:cstheme="majorHAnsi"/>
-          <w:lang w:val="es-MX"/>
-        </w:rPr>
-        <w:br/>
-        <w:t>- ¿El estilo visual es uniforme?</w:t>
+          <w:b/>
+          <w:sz w:val="24"/>
+        </w:rPr>
+        <w:t>¿El estilo visual es uniforme?</w:t>
+      </w:r>
+    </w:p>
+    <w:p>
+      <w:pPr>
+        <w:jc w:val="both"/>
+        <w:rPr>
+          <w:rFonts w:cstheme="majorHAnsi"/>
+        </w:rPr>
+      </w:pPr>
+      <w:r>
+        <w:t>Sí. Todos los iconos usan la misma paleta (azules y blanco), el mismo grosor de línea y estilo minimalista. Esto crea coherencia en toda la interfaz.</w:t>
+      </w:r>
+    </w:p>
+    <w:p>
+      <w:pPr>
+        <w:pStyle w:val="Prrafodelista"/>
+        <w:numPr>
+          <w:ilvl w:val="0"/>
+          <w:numId w:val="25"/>
+        </w:numPr>
+        <w:jc w:val="both"/>
+        <w:rPr>
+          <w:rFonts w:asciiTheme="majorHAnsi" w:hAnsiTheme="majorHAnsi" w:cstheme="majorHAnsi"/>
+          <w:b/>
+          <w:sz w:val="24"/>
+        </w:rPr>
+      </w:pPr>
+      <w:r>
+        <w:rPr>
+          <w:rFonts w:asciiTheme="majorHAnsi" w:hAnsiTheme="majorHAnsi" w:cstheme="majorHAnsi"/>
+          <w:b/>
+          <w:sz w:val="24"/>
+        </w:rPr>
+        <w:t>¿Facilita el reconocimiento de acciones?</w:t>
+      </w:r>
+    </w:p>
+    <w:p>
+      <w:pPr>
+        <w:jc w:val="both"/>
+        <w:rPr>
+          <w:rFonts w:asciiTheme="majorHAnsi" w:hAnsiTheme="majorHAnsi" w:cstheme="majorHAnsi"/>
+        </w:rPr>
+      </w:pPr>
+      <w:r>
+        <w:t>Sí. Cada icono representa su función de manera clara y universal: persona → perfil, documentos → formularios, globo → administración, etc. Esto reduce la necesidad de lectura y favorece el reconocimiento visual inmediato.</w:t>
+      </w:r>
+    </w:p>
+    <w:p>
+      <w:pPr>
+        <w:pStyle w:val="Prrafodelista"/>
+        <w:numPr>
+          <w:ilvl w:val="0"/>
+          <w:numId w:val="25"/>
+        </w:numPr>
+        <w:jc w:val="both"/>
+        <w:rPr>
+          <w:rFonts w:asciiTheme="majorHAnsi" w:hAnsiTheme="majorHAnsi" w:cstheme="majorHAnsi"/>
+          <w:b/>
+          <w:sz w:val="24"/>
+        </w:rPr>
+      </w:pPr>
+      <w:r>
+        <w:rPr>
+          <w:rFonts w:asciiTheme="majorHAnsi" w:hAnsiTheme="majorHAnsi" w:cstheme="majorHAnsi"/>
+          <w:b/>
+          <w:sz w:val="24"/>
+        </w:rPr>
+        <w:t>¿Evita la sobrecarga visual?</w:t>
+      </w:r>
+    </w:p>
+    <w:p>
+      <w:pPr>
+        <w:jc w:val="both"/>
+      </w:pPr>
+      <w:r>
+        <w:t>Sí. Los iconos son simples, no contienen detalles excesivos y siguen patrones visuales uniformes. Esto minimiza la carga cognitiva y evita saturación en pantallas pequeñas.</w:t>
       </w:r>
       <w:r>
         <w:rPr>
           <w:rFonts w:asciiTheme="majorHAnsi" w:hAnsiTheme="majorHAnsi" w:cstheme="majorHAnsi"/>
-          <w:lang w:val="es-MX"/>
-        </w:rPr>
-        <w:br/>
-        <w:t>- ¿Facilita el reconocimiento de acciones?</w:t>
-      </w:r>
-      <w:r>
-        <w:rPr>
-          <w:rFonts w:asciiTheme="majorHAnsi" w:hAnsiTheme="majorHAnsi" w:cstheme="majorHAnsi"/>
-          <w:lang w:val="es-MX"/>
-        </w:rPr>
-        <w:br/>
-        <w:t>- ¿Evita la sobrecarga visual?</w:t>
-      </w:r>
-      <w:r>
-        <w:rPr>
-          <w:rFonts w:asciiTheme="majorHAnsi" w:hAnsiTheme="majorHAnsi" w:cstheme="majorHAnsi"/>
-          <w:lang w:val="es-MX"/>
         </w:rPr>
         <w:br/>
       </w:r>
     </w:p>
     <w:p>
       <w:pPr>
+        <w:jc w:val="both"/>
         <w:rPr>
           <w:rFonts w:asciiTheme="majorHAnsi" w:hAnsiTheme="majorHAnsi" w:cstheme="majorHAnsi"/>
           <w:color w:val="1F497D" w:themeColor="text2"/>
         </w:rPr>
       </w:pPr>
-      <w:r>
+    </w:p>
+    <w:p>
+      <w:pPr>
+        <w:jc w:val="both"/>
         <w:rPr>
           <w:rFonts w:asciiTheme="majorHAnsi" w:hAnsiTheme="majorHAnsi" w:cstheme="majorHAnsi"/>
           <w:color w:val="1F497D" w:themeColor="text2"/>
         </w:rPr>
+      </w:pPr>
+    </w:p>
+    <w:p>
+      <w:pPr>
+        <w:jc w:val="both"/>
+        <w:rPr>
+          <w:rFonts w:asciiTheme="majorHAnsi" w:hAnsiTheme="majorHAnsi" w:cstheme="majorHAnsi"/>
+          <w:color w:val="1F497D" w:themeColor="text2"/>
+        </w:rPr>
+      </w:pPr>
+    </w:p>
+    <w:p>
+      <w:pPr>
+        <w:jc w:val="both"/>
+        <w:rPr>
+          <w:rFonts w:asciiTheme="majorHAnsi" w:hAnsiTheme="majorHAnsi" w:cstheme="majorHAnsi"/>
+          <w:color w:val="1F497D" w:themeColor="text2"/>
+        </w:rPr>
+      </w:pPr>
+    </w:p>
+    <w:p>
+      <w:pPr>
+        <w:jc w:val="both"/>
+        <w:rPr>
+          <w:rFonts w:asciiTheme="majorHAnsi" w:hAnsiTheme="majorHAnsi" w:cstheme="majorHAnsi"/>
+          <w:color w:val="1F497D" w:themeColor="text2"/>
+        </w:rPr>
+      </w:pPr>
+    </w:p>
+    <w:p>
+      <w:pPr>
+        <w:jc w:val="both"/>
+        <w:rPr>
+          <w:rFonts w:asciiTheme="majorHAnsi" w:hAnsiTheme="majorHAnsi" w:cstheme="majorHAnsi"/>
+          <w:color w:val="1F497D" w:themeColor="text2"/>
+        </w:rPr>
+      </w:pPr>
+    </w:p>
+    <w:p>
+      <w:pPr>
+        <w:jc w:val="both"/>
+        <w:rPr>
+          <w:rFonts w:asciiTheme="majorHAnsi" w:hAnsiTheme="majorHAnsi" w:cstheme="majorHAnsi"/>
+          <w:color w:val="1F497D" w:themeColor="text2"/>
+        </w:rPr>
+      </w:pPr>
+    </w:p>
+    <w:p>
+      <w:pPr>
+        <w:jc w:val="both"/>
+        <w:rPr>
+          <w:rFonts w:asciiTheme="majorHAnsi" w:hAnsiTheme="majorHAnsi" w:cstheme="majorHAnsi"/>
+          <w:color w:val="1F497D" w:themeColor="text2"/>
+        </w:rPr>
+      </w:pPr>
+    </w:p>
+    <w:p>
+      <w:pPr>
+        <w:jc w:val="both"/>
+        <w:rPr>
+          <w:rFonts w:asciiTheme="majorHAnsi" w:hAnsiTheme="majorHAnsi" w:cstheme="majorHAnsi"/>
+          <w:color w:val="1F497D" w:themeColor="text2"/>
+        </w:rPr>
+      </w:pPr>
+    </w:p>
+    <w:p>
+      <w:pPr>
+        <w:jc w:val="both"/>
+        <w:rPr>
+          <w:rFonts w:asciiTheme="majorHAnsi" w:hAnsiTheme="majorHAnsi" w:cstheme="majorHAnsi"/>
+          <w:color w:val="1F497D" w:themeColor="text2"/>
+        </w:rPr>
+      </w:pPr>
+    </w:p>
+    <w:p>
+      <w:pPr>
+        <w:jc w:val="both"/>
+        <w:rPr>
+          <w:rFonts w:asciiTheme="majorHAnsi" w:hAnsiTheme="majorHAnsi" w:cstheme="majorHAnsi"/>
+          <w:color w:val="1F497D" w:themeColor="text2"/>
+        </w:rPr>
+      </w:pPr>
+    </w:p>
+    <w:p>
+      <w:pPr>
+        <w:jc w:val="both"/>
+        <w:rPr>
+          <w:rFonts w:asciiTheme="majorHAnsi" w:hAnsiTheme="majorHAnsi" w:cstheme="majorHAnsi"/>
+          <w:color w:val="1F497D" w:themeColor="text2"/>
+        </w:rPr>
+      </w:pPr>
+    </w:p>
+    <w:p>
+      <w:pPr>
+        <w:jc w:val="both"/>
+        <w:rPr>
+          <w:rFonts w:asciiTheme="majorHAnsi" w:hAnsiTheme="majorHAnsi" w:cstheme="majorHAnsi"/>
+          <w:color w:val="1F497D" w:themeColor="text2"/>
+        </w:rPr>
+      </w:pPr>
+    </w:p>
+    <w:p>
+      <w:pPr>
+        <w:jc w:val="both"/>
+        <w:rPr>
+          <w:rFonts w:asciiTheme="majorHAnsi" w:hAnsiTheme="majorHAnsi" w:cstheme="majorHAnsi"/>
+          <w:color w:val="1F497D" w:themeColor="text2"/>
+        </w:rPr>
+      </w:pPr>
+    </w:p>
+    <w:p>
+      <w:pPr>
+        <w:jc w:val="both"/>
+        <w:rPr>
+          <w:rFonts w:asciiTheme="majorHAnsi" w:hAnsiTheme="majorHAnsi" w:cstheme="majorHAnsi"/>
+          <w:color w:val="1F497D" w:themeColor="text2"/>
+        </w:rPr>
+      </w:pPr>
+      <w:r>
+        <w:rPr>
+          <w:rFonts w:asciiTheme="majorHAnsi" w:hAnsiTheme="majorHAnsi" w:cstheme="majorHAnsi"/>
+          <w:color w:val="1F497D" w:themeColor="text2"/>
+        </w:rPr>
+        <w:lastRenderedPageBreak/>
         <w:t>D. Componentes de interfaz</w:t>
       </w:r>
     </w:p>
@@ -2282,8 +3406,8 @@
       <w:tblGrid>
         <w:gridCol w:w="2157"/>
         <w:gridCol w:w="2157"/>
-        <w:gridCol w:w="2158"/>
-        <w:gridCol w:w="2158"/>
+        <w:gridCol w:w="2157"/>
+        <w:gridCol w:w="2159"/>
       </w:tblGrid>
       <w:tr>
         <w:trPr>
@@ -2292,17 +3416,20 @@
         <w:tc>
           <w:tcPr>
             <w:cnfStyle w:val="001000000000" w:firstRow="0" w:lastRow="0" w:firstColumn="1" w:lastColumn="0" w:oddVBand="0" w:evenVBand="0" w:oddHBand="0" w:evenHBand="0" w:firstRowFirstColumn="0" w:firstRowLastColumn="0" w:lastRowFirstColumn="0" w:lastRowLastColumn="0"/>
-            <w:tcW w:w="2160" w:type="dxa"/>
+            <w:tcW w:w="2157" w:type="dxa"/>
           </w:tcPr>
           <w:p>
             <w:pPr>
+              <w:jc w:val="both"/>
               <w:rPr>
                 <w:rFonts w:asciiTheme="majorHAnsi" w:hAnsiTheme="majorHAnsi" w:cstheme="majorHAnsi"/>
+                <w:sz w:val="24"/>
               </w:rPr>
             </w:pPr>
             <w:r>
               <w:rPr>
                 <w:rFonts w:asciiTheme="majorHAnsi" w:hAnsiTheme="majorHAnsi" w:cstheme="majorHAnsi"/>
+                <w:sz w:val="24"/>
               </w:rPr>
               <w:t>Componente</w:t>
             </w:r>
@@ -2310,18 +3437,21 @@
         </w:tc>
         <w:tc>
           <w:tcPr>
-            <w:tcW w:w="2160" w:type="dxa"/>
+            <w:tcW w:w="2157" w:type="dxa"/>
           </w:tcPr>
           <w:p>
             <w:pPr>
+              <w:jc w:val="both"/>
               <w:cnfStyle w:val="100000000000" w:firstRow="1" w:lastRow="0" w:firstColumn="0" w:lastColumn="0" w:oddVBand="0" w:evenVBand="0" w:oddHBand="0" w:evenHBand="0" w:firstRowFirstColumn="0" w:firstRowLastColumn="0" w:lastRowFirstColumn="0" w:lastRowLastColumn="0"/>
               <w:rPr>
                 <w:rFonts w:asciiTheme="majorHAnsi" w:hAnsiTheme="majorHAnsi" w:cstheme="majorHAnsi"/>
+                <w:sz w:val="24"/>
               </w:rPr>
             </w:pPr>
             <w:r>
               <w:rPr>
                 <w:rFonts w:asciiTheme="majorHAnsi" w:hAnsiTheme="majorHAnsi" w:cstheme="majorHAnsi"/>
+                <w:sz w:val="24"/>
               </w:rPr>
               <w:t>Estado</w:t>
             </w:r>
@@ -2329,18 +3459,21 @@
         </w:tc>
         <w:tc>
           <w:tcPr>
-            <w:tcW w:w="2160" w:type="dxa"/>
+            <w:tcW w:w="2157" w:type="dxa"/>
           </w:tcPr>
           <w:p>
             <w:pPr>
+              <w:jc w:val="both"/>
               <w:cnfStyle w:val="100000000000" w:firstRow="1" w:lastRow="0" w:firstColumn="0" w:lastColumn="0" w:oddVBand="0" w:evenVBand="0" w:oddHBand="0" w:evenHBand="0" w:firstRowFirstColumn="0" w:firstRowLastColumn="0" w:lastRowFirstColumn="0" w:lastRowLastColumn="0"/>
               <w:rPr>
                 <w:rFonts w:asciiTheme="majorHAnsi" w:hAnsiTheme="majorHAnsi" w:cstheme="majorHAnsi"/>
+                <w:sz w:val="24"/>
               </w:rPr>
             </w:pPr>
             <w:r>
               <w:rPr>
                 <w:rFonts w:asciiTheme="majorHAnsi" w:hAnsiTheme="majorHAnsi" w:cstheme="majorHAnsi"/>
+                <w:sz w:val="24"/>
               </w:rPr>
               <w:t>Descripción</w:t>
             </w:r>
@@ -2348,18 +3481,21 @@
         </w:tc>
         <w:tc>
           <w:tcPr>
-            <w:tcW w:w="2160" w:type="dxa"/>
+            <w:tcW w:w="2159" w:type="dxa"/>
           </w:tcPr>
           <w:p>
             <w:pPr>
+              <w:jc w:val="both"/>
               <w:cnfStyle w:val="100000000000" w:firstRow="1" w:lastRow="0" w:firstColumn="0" w:lastColumn="0" w:oddVBand="0" w:evenVBand="0" w:oddHBand="0" w:evenHBand="0" w:firstRowFirstColumn="0" w:firstRowLastColumn="0" w:lastRowFirstColumn="0" w:lastRowLastColumn="0"/>
               <w:rPr>
                 <w:rFonts w:asciiTheme="majorHAnsi" w:hAnsiTheme="majorHAnsi" w:cstheme="majorHAnsi"/>
+                <w:sz w:val="24"/>
               </w:rPr>
             </w:pPr>
             <w:r>
               <w:rPr>
                 <w:rFonts w:asciiTheme="majorHAnsi" w:hAnsiTheme="majorHAnsi" w:cstheme="majorHAnsi"/>
+                <w:sz w:val="24"/>
               </w:rPr>
               <w:t>Justificación</w:t>
             </w:r>
@@ -2373,53 +3509,125 @@
         <w:tc>
           <w:tcPr>
             <w:cnfStyle w:val="001000000000" w:firstRow="0" w:lastRow="0" w:firstColumn="1" w:lastColumn="0" w:oddVBand="0" w:evenVBand="0" w:oddHBand="0" w:evenHBand="0" w:firstRowFirstColumn="0" w:firstRowLastColumn="0" w:lastRowFirstColumn="0" w:lastRowLastColumn="0"/>
-            <w:tcW w:w="2160" w:type="dxa"/>
+            <w:tcW w:w="2157" w:type="dxa"/>
           </w:tcPr>
           <w:p>
             <w:pPr>
+              <w:jc w:val="both"/>
               <w:rPr>
                 <w:rFonts w:asciiTheme="majorHAnsi" w:hAnsiTheme="majorHAnsi" w:cstheme="majorHAnsi"/>
+                <w:sz w:val="24"/>
               </w:rPr>
             </w:pPr>
+            <w:r>
+              <w:rPr>
+                <w:rFonts w:asciiTheme="majorHAnsi" w:hAnsiTheme="majorHAnsi" w:cstheme="majorHAnsi"/>
+                <w:sz w:val="24"/>
+              </w:rPr>
+              <w:t>Botón principal (CTA)</w:t>
+            </w:r>
           </w:p>
         </w:tc>
         <w:tc>
           <w:tcPr>
-            <w:tcW w:w="2160" w:type="dxa"/>
+            <w:tcW w:w="2157" w:type="dxa"/>
           </w:tcPr>
           <w:p>
             <w:pPr>
+              <w:jc w:val="both"/>
               <w:cnfStyle w:val="000000100000" w:firstRow="0" w:lastRow="0" w:firstColumn="0" w:lastColumn="0" w:oddVBand="0" w:evenVBand="0" w:oddHBand="1" w:evenHBand="0" w:firstRowFirstColumn="0" w:firstRowLastColumn="0" w:lastRowFirstColumn="0" w:lastRowLastColumn="0"/>
               <w:rPr>
-                <w:rFonts w:asciiTheme="majorHAnsi" w:hAnsiTheme="majorHAnsi" w:cstheme="majorHAnsi"/>
+                <w:rFonts w:cstheme="majorHAnsi"/>
               </w:rPr>
             </w:pPr>
+            <w:r>
+              <w:rPr>
+                <w:rFonts w:cstheme="majorHAnsi"/>
+              </w:rPr>
+              <w:t xml:space="preserve">Normal / </w:t>
+            </w:r>
+            <w:proofErr w:type="spellStart"/>
+            <w:r>
+              <w:rPr>
+                <w:rFonts w:cstheme="majorHAnsi"/>
+              </w:rPr>
+              <w:t>Hover</w:t>
+            </w:r>
+            <w:proofErr w:type="spellEnd"/>
+            <w:r>
+              <w:rPr>
+                <w:rFonts w:cstheme="majorHAnsi"/>
+              </w:rPr>
+              <w:t xml:space="preserve"> / Desactivado</w:t>
+            </w:r>
           </w:p>
         </w:tc>
         <w:tc>
           <w:tcPr>
-            <w:tcW w:w="2160" w:type="dxa"/>
+            <w:tcW w:w="2157" w:type="dxa"/>
           </w:tcPr>
           <w:p>
             <w:pPr>
+              <w:jc w:val="both"/>
               <w:cnfStyle w:val="000000100000" w:firstRow="0" w:lastRow="0" w:firstColumn="0" w:lastColumn="0" w:oddVBand="0" w:evenVBand="0" w:oddHBand="1" w:evenHBand="0" w:firstRowFirstColumn="0" w:firstRowLastColumn="0" w:lastRowFirstColumn="0" w:lastRowLastColumn="0"/>
               <w:rPr>
-                <w:rFonts w:asciiTheme="majorHAnsi" w:hAnsiTheme="majorHAnsi" w:cstheme="majorHAnsi"/>
+                <w:rFonts w:cstheme="majorHAnsi"/>
               </w:rPr>
             </w:pPr>
+            <w:r>
+              <w:rPr>
+                <w:rFonts w:cstheme="majorHAnsi"/>
+              </w:rPr>
+              <w:t xml:space="preserve">Botón rectangular de esquinas redondeadas en </w:t>
+            </w:r>
+            <w:proofErr w:type="spellStart"/>
+            <w:r>
+              <w:rPr>
+                <w:rFonts w:cstheme="majorHAnsi"/>
+              </w:rPr>
+              <w:t>Pacific</w:t>
+            </w:r>
+            <w:proofErr w:type="spellEnd"/>
+            <w:r>
+              <w:rPr>
+                <w:rFonts w:cstheme="majorHAnsi"/>
+              </w:rPr>
+              <w:t xml:space="preserve"> Blue, con texto en blanco.</w:t>
+            </w:r>
           </w:p>
         </w:tc>
         <w:tc>
           <w:tcPr>
-            <w:tcW w:w="2160" w:type="dxa"/>
+            <w:tcW w:w="2159" w:type="dxa"/>
           </w:tcPr>
           <w:p>
             <w:pPr>
+              <w:jc w:val="both"/>
               <w:cnfStyle w:val="000000100000" w:firstRow="0" w:lastRow="0" w:firstColumn="0" w:lastColumn="0" w:oddVBand="0" w:evenVBand="0" w:oddHBand="1" w:evenHBand="0" w:firstRowFirstColumn="0" w:firstRowLastColumn="0" w:lastRowFirstColumn="0" w:lastRowLastColumn="0"/>
               <w:rPr>
-                <w:rFonts w:asciiTheme="majorHAnsi" w:hAnsiTheme="majorHAnsi" w:cstheme="majorHAnsi"/>
+                <w:rFonts w:cstheme="majorHAnsi"/>
               </w:rPr>
             </w:pPr>
+            <w:r>
+              <w:rPr>
+                <w:rFonts w:cstheme="majorHAnsi"/>
+              </w:rPr>
+              <w:t xml:space="preserve">Contribuye a la usabilidad al destacar las acciones principales. El estado </w:t>
+            </w:r>
+            <w:proofErr w:type="spellStart"/>
+            <w:r>
+              <w:rPr>
+                <w:rFonts w:cstheme="majorHAnsi"/>
+              </w:rPr>
+              <w:t>hover</w:t>
+            </w:r>
+            <w:proofErr w:type="spellEnd"/>
+            <w:r>
+              <w:rPr>
+                <w:rFonts w:cstheme="majorHAnsi"/>
+              </w:rPr>
+              <w:t xml:space="preserve"> ofrece retroalimentación inmediata (heurística 1: visibilidad del estado del sistema). La versión desactivada previene errores.</w:t>
+            </w:r>
           </w:p>
         </w:tc>
       </w:tr>
@@ -2427,53 +3635,83 @@
         <w:tc>
           <w:tcPr>
             <w:cnfStyle w:val="001000000000" w:firstRow="0" w:lastRow="0" w:firstColumn="1" w:lastColumn="0" w:oddVBand="0" w:evenVBand="0" w:oddHBand="0" w:evenHBand="0" w:firstRowFirstColumn="0" w:firstRowLastColumn="0" w:lastRowFirstColumn="0" w:lastRowLastColumn="0"/>
-            <w:tcW w:w="2160" w:type="dxa"/>
+            <w:tcW w:w="2157" w:type="dxa"/>
           </w:tcPr>
           <w:p>
             <w:pPr>
+              <w:jc w:val="both"/>
               <w:rPr>
                 <w:rFonts w:asciiTheme="majorHAnsi" w:hAnsiTheme="majorHAnsi" w:cstheme="majorHAnsi"/>
+                <w:sz w:val="24"/>
               </w:rPr>
             </w:pPr>
+            <w:r>
+              <w:rPr>
+                <w:rFonts w:asciiTheme="majorHAnsi" w:hAnsiTheme="majorHAnsi" w:cstheme="majorHAnsi"/>
+                <w:sz w:val="24"/>
+              </w:rPr>
+              <w:t>Barra de navegación superior</w:t>
+            </w:r>
           </w:p>
         </w:tc>
         <w:tc>
           <w:tcPr>
-            <w:tcW w:w="2160" w:type="dxa"/>
+            <w:tcW w:w="2157" w:type="dxa"/>
           </w:tcPr>
           <w:p>
             <w:pPr>
+              <w:jc w:val="both"/>
               <w:cnfStyle w:val="000000000000" w:firstRow="0" w:lastRow="0" w:firstColumn="0" w:lastColumn="0" w:oddVBand="0" w:evenVBand="0" w:oddHBand="0" w:evenHBand="0" w:firstRowFirstColumn="0" w:firstRowLastColumn="0" w:lastRowFirstColumn="0" w:lastRowLastColumn="0"/>
               <w:rPr>
-                <w:rFonts w:asciiTheme="majorHAnsi" w:hAnsiTheme="majorHAnsi" w:cstheme="majorHAnsi"/>
+                <w:rFonts w:cstheme="majorHAnsi"/>
               </w:rPr>
             </w:pPr>
+            <w:r>
+              <w:rPr>
+                <w:rFonts w:cstheme="majorHAnsi"/>
+              </w:rPr>
+              <w:t>Fija</w:t>
+            </w:r>
           </w:p>
         </w:tc>
         <w:tc>
           <w:tcPr>
-            <w:tcW w:w="2160" w:type="dxa"/>
+            <w:tcW w:w="2157" w:type="dxa"/>
           </w:tcPr>
           <w:p>
             <w:pPr>
+              <w:jc w:val="both"/>
               <w:cnfStyle w:val="000000000000" w:firstRow="0" w:lastRow="0" w:firstColumn="0" w:lastColumn="0" w:oddVBand="0" w:evenVBand="0" w:oddHBand="0" w:evenHBand="0" w:firstRowFirstColumn="0" w:firstRowLastColumn="0" w:lastRowFirstColumn="0" w:lastRowLastColumn="0"/>
               <w:rPr>
-                <w:rFonts w:asciiTheme="majorHAnsi" w:hAnsiTheme="majorHAnsi" w:cstheme="majorHAnsi"/>
+                <w:rFonts w:cstheme="majorHAnsi"/>
               </w:rPr>
             </w:pPr>
+            <w:r>
+              <w:rPr>
+                <w:rFonts w:cstheme="majorHAnsi"/>
+              </w:rPr>
+              <w:t>Contiene logo, menú principal e icono de perfil.</w:t>
+            </w:r>
           </w:p>
         </w:tc>
         <w:tc>
           <w:tcPr>
-            <w:tcW w:w="2160" w:type="dxa"/>
+            <w:tcW w:w="2159" w:type="dxa"/>
           </w:tcPr>
           <w:p>
             <w:pPr>
+              <w:jc w:val="both"/>
               <w:cnfStyle w:val="000000000000" w:firstRow="0" w:lastRow="0" w:firstColumn="0" w:lastColumn="0" w:oddVBand="0" w:evenVBand="0" w:oddHBand="0" w:evenHBand="0" w:firstRowFirstColumn="0" w:firstRowLastColumn="0" w:lastRowFirstColumn="0" w:lastRowLastColumn="0"/>
               <w:rPr>
-                <w:rFonts w:asciiTheme="majorHAnsi" w:hAnsiTheme="majorHAnsi" w:cstheme="majorHAnsi"/>
+                <w:rFonts w:cstheme="majorHAnsi"/>
               </w:rPr>
             </w:pPr>
+            <w:r>
+              <w:rPr>
+                <w:rFonts w:cstheme="majorHAnsi"/>
+              </w:rPr>
+              <w:t>Mantiene acciones frecuentes visibles en todo momento, reduce pasos y favorece el control del usuario (heurística 3).</w:t>
+            </w:r>
           </w:p>
         </w:tc>
       </w:tr>
@@ -2484,196 +3722,82 @@
         <w:tc>
           <w:tcPr>
             <w:cnfStyle w:val="001000000000" w:firstRow="0" w:lastRow="0" w:firstColumn="1" w:lastColumn="0" w:oddVBand="0" w:evenVBand="0" w:oddHBand="0" w:evenHBand="0" w:firstRowFirstColumn="0" w:firstRowLastColumn="0" w:lastRowFirstColumn="0" w:lastRowLastColumn="0"/>
-            <w:tcW w:w="2160" w:type="dxa"/>
+            <w:tcW w:w="2157" w:type="dxa"/>
           </w:tcPr>
           <w:p>
             <w:pPr>
+              <w:jc w:val="both"/>
               <w:rPr>
                 <w:rFonts w:asciiTheme="majorHAnsi" w:hAnsiTheme="majorHAnsi" w:cstheme="majorHAnsi"/>
-              </w:rPr>
-            </w:pPr>
-          </w:p>
-        </w:tc>
-        <w:tc>
-          <w:tcPr>
-            <w:tcW w:w="2160" w:type="dxa"/>
-          </w:tcPr>
-          <w:p>
-            <w:pPr>
-              <w:cnfStyle w:val="000000100000" w:firstRow="0" w:lastRow="0" w:firstColumn="0" w:lastColumn="0" w:oddVBand="0" w:evenVBand="0" w:oddHBand="1" w:evenHBand="0" w:firstRowFirstColumn="0" w:firstRowLastColumn="0" w:lastRowFirstColumn="0" w:lastRowLastColumn="0"/>
-              <w:rPr>
-                <w:rFonts w:asciiTheme="majorHAnsi" w:hAnsiTheme="majorHAnsi" w:cstheme="majorHAnsi"/>
-              </w:rPr>
-            </w:pPr>
-          </w:p>
-        </w:tc>
-        <w:tc>
-          <w:tcPr>
-            <w:tcW w:w="2160" w:type="dxa"/>
-          </w:tcPr>
-          <w:p>
-            <w:pPr>
-              <w:cnfStyle w:val="000000100000" w:firstRow="0" w:lastRow="0" w:firstColumn="0" w:lastColumn="0" w:oddVBand="0" w:evenVBand="0" w:oddHBand="1" w:evenHBand="0" w:firstRowFirstColumn="0" w:firstRowLastColumn="0" w:lastRowFirstColumn="0" w:lastRowLastColumn="0"/>
-              <w:rPr>
-                <w:rFonts w:asciiTheme="majorHAnsi" w:hAnsiTheme="majorHAnsi" w:cstheme="majorHAnsi"/>
-              </w:rPr>
-            </w:pPr>
-          </w:p>
-        </w:tc>
-        <w:tc>
-          <w:tcPr>
-            <w:tcW w:w="2160" w:type="dxa"/>
-          </w:tcPr>
-          <w:p>
-            <w:pPr>
-              <w:cnfStyle w:val="000000100000" w:firstRow="0" w:lastRow="0" w:firstColumn="0" w:lastColumn="0" w:oddVBand="0" w:evenVBand="0" w:oddHBand="1" w:evenHBand="0" w:firstRowFirstColumn="0" w:firstRowLastColumn="0" w:lastRowFirstColumn="0" w:lastRowLastColumn="0"/>
-              <w:rPr>
-                <w:rFonts w:asciiTheme="majorHAnsi" w:hAnsiTheme="majorHAnsi" w:cstheme="majorHAnsi"/>
-              </w:rPr>
-            </w:pPr>
-          </w:p>
-        </w:tc>
-      </w:tr>
-    </w:tbl>
-    <w:p>
-      <w:pPr>
-        <w:rPr>
-          <w:rFonts w:asciiTheme="majorHAnsi" w:hAnsiTheme="majorHAnsi" w:cstheme="majorHAnsi"/>
-          <w:lang w:val="es-MX"/>
-        </w:rPr>
-      </w:pPr>
-      <w:r>
-        <w:rPr>
-          <w:rFonts w:asciiTheme="majorHAnsi" w:hAnsiTheme="majorHAnsi" w:cstheme="majorHAnsi"/>
-          <w:lang w:val="es-MX"/>
-        </w:rPr>
-        <w:br/>
-        <w:t>Justifica:</w:t>
-      </w:r>
-      <w:r>
-        <w:rPr>
-          <w:rFonts w:asciiTheme="majorHAnsi" w:hAnsiTheme="majorHAnsi" w:cstheme="majorHAnsi"/>
-          <w:lang w:val="es-MX"/>
-        </w:rPr>
-        <w:br/>
-        <w:t>- ¿Cómo contribuye cada componente a la usabilidad?</w:t>
-      </w:r>
-      <w:r>
-        <w:rPr>
-          <w:rFonts w:asciiTheme="majorHAnsi" w:hAnsiTheme="majorHAnsi" w:cstheme="majorHAnsi"/>
-          <w:lang w:val="es-MX"/>
-        </w:rPr>
-        <w:br/>
-        <w:t>- ¿Cómo apoya la retroalimentación y control del usuario?</w:t>
-      </w:r>
-      <w:r>
-        <w:rPr>
-          <w:rFonts w:asciiTheme="majorHAnsi" w:hAnsiTheme="majorHAnsi" w:cstheme="majorHAnsi"/>
-          <w:lang w:val="es-MX"/>
-        </w:rPr>
-        <w:br/>
-      </w:r>
-    </w:p>
-    <w:p>
-      <w:pPr>
-        <w:rPr>
-          <w:rFonts w:asciiTheme="majorHAnsi" w:hAnsiTheme="majorHAnsi" w:cstheme="majorHAnsi"/>
-          <w:color w:val="1F497D" w:themeColor="text2"/>
-          <w:lang w:val="es-MX"/>
-        </w:rPr>
-      </w:pPr>
-      <w:r>
-        <w:rPr>
-          <w:rFonts w:asciiTheme="majorHAnsi" w:hAnsiTheme="majorHAnsi" w:cstheme="majorHAnsi"/>
-          <w:color w:val="1F497D" w:themeColor="text2"/>
-        </w:rPr>
-        <w:t>E. Navegación</w:t>
-      </w:r>
-    </w:p>
-    <w:tbl>
-      <w:tblPr>
-        <w:tblW w:w="0" w:type="auto"/>
-        <w:tblBorders>
-          <w:top w:val="single" w:sz="4" w:space="0" w:color="auto"/>
-          <w:left w:val="single" w:sz="4" w:space="0" w:color="auto"/>
-          <w:bottom w:val="single" w:sz="4" w:space="0" w:color="auto"/>
-          <w:right w:val="single" w:sz="4" w:space="0" w:color="auto"/>
-          <w:insideH w:val="single" w:sz="4" w:space="0" w:color="auto"/>
-          <w:insideV w:val="single" w:sz="4" w:space="0" w:color="auto"/>
-        </w:tblBorders>
-        <w:tblLook w:val="04A0" w:firstRow="1" w:lastRow="0" w:firstColumn="1" w:lastColumn="0" w:noHBand="0" w:noVBand="1"/>
-      </w:tblPr>
-      <w:tblGrid>
-        <w:gridCol w:w="2876"/>
-        <w:gridCol w:w="2877"/>
-        <w:gridCol w:w="2877"/>
-      </w:tblGrid>
-      <w:tr>
-        <w:tc>
-          <w:tcPr>
-            <w:tcW w:w="2880" w:type="dxa"/>
-          </w:tcPr>
-          <w:p>
-            <w:pPr>
-              <w:rPr>
-                <w:rFonts w:asciiTheme="majorHAnsi" w:hAnsiTheme="majorHAnsi" w:cstheme="majorHAnsi"/>
+                <w:sz w:val="24"/>
               </w:rPr>
             </w:pPr>
             <w:r>
               <w:rPr>
                 <w:rFonts w:asciiTheme="majorHAnsi" w:hAnsiTheme="majorHAnsi" w:cstheme="majorHAnsi"/>
-                <w:lang w:val="es-MX"/>
-              </w:rPr>
-              <w:t>Tipo</w:t>
-            </w:r>
-            <w:r>
-              <w:rPr>
-                <w:rFonts w:asciiTheme="majorHAnsi" w:hAnsiTheme="majorHAnsi" w:cstheme="majorHAnsi"/>
-              </w:rPr>
-              <w:t xml:space="preserve"> de</w:t>
-            </w:r>
-            <w:r>
-              <w:rPr>
-                <w:rFonts w:asciiTheme="majorHAnsi" w:hAnsiTheme="majorHAnsi" w:cstheme="majorHAnsi"/>
-                <w:lang w:val="es-MX"/>
-              </w:rPr>
-              <w:t xml:space="preserve"> navegación</w:t>
+                <w:sz w:val="24"/>
+              </w:rPr>
+              <w:t>Tarjetas informativas</w:t>
             </w:r>
           </w:p>
         </w:tc>
         <w:tc>
           <w:tcPr>
-            <w:tcW w:w="2880" w:type="dxa"/>
+            <w:tcW w:w="2157" w:type="dxa"/>
           </w:tcPr>
           <w:p>
             <w:pPr>
-              <w:rPr>
-                <w:rFonts w:asciiTheme="majorHAnsi" w:hAnsiTheme="majorHAnsi" w:cstheme="majorHAnsi"/>
+              <w:jc w:val="both"/>
+              <w:cnfStyle w:val="000000100000" w:firstRow="0" w:lastRow="0" w:firstColumn="0" w:lastColumn="0" w:oddVBand="0" w:evenVBand="0" w:oddHBand="1" w:evenHBand="0" w:firstRowFirstColumn="0" w:firstRowLastColumn="0" w:lastRowFirstColumn="0" w:lastRowLastColumn="0"/>
+              <w:rPr>
+                <w:rFonts w:cstheme="majorHAnsi"/>
               </w:rPr>
             </w:pPr>
             <w:r>
               <w:rPr>
-                <w:rFonts w:asciiTheme="majorHAnsi" w:hAnsiTheme="majorHAnsi" w:cstheme="majorHAnsi"/>
-              </w:rPr>
-              <w:t>Descripción</w:t>
+                <w:rFonts w:cstheme="majorHAnsi"/>
+              </w:rPr>
+              <w:t>Normal</w:t>
             </w:r>
           </w:p>
         </w:tc>
         <w:tc>
           <w:tcPr>
-            <w:tcW w:w="2880" w:type="dxa"/>
+            <w:tcW w:w="2157" w:type="dxa"/>
           </w:tcPr>
           <w:p>
             <w:pPr>
-              <w:rPr>
-                <w:rFonts w:asciiTheme="majorHAnsi" w:hAnsiTheme="majorHAnsi" w:cstheme="majorHAnsi"/>
+              <w:jc w:val="both"/>
+              <w:cnfStyle w:val="000000100000" w:firstRow="0" w:lastRow="0" w:firstColumn="0" w:lastColumn="0" w:oddVBand="0" w:evenVBand="0" w:oddHBand="1" w:evenHBand="0" w:firstRowFirstColumn="0" w:firstRowLastColumn="0" w:lastRowFirstColumn="0" w:lastRowLastColumn="0"/>
+              <w:rPr>
+                <w:rFonts w:cstheme="majorHAnsi"/>
               </w:rPr>
             </w:pPr>
             <w:r>
               <w:rPr>
-                <w:rFonts w:asciiTheme="majorHAnsi" w:hAnsiTheme="majorHAnsi" w:cstheme="majorHAnsi"/>
-              </w:rPr>
-              <w:t>Justificación</w:t>
+                <w:rFonts w:cstheme="majorHAnsi"/>
+              </w:rPr>
+              <w:t>Bloques con borde tenue que muestran consumo, estado de reportes y estadísticas.</w:t>
+            </w:r>
+          </w:p>
+        </w:tc>
+        <w:tc>
+          <w:tcPr>
+            <w:tcW w:w="2159" w:type="dxa"/>
+          </w:tcPr>
+          <w:p>
+            <w:pPr>
+              <w:jc w:val="both"/>
+              <w:cnfStyle w:val="000000100000" w:firstRow="0" w:lastRow="0" w:firstColumn="0" w:lastColumn="0" w:oddVBand="0" w:evenVBand="0" w:oddHBand="1" w:evenHBand="0" w:firstRowFirstColumn="0" w:firstRowLastColumn="0" w:lastRowFirstColumn="0" w:lastRowLastColumn="0"/>
+              <w:rPr>
+                <w:rFonts w:cstheme="majorHAnsi"/>
+              </w:rPr>
+            </w:pPr>
+            <w:r>
+              <w:rPr>
+                <w:rFonts w:cstheme="majorHAnsi"/>
+              </w:rPr>
+              <w:t>Agrupan información clara y jerárquica, evitando sobrecarga visual. Ayudan al reconocimiento (heurística 6: reconocimiento antes que recuerdo).</w:t>
             </w:r>
           </w:p>
         </w:tc>
@@ -2681,110 +3805,666 @@
       <w:tr>
         <w:tc>
           <w:tcPr>
-            <w:tcW w:w="2880" w:type="dxa"/>
+            <w:cnfStyle w:val="001000000000" w:firstRow="0" w:lastRow="0" w:firstColumn="1" w:lastColumn="0" w:oddVBand="0" w:evenVBand="0" w:oddHBand="0" w:evenHBand="0" w:firstRowFirstColumn="0" w:firstRowLastColumn="0" w:lastRowFirstColumn="0" w:lastRowLastColumn="0"/>
+            <w:tcW w:w="2157" w:type="dxa"/>
           </w:tcPr>
           <w:p>
             <w:pPr>
+              <w:jc w:val="both"/>
               <w:rPr>
                 <w:rFonts w:asciiTheme="majorHAnsi" w:hAnsiTheme="majorHAnsi" w:cstheme="majorHAnsi"/>
+                <w:sz w:val="24"/>
               </w:rPr>
             </w:pPr>
+            <w:r>
+              <w:rPr>
+                <w:rFonts w:asciiTheme="majorHAnsi" w:hAnsiTheme="majorHAnsi" w:cstheme="majorHAnsi"/>
+                <w:sz w:val="24"/>
+              </w:rPr>
+              <w:t>Campos de formulario</w:t>
+            </w:r>
           </w:p>
         </w:tc>
         <w:tc>
           <w:tcPr>
-            <w:tcW w:w="2880" w:type="dxa"/>
+            <w:tcW w:w="2157" w:type="dxa"/>
           </w:tcPr>
           <w:p>
             <w:pPr>
-              <w:rPr>
-                <w:rFonts w:asciiTheme="majorHAnsi" w:hAnsiTheme="majorHAnsi" w:cstheme="majorHAnsi"/>
+              <w:jc w:val="both"/>
+              <w:cnfStyle w:val="000000000000" w:firstRow="0" w:lastRow="0" w:firstColumn="0" w:lastColumn="0" w:oddVBand="0" w:evenVBand="0" w:oddHBand="0" w:evenHBand="0" w:firstRowFirstColumn="0" w:firstRowLastColumn="0" w:lastRowFirstColumn="0" w:lastRowLastColumn="0"/>
+              <w:rPr>
+                <w:rFonts w:cstheme="majorHAnsi"/>
               </w:rPr>
             </w:pPr>
+            <w:r>
+              <w:rPr>
+                <w:rFonts w:cstheme="majorHAnsi"/>
+              </w:rPr>
+              <w:t>Activo / Inactivo / Error</w:t>
+            </w:r>
           </w:p>
         </w:tc>
         <w:tc>
           <w:tcPr>
-            <w:tcW w:w="2880" w:type="dxa"/>
+            <w:tcW w:w="2157" w:type="dxa"/>
           </w:tcPr>
           <w:p>
             <w:pPr>
-              <w:rPr>
-                <w:rFonts w:asciiTheme="majorHAnsi" w:hAnsiTheme="majorHAnsi" w:cstheme="majorHAnsi"/>
+              <w:jc w:val="both"/>
+              <w:cnfStyle w:val="000000000000" w:firstRow="0" w:lastRow="0" w:firstColumn="0" w:lastColumn="0" w:oddVBand="0" w:evenVBand="0" w:oddHBand="0" w:evenHBand="0" w:firstRowFirstColumn="0" w:firstRowLastColumn="0" w:lastRowFirstColumn="0" w:lastRowLastColumn="0"/>
+              <w:rPr>
+                <w:rFonts w:cstheme="majorHAnsi"/>
               </w:rPr>
             </w:pPr>
+            <w:r>
+              <w:rPr>
+                <w:rFonts w:cstheme="majorHAnsi"/>
+              </w:rPr>
+              <w:t>Inputs con borde azul al estar activos y mensaje en rojo en caso de error.</w:t>
+            </w:r>
+          </w:p>
+        </w:tc>
+        <w:tc>
+          <w:tcPr>
+            <w:tcW w:w="2159" w:type="dxa"/>
+          </w:tcPr>
+          <w:p>
+            <w:pPr>
+              <w:jc w:val="both"/>
+              <w:cnfStyle w:val="000000000000" w:firstRow="0" w:lastRow="0" w:firstColumn="0" w:lastColumn="0" w:oddVBand="0" w:evenVBand="0" w:oddHBand="0" w:evenHBand="0" w:firstRowFirstColumn="0" w:firstRowLastColumn="0" w:lastRowFirstColumn="0" w:lastRowLastColumn="0"/>
+              <w:rPr>
+                <w:rFonts w:cstheme="majorHAnsi"/>
+              </w:rPr>
+            </w:pPr>
+            <w:r>
+              <w:rPr>
+                <w:rFonts w:cstheme="majorHAnsi"/>
+              </w:rPr>
+              <w:t xml:space="preserve">Favorecen la precisión y detección temprana de errores. La retroalimentación visual inmediata cumple con WCAG y </w:t>
+            </w:r>
+            <w:proofErr w:type="spellStart"/>
+            <w:r>
+              <w:rPr>
+                <w:rFonts w:cstheme="majorHAnsi"/>
+              </w:rPr>
+              <w:t>Nielsen</w:t>
+            </w:r>
+            <w:proofErr w:type="spellEnd"/>
+            <w:r>
+              <w:rPr>
+                <w:rFonts w:cstheme="majorHAnsi"/>
+              </w:rPr>
+              <w:t>.</w:t>
+            </w:r>
           </w:p>
         </w:tc>
       </w:tr>
       <w:tr>
+        <w:trPr>
+          <w:cnfStyle w:val="000000100000" w:firstRow="0" w:lastRow="0" w:firstColumn="0" w:lastColumn="0" w:oddVBand="0" w:evenVBand="0" w:oddHBand="1" w:evenHBand="0" w:firstRowFirstColumn="0" w:firstRowLastColumn="0" w:lastRowFirstColumn="0" w:lastRowLastColumn="0"/>
+          <w:trHeight w:val="70"/>
+        </w:trPr>
         <w:tc>
           <w:tcPr>
-            <w:tcW w:w="2880" w:type="dxa"/>
+            <w:cnfStyle w:val="001000000000" w:firstRow="0" w:lastRow="0" w:firstColumn="1" w:lastColumn="0" w:oddVBand="0" w:evenVBand="0" w:oddHBand="0" w:evenHBand="0" w:firstRowFirstColumn="0" w:firstRowLastColumn="0" w:lastRowFirstColumn="0" w:lastRowLastColumn="0"/>
+            <w:tcW w:w="2157" w:type="dxa"/>
           </w:tcPr>
           <w:p>
             <w:pPr>
+              <w:jc w:val="both"/>
               <w:rPr>
                 <w:rFonts w:asciiTheme="majorHAnsi" w:hAnsiTheme="majorHAnsi" w:cstheme="majorHAnsi"/>
+                <w:sz w:val="24"/>
               </w:rPr>
             </w:pPr>
+            <w:r>
+              <w:rPr>
+                <w:rFonts w:asciiTheme="majorHAnsi" w:hAnsiTheme="majorHAnsi" w:cstheme="majorHAnsi"/>
+                <w:sz w:val="24"/>
+              </w:rPr>
+              <w:t>Iconos interactivos</w:t>
+            </w:r>
           </w:p>
         </w:tc>
         <w:tc>
           <w:tcPr>
-            <w:tcW w:w="2880" w:type="dxa"/>
+            <w:tcW w:w="2157" w:type="dxa"/>
           </w:tcPr>
           <w:p>
             <w:pPr>
-              <w:rPr>
-                <w:rFonts w:asciiTheme="majorHAnsi" w:hAnsiTheme="majorHAnsi" w:cstheme="majorHAnsi"/>
+              <w:jc w:val="both"/>
+              <w:cnfStyle w:val="000000100000" w:firstRow="0" w:lastRow="0" w:firstColumn="0" w:lastColumn="0" w:oddVBand="0" w:evenVBand="0" w:oddHBand="1" w:evenHBand="0" w:firstRowFirstColumn="0" w:firstRowLastColumn="0" w:lastRowFirstColumn="0" w:lastRowLastColumn="0"/>
+              <w:rPr>
+                <w:rFonts w:cstheme="majorHAnsi"/>
               </w:rPr>
             </w:pPr>
+            <w:r>
+              <w:rPr>
+                <w:rFonts w:cstheme="majorHAnsi"/>
+              </w:rPr>
+              <w:t>Activo / Inactivo</w:t>
+            </w:r>
           </w:p>
         </w:tc>
         <w:tc>
           <w:tcPr>
-            <w:tcW w:w="2880" w:type="dxa"/>
+            <w:tcW w:w="2157" w:type="dxa"/>
           </w:tcPr>
           <w:p>
             <w:pPr>
+              <w:jc w:val="both"/>
+              <w:cnfStyle w:val="000000100000" w:firstRow="0" w:lastRow="0" w:firstColumn="0" w:lastColumn="0" w:oddVBand="0" w:evenVBand="0" w:oddHBand="1" w:evenHBand="0" w:firstRowFirstColumn="0" w:firstRowLastColumn="0" w:lastRowFirstColumn="0" w:lastRowLastColumn="0"/>
+              <w:rPr>
+                <w:rFonts w:cstheme="majorHAnsi"/>
+              </w:rPr>
+            </w:pPr>
+            <w:r>
+              <w:rPr>
+                <w:rFonts w:cstheme="majorHAnsi"/>
+              </w:rPr>
+              <w:t>Íconos que funcionan para permitir entrar a al perfil u otros apartados</w:t>
+            </w:r>
+          </w:p>
+        </w:tc>
+        <w:tc>
+          <w:tcPr>
+            <w:tcW w:w="2159" w:type="dxa"/>
+          </w:tcPr>
+          <w:p>
+            <w:pPr>
+              <w:jc w:val="both"/>
+              <w:cnfStyle w:val="000000100000" w:firstRow="0" w:lastRow="0" w:firstColumn="0" w:lastColumn="0" w:oddVBand="0" w:evenVBand="0" w:oddHBand="1" w:evenHBand="0" w:firstRowFirstColumn="0" w:firstRowLastColumn="0" w:lastRowFirstColumn="0" w:lastRowLastColumn="0"/>
+              <w:rPr>
+                <w:rFonts w:cstheme="majorHAnsi"/>
+              </w:rPr>
+            </w:pPr>
+            <w:r>
+              <w:rPr>
+                <w:rFonts w:cstheme="majorHAnsi"/>
+              </w:rPr>
+              <w:t>Permiten interacción rápida sin saturación visual. Refuerzan la consistencia (heurística 4).</w:t>
+            </w:r>
+          </w:p>
+        </w:tc>
+      </w:tr>
+    </w:tbl>
+    <w:p>
+      <w:pPr>
+        <w:jc w:val="both"/>
+        <w:rPr>
+          <w:rFonts w:asciiTheme="majorHAnsi" w:hAnsiTheme="majorHAnsi" w:cstheme="majorHAnsi"/>
+          <w:sz w:val="24"/>
+        </w:rPr>
+      </w:pPr>
+      <w:r>
+        <w:rPr>
+          <w:rFonts w:asciiTheme="majorHAnsi" w:hAnsiTheme="majorHAnsi" w:cstheme="majorHAnsi"/>
+          <w:sz w:val="24"/>
+        </w:rPr>
+        <w:lastRenderedPageBreak/>
+        <w:t>Justifica:</w:t>
+      </w:r>
+    </w:p>
+    <w:p>
+      <w:pPr>
+        <w:pStyle w:val="Prrafodelista"/>
+        <w:numPr>
+          <w:ilvl w:val="0"/>
+          <w:numId w:val="25"/>
+        </w:numPr>
+        <w:jc w:val="both"/>
+        <w:rPr>
+          <w:rFonts w:asciiTheme="majorHAnsi" w:hAnsiTheme="majorHAnsi" w:cstheme="majorHAnsi"/>
+          <w:b/>
+          <w:sz w:val="24"/>
+        </w:rPr>
+      </w:pPr>
+      <w:r>
+        <w:rPr>
+          <w:rFonts w:asciiTheme="majorHAnsi" w:hAnsiTheme="majorHAnsi" w:cstheme="majorHAnsi"/>
+          <w:b/>
+          <w:sz w:val="24"/>
+        </w:rPr>
+        <w:t>¿Cómo contribuye cada componente a la usabilidad?</w:t>
+      </w:r>
+    </w:p>
+    <w:p>
+      <w:pPr>
+        <w:jc w:val="both"/>
+        <w:rPr>
+          <w:rFonts w:asciiTheme="majorHAnsi" w:hAnsiTheme="majorHAnsi" w:cstheme="majorHAnsi"/>
+        </w:rPr>
+      </w:pPr>
+      <w:r>
+        <w:t xml:space="preserve">Todos los componentes fueron diseñados para que el usuario pueda </w:t>
+      </w:r>
+      <w:r>
+        <w:rPr>
+          <w:rStyle w:val="Textoennegrita"/>
+        </w:rPr>
+        <w:t>comprender rápidamente qué puede hacer</w:t>
+      </w:r>
+      <w:r>
+        <w:t>, dónde está y qué acción es segura realizar. Los botones y tarjetas destacan acciones importantes; los formularios ofrecen retroalimentación; los iconos hacen más fácil entender funciones sin leer textos largos.</w:t>
+      </w:r>
+    </w:p>
+    <w:p>
+      <w:pPr>
+        <w:pStyle w:val="Prrafodelista"/>
+        <w:numPr>
+          <w:ilvl w:val="0"/>
+          <w:numId w:val="25"/>
+        </w:numPr>
+        <w:jc w:val="both"/>
+        <w:rPr>
+          <w:rFonts w:asciiTheme="majorHAnsi" w:hAnsiTheme="majorHAnsi" w:cstheme="majorHAnsi"/>
+          <w:b/>
+          <w:sz w:val="24"/>
+        </w:rPr>
+      </w:pPr>
+      <w:r>
+        <w:rPr>
+          <w:rFonts w:asciiTheme="majorHAnsi" w:hAnsiTheme="majorHAnsi" w:cstheme="majorHAnsi"/>
+          <w:b/>
+          <w:sz w:val="24"/>
+        </w:rPr>
+        <w:t>¿Cómo apoya la retroalimentación y control del usuario?</w:t>
+      </w:r>
+    </w:p>
+    <w:p>
+      <w:pPr>
+        <w:pStyle w:val="NormalWeb"/>
+        <w:numPr>
+          <w:ilvl w:val="0"/>
+          <w:numId w:val="16"/>
+        </w:numPr>
+        <w:jc w:val="both"/>
+        <w:rPr>
+          <w:rFonts w:asciiTheme="minorHAnsi" w:hAnsiTheme="minorHAnsi"/>
+          <w:sz w:val="22"/>
+          <w:szCs w:val="22"/>
+        </w:rPr>
+      </w:pPr>
+      <w:r>
+        <w:rPr>
+          <w:rFonts w:asciiTheme="minorHAnsi" w:hAnsiTheme="minorHAnsi"/>
+          <w:sz w:val="22"/>
+          <w:szCs w:val="22"/>
+        </w:rPr>
+        <w:t>Los botones muestran estados (</w:t>
+      </w:r>
+      <w:proofErr w:type="spellStart"/>
+      <w:r>
+        <w:rPr>
+          <w:rFonts w:asciiTheme="minorHAnsi" w:hAnsiTheme="minorHAnsi"/>
+          <w:sz w:val="22"/>
+          <w:szCs w:val="22"/>
+        </w:rPr>
+        <w:t>hover</w:t>
+      </w:r>
+      <w:proofErr w:type="spellEnd"/>
+      <w:r>
+        <w:rPr>
+          <w:rFonts w:asciiTheme="minorHAnsi" w:hAnsiTheme="minorHAnsi"/>
+          <w:sz w:val="22"/>
+          <w:szCs w:val="22"/>
+        </w:rPr>
+        <w:t>, activo, desactivado).</w:t>
+      </w:r>
+    </w:p>
+    <w:p>
+      <w:pPr>
+        <w:pStyle w:val="NormalWeb"/>
+        <w:numPr>
+          <w:ilvl w:val="0"/>
+          <w:numId w:val="16"/>
+        </w:numPr>
+        <w:jc w:val="both"/>
+        <w:rPr>
+          <w:rFonts w:asciiTheme="minorHAnsi" w:hAnsiTheme="minorHAnsi"/>
+          <w:sz w:val="22"/>
+          <w:szCs w:val="22"/>
+        </w:rPr>
+      </w:pPr>
+      <w:r>
+        <w:rPr>
+          <w:rFonts w:asciiTheme="minorHAnsi" w:hAnsiTheme="minorHAnsi"/>
+          <w:sz w:val="22"/>
+          <w:szCs w:val="22"/>
+        </w:rPr>
+        <w:t xml:space="preserve">Los campos de formulario indican </w:t>
+      </w:r>
+      <w:r>
+        <w:rPr>
+          <w:rStyle w:val="Textoennegrita"/>
+          <w:rFonts w:asciiTheme="minorHAnsi" w:hAnsiTheme="minorHAnsi"/>
+          <w:sz w:val="22"/>
+          <w:szCs w:val="22"/>
+        </w:rPr>
+        <w:t>errores en tiempo real</w:t>
+      </w:r>
+      <w:r>
+        <w:rPr>
+          <w:rFonts w:asciiTheme="minorHAnsi" w:hAnsiTheme="minorHAnsi"/>
+          <w:sz w:val="22"/>
+          <w:szCs w:val="22"/>
+        </w:rPr>
+        <w:t>.</w:t>
+      </w:r>
+    </w:p>
+    <w:p>
+      <w:pPr>
+        <w:pStyle w:val="NormalWeb"/>
+        <w:numPr>
+          <w:ilvl w:val="0"/>
+          <w:numId w:val="16"/>
+        </w:numPr>
+        <w:jc w:val="both"/>
+        <w:rPr>
+          <w:rFonts w:asciiTheme="minorHAnsi" w:hAnsiTheme="minorHAnsi"/>
+          <w:sz w:val="22"/>
+          <w:szCs w:val="22"/>
+        </w:rPr>
+      </w:pPr>
+      <w:r>
+        <w:rPr>
+          <w:rFonts w:asciiTheme="minorHAnsi" w:hAnsiTheme="minorHAnsi"/>
+          <w:sz w:val="22"/>
+          <w:szCs w:val="22"/>
+        </w:rPr>
+        <w:t>Las tarjetas presentan información resumida sin saturar.</w:t>
+      </w:r>
+    </w:p>
+    <w:p>
+      <w:pPr>
+        <w:pStyle w:val="NormalWeb"/>
+        <w:numPr>
+          <w:ilvl w:val="0"/>
+          <w:numId w:val="16"/>
+        </w:numPr>
+        <w:jc w:val="both"/>
+        <w:rPr>
+          <w:rFonts w:asciiTheme="minorHAnsi" w:hAnsiTheme="minorHAnsi"/>
+          <w:sz w:val="22"/>
+          <w:szCs w:val="22"/>
+        </w:rPr>
+      </w:pPr>
+      <w:r>
+        <w:rPr>
+          <w:rFonts w:asciiTheme="minorHAnsi" w:hAnsiTheme="minorHAnsi"/>
+          <w:sz w:val="22"/>
+          <w:szCs w:val="22"/>
+        </w:rPr>
+        <w:t>Los iconos refuerzan el sentido de control y orientación.</w:t>
+      </w:r>
+    </w:p>
+    <w:p>
+      <w:pPr>
+        <w:jc w:val="both"/>
+        <w:rPr>
+          <w:rFonts w:asciiTheme="majorHAnsi" w:hAnsiTheme="majorHAnsi" w:cstheme="majorHAnsi"/>
+        </w:rPr>
+      </w:pPr>
+      <w:r>
+        <w:rPr>
+          <w:rFonts w:asciiTheme="majorHAnsi" w:hAnsiTheme="majorHAnsi" w:cstheme="majorHAnsi"/>
+        </w:rPr>
+        <w:br/>
+      </w:r>
+    </w:p>
+    <w:p>
+      <w:pPr>
+        <w:jc w:val="both"/>
+        <w:rPr>
+          <w:rFonts w:asciiTheme="majorHAnsi" w:hAnsiTheme="majorHAnsi" w:cstheme="majorHAnsi"/>
+        </w:rPr>
+      </w:pPr>
+    </w:p>
+    <w:p>
+      <w:pPr>
+        <w:jc w:val="both"/>
+        <w:rPr>
+          <w:rFonts w:asciiTheme="majorHAnsi" w:hAnsiTheme="majorHAnsi" w:cstheme="majorHAnsi"/>
+        </w:rPr>
+      </w:pPr>
+    </w:p>
+    <w:p>
+      <w:pPr>
+        <w:jc w:val="both"/>
+        <w:rPr>
+          <w:rFonts w:asciiTheme="majorHAnsi" w:hAnsiTheme="majorHAnsi" w:cstheme="majorHAnsi"/>
+        </w:rPr>
+      </w:pPr>
+    </w:p>
+    <w:p>
+      <w:pPr>
+        <w:jc w:val="both"/>
+        <w:rPr>
+          <w:rFonts w:asciiTheme="majorHAnsi" w:hAnsiTheme="majorHAnsi" w:cstheme="majorHAnsi"/>
+        </w:rPr>
+      </w:pPr>
+    </w:p>
+    <w:p>
+      <w:pPr>
+        <w:jc w:val="both"/>
+        <w:rPr>
+          <w:rFonts w:asciiTheme="majorHAnsi" w:hAnsiTheme="majorHAnsi" w:cstheme="majorHAnsi"/>
+        </w:rPr>
+      </w:pPr>
+    </w:p>
+    <w:p>
+      <w:pPr>
+        <w:jc w:val="both"/>
+        <w:rPr>
+          <w:rFonts w:asciiTheme="majorHAnsi" w:hAnsiTheme="majorHAnsi" w:cstheme="majorHAnsi"/>
+        </w:rPr>
+      </w:pPr>
+    </w:p>
+    <w:p>
+      <w:pPr>
+        <w:jc w:val="both"/>
+        <w:rPr>
+          <w:rFonts w:asciiTheme="majorHAnsi" w:hAnsiTheme="majorHAnsi" w:cstheme="majorHAnsi"/>
+        </w:rPr>
+      </w:pPr>
+    </w:p>
+    <w:p>
+      <w:pPr>
+        <w:jc w:val="both"/>
+        <w:rPr>
+          <w:rFonts w:asciiTheme="majorHAnsi" w:hAnsiTheme="majorHAnsi" w:cstheme="majorHAnsi"/>
+        </w:rPr>
+      </w:pPr>
+    </w:p>
+    <w:p>
+      <w:pPr>
+        <w:jc w:val="both"/>
+        <w:rPr>
+          <w:rFonts w:asciiTheme="majorHAnsi" w:hAnsiTheme="majorHAnsi" w:cstheme="majorHAnsi"/>
+        </w:rPr>
+      </w:pPr>
+    </w:p>
+    <w:p>
+      <w:pPr>
+        <w:jc w:val="both"/>
+        <w:rPr>
+          <w:rFonts w:asciiTheme="majorHAnsi" w:hAnsiTheme="majorHAnsi" w:cstheme="majorHAnsi"/>
+        </w:rPr>
+      </w:pPr>
+    </w:p>
+    <w:p>
+      <w:pPr>
+        <w:jc w:val="both"/>
+        <w:rPr>
+          <w:rFonts w:asciiTheme="majorHAnsi" w:hAnsiTheme="majorHAnsi" w:cstheme="majorHAnsi"/>
+        </w:rPr>
+      </w:pPr>
+    </w:p>
+    <w:p>
+      <w:pPr>
+        <w:jc w:val="both"/>
+        <w:rPr>
+          <w:rFonts w:asciiTheme="majorHAnsi" w:hAnsiTheme="majorHAnsi" w:cstheme="majorHAnsi"/>
+        </w:rPr>
+      </w:pPr>
+    </w:p>
+    <w:p>
+      <w:pPr>
+        <w:jc w:val="both"/>
+        <w:rPr>
+          <w:rFonts w:asciiTheme="majorHAnsi" w:hAnsiTheme="majorHAnsi" w:cstheme="majorHAnsi"/>
+        </w:rPr>
+      </w:pPr>
+    </w:p>
+    <w:p>
+      <w:pPr>
+        <w:jc w:val="both"/>
+        <w:rPr>
+          <w:rFonts w:asciiTheme="majorHAnsi" w:hAnsiTheme="majorHAnsi" w:cstheme="majorHAnsi"/>
+          <w:color w:val="1F497D" w:themeColor="text2"/>
+        </w:rPr>
+      </w:pPr>
+      <w:r>
+        <w:rPr>
+          <w:rFonts w:asciiTheme="majorHAnsi" w:hAnsiTheme="majorHAnsi" w:cstheme="majorHAnsi"/>
+          <w:color w:val="1F497D" w:themeColor="text2"/>
+        </w:rPr>
+        <w:lastRenderedPageBreak/>
+        <w:t>E. Navegación</w:t>
+      </w:r>
+    </w:p>
+    <w:tbl>
+      <w:tblPr>
+        <w:tblStyle w:val="Tabladecuadrcula5oscura-nfasis1"/>
+        <w:tblW w:w="0" w:type="auto"/>
+        <w:tblLook w:val="04A0" w:firstRow="1" w:lastRow="0" w:firstColumn="1" w:lastColumn="0" w:noHBand="0" w:noVBand="1"/>
+      </w:tblPr>
+      <w:tblGrid>
+        <w:gridCol w:w="2877"/>
+        <w:gridCol w:w="2876"/>
+        <w:gridCol w:w="2877"/>
+      </w:tblGrid>
+      <w:tr>
+        <w:trPr>
+          <w:cnfStyle w:val="100000000000" w:firstRow="1" w:lastRow="0" w:firstColumn="0" w:lastColumn="0" w:oddVBand="0" w:evenVBand="0" w:oddHBand="0" w:evenHBand="0" w:firstRowFirstColumn="0" w:firstRowLastColumn="0" w:lastRowFirstColumn="0" w:lastRowLastColumn="0"/>
+        </w:trPr>
+        <w:tc>
+          <w:tcPr>
+            <w:cnfStyle w:val="001000000000" w:firstRow="0" w:lastRow="0" w:firstColumn="1" w:lastColumn="0" w:oddVBand="0" w:evenVBand="0" w:oddHBand="0" w:evenHBand="0" w:firstRowFirstColumn="0" w:firstRowLastColumn="0" w:lastRowFirstColumn="0" w:lastRowLastColumn="0"/>
+            <w:tcW w:w="2877" w:type="dxa"/>
+          </w:tcPr>
+          <w:p>
+            <w:pPr>
+              <w:jc w:val="both"/>
               <w:rPr>
                 <w:rFonts w:asciiTheme="majorHAnsi" w:hAnsiTheme="majorHAnsi" w:cstheme="majorHAnsi"/>
               </w:rPr>
             </w:pPr>
+            <w:r>
+              <w:rPr>
+                <w:rFonts w:asciiTheme="majorHAnsi" w:hAnsiTheme="majorHAnsi" w:cstheme="majorHAnsi"/>
+              </w:rPr>
+              <w:t>Tipo de navegación</w:t>
+            </w:r>
+          </w:p>
+        </w:tc>
+        <w:tc>
+          <w:tcPr>
+            <w:tcW w:w="2876" w:type="dxa"/>
+          </w:tcPr>
+          <w:p>
+            <w:pPr>
+              <w:jc w:val="both"/>
+              <w:cnfStyle w:val="100000000000" w:firstRow="1" w:lastRow="0" w:firstColumn="0" w:lastColumn="0" w:oddVBand="0" w:evenVBand="0" w:oddHBand="0" w:evenHBand="0" w:firstRowFirstColumn="0" w:firstRowLastColumn="0" w:lastRowFirstColumn="0" w:lastRowLastColumn="0"/>
+              <w:rPr>
+                <w:rFonts w:asciiTheme="majorHAnsi" w:hAnsiTheme="majorHAnsi" w:cstheme="majorHAnsi"/>
+              </w:rPr>
+            </w:pPr>
+            <w:r>
+              <w:rPr>
+                <w:rFonts w:asciiTheme="majorHAnsi" w:hAnsiTheme="majorHAnsi" w:cstheme="majorHAnsi"/>
+              </w:rPr>
+              <w:t>Descripción</w:t>
+            </w:r>
+          </w:p>
+        </w:tc>
+        <w:tc>
+          <w:tcPr>
+            <w:tcW w:w="2877" w:type="dxa"/>
+          </w:tcPr>
+          <w:p>
+            <w:pPr>
+              <w:jc w:val="both"/>
+              <w:cnfStyle w:val="100000000000" w:firstRow="1" w:lastRow="0" w:firstColumn="0" w:lastColumn="0" w:oddVBand="0" w:evenVBand="0" w:oddHBand="0" w:evenHBand="0" w:firstRowFirstColumn="0" w:firstRowLastColumn="0" w:lastRowFirstColumn="0" w:lastRowLastColumn="0"/>
+              <w:rPr>
+                <w:rFonts w:asciiTheme="majorHAnsi" w:hAnsiTheme="majorHAnsi" w:cstheme="majorHAnsi"/>
+              </w:rPr>
+            </w:pPr>
+            <w:r>
+              <w:rPr>
+                <w:rFonts w:asciiTheme="majorHAnsi" w:hAnsiTheme="majorHAnsi" w:cstheme="majorHAnsi"/>
+              </w:rPr>
+              <w:t>Justificación</w:t>
+            </w:r>
           </w:p>
         </w:tc>
       </w:tr>
       <w:tr>
+        <w:trPr>
+          <w:cnfStyle w:val="000000100000" w:firstRow="0" w:lastRow="0" w:firstColumn="0" w:lastColumn="0" w:oddVBand="0" w:evenVBand="0" w:oddHBand="1" w:evenHBand="0" w:firstRowFirstColumn="0" w:firstRowLastColumn="0" w:lastRowFirstColumn="0" w:lastRowLastColumn="0"/>
+        </w:trPr>
         <w:tc>
           <w:tcPr>
-            <w:tcW w:w="2880" w:type="dxa"/>
+            <w:cnfStyle w:val="001000000000" w:firstRow="0" w:lastRow="0" w:firstColumn="1" w:lastColumn="0" w:oddVBand="0" w:evenVBand="0" w:oddHBand="0" w:evenHBand="0" w:firstRowFirstColumn="0" w:firstRowLastColumn="0" w:lastRowFirstColumn="0" w:lastRowLastColumn="0"/>
+            <w:tcW w:w="2877" w:type="dxa"/>
           </w:tcPr>
           <w:p>
             <w:pPr>
+              <w:jc w:val="both"/>
               <w:rPr>
                 <w:rFonts w:asciiTheme="majorHAnsi" w:hAnsiTheme="majorHAnsi" w:cstheme="majorHAnsi"/>
               </w:rPr>
             </w:pPr>
+            <w:r>
+              <w:t>Navegación compuesta</w:t>
+            </w:r>
           </w:p>
         </w:tc>
         <w:tc>
           <w:tcPr>
-            <w:tcW w:w="2880" w:type="dxa"/>
+            <w:tcW w:w="2876" w:type="dxa"/>
           </w:tcPr>
           <w:p>
             <w:pPr>
+              <w:jc w:val="both"/>
+              <w:cnfStyle w:val="000000100000" w:firstRow="0" w:lastRow="0" w:firstColumn="0" w:lastColumn="0" w:oddVBand="0" w:evenVBand="0" w:oddHBand="1" w:evenHBand="0" w:firstRowFirstColumn="0" w:firstRowLastColumn="0" w:lastRowFirstColumn="0" w:lastRowLastColumn="0"/>
               <w:rPr>
                 <w:rFonts w:asciiTheme="majorHAnsi" w:hAnsiTheme="majorHAnsi" w:cstheme="majorHAnsi"/>
               </w:rPr>
             </w:pPr>
+            <w:r>
+              <w:t>Conformada por varios mecanismos de interacción (barra superior, menú móvil, tarjetas, rutas internas y ventanas emergentes) que funcionan de manera integrada dentro del sistema.</w:t>
+            </w:r>
           </w:p>
         </w:tc>
         <w:tc>
           <w:tcPr>
-            <w:tcW w:w="2880" w:type="dxa"/>
+            <w:tcW w:w="2877" w:type="dxa"/>
           </w:tcPr>
           <w:p>
             <w:pPr>
+              <w:jc w:val="both"/>
+              <w:cnfStyle w:val="000000100000" w:firstRow="0" w:lastRow="0" w:firstColumn="0" w:lastColumn="0" w:oddVBand="0" w:evenVBand="0" w:oddHBand="1" w:evenHBand="0" w:firstRowFirstColumn="0" w:firstRowLastColumn="0" w:lastRowFirstColumn="0" w:lastRowLastColumn="0"/>
+            </w:pPr>
+            <w:r>
+              <w:t>Permite combinar diferentes formas de desplazamiento, mejora la experiencia del usuario en distintos dispositivos y facilita el acceso rápido a funciones clave sin limitarse a un único método de navegación.</w:t>
+            </w:r>
+          </w:p>
+          <w:p>
+            <w:pPr>
+              <w:jc w:val="both"/>
+              <w:cnfStyle w:val="000000100000" w:firstRow="0" w:lastRow="0" w:firstColumn="0" w:lastColumn="0" w:oddVBand="0" w:evenVBand="0" w:oddHBand="1" w:evenHBand="0" w:firstRowFirstColumn="0" w:firstRowLastColumn="0" w:lastRowFirstColumn="0" w:lastRowLastColumn="0"/>
               <w:rPr>
                 <w:rFonts w:asciiTheme="majorHAnsi" w:hAnsiTheme="majorHAnsi" w:cstheme="majorHAnsi"/>
               </w:rPr>
@@ -2795,105 +4475,280 @@
     </w:tbl>
     <w:p>
       <w:pPr>
+        <w:jc w:val="both"/>
         <w:rPr>
           <w:rFonts w:asciiTheme="majorHAnsi" w:hAnsiTheme="majorHAnsi" w:cstheme="majorHAnsi"/>
-          <w:lang w:val="es-MX"/>
         </w:rPr>
       </w:pPr>
       <w:r>
         <w:rPr>
           <w:rFonts w:asciiTheme="majorHAnsi" w:hAnsiTheme="majorHAnsi" w:cstheme="majorHAnsi"/>
-          <w:lang w:val="es-MX"/>
-        </w:rPr>
-        <w:br/>
-        <w:t>Justifica:</w:t>
-      </w:r>
-      <w:r>
-        <w:rPr>
-          <w:rFonts w:asciiTheme="majorHAnsi" w:hAnsiTheme="majorHAnsi" w:cstheme="majorHAnsi"/>
-          <w:lang w:val="es-MX"/>
-        </w:rPr>
-        <w:br/>
-        <w:t>- ¿La estructura facilita tareas frecuentes del usuario?</w:t>
-      </w:r>
-      <w:r>
-        <w:rPr>
-          <w:rFonts w:asciiTheme="majorHAnsi" w:hAnsiTheme="majorHAnsi" w:cstheme="majorHAnsi"/>
-          <w:lang w:val="es-MX"/>
-        </w:rPr>
-        <w:br/>
-        <w:t>- ¿Se reduce la cantidad de clics o pasos?</w:t>
-      </w:r>
-      <w:r>
-        <w:rPr>
-          <w:rFonts w:asciiTheme="majorHAnsi" w:hAnsiTheme="majorHAnsi" w:cstheme="majorHAnsi"/>
-          <w:lang w:val="es-MX"/>
-        </w:rPr>
-        <w:br/>
-        <w:t>- ¿Es intuitiva la ubicación de los menús?</w:t>
-      </w:r>
-      <w:r>
-        <w:rPr>
-          <w:rFonts w:asciiTheme="majorHAnsi" w:hAnsiTheme="majorHAnsi" w:cstheme="majorHAnsi"/>
-          <w:lang w:val="es-MX"/>
         </w:rPr>
         <w:br/>
       </w:r>
     </w:p>
     <w:p>
       <w:pPr>
+        <w:jc w:val="both"/>
+        <w:rPr>
+          <w:rFonts w:asciiTheme="majorHAnsi" w:hAnsiTheme="majorHAnsi" w:cstheme="majorHAnsi"/>
+        </w:rPr>
+      </w:pPr>
+      <w:r>
+        <w:rPr>
+          <w:rFonts w:asciiTheme="majorHAnsi" w:hAnsiTheme="majorHAnsi" w:cstheme="majorHAnsi"/>
+        </w:rPr>
+        <w:t>Justifica:</w:t>
+      </w:r>
+    </w:p>
+    <w:p>
+      <w:pPr>
+        <w:pStyle w:val="Prrafodelista"/>
+        <w:numPr>
+          <w:ilvl w:val="0"/>
+          <w:numId w:val="26"/>
+        </w:numPr>
+        <w:jc w:val="both"/>
+        <w:rPr>
+          <w:rFonts w:asciiTheme="majorHAnsi" w:hAnsiTheme="majorHAnsi" w:cstheme="majorHAnsi"/>
+          <w:b/>
+          <w:sz w:val="24"/>
+        </w:rPr>
+      </w:pPr>
+      <w:r>
+        <w:rPr>
+          <w:rFonts w:asciiTheme="majorHAnsi" w:hAnsiTheme="majorHAnsi" w:cstheme="majorHAnsi"/>
+          <w:b/>
+          <w:sz w:val="24"/>
+        </w:rPr>
+        <w:t>¿La estructura facilita tareas frecuentes del usuario?</w:t>
+      </w:r>
+    </w:p>
+    <w:p>
+      <w:pPr>
+        <w:jc w:val="both"/>
+        <w:rPr>
+          <w:rFonts w:asciiTheme="majorHAnsi" w:hAnsiTheme="majorHAnsi" w:cstheme="majorHAnsi"/>
+        </w:rPr>
+      </w:pPr>
+      <w:r>
+        <w:t>Sí. La navegación compuesta integra varios métodos (barra superior, tarjetas, menús y modales) que permiten acceder rápidamente a las funciones más usadas del sistema, lo que facilita las tareas frecuentes sin obligar al usuario a realizar búsquedas complejas.</w:t>
+      </w:r>
+    </w:p>
+    <w:p>
+      <w:pPr>
+        <w:pStyle w:val="Prrafodelista"/>
+        <w:numPr>
+          <w:ilvl w:val="0"/>
+          <w:numId w:val="26"/>
+        </w:numPr>
+        <w:jc w:val="both"/>
+        <w:rPr>
+          <w:rFonts w:asciiTheme="majorHAnsi" w:hAnsiTheme="majorHAnsi" w:cstheme="majorHAnsi"/>
+        </w:rPr>
+      </w:pPr>
+      <w:r>
+        <w:rPr>
+          <w:rFonts w:asciiTheme="majorHAnsi" w:hAnsiTheme="majorHAnsi" w:cstheme="majorHAnsi"/>
+          <w:b/>
+          <w:sz w:val="24"/>
+        </w:rPr>
+        <w:t>¿Se reduce la cantidad de clics o pasos?</w:t>
+      </w:r>
+    </w:p>
+    <w:p>
+      <w:pPr>
+        <w:jc w:val="both"/>
+        <w:rPr>
+          <w:rFonts w:asciiTheme="majorHAnsi" w:hAnsiTheme="majorHAnsi" w:cstheme="majorHAnsi"/>
+        </w:rPr>
+      </w:pPr>
+      <w:r>
+        <w:t>Sí. Al combinar múltiples vías de acceso (por ejemplo, tarjetas directas, menú superior y ventanas emergentes), el usuario puede llegar a las funciones principales en menos pasos, reduciendo la necesidad de navegar por menús profundos.</w:t>
+      </w:r>
+    </w:p>
+    <w:p>
+      <w:pPr>
+        <w:pStyle w:val="Prrafodelista"/>
+        <w:numPr>
+          <w:ilvl w:val="0"/>
+          <w:numId w:val="26"/>
+        </w:numPr>
+        <w:jc w:val="both"/>
+        <w:rPr>
+          <w:rFonts w:asciiTheme="majorHAnsi" w:hAnsiTheme="majorHAnsi" w:cstheme="majorHAnsi"/>
+        </w:rPr>
+      </w:pPr>
+      <w:r>
+        <w:rPr>
+          <w:rFonts w:asciiTheme="majorHAnsi" w:hAnsiTheme="majorHAnsi" w:cstheme="majorHAnsi"/>
+          <w:b/>
+          <w:sz w:val="24"/>
+        </w:rPr>
+        <w:t>¿Es intuitiva la ubicación de los menús?</w:t>
+      </w:r>
+    </w:p>
+    <w:p>
+      <w:pPr>
+        <w:spacing w:before="100" w:beforeAutospacing="1" w:after="100" w:afterAutospacing="1" w:line="240" w:lineRule="auto"/>
+        <w:jc w:val="both"/>
+        <w:rPr>
+          <w:rFonts w:ascii="Times New Roman" w:eastAsia="Times New Roman" w:hAnsi="Times New Roman" w:cs="Times New Roman"/>
+          <w:sz w:val="24"/>
+          <w:szCs w:val="24"/>
+          <w:lang w:eastAsia="es-MX"/>
+        </w:rPr>
+      </w:pPr>
+      <w:r>
+        <w:rPr>
+          <w:rFonts w:ascii="Times New Roman" w:eastAsia="Times New Roman" w:hAnsi="Times New Roman" w:cs="Times New Roman"/>
+          <w:sz w:val="24"/>
+          <w:szCs w:val="24"/>
+          <w:lang w:eastAsia="es-MX"/>
+        </w:rPr>
+        <w:t>Sí. Los elementos de navegación se colocan siguiendo patrones comunes de diseño:</w:t>
+      </w:r>
+    </w:p>
+    <w:p>
+      <w:pPr>
+        <w:numPr>
+          <w:ilvl w:val="0"/>
+          <w:numId w:val="18"/>
+        </w:numPr>
+        <w:spacing w:before="100" w:beforeAutospacing="1" w:after="100" w:afterAutospacing="1" w:line="240" w:lineRule="auto"/>
+        <w:jc w:val="both"/>
+        <w:rPr>
+          <w:rFonts w:ascii="Times New Roman" w:eastAsia="Times New Roman" w:hAnsi="Times New Roman" w:cs="Times New Roman"/>
+          <w:sz w:val="24"/>
+          <w:szCs w:val="24"/>
+          <w:lang w:eastAsia="es-MX"/>
+        </w:rPr>
+      </w:pPr>
+      <w:r>
+        <w:rPr>
+          <w:rFonts w:ascii="Times New Roman" w:eastAsia="Times New Roman" w:hAnsi="Times New Roman" w:cs="Times New Roman"/>
+          <w:sz w:val="24"/>
+          <w:szCs w:val="24"/>
+          <w:lang w:eastAsia="es-MX"/>
+        </w:rPr>
+        <w:t>barra superior fija en la parte superior,</w:t>
+      </w:r>
+    </w:p>
+    <w:p>
+      <w:pPr>
+        <w:numPr>
+          <w:ilvl w:val="0"/>
+          <w:numId w:val="18"/>
+        </w:numPr>
+        <w:spacing w:before="100" w:beforeAutospacing="1" w:after="100" w:afterAutospacing="1" w:line="240" w:lineRule="auto"/>
+        <w:jc w:val="both"/>
+        <w:rPr>
+          <w:rFonts w:ascii="Times New Roman" w:eastAsia="Times New Roman" w:hAnsi="Times New Roman" w:cs="Times New Roman"/>
+          <w:sz w:val="24"/>
+          <w:szCs w:val="24"/>
+          <w:lang w:eastAsia="es-MX"/>
+        </w:rPr>
+      </w:pPr>
+      <w:r>
+        <w:rPr>
+          <w:rFonts w:ascii="Times New Roman" w:eastAsia="Times New Roman" w:hAnsi="Times New Roman" w:cs="Times New Roman"/>
+          <w:sz w:val="24"/>
+          <w:szCs w:val="24"/>
+          <w:lang w:eastAsia="es-MX"/>
+        </w:rPr>
+        <w:t>menú móvil accesible desde el ícono de hamburguesa,</w:t>
+      </w:r>
+    </w:p>
+    <w:p>
+      <w:pPr>
+        <w:numPr>
+          <w:ilvl w:val="0"/>
+          <w:numId w:val="18"/>
+        </w:numPr>
+        <w:spacing w:before="100" w:beforeAutospacing="1" w:after="100" w:afterAutospacing="1" w:line="240" w:lineRule="auto"/>
+        <w:jc w:val="both"/>
+        <w:rPr>
+          <w:rFonts w:ascii="Times New Roman" w:eastAsia="Times New Roman" w:hAnsi="Times New Roman" w:cs="Times New Roman"/>
+          <w:sz w:val="24"/>
+          <w:szCs w:val="24"/>
+          <w:lang w:eastAsia="es-MX"/>
+        </w:rPr>
+      </w:pPr>
+      <w:r>
+        <w:rPr>
+          <w:rFonts w:ascii="Times New Roman" w:eastAsia="Times New Roman" w:hAnsi="Times New Roman" w:cs="Times New Roman"/>
+          <w:sz w:val="24"/>
+          <w:szCs w:val="24"/>
+          <w:lang w:eastAsia="es-MX"/>
+        </w:rPr>
+        <w:t>tarjetas al centro para accesos rápidos,</w:t>
+      </w:r>
+    </w:p>
+    <w:p>
+      <w:pPr>
+        <w:numPr>
+          <w:ilvl w:val="0"/>
+          <w:numId w:val="18"/>
+        </w:numPr>
+        <w:spacing w:before="100" w:beforeAutospacing="1" w:after="100" w:afterAutospacing="1" w:line="240" w:lineRule="auto"/>
+        <w:jc w:val="both"/>
+        <w:rPr>
+          <w:rFonts w:ascii="Times New Roman" w:eastAsia="Times New Roman" w:hAnsi="Times New Roman" w:cs="Times New Roman"/>
+          <w:sz w:val="24"/>
+          <w:szCs w:val="24"/>
+          <w:lang w:eastAsia="es-MX"/>
+        </w:rPr>
+      </w:pPr>
+      <w:r>
+        <w:rPr>
+          <w:rFonts w:ascii="Times New Roman" w:eastAsia="Times New Roman" w:hAnsi="Times New Roman" w:cs="Times New Roman"/>
+          <w:sz w:val="24"/>
+          <w:szCs w:val="24"/>
+          <w:lang w:eastAsia="es-MX"/>
+        </w:rPr>
+        <w:t>modales que no sacan al usuario de la pantalla.</w:t>
+      </w:r>
+      <w:r>
+        <w:rPr>
+          <w:rFonts w:asciiTheme="majorHAnsi" w:hAnsiTheme="majorHAnsi" w:cstheme="majorHAnsi"/>
+        </w:rPr>
+        <w:br/>
+      </w:r>
+    </w:p>
+    <w:p>
+      <w:pPr>
+        <w:jc w:val="both"/>
         <w:rPr>
           <w:rFonts w:asciiTheme="majorHAnsi" w:hAnsiTheme="majorHAnsi" w:cstheme="majorHAnsi"/>
           <w:color w:val="1F497D" w:themeColor="text2"/>
           <w:sz w:val="24"/>
-          <w:lang w:val="es-MX"/>
         </w:rPr>
       </w:pPr>
     </w:p>
     <w:p>
       <w:pPr>
+        <w:jc w:val="both"/>
         <w:rPr>
           <w:rFonts w:asciiTheme="majorHAnsi" w:hAnsiTheme="majorHAnsi" w:cstheme="majorHAnsi"/>
           <w:color w:val="1F497D" w:themeColor="text2"/>
           <w:sz w:val="24"/>
-          <w:lang w:val="es-MX"/>
         </w:rPr>
       </w:pPr>
     </w:p>
     <w:p>
       <w:pPr>
+        <w:jc w:val="both"/>
         <w:rPr>
           <w:rFonts w:asciiTheme="majorHAnsi" w:hAnsiTheme="majorHAnsi" w:cstheme="majorHAnsi"/>
           <w:color w:val="1F497D" w:themeColor="text2"/>
           <w:sz w:val="24"/>
-          <w:lang w:val="es-MX"/>
-        </w:rPr>
-      </w:pPr>
-    </w:p>
-    <w:p>
-      <w:pPr>
-        <w:rPr>
-          <w:rFonts w:asciiTheme="majorHAnsi" w:hAnsiTheme="majorHAnsi" w:cstheme="majorHAnsi"/>
-          <w:color w:val="1F497D" w:themeColor="text2"/>
-          <w:sz w:val="24"/>
-          <w:lang w:val="es-MX"/>
-        </w:rPr>
-      </w:pPr>
-    </w:p>
-    <w:p>
-      <w:pPr>
-        <w:rPr>
-          <w:rFonts w:asciiTheme="majorHAnsi" w:hAnsiTheme="majorHAnsi" w:cstheme="majorHAnsi"/>
-          <w:color w:val="1F497D" w:themeColor="text2"/>
-          <w:sz w:val="24"/>
-          <w:lang w:val="es-MX"/>
         </w:rPr>
       </w:pPr>
       <w:r>
         <w:rPr>
           <w:rFonts w:asciiTheme="majorHAnsi" w:hAnsiTheme="majorHAnsi" w:cstheme="majorHAnsi"/>
           <w:noProof/>
-          <w:lang w:val="es-MX" w:eastAsia="es-MX"/>
+          <w:lang w:eastAsia="es-MX"/>
         </w:rPr>
         <w:lastRenderedPageBreak/>
         <mc:AlternateContent>
@@ -2961,7 +4816,6 @@
           <w:rFonts w:asciiTheme="majorHAnsi" w:hAnsiTheme="majorHAnsi" w:cstheme="majorHAnsi"/>
           <w:color w:val="1F497D" w:themeColor="text2"/>
           <w:sz w:val="24"/>
-          <w:lang w:val="es-MX"/>
         </w:rPr>
         <w:t>3. Normativa de diseño (criterios generales)</w:t>
       </w:r>
@@ -2974,10 +4828,10 @@
         <w:tblLook w:val="04A0" w:firstRow="1" w:lastRow="0" w:firstColumn="1" w:lastColumn="0" w:noHBand="0" w:noVBand="1"/>
       </w:tblPr>
       <w:tblGrid>
-        <w:gridCol w:w="1418"/>
-        <w:gridCol w:w="2552"/>
-        <w:gridCol w:w="1842"/>
-        <w:gridCol w:w="2965"/>
+        <w:gridCol w:w="1520"/>
+        <w:gridCol w:w="2526"/>
+        <w:gridCol w:w="1819"/>
+        <w:gridCol w:w="2912"/>
       </w:tblGrid>
       <w:tr>
         <w:trPr>
@@ -2990,14 +4844,16 @@
           </w:tcPr>
           <w:p>
             <w:pPr>
+              <w:jc w:val="both"/>
               <w:rPr>
                 <w:rFonts w:asciiTheme="majorHAnsi" w:hAnsiTheme="majorHAnsi" w:cstheme="majorHAnsi"/>
+                <w:sz w:val="24"/>
               </w:rPr>
             </w:pPr>
             <w:r>
               <w:rPr>
                 <w:rFonts w:asciiTheme="majorHAnsi" w:hAnsiTheme="majorHAnsi" w:cstheme="majorHAnsi"/>
-                <w:lang w:val="es-MX"/>
+                <w:sz w:val="24"/>
               </w:rPr>
               <w:t>Categoría</w:t>
             </w:r>
@@ -3009,24 +4865,19 @@
           </w:tcPr>
           <w:p>
             <w:pPr>
+              <w:jc w:val="both"/>
               <w:cnfStyle w:val="100000000000" w:firstRow="1" w:lastRow="0" w:firstColumn="0" w:lastColumn="0" w:oddVBand="0" w:evenVBand="0" w:oddHBand="0" w:evenHBand="0" w:firstRowFirstColumn="0" w:firstRowLastColumn="0" w:lastRowFirstColumn="0" w:lastRowLastColumn="0"/>
               <w:rPr>
                 <w:rFonts w:asciiTheme="majorHAnsi" w:hAnsiTheme="majorHAnsi" w:cstheme="majorHAnsi"/>
-                <w:lang w:val="es-MX"/>
+                <w:sz w:val="24"/>
               </w:rPr>
             </w:pPr>
             <w:r>
               <w:rPr>
                 <w:rFonts w:asciiTheme="majorHAnsi" w:hAnsiTheme="majorHAnsi" w:cstheme="majorHAnsi"/>
-              </w:rPr>
-              <w:t>Norma</w:t>
-            </w:r>
-            <w:r>
-              <w:rPr>
-                <w:rFonts w:asciiTheme="majorHAnsi" w:hAnsiTheme="majorHAnsi" w:cstheme="majorHAnsi"/>
-                <w:lang w:val="es-MX"/>
-              </w:rPr>
-              <w:t xml:space="preserve"> aplicada</w:t>
+                <w:sz w:val="24"/>
+              </w:rPr>
+              <w:t>Norma aplicada</w:t>
             </w:r>
           </w:p>
         </w:tc>
@@ -3036,23 +4887,19 @@
           </w:tcPr>
           <w:p>
             <w:pPr>
+              <w:jc w:val="both"/>
               <w:cnfStyle w:val="100000000000" w:firstRow="1" w:lastRow="0" w:firstColumn="0" w:lastColumn="0" w:oddVBand="0" w:evenVBand="0" w:oddHBand="0" w:evenHBand="0" w:firstRowFirstColumn="0" w:firstRowLastColumn="0" w:lastRowFirstColumn="0" w:lastRowLastColumn="0"/>
               <w:rPr>
                 <w:rFonts w:asciiTheme="majorHAnsi" w:hAnsiTheme="majorHAnsi" w:cstheme="majorHAnsi"/>
+                <w:sz w:val="24"/>
               </w:rPr>
             </w:pPr>
             <w:r>
               <w:rPr>
                 <w:rFonts w:asciiTheme="majorHAnsi" w:hAnsiTheme="majorHAnsi" w:cstheme="majorHAnsi"/>
-                <w:lang w:val="es-MX"/>
-              </w:rPr>
-              <w:t>Referencia</w:t>
-            </w:r>
-            <w:r>
-              <w:rPr>
-                <w:rFonts w:asciiTheme="majorHAnsi" w:hAnsiTheme="majorHAnsi" w:cstheme="majorHAnsi"/>
-              </w:rPr>
-              <w:t xml:space="preserve"> / Estándar</w:t>
+                <w:sz w:val="24"/>
+              </w:rPr>
+              <w:t>Referencia / Estándar</w:t>
             </w:r>
           </w:p>
         </w:tc>
@@ -3062,14 +4909,17 @@
           </w:tcPr>
           <w:p>
             <w:pPr>
+              <w:jc w:val="both"/>
               <w:cnfStyle w:val="100000000000" w:firstRow="1" w:lastRow="0" w:firstColumn="0" w:lastColumn="0" w:oddVBand="0" w:evenVBand="0" w:oddHBand="0" w:evenHBand="0" w:firstRowFirstColumn="0" w:firstRowLastColumn="0" w:lastRowFirstColumn="0" w:lastRowLastColumn="0"/>
               <w:rPr>
                 <w:rFonts w:asciiTheme="majorHAnsi" w:hAnsiTheme="majorHAnsi" w:cstheme="majorHAnsi"/>
+                <w:sz w:val="24"/>
               </w:rPr>
             </w:pPr>
             <w:r>
               <w:rPr>
                 <w:rFonts w:asciiTheme="majorHAnsi" w:hAnsiTheme="majorHAnsi" w:cstheme="majorHAnsi"/>
+                <w:sz w:val="24"/>
               </w:rPr>
               <w:t>Justificación</w:t>
             </w:r>
@@ -3087,14 +4937,16 @@
           </w:tcPr>
           <w:p>
             <w:pPr>
+              <w:jc w:val="both"/>
               <w:rPr>
                 <w:rFonts w:asciiTheme="majorHAnsi" w:hAnsiTheme="majorHAnsi" w:cstheme="majorHAnsi"/>
+                <w:sz w:val="24"/>
               </w:rPr>
             </w:pPr>
             <w:r>
               <w:rPr>
                 <w:rFonts w:asciiTheme="majorHAnsi" w:hAnsiTheme="majorHAnsi" w:cstheme="majorHAnsi"/>
-                <w:lang w:val="es-MX"/>
+                <w:sz w:val="24"/>
               </w:rPr>
               <w:t>Usabilidad</w:t>
             </w:r>
@@ -3106,15 +4958,15 @@
           </w:tcPr>
           <w:p>
             <w:pPr>
+              <w:jc w:val="both"/>
               <w:cnfStyle w:val="000000100000" w:firstRow="0" w:lastRow="0" w:firstColumn="0" w:lastColumn="0" w:oddVBand="0" w:evenVBand="0" w:oddHBand="1" w:evenHBand="0" w:firstRowFirstColumn="0" w:firstRowLastColumn="0" w:lastRowFirstColumn="0" w:lastRowLastColumn="0"/>
               <w:rPr>
-                <w:rFonts w:asciiTheme="majorHAnsi" w:hAnsiTheme="majorHAnsi" w:cstheme="majorHAnsi"/>
-                <w:lang w:val="es-MX"/>
+                <w:rFonts w:cstheme="majorHAnsi"/>
               </w:rPr>
             </w:pPr>
             <w:r>
               <w:rPr>
-                <w:lang w:val="es-MX"/>
+                <w:rFonts w:cstheme="majorHAnsi"/>
               </w:rPr>
               <w:t>La interfaz debe ser intuitiva, permitir una navegación fluida y ofrecer retroalimentación constante al usuario.</w:t>
             </w:r>
@@ -3126,20 +4978,31 @@
           </w:tcPr>
           <w:p>
             <w:pPr>
+              <w:jc w:val="both"/>
               <w:cnfStyle w:val="000000100000" w:firstRow="0" w:lastRow="0" w:firstColumn="0" w:lastColumn="0" w:oddVBand="0" w:evenVBand="0" w:oddHBand="1" w:evenHBand="0" w:firstRowFirstColumn="0" w:firstRowLastColumn="0" w:lastRowFirstColumn="0" w:lastRowLastColumn="0"/>
               <w:rPr>
-                <w:rFonts w:asciiTheme="majorHAnsi" w:hAnsiTheme="majorHAnsi" w:cstheme="majorHAnsi"/>
-                <w:lang w:val="es-MX"/>
+                <w:rFonts w:cstheme="majorHAnsi"/>
               </w:rPr>
             </w:pPr>
             <w:r>
               <w:rPr>
-                <w:lang w:val="es-MX"/>
-              </w:rPr>
-              <w:t>Heurísticas</w:t>
+                <w:rFonts w:cstheme="majorHAnsi"/>
+              </w:rPr>
+              <w:t xml:space="preserve">Heurísticas de </w:t>
             </w:r>
+            <w:proofErr w:type="spellStart"/>
             <w:r>
-              <w:t xml:space="preserve"> de Nielsen (1994)</w:t>
+              <w:rPr>
+                <w:rFonts w:cstheme="majorHAnsi"/>
+              </w:rPr>
+              <w:t>Nielsen</w:t>
+            </w:r>
+            <w:proofErr w:type="spellEnd"/>
+            <w:r>
+              <w:rPr>
+                <w:rFonts w:cstheme="majorHAnsi"/>
+              </w:rPr>
+              <w:t xml:space="preserve"> (1994)</w:t>
             </w:r>
           </w:p>
         </w:tc>
@@ -3149,15 +5012,15 @@
           </w:tcPr>
           <w:p>
             <w:pPr>
+              <w:jc w:val="both"/>
               <w:cnfStyle w:val="000000100000" w:firstRow="0" w:lastRow="0" w:firstColumn="0" w:lastColumn="0" w:oddVBand="0" w:evenVBand="0" w:oddHBand="1" w:evenHBand="0" w:firstRowFirstColumn="0" w:firstRowLastColumn="0" w:lastRowFirstColumn="0" w:lastRowLastColumn="0"/>
               <w:rPr>
-                <w:rFonts w:asciiTheme="majorHAnsi" w:hAnsiTheme="majorHAnsi" w:cstheme="majorHAnsi"/>
-                <w:lang w:val="es-MX"/>
+                <w:rFonts w:cstheme="majorHAnsi"/>
               </w:rPr>
             </w:pPr>
             <w:r>
               <w:rPr>
-                <w:lang w:val="es-MX"/>
+                <w:rFonts w:cstheme="majorHAnsi"/>
               </w:rPr>
               <w:t>Facilita la interacción clara y eficiente, reduciendo errores y mejorando la experiencia ciudadana al registrar reportes.</w:t>
             </w:r>
@@ -3172,14 +5035,16 @@
           </w:tcPr>
           <w:p>
             <w:pPr>
+              <w:jc w:val="both"/>
               <w:rPr>
                 <w:rFonts w:asciiTheme="majorHAnsi" w:hAnsiTheme="majorHAnsi" w:cstheme="majorHAnsi"/>
+                <w:sz w:val="24"/>
               </w:rPr>
             </w:pPr>
             <w:r>
               <w:rPr>
                 <w:rFonts w:asciiTheme="majorHAnsi" w:hAnsiTheme="majorHAnsi" w:cstheme="majorHAnsi"/>
-                <w:lang w:val="es-MX"/>
+                <w:sz w:val="24"/>
               </w:rPr>
               <w:t>Accesibilidad</w:t>
             </w:r>
@@ -3191,15 +5056,15 @@
           </w:tcPr>
           <w:p>
             <w:pPr>
+              <w:jc w:val="both"/>
               <w:cnfStyle w:val="000000000000" w:firstRow="0" w:lastRow="0" w:firstColumn="0" w:lastColumn="0" w:oddVBand="0" w:evenVBand="0" w:oddHBand="0" w:evenHBand="0" w:firstRowFirstColumn="0" w:firstRowLastColumn="0" w:lastRowFirstColumn="0" w:lastRowLastColumn="0"/>
               <w:rPr>
-                <w:rFonts w:asciiTheme="majorHAnsi" w:hAnsiTheme="majorHAnsi" w:cstheme="majorHAnsi"/>
-                <w:lang w:val="es-MX"/>
+                <w:rFonts w:cstheme="majorHAnsi"/>
               </w:rPr>
             </w:pPr>
             <w:r>
               <w:rPr>
-                <w:lang w:val="es-MX"/>
+                <w:rFonts w:cstheme="majorHAnsi"/>
               </w:rPr>
               <w:t>Garantizar contraste adecuado, tipografía legible y compatibilidad con dispositivos móviles.</w:t>
             </w:r>
@@ -3211,13 +5076,16 @@
           </w:tcPr>
           <w:p>
             <w:pPr>
+              <w:jc w:val="both"/>
               <w:cnfStyle w:val="000000000000" w:firstRow="0" w:lastRow="0" w:firstColumn="0" w:lastColumn="0" w:oddVBand="0" w:evenVBand="0" w:oddHBand="0" w:evenHBand="0" w:firstRowFirstColumn="0" w:firstRowLastColumn="0" w:lastRowFirstColumn="0" w:lastRowLastColumn="0"/>
               <w:rPr>
-                <w:rFonts w:asciiTheme="majorHAnsi" w:hAnsiTheme="majorHAnsi" w:cstheme="majorHAnsi"/>
-                <w:lang w:val="es-MX"/>
+                <w:rFonts w:cstheme="majorHAnsi"/>
               </w:rPr>
             </w:pPr>
             <w:r>
+              <w:rPr>
+                <w:rFonts w:cstheme="majorHAnsi"/>
+              </w:rPr>
               <w:t>WCAG 2.1 (4.5:1 contraste mínimo)</w:t>
             </w:r>
           </w:p>
@@ -3228,15 +5096,15 @@
           </w:tcPr>
           <w:p>
             <w:pPr>
+              <w:jc w:val="both"/>
               <w:cnfStyle w:val="000000000000" w:firstRow="0" w:lastRow="0" w:firstColumn="0" w:lastColumn="0" w:oddVBand="0" w:evenVBand="0" w:oddHBand="0" w:evenHBand="0" w:firstRowFirstColumn="0" w:firstRowLastColumn="0" w:lastRowFirstColumn="0" w:lastRowLastColumn="0"/>
               <w:rPr>
-                <w:rFonts w:asciiTheme="majorHAnsi" w:hAnsiTheme="majorHAnsi" w:cstheme="majorHAnsi"/>
-                <w:lang w:val="es-MX"/>
+                <w:rFonts w:cstheme="majorHAnsi"/>
               </w:rPr>
             </w:pPr>
             <w:r>
               <w:rPr>
-                <w:lang w:val="es-MX"/>
+                <w:rFonts w:cstheme="majorHAnsi"/>
               </w:rPr>
               <w:t>Asegura que la plataforma sea inclusiva para usuarios con distintas capacidades visuales o contextos de uso.</w:t>
             </w:r>
@@ -3254,22 +5122,18 @@
           </w:tcPr>
           <w:p>
             <w:pPr>
+              <w:jc w:val="both"/>
               <w:rPr>
                 <w:rFonts w:asciiTheme="majorHAnsi" w:hAnsiTheme="majorHAnsi" w:cstheme="majorHAnsi"/>
+                <w:sz w:val="24"/>
               </w:rPr>
             </w:pPr>
             <w:r>
               <w:rPr>
                 <w:rFonts w:asciiTheme="majorHAnsi" w:hAnsiTheme="majorHAnsi" w:cstheme="majorHAnsi"/>
-                <w:lang w:val="es-MX"/>
-              </w:rPr>
-              <w:t>Coherencia</w:t>
-            </w:r>
-            <w:r>
-              <w:rPr>
-                <w:rFonts w:asciiTheme="majorHAnsi" w:hAnsiTheme="majorHAnsi" w:cstheme="majorHAnsi"/>
-              </w:rPr>
-              <w:t xml:space="preserve"> visual</w:t>
+                <w:sz w:val="24"/>
+              </w:rPr>
+              <w:t>Coherencia visual</w:t>
             </w:r>
           </w:p>
         </w:tc>
@@ -3279,15 +5143,15 @@
           </w:tcPr>
           <w:p>
             <w:pPr>
+              <w:jc w:val="both"/>
               <w:cnfStyle w:val="000000100000" w:firstRow="0" w:lastRow="0" w:firstColumn="0" w:lastColumn="0" w:oddVBand="0" w:evenVBand="0" w:oddHBand="1" w:evenHBand="0" w:firstRowFirstColumn="0" w:firstRowLastColumn="0" w:lastRowFirstColumn="0" w:lastRowLastColumn="0"/>
               <w:rPr>
-                <w:rFonts w:asciiTheme="majorHAnsi" w:hAnsiTheme="majorHAnsi" w:cstheme="majorHAnsi"/>
-                <w:lang w:val="es-MX"/>
+                <w:rFonts w:cstheme="majorHAnsi"/>
               </w:rPr>
             </w:pPr>
             <w:r>
               <w:rPr>
-                <w:lang w:val="es-MX"/>
+                <w:rFonts w:cstheme="majorHAnsi"/>
               </w:rPr>
               <w:t>Mantener paleta de colores institucional (azules, blanco y negro) y tipografía uniforme.</w:t>
             </w:r>
@@ -3299,13 +5163,16 @@
           </w:tcPr>
           <w:p>
             <w:pPr>
+              <w:jc w:val="both"/>
               <w:cnfStyle w:val="000000100000" w:firstRow="0" w:lastRow="0" w:firstColumn="0" w:lastColumn="0" w:oddVBand="0" w:evenVBand="0" w:oddHBand="1" w:evenHBand="0" w:firstRowFirstColumn="0" w:firstRowLastColumn="0" w:lastRowFirstColumn="0" w:lastRowLastColumn="0"/>
               <w:rPr>
-                <w:rFonts w:asciiTheme="majorHAnsi" w:hAnsiTheme="majorHAnsi" w:cstheme="majorHAnsi"/>
-                <w:lang w:val="es-MX"/>
+                <w:rFonts w:cstheme="majorHAnsi"/>
               </w:rPr>
             </w:pPr>
             <w:r>
+              <w:rPr>
+                <w:rFonts w:cstheme="majorHAnsi"/>
+              </w:rPr>
               <w:t>ISO 9241-210 / DCU</w:t>
             </w:r>
           </w:p>
@@ -3316,28 +5183,46 @@
           </w:tcPr>
           <w:p>
             <w:pPr>
+              <w:jc w:val="both"/>
               <w:cnfStyle w:val="000000100000" w:firstRow="0" w:lastRow="0" w:firstColumn="0" w:lastColumn="0" w:oddVBand="0" w:evenVBand="0" w:oddHBand="1" w:evenHBand="0" w:firstRowFirstColumn="0" w:firstRowLastColumn="0" w:lastRowFirstColumn="0" w:lastRowLastColumn="0"/>
               <w:rPr>
-                <w:rFonts w:asciiTheme="majorHAnsi" w:hAnsiTheme="majorHAnsi" w:cstheme="majorHAnsi"/>
-                <w:lang w:val="es-MX"/>
+                <w:rFonts w:cstheme="majorHAnsi"/>
               </w:rPr>
             </w:pPr>
             <w:r>
               <w:rPr>
-                <w:lang w:val="es-MX"/>
+                <w:rFonts w:cstheme="majorHAnsi"/>
               </w:rPr>
               <w:t xml:space="preserve">Refuerza la identidad visual de </w:t>
             </w:r>
+            <w:proofErr w:type="spellStart"/>
             <w:r>
               <w:rPr>
                 <w:rStyle w:val="nfasis"/>
-                <w:lang w:val="es-MX"/>
-              </w:rPr>
-              <w:t>Guardian Water</w:t>
+                <w:rFonts w:cstheme="majorHAnsi"/>
+              </w:rPr>
+              <w:t>Guardian</w:t>
             </w:r>
+            <w:proofErr w:type="spellEnd"/>
             <w:r>
               <w:rPr>
-                <w:lang w:val="es-MX"/>
+                <w:rStyle w:val="nfasis"/>
+                <w:rFonts w:cstheme="majorHAnsi"/>
+              </w:rPr>
+              <w:t xml:space="preserve"> </w:t>
+            </w:r>
+            <w:proofErr w:type="spellStart"/>
+            <w:r>
+              <w:rPr>
+                <w:rStyle w:val="nfasis"/>
+                <w:rFonts w:cstheme="majorHAnsi"/>
+              </w:rPr>
+              <w:t>Water</w:t>
+            </w:r>
+            <w:proofErr w:type="spellEnd"/>
+            <w:r>
+              <w:rPr>
+                <w:rFonts w:cstheme="majorHAnsi"/>
               </w:rPr>
               <w:t xml:space="preserve"> y facilita el reconocimiento de elementos en toda la interfaz.</w:t>
             </w:r>
@@ -3347,27 +5232,167 @@
     </w:tbl>
     <w:p>
       <w:pPr>
+        <w:jc w:val="both"/>
         <w:rPr>
           <w:rFonts w:asciiTheme="majorHAnsi" w:hAnsiTheme="majorHAnsi" w:cstheme="majorHAnsi"/>
-          <w:lang w:val="es-MX"/>
+        </w:rPr>
+      </w:pPr>
+    </w:p>
+    <w:p>
+      <w:pPr>
+        <w:jc w:val="both"/>
+        <w:rPr>
+          <w:rFonts w:asciiTheme="majorHAnsi" w:hAnsiTheme="majorHAnsi" w:cstheme="majorHAnsi"/>
+          <w:color w:val="1F497D" w:themeColor="text2"/>
+          <w:sz w:val="24"/>
+        </w:rPr>
+      </w:pPr>
+    </w:p>
+    <w:p>
+      <w:pPr>
+        <w:jc w:val="both"/>
+        <w:rPr>
+          <w:rFonts w:asciiTheme="majorHAnsi" w:hAnsiTheme="majorHAnsi" w:cstheme="majorHAnsi"/>
+          <w:color w:val="1F497D" w:themeColor="text2"/>
+          <w:sz w:val="24"/>
+        </w:rPr>
+      </w:pPr>
+    </w:p>
+    <w:p>
+      <w:pPr>
+        <w:jc w:val="both"/>
+        <w:rPr>
+          <w:rFonts w:asciiTheme="majorHAnsi" w:hAnsiTheme="majorHAnsi" w:cstheme="majorHAnsi"/>
+          <w:color w:val="1F497D" w:themeColor="text2"/>
+          <w:sz w:val="24"/>
+        </w:rPr>
+      </w:pPr>
+    </w:p>
+    <w:p>
+      <w:pPr>
+        <w:jc w:val="both"/>
+        <w:rPr>
+          <w:rFonts w:asciiTheme="majorHAnsi" w:hAnsiTheme="majorHAnsi" w:cstheme="majorHAnsi"/>
+          <w:color w:val="1F497D" w:themeColor="text2"/>
+          <w:sz w:val="24"/>
+        </w:rPr>
+      </w:pPr>
+    </w:p>
+    <w:p>
+      <w:pPr>
+        <w:jc w:val="both"/>
+        <w:rPr>
+          <w:rFonts w:asciiTheme="majorHAnsi" w:hAnsiTheme="majorHAnsi" w:cstheme="majorHAnsi"/>
+          <w:color w:val="1F497D" w:themeColor="text2"/>
+          <w:sz w:val="24"/>
+        </w:rPr>
+      </w:pPr>
+    </w:p>
+    <w:p>
+      <w:pPr>
+        <w:jc w:val="both"/>
+        <w:rPr>
+          <w:rFonts w:asciiTheme="majorHAnsi" w:hAnsiTheme="majorHAnsi" w:cstheme="majorHAnsi"/>
+          <w:color w:val="1F497D" w:themeColor="text2"/>
+          <w:sz w:val="24"/>
+        </w:rPr>
+      </w:pPr>
+    </w:p>
+    <w:p>
+      <w:pPr>
+        <w:jc w:val="both"/>
+        <w:rPr>
+          <w:rFonts w:asciiTheme="majorHAnsi" w:hAnsiTheme="majorHAnsi" w:cstheme="majorHAnsi"/>
+          <w:color w:val="1F497D" w:themeColor="text2"/>
+          <w:sz w:val="24"/>
+        </w:rPr>
+      </w:pPr>
+    </w:p>
+    <w:p>
+      <w:pPr>
+        <w:jc w:val="both"/>
+        <w:rPr>
+          <w:rFonts w:asciiTheme="majorHAnsi" w:hAnsiTheme="majorHAnsi" w:cstheme="majorHAnsi"/>
+          <w:color w:val="1F497D" w:themeColor="text2"/>
+          <w:sz w:val="24"/>
+        </w:rPr>
+      </w:pPr>
+    </w:p>
+    <w:p>
+      <w:pPr>
+        <w:jc w:val="both"/>
+        <w:rPr>
+          <w:rFonts w:asciiTheme="majorHAnsi" w:hAnsiTheme="majorHAnsi" w:cstheme="majorHAnsi"/>
+          <w:color w:val="1F497D" w:themeColor="text2"/>
+          <w:sz w:val="24"/>
+        </w:rPr>
+      </w:pPr>
+    </w:p>
+    <w:p>
+      <w:pPr>
+        <w:jc w:val="both"/>
+        <w:rPr>
+          <w:rFonts w:asciiTheme="majorHAnsi" w:hAnsiTheme="majorHAnsi" w:cstheme="majorHAnsi"/>
+          <w:color w:val="1F497D" w:themeColor="text2"/>
+          <w:sz w:val="24"/>
+        </w:rPr>
+      </w:pPr>
+    </w:p>
+    <w:p>
+      <w:pPr>
+        <w:jc w:val="both"/>
+        <w:rPr>
+          <w:rFonts w:asciiTheme="majorHAnsi" w:hAnsiTheme="majorHAnsi" w:cstheme="majorHAnsi"/>
+          <w:color w:val="1F497D" w:themeColor="text2"/>
+          <w:sz w:val="24"/>
+        </w:rPr>
+      </w:pPr>
+    </w:p>
+    <w:p>
+      <w:pPr>
+        <w:jc w:val="both"/>
+        <w:rPr>
+          <w:rFonts w:asciiTheme="majorHAnsi" w:hAnsiTheme="majorHAnsi" w:cstheme="majorHAnsi"/>
+          <w:color w:val="1F497D" w:themeColor="text2"/>
+          <w:sz w:val="24"/>
+        </w:rPr>
+      </w:pPr>
+    </w:p>
+    <w:p>
+      <w:pPr>
+        <w:jc w:val="both"/>
+        <w:rPr>
+          <w:rFonts w:asciiTheme="majorHAnsi" w:hAnsiTheme="majorHAnsi" w:cstheme="majorHAnsi"/>
+          <w:color w:val="1F497D" w:themeColor="text2"/>
+          <w:sz w:val="24"/>
+        </w:rPr>
+      </w:pPr>
+    </w:p>
+    <w:p>
+      <w:pPr>
+        <w:jc w:val="both"/>
+        <w:rPr>
+          <w:rFonts w:asciiTheme="majorHAnsi" w:hAnsiTheme="majorHAnsi" w:cstheme="majorHAnsi"/>
+          <w:color w:val="1F497D" w:themeColor="text2"/>
+          <w:sz w:val="24"/>
         </w:rPr>
       </w:pPr>
       <w:r>
         <w:rPr>
           <w:rFonts w:asciiTheme="majorHAnsi" w:hAnsiTheme="majorHAnsi" w:cstheme="majorHAnsi"/>
           <w:noProof/>
-          <w:lang w:val="es-MX" w:eastAsia="es-MX"/>
+          <w:lang w:eastAsia="es-MX"/>
         </w:rPr>
         <mc:AlternateContent>
           <mc:Choice Requires="wps">
             <w:drawing>
-              <wp:anchor distT="0" distB="0" distL="114300" distR="114300" simplePos="0" relativeHeight="251663360" behindDoc="0" locked="0" layoutInCell="1" allowOverlap="1" wp14:anchorId="6A4FC0D1" wp14:editId="10A4F330">
+              <wp:anchor distT="0" distB="0" distL="114300" distR="114300" simplePos="0" relativeHeight="251663360" behindDoc="0" locked="0" layoutInCell="1" allowOverlap="1" wp14:anchorId="1A445A37" wp14:editId="4B45BC08">
                 <wp:simplePos x="0" y="0"/>
-                <wp:positionH relativeFrom="column">
-                  <wp:posOffset>-16881</wp:posOffset>
+                <wp:positionH relativeFrom="margin">
+                  <wp:align>left</wp:align>
                 </wp:positionH>
                 <wp:positionV relativeFrom="paragraph">
-                  <wp:posOffset>186055</wp:posOffset>
+                  <wp:posOffset>-217170</wp:posOffset>
                 </wp:positionV>
                 <wp:extent cx="5469147" cy="0"/>
                 <wp:effectExtent l="38100" t="38100" r="74930" b="95250"/>
@@ -3410,287 +5435,369 @@
           </mc:Choice>
           <mc:Fallback>
             <w:pict>
-              <v:line w14:anchorId="0267B925" id="Straight Connector 3" o:spid="_x0000_s1026" style="position:absolute;z-index:251663360;visibility:visible;mso-wrap-style:square;mso-wrap-distance-left:9pt;mso-wrap-distance-top:0;mso-wrap-distance-right:9pt;mso-wrap-distance-bottom:0;mso-position-horizontal:absolute;mso-position-horizontal-relative:text;mso-position-vertical:absolute;mso-position-vertical-relative:text" from="-1.35pt,14.65pt" to="429.3pt,14.65pt" o:gfxdata="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" strokecolor="#4f81bd [3204]" strokeweight="2pt">
+              <v:line w14:anchorId="5425057A" id="Straight Connector 3" o:spid="_x0000_s1026" style="position:absolute;z-index:251663360;visibility:visible;mso-wrap-style:square;mso-wrap-distance-left:9pt;mso-wrap-distance-top:0;mso-wrap-distance-right:9pt;mso-wrap-distance-bottom:0;mso-position-horizontal:left;mso-position-horizontal-relative:margin;mso-position-vertical:absolute;mso-position-vertical-relative:text" from="0,-17.1pt" to="430.65pt,-17.1pt" o:gfxdata="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" strokecolor="#4f81bd [3204]" strokeweight="2pt">
                 <v:shadow on="t" color="black" opacity="24903f" origin=",.5" offset="0,.55556mm"/>
+                <w10:wrap anchorx="margin"/>
               </v:line>
             </w:pict>
           </mc:Fallback>
         </mc:AlternateContent>
       </w:r>
-    </w:p>
-    <w:p>
-      <w:pPr>
+      <w:r>
         <w:rPr>
           <w:rFonts w:asciiTheme="majorHAnsi" w:hAnsiTheme="majorHAnsi" w:cstheme="majorHAnsi"/>
           <w:color w:val="1F497D" w:themeColor="text2"/>
           <w:sz w:val="24"/>
-          <w:lang w:val="es-MX"/>
-        </w:rPr>
-      </w:pPr>
-      <w:r>
-        <w:rPr>
-          <w:rFonts w:asciiTheme="majorHAnsi" w:hAnsiTheme="majorHAnsi" w:cstheme="majorHAnsi"/>
-          <w:color w:val="1F497D" w:themeColor="text2"/>
-          <w:sz w:val="24"/>
-          <w:lang w:val="es-MX"/>
         </w:rPr>
         <w:t>4. Conclusión y validación</w:t>
       </w:r>
     </w:p>
     <w:p>
       <w:pPr>
-        <w:spacing w:after="0" w:line="240" w:lineRule="auto"/>
-        <w:cnfStyle w:val="000000100000" w:firstRow="0" w:lastRow="0" w:firstColumn="0" w:lastColumn="0" w:oddVBand="0" w:evenVBand="0" w:oddHBand="1" w:evenHBand="0" w:firstRowFirstColumn="0" w:firstRowLastColumn="0" w:lastRowFirstColumn="0" w:lastRowLastColumn="0"/>
-        <w:rPr>
-          <w:lang w:val="es-MX"/>
-        </w:rPr>
-      </w:pPr>
-      <w:r>
+        <w:pStyle w:val="Prrafodelista"/>
+        <w:numPr>
+          <w:ilvl w:val="0"/>
+          <w:numId w:val="10"/>
+        </w:numPr>
         <w:rPr>
           <w:rFonts w:asciiTheme="majorHAnsi" w:hAnsiTheme="majorHAnsi" w:cstheme="majorHAnsi"/>
           <w:b/>
-          <w:sz w:val="28"/>
+          <w:sz w:val="24"/>
+        </w:rPr>
+      </w:pPr>
+      <w:r>
+        <w:rPr>
+          <w:rFonts w:asciiTheme="majorHAnsi" w:hAnsiTheme="majorHAnsi" w:cstheme="majorHAnsi"/>
+          <w:b/>
+          <w:sz w:val="24"/>
+        </w:rPr>
+        <w:t>Coherencia general: ¿Se aplican los mismos criterios visuales e interactivos en todas las pantallas?</w:t>
+      </w:r>
+    </w:p>
+    <w:p>
+      <w:pPr>
+        <w:pStyle w:val="Prrafodelista"/>
+        <w:rPr>
+          <w:rFonts w:cstheme="majorHAnsi"/>
+          <w:sz w:val="18"/>
+        </w:rPr>
+      </w:pPr>
+      <w:r>
+        <w:rPr>
+          <w:rFonts w:cstheme="majorHAnsi"/>
           <w:szCs w:val="28"/>
-          <w:lang w:val="es-MX"/>
-        </w:rPr>
-        <w:t>• Coherencia general:</w:t>
-      </w:r>
-      <w:r>
-        <w:rPr>
-          <w:lang w:val="es-MX"/>
-        </w:rPr>
-        <w:br/>
-      </w:r>
-      <w:r>
-        <w:rPr>
-          <w:rFonts w:asciiTheme="majorHAnsi" w:hAnsiTheme="majorHAnsi" w:cstheme="majorHAnsi"/>
-          <w:sz w:val="28"/>
-          <w:szCs w:val="28"/>
-          <w:lang w:val="es-MX"/>
         </w:rPr>
         <w:t xml:space="preserve">El diseño mantiene uniformidad en todos los componentes de la interfaz. Se utilizan los mismos criterios visuales —paleta de azules, blanco y negro, tipografía </w:t>
       </w:r>
+      <w:proofErr w:type="spellStart"/>
       <w:r>
         <w:rPr>
-          <w:rFonts w:asciiTheme="majorHAnsi" w:hAnsiTheme="majorHAnsi" w:cstheme="majorHAnsi"/>
-          <w:sz w:val="28"/>
+          <w:rFonts w:cstheme="majorHAnsi"/>
           <w:szCs w:val="28"/>
-          <w:lang w:val="es-MX"/>
-        </w:rPr>
-        <w:t>Clash Regular</w:t>
+        </w:rPr>
+        <w:t>Clash</w:t>
       </w:r>
+      <w:proofErr w:type="spellEnd"/>
       <w:r>
         <w:rPr>
-          <w:rFonts w:asciiTheme="majorHAnsi" w:hAnsiTheme="majorHAnsi" w:cstheme="majorHAnsi"/>
-          <w:sz w:val="28"/>
+          <w:rFonts w:cstheme="majorHAnsi"/>
           <w:szCs w:val="28"/>
-          <w:lang w:val="es-MX"/>
-        </w:rPr>
-        <w:t xml:space="preserve"> y botones con bordes redondeados— en cada pantalla. Esto asegura una experiencia consistente y refuerza la identidad visual de </w:t>
+        </w:rPr>
+        <w:t xml:space="preserve"> Regular y botones con bordes redondeados— en cada pantalla. Esto asegura una experiencia consistente y refuerza la identidad visual de </w:t>
       </w:r>
+      <w:proofErr w:type="spellStart"/>
       <w:r>
         <w:rPr>
-          <w:rFonts w:asciiTheme="majorHAnsi" w:hAnsiTheme="majorHAnsi" w:cstheme="majorHAnsi"/>
-          <w:sz w:val="28"/>
+          <w:rFonts w:cstheme="majorHAnsi"/>
           <w:szCs w:val="28"/>
-          <w:lang w:val="es-MX"/>
         </w:rPr>
         <w:t>GuardianWater</w:t>
       </w:r>
+      <w:proofErr w:type="spellEnd"/>
       <w:r>
         <w:rPr>
-          <w:rFonts w:asciiTheme="majorHAnsi" w:hAnsiTheme="majorHAnsi" w:cstheme="majorHAnsi"/>
-          <w:sz w:val="28"/>
+          <w:rFonts w:cstheme="majorHAnsi"/>
           <w:szCs w:val="28"/>
-          <w:lang w:val="es-MX"/>
         </w:rPr>
         <w:t>.</w:t>
       </w:r>
     </w:p>
     <w:p>
       <w:pPr>
+        <w:pStyle w:val="Prrafodelista"/>
+        <w:numPr>
+          <w:ilvl w:val="0"/>
+          <w:numId w:val="10"/>
+        </w:numPr>
+        <w:rPr>
+          <w:rFonts w:asciiTheme="majorHAnsi" w:hAnsiTheme="majorHAnsi" w:cstheme="majorHAnsi"/>
+          <w:b/>
+          <w:sz w:val="24"/>
+        </w:rPr>
+      </w:pPr>
+      <w:r>
+        <w:rPr>
+          <w:rFonts w:asciiTheme="majorHAnsi" w:hAnsiTheme="majorHAnsi" w:cstheme="majorHAnsi"/>
+          <w:b/>
+          <w:sz w:val="24"/>
+        </w:rPr>
+        <w:t>Accesibilidad: ¿Cumple con los requerimientos de inclusión digital?</w:t>
+      </w:r>
+    </w:p>
+    <w:p>
+      <w:pPr>
+        <w:pStyle w:val="Prrafodelista"/>
+        <w:spacing w:before="240"/>
+        <w:rPr>
+          <w:rFonts w:cstheme="majorHAnsi"/>
+          <w:sz w:val="18"/>
+        </w:rPr>
+      </w:pPr>
+      <w:r>
+        <w:rPr>
+          <w:rFonts w:cstheme="majorHAnsi"/>
+          <w:szCs w:val="28"/>
+        </w:rPr>
+        <w:t xml:space="preserve">El diseño mantiene uniformidad en todos los componentes de la interfaz. Se utilizan los mismos criterios visuales —paleta de azules, blanco y negro, tipografía </w:t>
+      </w:r>
+      <w:proofErr w:type="spellStart"/>
+      <w:r>
+        <w:rPr>
+          <w:rFonts w:cstheme="majorHAnsi"/>
+          <w:szCs w:val="28"/>
+        </w:rPr>
+        <w:t>Clash</w:t>
+      </w:r>
+      <w:proofErr w:type="spellEnd"/>
+      <w:r>
+        <w:rPr>
+          <w:rFonts w:cstheme="majorHAnsi"/>
+          <w:szCs w:val="28"/>
+        </w:rPr>
+        <w:t xml:space="preserve"> Regular y botones con bordes redondeados— en cada pantalla. Esto asegura una experiencia consistente y refuerza la identidad visual de </w:t>
+      </w:r>
+      <w:proofErr w:type="spellStart"/>
+      <w:r>
+        <w:rPr>
+          <w:rFonts w:cstheme="majorHAnsi"/>
+          <w:szCs w:val="28"/>
+        </w:rPr>
+        <w:t>GuardianWater</w:t>
+      </w:r>
+      <w:proofErr w:type="spellEnd"/>
+      <w:r>
+        <w:rPr>
+          <w:rFonts w:cstheme="majorHAnsi"/>
+          <w:szCs w:val="28"/>
+        </w:rPr>
+        <w:t>.</w:t>
+      </w:r>
+    </w:p>
+    <w:p>
+      <w:pPr>
+        <w:pStyle w:val="Prrafodelista"/>
+        <w:numPr>
+          <w:ilvl w:val="0"/>
+          <w:numId w:val="10"/>
+        </w:numPr>
+        <w:spacing w:after="0"/>
+        <w:rPr>
+          <w:rFonts w:asciiTheme="majorHAnsi" w:hAnsiTheme="majorHAnsi" w:cstheme="majorHAnsi"/>
+          <w:b/>
+          <w:sz w:val="24"/>
+        </w:rPr>
+      </w:pPr>
+      <w:r>
+        <w:rPr>
+          <w:rFonts w:asciiTheme="majorHAnsi" w:hAnsiTheme="majorHAnsi" w:cstheme="majorHAnsi"/>
+          <w:b/>
+          <w:sz w:val="24"/>
+        </w:rPr>
+        <w:t>Usabilidad: ¿El diseño favorece eficiencia, satisfacción y aprendizaje?</w:t>
+      </w:r>
+    </w:p>
+    <w:p>
+      <w:pPr>
         <w:pStyle w:val="NormalWeb"/>
+        <w:ind w:left="720"/>
+        <w:jc w:val="both"/>
+        <w:rPr>
+          <w:rFonts w:asciiTheme="minorHAnsi" w:hAnsiTheme="minorHAnsi" w:cstheme="majorHAnsi"/>
+          <w:sz w:val="20"/>
+        </w:rPr>
       </w:pPr>
       <w:r>
         <w:rPr>
-          <w:rFonts w:asciiTheme="majorHAnsi" w:eastAsiaTheme="minorEastAsia" w:hAnsiTheme="majorHAnsi" w:cstheme="majorHAnsi"/>
+          <w:rFonts w:asciiTheme="minorHAnsi" w:eastAsiaTheme="minorEastAsia" w:hAnsiTheme="minorHAnsi" w:cstheme="majorHAnsi"/>
+          <w:sz w:val="22"/>
+          <w:szCs w:val="28"/>
+          <w:lang w:eastAsia="en-US"/>
+        </w:rPr>
+        <w:t xml:space="preserve">El diseño se centra en la eficiencia y facilidad de uso, siguiendo los principios del </w:t>
+      </w:r>
+      <w:r>
+        <w:rPr>
+          <w:rFonts w:asciiTheme="minorHAnsi" w:eastAsiaTheme="minorEastAsia" w:hAnsiTheme="minorHAnsi" w:cstheme="majorHAnsi"/>
           <w:b/>
           <w:bCs/>
-          <w:sz w:val="28"/>
+          <w:sz w:val="22"/>
           <w:szCs w:val="28"/>
           <w:lang w:eastAsia="en-US"/>
         </w:rPr>
-        <w:t>• Accesibilidad</w:t>
+        <w:t>Diseño Centrado en el Usuario (DCU)</w:t>
       </w:r>
       <w:r>
         <w:rPr>
-          <w:rFonts w:asciiTheme="majorHAnsi" w:eastAsiaTheme="minorEastAsia" w:hAnsiTheme="majorHAnsi" w:cstheme="majorHAnsi"/>
-          <w:bCs/>
-          <w:sz w:val="28"/>
+          <w:rFonts w:asciiTheme="minorHAnsi" w:eastAsiaTheme="minorEastAsia" w:hAnsiTheme="minorHAnsi" w:cstheme="majorHAnsi"/>
+          <w:sz w:val="22"/>
           <w:szCs w:val="28"/>
           <w:lang w:eastAsia="en-US"/>
         </w:rPr>
-        <w:t>:</w:t>
+        <w:t>. Las acciones principales —reportar fugas, revisar estado y consultar consumo— se encuentran visibles y accesibles, favoreciendo el aprendizaje rápido y la satisfacción del usuario.</w:t>
       </w:r>
+    </w:p>
+    <w:p>
+      <w:pPr>
+        <w:pStyle w:val="Prrafodelista"/>
+        <w:numPr>
+          <w:ilvl w:val="0"/>
+          <w:numId w:val="10"/>
+        </w:numPr>
+        <w:rPr>
+          <w:rFonts w:asciiTheme="majorHAnsi" w:hAnsiTheme="majorHAnsi" w:cstheme="majorHAnsi"/>
+          <w:b/>
+          <w:sz w:val="24"/>
+        </w:rPr>
+      </w:pPr>
       <w:r>
-        <w:br/>
+        <w:rPr>
+          <w:rFonts w:asciiTheme="majorHAnsi" w:hAnsiTheme="majorHAnsi" w:cstheme="majorHAnsi"/>
+          <w:b/>
+          <w:sz w:val="24"/>
+        </w:rPr>
+        <w:t>Retroalimentación: ¿Se proporciona respuesta clara ante las acciones del usuario?</w:t>
       </w:r>
+    </w:p>
+    <w:p>
+      <w:pPr>
+        <w:pStyle w:val="Prrafodelista"/>
+        <w:rPr>
+          <w:rFonts w:cstheme="majorHAnsi"/>
+          <w:sz w:val="18"/>
+        </w:rPr>
+      </w:pPr>
       <w:r>
+        <w:rPr>
+          <w:rFonts w:cstheme="majorHAnsi"/>
+          <w:szCs w:val="28"/>
+        </w:rPr>
+        <w:t xml:space="preserve">Cada interacción del usuario genera una respuesta clara mediante mensajes visuales, cambios de color o notificaciones de estado (“reporte enviado”, “en proceso”, “resuelto”), aplicando las heurísticas de </w:t>
+      </w:r>
+      <w:proofErr w:type="spellStart"/>
+      <w:r>
+        <w:rPr>
+          <w:rFonts w:cstheme="majorHAnsi"/>
+          <w:b/>
+          <w:bCs/>
+          <w:szCs w:val="28"/>
+        </w:rPr>
+        <w:t>Nielsen</w:t>
+      </w:r>
+      <w:proofErr w:type="spellEnd"/>
+      <w:r>
+        <w:rPr>
+          <w:rFonts w:cstheme="majorHAnsi"/>
+          <w:szCs w:val="28"/>
+        </w:rPr>
+        <w:t xml:space="preserve"> sobre visibilidad del estado del sistema.</w:t>
+      </w:r>
+    </w:p>
+    <w:p>
+      <w:pPr>
+        <w:pStyle w:val="NormalWeb"/>
+        <w:jc w:val="both"/>
         <w:rPr>
           <w:rFonts w:asciiTheme="majorHAnsi" w:eastAsiaTheme="minorEastAsia" w:hAnsiTheme="majorHAnsi" w:cstheme="majorHAnsi"/>
           <w:sz w:val="28"/>
           <w:szCs w:val="28"/>
           <w:lang w:eastAsia="en-US"/>
         </w:rPr>
-        <w:t xml:space="preserve">La interfaz cumple con los principios de inclusión digital establecidos por las </w:t>
-      </w:r>
-      <w:r>
-        <w:rPr>
-          <w:rFonts w:asciiTheme="majorHAnsi" w:eastAsiaTheme="minorEastAsia" w:hAnsiTheme="majorHAnsi" w:cstheme="majorHAnsi"/>
-          <w:b/>
-          <w:bCs/>
-          <w:sz w:val="28"/>
-          <w:szCs w:val="28"/>
-          <w:lang w:eastAsia="en-US"/>
-        </w:rPr>
-        <w:t>WCAG 2.1</w:t>
-      </w:r>
-      <w:r>
+      </w:pPr>
+    </w:p>
+    <w:p>
+      <w:pPr>
+        <w:pStyle w:val="NormalWeb"/>
+        <w:jc w:val="both"/>
         <w:rPr>
           <w:rFonts w:asciiTheme="majorHAnsi" w:eastAsiaTheme="minorEastAsia" w:hAnsiTheme="majorHAnsi" w:cstheme="majorHAnsi"/>
           <w:sz w:val="28"/>
           <w:szCs w:val="28"/>
           <w:lang w:eastAsia="en-US"/>
         </w:rPr>
-        <w:t>, garantizando contraste adecuado (4.5:1), textos legibles y navegación accesible tanto en dispositivos móviles como de escritorio. Los elementos interactivos poseen etiquetas y colores perceptibles para usuarios con baja visión.</w:t>
-      </w:r>
+      </w:pPr>
     </w:p>
     <w:p>
       <w:pPr>
         <w:pStyle w:val="NormalWeb"/>
-        <w:rPr>
-          <w:rFonts w:asciiTheme="majorHAnsi" w:eastAsiaTheme="minorEastAsia" w:hAnsiTheme="majorHAnsi" w:cstheme="majorHAnsi"/>
-          <w:b/>
-          <w:sz w:val="28"/>
-          <w:szCs w:val="28"/>
-          <w:lang w:eastAsia="en-US"/>
-        </w:rPr>
-      </w:pPr>
-    </w:p>
-    <w:p>
-      <w:pPr>
-        <w:pStyle w:val="NormalWeb"/>
-      </w:pPr>
-      <w:r>
-        <w:rPr>
-          <w:rFonts w:asciiTheme="majorHAnsi" w:eastAsiaTheme="minorEastAsia" w:hAnsiTheme="majorHAnsi" w:cstheme="majorHAnsi"/>
-          <w:b/>
-          <w:sz w:val="28"/>
-          <w:szCs w:val="28"/>
-          <w:lang w:eastAsia="en-US"/>
-        </w:rPr>
-        <w:lastRenderedPageBreak/>
-        <w:t>• Usabilidad:</w:t>
-      </w:r>
-      <w:r>
-        <w:br/>
-      </w:r>
-      <w:r>
+        <w:jc w:val="both"/>
         <w:rPr>
           <w:rFonts w:asciiTheme="majorHAnsi" w:eastAsiaTheme="minorEastAsia" w:hAnsiTheme="majorHAnsi" w:cstheme="majorHAnsi"/>
           <w:sz w:val="28"/>
           <w:szCs w:val="28"/>
           <w:lang w:eastAsia="en-US"/>
         </w:rPr>
-        <w:t xml:space="preserve">El diseño se centra en la eficiencia y facilidad de uso, siguiendo los principios del </w:t>
-      </w:r>
-      <w:r>
-        <w:rPr>
-          <w:rFonts w:asciiTheme="majorHAnsi" w:eastAsiaTheme="minorEastAsia" w:hAnsiTheme="majorHAnsi" w:cstheme="majorHAnsi"/>
-          <w:b/>
-          <w:bCs/>
-          <w:sz w:val="28"/>
-          <w:szCs w:val="28"/>
-          <w:lang w:eastAsia="en-US"/>
-        </w:rPr>
-        <w:t>Diseño Centrado en el Usuario (DCU)</w:t>
-      </w:r>
-      <w:r>
+      </w:pPr>
+    </w:p>
+    <w:p>
+      <w:pPr>
+        <w:pStyle w:val="NormalWeb"/>
+        <w:jc w:val="both"/>
         <w:rPr>
           <w:rFonts w:asciiTheme="majorHAnsi" w:eastAsiaTheme="minorEastAsia" w:hAnsiTheme="majorHAnsi" w:cstheme="majorHAnsi"/>
           <w:sz w:val="28"/>
           <w:szCs w:val="28"/>
           <w:lang w:eastAsia="en-US"/>
         </w:rPr>
-        <w:t xml:space="preserve">. Las acciones principales —reportar fugas, revisar estado y consultar consumo— se encuentran visibles y accesibles, favoreciendo el aprendizaje rápido y la </w:t>
-      </w:r>
-      <w:bookmarkStart w:id="0" w:name="_GoBack"/>
-      <w:bookmarkEnd w:id="0"/>
-      <w:r>
+      </w:pPr>
+    </w:p>
+    <w:p>
+      <w:pPr>
+        <w:pStyle w:val="NormalWeb"/>
+        <w:jc w:val="both"/>
         <w:rPr>
           <w:rFonts w:asciiTheme="majorHAnsi" w:eastAsiaTheme="minorEastAsia" w:hAnsiTheme="majorHAnsi" w:cstheme="majorHAnsi"/>
           <w:sz w:val="28"/>
           <w:szCs w:val="28"/>
           <w:lang w:eastAsia="en-US"/>
         </w:rPr>
-        <w:t>satisfacción del usuario.</w:t>
-      </w:r>
+      </w:pPr>
     </w:p>
     <w:p>
       <w:pPr>
         <w:pStyle w:val="NormalWeb"/>
-      </w:pPr>
-      <w:r>
-        <w:rPr>
-          <w:rFonts w:asciiTheme="majorHAnsi" w:eastAsiaTheme="minorEastAsia" w:hAnsiTheme="majorHAnsi" w:cstheme="majorHAnsi"/>
-          <w:b/>
-          <w:bCs/>
-          <w:sz w:val="28"/>
-          <w:szCs w:val="28"/>
-          <w:lang w:eastAsia="en-US"/>
-        </w:rPr>
-        <w:t>• Retroalimentación:</w:t>
-      </w:r>
-      <w:r>
-        <w:br/>
-      </w:r>
-      <w:r>
+        <w:jc w:val="both"/>
         <w:rPr>
           <w:rFonts w:asciiTheme="majorHAnsi" w:eastAsiaTheme="minorEastAsia" w:hAnsiTheme="majorHAnsi" w:cstheme="majorHAnsi"/>
           <w:sz w:val="28"/>
           <w:szCs w:val="28"/>
           <w:lang w:eastAsia="en-US"/>
         </w:rPr>
-        <w:t xml:space="preserve">Cada interacción del usuario genera una respuesta clara mediante mensajes visuales, cambios de color o notificaciones de estado (“reporte enviado”, “en proceso”, “resuelto”), aplicando las heurísticas de </w:t>
-      </w:r>
-      <w:r>
-        <w:rPr>
-          <w:rFonts w:asciiTheme="majorHAnsi" w:eastAsiaTheme="minorEastAsia" w:hAnsiTheme="majorHAnsi" w:cstheme="majorHAnsi"/>
-          <w:b/>
-          <w:bCs/>
-          <w:sz w:val="28"/>
-          <w:szCs w:val="28"/>
-          <w:lang w:eastAsia="en-US"/>
-        </w:rPr>
-        <w:t>Nielsen</w:t>
-      </w:r>
-      <w:r>
-        <w:rPr>
-          <w:rFonts w:asciiTheme="majorHAnsi" w:eastAsiaTheme="minorEastAsia" w:hAnsiTheme="majorHAnsi" w:cstheme="majorHAnsi"/>
-          <w:sz w:val="28"/>
-          <w:szCs w:val="28"/>
-          <w:lang w:eastAsia="en-US"/>
-        </w:rPr>
-        <w:t xml:space="preserve"> sobre visibilidad del estado del sistema.</w:t>
-      </w:r>
+      </w:pPr>
     </w:p>
     <w:p>
+      <w:pPr>
+        <w:jc w:val="both"/>
+        <w:rPr>
+          <w:rFonts w:asciiTheme="majorHAnsi" w:hAnsiTheme="majorHAnsi" w:cstheme="majorHAnsi"/>
+        </w:rPr>
+      </w:pPr>
       <w:r>
         <w:rPr>
           <w:rFonts w:asciiTheme="majorHAnsi" w:hAnsiTheme="majorHAnsi" w:cstheme="majorHAnsi"/>
           <w:noProof/>
-          <w:lang w:val="es-MX" w:eastAsia="es-MX"/>
-        </w:rPr>
+          <w:lang w:eastAsia="es-MX"/>
+        </w:rPr>
+        <w:lastRenderedPageBreak/>
         <mc:AlternateContent>
           <mc:Choice Requires="wps">
             <w:drawing>
@@ -3754,16 +5861,19 @@
     <w:p>
       <w:pPr>
         <w:pStyle w:val="Ttulo3"/>
-        <w:rPr>
-          <w:lang w:val="es-MX"/>
+        <w:jc w:val="both"/>
+        <w:rPr>
+          <w:rFonts w:cstheme="majorHAnsi"/>
+          <w:sz w:val="24"/>
         </w:rPr>
       </w:pPr>
       <w:r>
         <w:rPr>
           <w:rStyle w:val="Textoennegrita"/>
+          <w:rFonts w:cstheme="majorHAnsi"/>
           <w:b/>
           <w:bCs/>
-          <w:lang w:val="es-MX"/>
+          <w:sz w:val="24"/>
         </w:rPr>
         <w:t>Evidencia visual de la guía de estilo</w:t>
       </w:r>
@@ -3771,6 +5881,82 @@
     <w:p>
       <w:pPr>
         <w:pStyle w:val="NormalWeb"/>
+        <w:jc w:val="both"/>
+        <w:rPr>
+          <w:rFonts w:asciiTheme="majorHAnsi" w:eastAsiaTheme="minorEastAsia" w:hAnsiTheme="majorHAnsi" w:cstheme="majorHAnsi"/>
+          <w:szCs w:val="28"/>
+          <w:lang w:eastAsia="en-US"/>
+        </w:rPr>
+      </w:pPr>
+      <w:r>
+        <w:rPr>
+          <w:rFonts w:asciiTheme="majorHAnsi" w:eastAsiaTheme="minorEastAsia" w:hAnsiTheme="majorHAnsi" w:cstheme="majorHAnsi"/>
+          <w:szCs w:val="28"/>
+          <w:lang w:eastAsia="en-US"/>
+        </w:rPr>
+        <w:t xml:space="preserve">La </w:t>
+      </w:r>
+      <w:r>
+        <w:rPr>
+          <w:rFonts w:asciiTheme="majorHAnsi" w:eastAsiaTheme="minorEastAsia" w:hAnsiTheme="majorHAnsi" w:cstheme="majorHAnsi"/>
+          <w:b/>
+          <w:bCs/>
+          <w:szCs w:val="28"/>
+          <w:lang w:eastAsia="en-US"/>
+        </w:rPr>
+        <w:t xml:space="preserve">guía de estilo de </w:t>
+      </w:r>
+      <w:proofErr w:type="spellStart"/>
+      <w:r>
+        <w:rPr>
+          <w:rFonts w:asciiTheme="majorHAnsi" w:eastAsiaTheme="minorEastAsia" w:hAnsiTheme="majorHAnsi" w:cstheme="majorHAnsi"/>
+          <w:b/>
+          <w:bCs/>
+          <w:szCs w:val="28"/>
+          <w:lang w:eastAsia="en-US"/>
+        </w:rPr>
+        <w:t>Guardian</w:t>
+      </w:r>
+      <w:proofErr w:type="spellEnd"/>
+      <w:r>
+        <w:rPr>
+          <w:rFonts w:asciiTheme="majorHAnsi" w:eastAsiaTheme="minorEastAsia" w:hAnsiTheme="majorHAnsi" w:cstheme="majorHAnsi"/>
+          <w:b/>
+          <w:bCs/>
+          <w:szCs w:val="28"/>
+          <w:lang w:eastAsia="en-US"/>
+        </w:rPr>
+        <w:t xml:space="preserve"> </w:t>
+      </w:r>
+      <w:proofErr w:type="spellStart"/>
+      <w:r>
+        <w:rPr>
+          <w:rFonts w:asciiTheme="majorHAnsi" w:eastAsiaTheme="minorEastAsia" w:hAnsiTheme="majorHAnsi" w:cstheme="majorHAnsi"/>
+          <w:b/>
+          <w:bCs/>
+          <w:szCs w:val="28"/>
+          <w:lang w:eastAsia="en-US"/>
+        </w:rPr>
+        <w:t>Water</w:t>
+      </w:r>
+      <w:proofErr w:type="spellEnd"/>
+      <w:r>
+        <w:rPr>
+          <w:rFonts w:asciiTheme="majorHAnsi" w:eastAsiaTheme="minorEastAsia" w:hAnsiTheme="majorHAnsi" w:cstheme="majorHAnsi"/>
+          <w:szCs w:val="28"/>
+          <w:lang w:eastAsia="en-US"/>
+        </w:rPr>
+        <w:t xml:space="preserve"> se refleja en los prototipos mediante:</w:t>
+      </w:r>
+    </w:p>
+    <w:p>
+      <w:pPr>
+        <w:pStyle w:val="NormalWeb"/>
+        <w:numPr>
+          <w:ilvl w:val="0"/>
+          <w:numId w:val="11"/>
+        </w:numPr>
+        <w:jc w:val="both"/>
         <w:rPr>
           <w:rFonts w:asciiTheme="majorHAnsi" w:eastAsiaTheme="minorEastAsia" w:hAnsiTheme="majorHAnsi" w:cstheme="majorHAnsi"/>
           <w:sz w:val="28"/>
@@ -3781,11 +5967,296 @@
       <w:r>
         <w:rPr>
           <w:rFonts w:asciiTheme="majorHAnsi" w:eastAsiaTheme="minorEastAsia" w:hAnsiTheme="majorHAnsi" w:cstheme="majorHAnsi"/>
+          <w:b/>
           <w:sz w:val="28"/>
           <w:szCs w:val="28"/>
           <w:lang w:eastAsia="en-US"/>
         </w:rPr>
-        <w:t xml:space="preserve">La </w:t>
+        <w:t>Paleta cromática</w:t>
+      </w:r>
+      <w:r>
+        <w:rPr>
+          <w:rFonts w:asciiTheme="majorHAnsi" w:hAnsiTheme="majorHAnsi" w:cstheme="majorHAnsi"/>
+          <w:b/>
+        </w:rPr>
+        <w:t>:</w:t>
+      </w:r>
+      <w:r>
+        <w:rPr>
+          <w:rFonts w:asciiTheme="majorHAnsi" w:hAnsiTheme="majorHAnsi" w:cstheme="majorHAnsi"/>
+        </w:rPr>
+        <w:t xml:space="preserve"> </w:t>
+      </w:r>
+      <w:r>
+        <w:rPr>
+          <w:rFonts w:asciiTheme="majorHAnsi" w:eastAsiaTheme="minorEastAsia" w:hAnsiTheme="majorHAnsi" w:cstheme="majorHAnsi"/>
+          <w:sz w:val="28"/>
+          <w:szCs w:val="28"/>
+          <w:lang w:eastAsia="en-US"/>
+        </w:rPr>
+        <w:t xml:space="preserve">combinación de </w:t>
+      </w:r>
+      <w:proofErr w:type="spellStart"/>
+      <w:r>
+        <w:rPr>
+          <w:rFonts w:asciiTheme="majorHAnsi" w:eastAsiaTheme="minorEastAsia" w:hAnsiTheme="majorHAnsi" w:cstheme="majorHAnsi"/>
+          <w:i/>
+          <w:iCs/>
+          <w:sz w:val="28"/>
+          <w:szCs w:val="28"/>
+          <w:lang w:eastAsia="en-US"/>
+        </w:rPr>
+        <w:t>Pacific</w:t>
+      </w:r>
+      <w:proofErr w:type="spellEnd"/>
+      <w:r>
+        <w:rPr>
+          <w:rFonts w:asciiTheme="majorHAnsi" w:eastAsiaTheme="minorEastAsia" w:hAnsiTheme="majorHAnsi" w:cstheme="majorHAnsi"/>
+          <w:i/>
+          <w:iCs/>
+          <w:sz w:val="28"/>
+          <w:szCs w:val="28"/>
+          <w:lang w:eastAsia="en-US"/>
+        </w:rPr>
+        <w:t xml:space="preserve"> Blue (#0084D1)</w:t>
+      </w:r>
+      <w:r>
+        <w:rPr>
+          <w:rFonts w:asciiTheme="majorHAnsi" w:eastAsiaTheme="minorEastAsia" w:hAnsiTheme="majorHAnsi" w:cstheme="majorHAnsi"/>
+          <w:sz w:val="28"/>
+          <w:szCs w:val="28"/>
+          <w:lang w:eastAsia="en-US"/>
+        </w:rPr>
+        <w:t xml:space="preserve">, </w:t>
+      </w:r>
+      <w:proofErr w:type="spellStart"/>
+      <w:r>
+        <w:rPr>
+          <w:rFonts w:asciiTheme="majorHAnsi" w:eastAsiaTheme="minorEastAsia" w:hAnsiTheme="majorHAnsi" w:cstheme="majorHAnsi"/>
+          <w:i/>
+          <w:iCs/>
+          <w:sz w:val="28"/>
+          <w:szCs w:val="28"/>
+          <w:lang w:eastAsia="en-US"/>
+        </w:rPr>
+        <w:t>Dark</w:t>
+      </w:r>
+      <w:proofErr w:type="spellEnd"/>
+      <w:r>
+        <w:rPr>
+          <w:rFonts w:asciiTheme="majorHAnsi" w:eastAsiaTheme="minorEastAsia" w:hAnsiTheme="majorHAnsi" w:cstheme="majorHAnsi"/>
+          <w:i/>
+          <w:iCs/>
+          <w:sz w:val="28"/>
+          <w:szCs w:val="28"/>
+          <w:lang w:eastAsia="en-US"/>
+        </w:rPr>
+        <w:t xml:space="preserve"> Blue (#00598A)</w:t>
+      </w:r>
+      <w:r>
+        <w:rPr>
+          <w:rFonts w:asciiTheme="majorHAnsi" w:eastAsiaTheme="minorEastAsia" w:hAnsiTheme="majorHAnsi" w:cstheme="majorHAnsi"/>
+          <w:sz w:val="28"/>
+          <w:szCs w:val="28"/>
+          <w:lang w:eastAsia="en-US"/>
+        </w:rPr>
+        <w:t xml:space="preserve">, </w:t>
+      </w:r>
+      <w:r>
+        <w:rPr>
+          <w:rFonts w:asciiTheme="majorHAnsi" w:eastAsiaTheme="minorEastAsia" w:hAnsiTheme="majorHAnsi" w:cstheme="majorHAnsi"/>
+          <w:i/>
+          <w:iCs/>
+          <w:sz w:val="28"/>
+          <w:szCs w:val="28"/>
+          <w:lang w:eastAsia="en-US"/>
+        </w:rPr>
+        <w:t>Cian Azul (#176895)</w:t>
+      </w:r>
+      <w:r>
+        <w:rPr>
+          <w:rFonts w:asciiTheme="majorHAnsi" w:eastAsiaTheme="minorEastAsia" w:hAnsiTheme="majorHAnsi" w:cstheme="majorHAnsi"/>
+          <w:sz w:val="28"/>
+          <w:szCs w:val="28"/>
+          <w:lang w:eastAsia="en-US"/>
+        </w:rPr>
+        <w:t>, blanco y negro.</w:t>
+      </w:r>
+    </w:p>
+    <w:p>
+      <w:pPr>
+        <w:pStyle w:val="NormalWeb"/>
+        <w:ind w:left="720"/>
+        <w:jc w:val="both"/>
+        <w:rPr>
+          <w:rFonts w:asciiTheme="majorHAnsi" w:eastAsiaTheme="minorEastAsia" w:hAnsiTheme="majorHAnsi" w:cstheme="majorHAnsi"/>
+          <w:sz w:val="28"/>
+          <w:szCs w:val="28"/>
+          <w:lang w:eastAsia="en-US"/>
+        </w:rPr>
+      </w:pPr>
+      <w:r>
+        <w:rPr>
+          <w:rFonts w:asciiTheme="majorHAnsi" w:eastAsiaTheme="minorEastAsia" w:hAnsiTheme="majorHAnsi" w:cstheme="majorHAnsi"/>
+          <w:noProof/>
+          <w:sz w:val="28"/>
+          <w:szCs w:val="28"/>
+        </w:rPr>
+        <w:drawing>
+          <wp:inline distT="0" distB="0" distL="0" distR="0">
+            <wp:extent cx="5048250" cy="4492192"/>
+            <wp:effectExtent l="0" t="0" r="0" b="3810"/>
+            <wp:docPr id="6" name="Imagen 6"/>
+            <wp:cNvGraphicFramePr>
+              <a:graphicFrameLocks xmlns:a="http://schemas.openxmlformats.org/drawingml/2006/main" noChangeAspect="1"/>
+            </wp:cNvGraphicFramePr>
+            <a:graphic xmlns:a="http://schemas.openxmlformats.org/drawingml/2006/main">
+              <a:graphicData uri="http://schemas.openxmlformats.org/drawingml/2006/picture">
+                <pic:pic xmlns:pic="http://schemas.openxmlformats.org/drawingml/2006/picture">
+                  <pic:nvPicPr>
+                    <pic:cNvPr id="6" name="PaletaOficial.png"/>
+                    <pic:cNvPicPr/>
+                  </pic:nvPicPr>
+                  <pic:blipFill>
+                    <a:blip r:embed="rId6">
+                      <a:extLst>
+                        <a:ext uri="{28A0092B-C50C-407E-A947-70E740481C1C}">
+                          <a14:useLocalDpi xmlns:a14="http://schemas.microsoft.com/office/drawing/2010/main" val="0"/>
+                        </a:ext>
+                      </a:extLst>
+                    </a:blip>
+                    <a:stretch>
+                      <a:fillRect/>
+                    </a:stretch>
+                  </pic:blipFill>
+                  <pic:spPr>
+                    <a:xfrm>
+                      <a:off x="0" y="0"/>
+                      <a:ext cx="5063140" cy="4505442"/>
+                    </a:xfrm>
+                    <a:prstGeom prst="rect">
+                      <a:avLst/>
+                    </a:prstGeom>
+                  </pic:spPr>
+                </pic:pic>
+              </a:graphicData>
+            </a:graphic>
+          </wp:inline>
+        </w:drawing>
+      </w:r>
+    </w:p>
+    <w:p>
+      <w:pPr>
+        <w:pStyle w:val="NormalWeb"/>
+        <w:ind w:left="720"/>
+        <w:jc w:val="both"/>
+        <w:rPr>
+          <w:rFonts w:asciiTheme="majorHAnsi" w:eastAsiaTheme="minorEastAsia" w:hAnsiTheme="majorHAnsi" w:cstheme="majorHAnsi"/>
+          <w:sz w:val="28"/>
+          <w:szCs w:val="28"/>
+          <w:lang w:eastAsia="en-US"/>
+        </w:rPr>
+      </w:pPr>
+    </w:p>
+    <w:p>
+      <w:pPr>
+        <w:pStyle w:val="NormalWeb"/>
+        <w:ind w:left="720"/>
+        <w:jc w:val="both"/>
+        <w:rPr>
+          <w:rFonts w:asciiTheme="majorHAnsi" w:eastAsiaTheme="minorEastAsia" w:hAnsiTheme="majorHAnsi" w:cstheme="majorHAnsi"/>
+          <w:sz w:val="28"/>
+          <w:szCs w:val="28"/>
+          <w:lang w:eastAsia="en-US"/>
+        </w:rPr>
+      </w:pPr>
+    </w:p>
+    <w:p>
+      <w:pPr>
+        <w:pStyle w:val="NormalWeb"/>
+        <w:ind w:left="720"/>
+        <w:jc w:val="both"/>
+        <w:rPr>
+          <w:rFonts w:asciiTheme="majorHAnsi" w:eastAsiaTheme="minorEastAsia" w:hAnsiTheme="majorHAnsi" w:cstheme="majorHAnsi"/>
+          <w:sz w:val="28"/>
+          <w:szCs w:val="28"/>
+          <w:lang w:eastAsia="en-US"/>
+        </w:rPr>
+      </w:pPr>
+    </w:p>
+    <w:p>
+      <w:pPr>
+        <w:pStyle w:val="NormalWeb"/>
+        <w:numPr>
+          <w:ilvl w:val="0"/>
+          <w:numId w:val="11"/>
+        </w:numPr>
+        <w:jc w:val="both"/>
+        <w:rPr>
+          <w:rFonts w:asciiTheme="majorHAnsi" w:hAnsiTheme="majorHAnsi" w:cstheme="majorHAnsi"/>
+        </w:rPr>
+      </w:pPr>
+      <w:r>
+        <w:rPr>
+          <w:rFonts w:asciiTheme="majorHAnsi" w:hAnsiTheme="majorHAnsi" w:cstheme="majorHAnsi"/>
+          <w:noProof/>
+        </w:rPr>
+        <w:lastRenderedPageBreak/>
+        <w:drawing>
+          <wp:anchor distT="0" distB="0" distL="114300" distR="114300" simplePos="0" relativeHeight="251666432" behindDoc="0" locked="0" layoutInCell="1" allowOverlap="1" wp14:anchorId="7A30603B" wp14:editId="2CE8AB46">
+            <wp:simplePos x="0" y="0"/>
+            <wp:positionH relativeFrom="margin">
+              <wp:align>center</wp:align>
+            </wp:positionH>
+            <wp:positionV relativeFrom="paragraph">
+              <wp:posOffset>382905</wp:posOffset>
+            </wp:positionV>
+            <wp:extent cx="3135081" cy="5575935"/>
+            <wp:effectExtent l="0" t="0" r="8255" b="5715"/>
+            <wp:wrapTopAndBottom/>
+            <wp:docPr id="7" name="Imagen 7"/>
+            <wp:cNvGraphicFramePr>
+              <a:graphicFrameLocks xmlns:a="http://schemas.openxmlformats.org/drawingml/2006/main" noChangeAspect="1"/>
+            </wp:cNvGraphicFramePr>
+            <a:graphic xmlns:a="http://schemas.openxmlformats.org/drawingml/2006/main">
+              <a:graphicData uri="http://schemas.openxmlformats.org/drawingml/2006/picture">
+                <pic:pic xmlns:pic="http://schemas.openxmlformats.org/drawingml/2006/picture">
+                  <pic:nvPicPr>
+                    <pic:cNvPr id="7" name="tipografia.jpg"/>
+                    <pic:cNvPicPr/>
+                  </pic:nvPicPr>
+                  <pic:blipFill>
+                    <a:blip r:embed="rId7">
+                      <a:extLst>
+                        <a:ext uri="{28A0092B-C50C-407E-A947-70E740481C1C}">
+                          <a14:useLocalDpi xmlns:a14="http://schemas.microsoft.com/office/drawing/2010/main" val="0"/>
+                        </a:ext>
+                      </a:extLst>
+                    </a:blip>
+                    <a:stretch>
+                      <a:fillRect/>
+                    </a:stretch>
+                  </pic:blipFill>
+                  <pic:spPr>
+                    <a:xfrm>
+                      <a:off x="0" y="0"/>
+                      <a:ext cx="3135081" cy="5575935"/>
+                    </a:xfrm>
+                    <a:prstGeom prst="rect">
+                      <a:avLst/>
+                    </a:prstGeom>
+                  </pic:spPr>
+                </pic:pic>
+              </a:graphicData>
+            </a:graphic>
+            <wp14:sizeRelH relativeFrom="page">
+              <wp14:pctWidth>0</wp14:pctWidth>
+            </wp14:sizeRelH>
+            <wp14:sizeRelV relativeFrom="page">
+              <wp14:pctHeight>0</wp14:pctHeight>
+            </wp14:sizeRelV>
+          </wp:anchor>
+        </w:drawing>
       </w:r>
       <w:r>
         <w:rPr>
@@ -3796,64 +6267,15 @@
           <w:szCs w:val="28"/>
           <w:lang w:eastAsia="en-US"/>
         </w:rPr>
-        <w:t>guía de estilo de Guardian Water</w:t>
+        <w:t>Tipografía:</w:t>
       </w:r>
       <w:r>
         <w:rPr>
-          <w:rFonts w:asciiTheme="majorHAnsi" w:eastAsiaTheme="minorEastAsia" w:hAnsiTheme="majorHAnsi" w:cstheme="majorHAnsi"/>
-          <w:sz w:val="28"/>
-          <w:szCs w:val="28"/>
-          <w:lang w:eastAsia="en-US"/>
-        </w:rPr>
-        <w:t xml:space="preserve"> se refleja en los prototipos mediante:</w:t>
-      </w:r>
-    </w:p>
-    <w:p>
-      <w:pPr>
-        <w:pStyle w:val="NormalWeb"/>
-        <w:numPr>
-          <w:ilvl w:val="0"/>
-          <w:numId w:val="11"/>
-        </w:numPr>
-        <w:rPr>
-          <w:rFonts w:asciiTheme="majorHAnsi" w:eastAsiaTheme="minorEastAsia" w:hAnsiTheme="majorHAnsi" w:cstheme="majorHAnsi"/>
-          <w:sz w:val="28"/>
-          <w:szCs w:val="28"/>
-          <w:lang w:eastAsia="en-US"/>
-        </w:rPr>
-      </w:pPr>
-      <w:r>
-        <w:rPr>
-          <w:rFonts w:asciiTheme="majorHAnsi" w:eastAsiaTheme="minorEastAsia" w:hAnsiTheme="majorHAnsi" w:cstheme="majorHAnsi"/>
-          <w:b/>
-          <w:sz w:val="28"/>
-          <w:szCs w:val="28"/>
-          <w:lang w:eastAsia="en-US"/>
-        </w:rPr>
-        <w:t>Paleta cromática</w:t>
-      </w:r>
-      <w:r>
-        <w:rPr>
-          <w:rFonts w:asciiTheme="majorHAnsi" w:hAnsiTheme="majorHAnsi" w:cstheme="majorHAnsi"/>
-          <w:b/>
-        </w:rPr>
-        <w:t>:</w:t>
-      </w:r>
-      <w:r>
-        <w:rPr>
           <w:rFonts w:asciiTheme="majorHAnsi" w:hAnsiTheme="majorHAnsi" w:cstheme="majorHAnsi"/>
         </w:rPr>
         <w:t xml:space="preserve"> </w:t>
       </w:r>
-      <w:r>
-        <w:rPr>
-          <w:rFonts w:asciiTheme="majorHAnsi" w:eastAsiaTheme="minorEastAsia" w:hAnsiTheme="majorHAnsi" w:cstheme="majorHAnsi"/>
-          <w:sz w:val="28"/>
-          <w:szCs w:val="28"/>
-          <w:lang w:eastAsia="en-US"/>
-        </w:rPr>
-        <w:t xml:space="preserve">combinación de </w:t>
-      </w:r>
+      <w:proofErr w:type="spellStart"/>
       <w:r>
         <w:rPr>
           <w:rFonts w:asciiTheme="majorHAnsi" w:eastAsiaTheme="minorEastAsia" w:hAnsiTheme="majorHAnsi" w:cstheme="majorHAnsi"/>
@@ -3863,17 +6285,9 @@
           <w:szCs w:val="28"/>
           <w:lang w:eastAsia="en-US"/>
         </w:rPr>
-        <w:t>Pacific Blue (#0084D1)</w:t>
+        <w:t>Clash</w:t>
       </w:r>
-      <w:r>
-        <w:rPr>
-          <w:rFonts w:asciiTheme="majorHAnsi" w:eastAsiaTheme="minorEastAsia" w:hAnsiTheme="majorHAnsi" w:cstheme="majorHAnsi"/>
-          <w:sz w:val="28"/>
-          <w:szCs w:val="28"/>
-          <w:lang w:eastAsia="en-US"/>
-        </w:rPr>
-        <w:t xml:space="preserve">, </w:t>
-      </w:r>
+      <w:proofErr w:type="spellEnd"/>
       <w:r>
         <w:rPr>
           <w:rFonts w:asciiTheme="majorHAnsi" w:eastAsiaTheme="minorEastAsia" w:hAnsiTheme="majorHAnsi" w:cstheme="majorHAnsi"/>
@@ -3883,7 +6297,7 @@
           <w:szCs w:val="28"/>
           <w:lang w:eastAsia="en-US"/>
         </w:rPr>
-        <w:t>Dark Blue (#00598A)</w:t>
+        <w:t xml:space="preserve"> Regular</w:t>
       </w:r>
       <w:r>
         <w:rPr>
@@ -3892,7 +6306,96 @@
           <w:szCs w:val="28"/>
           <w:lang w:eastAsia="en-US"/>
         </w:rPr>
-        <w:t xml:space="preserve">, </w:t>
+        <w:t>, que aporta legibilidad y modernidad</w:t>
+      </w:r>
+      <w:r>
+        <w:rPr>
+          <w:rFonts w:asciiTheme="majorHAnsi" w:eastAsiaTheme="minorEastAsia" w:hAnsiTheme="majorHAnsi" w:cstheme="majorHAnsi"/>
+          <w:sz w:val="28"/>
+          <w:szCs w:val="28"/>
+          <w:lang w:eastAsia="en-US"/>
+        </w:rPr>
+        <w:t>.</w:t>
+      </w:r>
+    </w:p>
+    <w:p>
+      <w:pPr>
+        <w:pStyle w:val="NormalWeb"/>
+        <w:ind w:left="720"/>
+        <w:jc w:val="both"/>
+        <w:rPr>
+          <w:rFonts w:asciiTheme="majorHAnsi" w:hAnsiTheme="majorHAnsi" w:cstheme="majorHAnsi"/>
+        </w:rPr>
+      </w:pPr>
+    </w:p>
+    <w:p>
+      <w:pPr>
+        <w:pStyle w:val="NormalWeb"/>
+        <w:ind w:left="720"/>
+        <w:jc w:val="both"/>
+        <w:rPr>
+          <w:rFonts w:asciiTheme="majorHAnsi" w:hAnsiTheme="majorHAnsi" w:cstheme="majorHAnsi"/>
+        </w:rPr>
+      </w:pPr>
+    </w:p>
+    <w:p>
+      <w:pPr>
+        <w:pStyle w:val="NormalWeb"/>
+        <w:ind w:left="720"/>
+        <w:jc w:val="both"/>
+        <w:rPr>
+          <w:rFonts w:asciiTheme="majorHAnsi" w:hAnsiTheme="majorHAnsi" w:cstheme="majorHAnsi"/>
+        </w:rPr>
+      </w:pPr>
+    </w:p>
+    <w:p>
+      <w:pPr>
+        <w:pStyle w:val="NormalWeb"/>
+        <w:ind w:left="720"/>
+        <w:jc w:val="both"/>
+        <w:rPr>
+          <w:rFonts w:asciiTheme="majorHAnsi" w:hAnsiTheme="majorHAnsi" w:cstheme="majorHAnsi"/>
+        </w:rPr>
+      </w:pPr>
+    </w:p>
+    <w:p>
+      <w:pPr>
+        <w:pStyle w:val="NormalWeb"/>
+        <w:ind w:left="720"/>
+        <w:jc w:val="both"/>
+        <w:rPr>
+          <w:rFonts w:asciiTheme="majorHAnsi" w:hAnsiTheme="majorHAnsi" w:cstheme="majorHAnsi"/>
+        </w:rPr>
+      </w:pPr>
+    </w:p>
+    <w:p>
+      <w:pPr>
+        <w:pStyle w:val="NormalWeb"/>
+        <w:numPr>
+          <w:ilvl w:val="0"/>
+          <w:numId w:val="11"/>
+        </w:numPr>
+        <w:jc w:val="both"/>
+        <w:rPr>
+          <w:rFonts w:asciiTheme="majorHAnsi" w:hAnsiTheme="majorHAnsi" w:cstheme="majorHAnsi"/>
+        </w:rPr>
+      </w:pPr>
+      <w:r>
+        <w:rPr>
+          <w:rFonts w:asciiTheme="majorHAnsi" w:eastAsiaTheme="minorEastAsia" w:hAnsiTheme="majorHAnsi" w:cstheme="majorHAnsi"/>
+          <w:b/>
+          <w:sz w:val="28"/>
+          <w:szCs w:val="28"/>
+          <w:lang w:eastAsia="en-US"/>
+        </w:rPr>
+        <w:lastRenderedPageBreak/>
+        <w:t>Botones y componentes:</w:t>
+      </w:r>
+      <w:r>
+        <w:rPr>
+          <w:rFonts w:asciiTheme="majorHAnsi" w:hAnsiTheme="majorHAnsi" w:cstheme="majorHAnsi"/>
+        </w:rPr>
+        <w:t xml:space="preserve"> </w:t>
       </w:r>
       <w:r>
         <w:rPr>
@@ -3903,16 +6406,237 @@
           <w:szCs w:val="28"/>
           <w:lang w:eastAsia="en-US"/>
         </w:rPr>
-        <w:t>Cian Azul (#176895)</w:t>
+        <w:t xml:space="preserve">estilo minimalista, esquinas redondeadas y </w:t>
       </w:r>
+      <w:bookmarkStart w:id="0" w:name="_GoBack"/>
+      <w:bookmarkEnd w:id="0"/>
       <w:r>
         <w:rPr>
           <w:rFonts w:asciiTheme="majorHAnsi" w:eastAsiaTheme="minorEastAsia" w:hAnsiTheme="majorHAnsi" w:cstheme="majorHAnsi"/>
+          <w:i/>
+          <w:iCs/>
           <w:sz w:val="28"/>
           <w:szCs w:val="28"/>
           <w:lang w:eastAsia="en-US"/>
         </w:rPr>
-        <w:t>, blanco y negro.</w:t>
+        <w:t>realce</w:t>
+      </w:r>
+      <w:r>
+        <w:rPr>
+          <w:rFonts w:asciiTheme="majorHAnsi" w:hAnsiTheme="majorHAnsi" w:cstheme="majorHAnsi"/>
+        </w:rPr>
+        <w:t xml:space="preserve"> </w:t>
+      </w:r>
+      <w:r>
+        <w:rPr>
+          <w:rFonts w:asciiTheme="majorHAnsi" w:eastAsiaTheme="minorEastAsia" w:hAnsiTheme="majorHAnsi" w:cstheme="majorHAnsi"/>
+          <w:i/>
+          <w:iCs/>
+          <w:sz w:val="28"/>
+          <w:szCs w:val="28"/>
+          <w:lang w:eastAsia="en-US"/>
+        </w:rPr>
+        <w:t>con tonos azules para priorizar acciones clave.</w:t>
+      </w:r>
+    </w:p>
+    <w:p>
+      <w:pPr>
+        <w:pStyle w:val="NormalWeb"/>
+        <w:ind w:left="720"/>
+        <w:jc w:val="both"/>
+        <w:rPr>
+          <w:rFonts w:asciiTheme="majorHAnsi" w:hAnsiTheme="majorHAnsi" w:cstheme="majorHAnsi"/>
+          <w:lang w:val="en-US"/>
+        </w:rPr>
+      </w:pPr>
+      <w:r>
+        <w:rPr>
+          <w:rFonts w:asciiTheme="majorHAnsi" w:hAnsiTheme="majorHAnsi" w:cstheme="majorHAnsi"/>
+          <w:noProof/>
+        </w:rPr>
+        <w:drawing>
+          <wp:inline distT="0" distB="0" distL="0" distR="0">
+            <wp:extent cx="5486400" cy="2970530"/>
+            <wp:effectExtent l="0" t="0" r="0" b="1270"/>
+            <wp:docPr id="24" name="Imagen 24"/>
+            <wp:cNvGraphicFramePr>
+              <a:graphicFrameLocks xmlns:a="http://schemas.openxmlformats.org/drawingml/2006/main" noChangeAspect="1"/>
+            </wp:cNvGraphicFramePr>
+            <a:graphic xmlns:a="http://schemas.openxmlformats.org/drawingml/2006/main">
+              <a:graphicData uri="http://schemas.openxmlformats.org/drawingml/2006/picture">
+                <pic:pic xmlns:pic="http://schemas.openxmlformats.org/drawingml/2006/picture">
+                  <pic:nvPicPr>
+                    <pic:cNvPr id="24" name="vista1.jpg"/>
+                    <pic:cNvPicPr/>
+                  </pic:nvPicPr>
+                  <pic:blipFill>
+                    <a:blip r:embed="rId8">
+                      <a:extLst>
+                        <a:ext uri="{28A0092B-C50C-407E-A947-70E740481C1C}">
+                          <a14:useLocalDpi xmlns:a14="http://schemas.microsoft.com/office/drawing/2010/main" val="0"/>
+                        </a:ext>
+                      </a:extLst>
+                    </a:blip>
+                    <a:stretch>
+                      <a:fillRect/>
+                    </a:stretch>
+                  </pic:blipFill>
+                  <pic:spPr>
+                    <a:xfrm>
+                      <a:off x="0" y="0"/>
+                      <a:ext cx="5486400" cy="2970530"/>
+                    </a:xfrm>
+                    <a:prstGeom prst="rect">
+                      <a:avLst/>
+                    </a:prstGeom>
+                  </pic:spPr>
+                </pic:pic>
+              </a:graphicData>
+            </a:graphic>
+          </wp:inline>
+        </w:drawing>
+      </w:r>
+      <w:r>
+        <w:rPr>
+          <w:rFonts w:asciiTheme="majorHAnsi" w:hAnsiTheme="majorHAnsi" w:cstheme="majorHAnsi"/>
+          <w:noProof/>
+        </w:rPr>
+        <w:drawing>
+          <wp:inline distT="0" distB="0" distL="0" distR="0">
+            <wp:extent cx="5486400" cy="2970530"/>
+            <wp:effectExtent l="0" t="0" r="0" b="1270"/>
+            <wp:docPr id="25" name="Imagen 25"/>
+            <wp:cNvGraphicFramePr>
+              <a:graphicFrameLocks xmlns:a="http://schemas.openxmlformats.org/drawingml/2006/main" noChangeAspect="1"/>
+            </wp:cNvGraphicFramePr>
+            <a:graphic xmlns:a="http://schemas.openxmlformats.org/drawingml/2006/main">
+              <a:graphicData uri="http://schemas.openxmlformats.org/drawingml/2006/picture">
+                <pic:pic xmlns:pic="http://schemas.openxmlformats.org/drawingml/2006/picture">
+                  <pic:nvPicPr>
+                    <pic:cNvPr id="25" name="vista2.jpg"/>
+                    <pic:cNvPicPr/>
+                  </pic:nvPicPr>
+                  <pic:blipFill>
+                    <a:blip r:embed="rId9">
+                      <a:extLst>
+                        <a:ext uri="{28A0092B-C50C-407E-A947-70E740481C1C}">
+                          <a14:useLocalDpi xmlns:a14="http://schemas.microsoft.com/office/drawing/2010/main" val="0"/>
+                        </a:ext>
+                      </a:extLst>
+                    </a:blip>
+                    <a:stretch>
+                      <a:fillRect/>
+                    </a:stretch>
+                  </pic:blipFill>
+                  <pic:spPr>
+                    <a:xfrm>
+                      <a:off x="0" y="0"/>
+                      <a:ext cx="5486400" cy="2970530"/>
+                    </a:xfrm>
+                    <a:prstGeom prst="rect">
+                      <a:avLst/>
+                    </a:prstGeom>
+                  </pic:spPr>
+                </pic:pic>
+              </a:graphicData>
+            </a:graphic>
+          </wp:inline>
+        </w:drawing>
+      </w:r>
+      <w:r>
+        <w:rPr>
+          <w:rFonts w:asciiTheme="majorHAnsi" w:hAnsiTheme="majorHAnsi" w:cstheme="majorHAnsi"/>
+          <w:noProof/>
+        </w:rPr>
+        <w:lastRenderedPageBreak/>
+        <w:drawing>
+          <wp:inline distT="0" distB="0" distL="0" distR="0">
+            <wp:extent cx="5486400" cy="2970530"/>
+            <wp:effectExtent l="0" t="0" r="0" b="1270"/>
+            <wp:docPr id="26" name="Imagen 26"/>
+            <wp:cNvGraphicFramePr>
+              <a:graphicFrameLocks xmlns:a="http://schemas.openxmlformats.org/drawingml/2006/main" noChangeAspect="1"/>
+            </wp:cNvGraphicFramePr>
+            <a:graphic xmlns:a="http://schemas.openxmlformats.org/drawingml/2006/main">
+              <a:graphicData uri="http://schemas.openxmlformats.org/drawingml/2006/picture">
+                <pic:pic xmlns:pic="http://schemas.openxmlformats.org/drawingml/2006/picture">
+                  <pic:nvPicPr>
+                    <pic:cNvPr id="26" name="vista3.jpg"/>
+                    <pic:cNvPicPr/>
+                  </pic:nvPicPr>
+                  <pic:blipFill>
+                    <a:blip r:embed="rId10">
+                      <a:extLst>
+                        <a:ext uri="{28A0092B-C50C-407E-A947-70E740481C1C}">
+                          <a14:useLocalDpi xmlns:a14="http://schemas.microsoft.com/office/drawing/2010/main" val="0"/>
+                        </a:ext>
+                      </a:extLst>
+                    </a:blip>
+                    <a:stretch>
+                      <a:fillRect/>
+                    </a:stretch>
+                  </pic:blipFill>
+                  <pic:spPr>
+                    <a:xfrm>
+                      <a:off x="0" y="0"/>
+                      <a:ext cx="5486400" cy="2970530"/>
+                    </a:xfrm>
+                    <a:prstGeom prst="rect">
+                      <a:avLst/>
+                    </a:prstGeom>
+                  </pic:spPr>
+                </pic:pic>
+              </a:graphicData>
+            </a:graphic>
+          </wp:inline>
+        </w:drawing>
+      </w:r>
+      <w:r>
+        <w:rPr>
+          <w:rFonts w:asciiTheme="majorHAnsi" w:hAnsiTheme="majorHAnsi" w:cstheme="majorHAnsi"/>
+          <w:noProof/>
+        </w:rPr>
+        <w:drawing>
+          <wp:inline distT="0" distB="0" distL="0" distR="0">
+            <wp:extent cx="5486400" cy="2970530"/>
+            <wp:effectExtent l="0" t="0" r="0" b="1270"/>
+            <wp:docPr id="27" name="Imagen 27"/>
+            <wp:cNvGraphicFramePr>
+              <a:graphicFrameLocks xmlns:a="http://schemas.openxmlformats.org/drawingml/2006/main" noChangeAspect="1"/>
+            </wp:cNvGraphicFramePr>
+            <a:graphic xmlns:a="http://schemas.openxmlformats.org/drawingml/2006/main">
+              <a:graphicData uri="http://schemas.openxmlformats.org/drawingml/2006/picture">
+                <pic:pic xmlns:pic="http://schemas.openxmlformats.org/drawingml/2006/picture">
+                  <pic:nvPicPr>
+                    <pic:cNvPr id="27" name="vista4.jpg"/>
+                    <pic:cNvPicPr/>
+                  </pic:nvPicPr>
+                  <pic:blipFill>
+                    <a:blip r:embed="rId11">
+                      <a:extLst>
+                        <a:ext uri="{28A0092B-C50C-407E-A947-70E740481C1C}">
+                          <a14:useLocalDpi xmlns:a14="http://schemas.microsoft.com/office/drawing/2010/main" val="0"/>
+                        </a:ext>
+                      </a:extLst>
+                    </a:blip>
+                    <a:stretch>
+                      <a:fillRect/>
+                    </a:stretch>
+                  </pic:blipFill>
+                  <pic:spPr>
+                    <a:xfrm>
+                      <a:off x="0" y="0"/>
+                      <a:ext cx="5486400" cy="2970530"/>
+                    </a:xfrm>
+                    <a:prstGeom prst="rect">
+                      <a:avLst/>
+                    </a:prstGeom>
+                  </pic:spPr>
+                </pic:pic>
+              </a:graphicData>
+            </a:graphic>
+          </wp:inline>
+        </w:drawing>
       </w:r>
     </w:p>
     <w:p>
@@ -3922,6 +6646,7 @@
           <w:ilvl w:val="0"/>
           <w:numId w:val="11"/>
         </w:numPr>
+        <w:jc w:val="both"/>
         <w:rPr>
           <w:rFonts w:asciiTheme="majorHAnsi" w:hAnsiTheme="majorHAnsi" w:cstheme="majorHAnsi"/>
         </w:rPr>
@@ -3935,7 +6660,7 @@
           <w:szCs w:val="28"/>
           <w:lang w:eastAsia="en-US"/>
         </w:rPr>
-        <w:t>Tipografía:</w:t>
+        <w:t>Flujo de navegación:</w:t>
       </w:r>
       <w:r>
         <w:rPr>
@@ -3952,44 +6677,7 @@
           <w:szCs w:val="28"/>
           <w:lang w:eastAsia="en-US"/>
         </w:rPr>
-        <w:t>Clash Regular</w:t>
-      </w:r>
-      <w:r>
-        <w:rPr>
-          <w:rFonts w:asciiTheme="majorHAnsi" w:eastAsiaTheme="minorEastAsia" w:hAnsiTheme="majorHAnsi" w:cstheme="majorHAnsi"/>
-          <w:sz w:val="28"/>
-          <w:szCs w:val="28"/>
-          <w:lang w:eastAsia="en-US"/>
-        </w:rPr>
-        <w:t>, que aporta legibilidad y modernidad.</w:t>
-      </w:r>
-    </w:p>
-    <w:p>
-      <w:pPr>
-        <w:pStyle w:val="NormalWeb"/>
-        <w:numPr>
-          <w:ilvl w:val="0"/>
-          <w:numId w:val="11"/>
-        </w:numPr>
-        <w:rPr>
-          <w:rFonts w:asciiTheme="majorHAnsi" w:hAnsiTheme="majorHAnsi" w:cstheme="majorHAnsi"/>
-        </w:rPr>
-      </w:pPr>
-      <w:r>
-        <w:rPr>
-          <w:rFonts w:asciiTheme="majorHAnsi" w:eastAsiaTheme="minorEastAsia" w:hAnsiTheme="majorHAnsi" w:cstheme="majorHAnsi"/>
-          <w:b/>
-          <w:sz w:val="28"/>
-          <w:szCs w:val="28"/>
-          <w:lang w:eastAsia="en-US"/>
-        </w:rPr>
-        <w:t>Botones y componentes:</w:t>
-      </w:r>
-      <w:r>
-        <w:rPr>
-          <w:rFonts w:asciiTheme="majorHAnsi" w:hAnsiTheme="majorHAnsi" w:cstheme="majorHAnsi"/>
-        </w:rPr>
-        <w:t xml:space="preserve"> </w:t>
+        <w:t>p</w:t>
       </w:r>
       <w:r>
         <w:rPr>
@@ -4000,13 +6688,7 @@
           <w:szCs w:val="28"/>
           <w:lang w:eastAsia="en-US"/>
         </w:rPr>
-        <w:t>estilo minimalista, esquinas redondeadas y realce</w:t>
-      </w:r>
-      <w:r>
-        <w:rPr>
-          <w:rFonts w:asciiTheme="majorHAnsi" w:hAnsiTheme="majorHAnsi" w:cstheme="majorHAnsi"/>
-        </w:rPr>
-        <w:t xml:space="preserve"> </w:t>
+        <w:t>antallas ordenadas con compuesta</w:t>
       </w:r>
       <w:r>
         <w:rPr>
@@ -4017,37 +6699,9 @@
           <w:szCs w:val="28"/>
           <w:lang w:eastAsia="en-US"/>
         </w:rPr>
-        <w:t>con tonos azules para priorizar acciones clave.</w:t>
+        <w:t xml:space="preserve"> visual clara, alineadas al principio de “reconocer antes que recordar” (</w:t>
       </w:r>
-    </w:p>
-    <w:p>
-      <w:pPr>
-        <w:pStyle w:val="NormalWeb"/>
-        <w:numPr>
-          <w:ilvl w:val="0"/>
-          <w:numId w:val="11"/>
-        </w:numPr>
-        <w:rPr>
-          <w:rFonts w:asciiTheme="majorHAnsi" w:hAnsiTheme="majorHAnsi" w:cstheme="majorHAnsi"/>
-        </w:rPr>
-      </w:pPr>
-      <w:r>
-        <w:rPr>
-          <w:rFonts w:asciiTheme="majorHAnsi" w:eastAsiaTheme="minorEastAsia" w:hAnsiTheme="majorHAnsi" w:cstheme="majorHAnsi"/>
-          <w:b/>
-          <w:bCs/>
-          <w:sz w:val="28"/>
-          <w:szCs w:val="28"/>
-          <w:lang w:eastAsia="en-US"/>
-        </w:rPr>
-        <w:t>Flujo de navegación:</w:t>
-      </w:r>
-      <w:r>
-        <w:rPr>
-          <w:rFonts w:asciiTheme="majorHAnsi" w:hAnsiTheme="majorHAnsi" w:cstheme="majorHAnsi"/>
-        </w:rPr>
-        <w:t xml:space="preserve"> </w:t>
-      </w:r>
+      <w:proofErr w:type="spellStart"/>
       <w:r>
         <w:rPr>
           <w:rFonts w:asciiTheme="majorHAnsi" w:eastAsiaTheme="minorEastAsia" w:hAnsiTheme="majorHAnsi" w:cstheme="majorHAnsi"/>
@@ -4057,20 +6711,31 @@
           <w:szCs w:val="28"/>
           <w:lang w:eastAsia="en-US"/>
         </w:rPr>
-        <w:t>pantallas ordenadas con jerarquía visual clara, alineadas al principio de “reconocer antes que recordar” (Nielsen).</w:t>
+        <w:t>Nielsen</w:t>
+      </w:r>
+      <w:proofErr w:type="spellEnd"/>
+      <w:r>
+        <w:rPr>
+          <w:rFonts w:asciiTheme="majorHAnsi" w:eastAsiaTheme="minorEastAsia" w:hAnsiTheme="majorHAnsi" w:cstheme="majorHAnsi"/>
+          <w:i/>
+          <w:iCs/>
+          <w:sz w:val="28"/>
+          <w:szCs w:val="28"/>
+          <w:lang w:eastAsia="en-US"/>
+        </w:rPr>
+        <w:t>).</w:t>
       </w:r>
     </w:p>
     <w:p>
       <w:pPr>
+        <w:jc w:val="both"/>
         <w:rPr>
           <w:rFonts w:asciiTheme="majorHAnsi" w:hAnsiTheme="majorHAnsi" w:cstheme="majorHAnsi"/>
-          <w:lang w:val="es-MX"/>
         </w:rPr>
       </w:pPr>
       <w:r>
         <w:rPr>
           <w:rFonts w:asciiTheme="majorHAnsi" w:hAnsiTheme="majorHAnsi" w:cstheme="majorHAnsi"/>
-          <w:lang w:val="es-MX"/>
         </w:rPr>
         <w:br/>
       </w:r>
@@ -4259,6 +6924,1434 @@
     </w:lvl>
   </w:abstractNum>
   <w:abstractNum w:abstractNumId="9" w15:restartNumberingAfterBreak="0">
+    <w:nsid w:val="03337845"/>
+    <w:multiLevelType w:val="hybridMultilevel"/>
+    <w:tmpl w:val="DD0EE1C2"/>
+    <w:lvl w:ilvl="0" w:tplc="080A0001">
+      <w:start w:val="1"/>
+      <w:numFmt w:val="bullet"/>
+      <w:lvlText w:val=""/>
+      <w:lvlJc w:val="left"/>
+      <w:pPr>
+        <w:ind w:left="1080" w:hanging="360"/>
+      </w:pPr>
+      <w:rPr>
+        <w:rFonts w:ascii="Symbol" w:hAnsi="Symbol" w:hint="default"/>
+      </w:rPr>
+    </w:lvl>
+    <w:lvl w:ilvl="1" w:tplc="8662087E">
+      <w:numFmt w:val="bullet"/>
+      <w:lvlText w:val="-"/>
+      <w:lvlJc w:val="left"/>
+      <w:pPr>
+        <w:ind w:left="1800" w:hanging="360"/>
+      </w:pPr>
+      <w:rPr>
+        <w:rFonts w:ascii="Calibri" w:eastAsia="Times New Roman" w:hAnsi="Calibri" w:cs="Calibri" w:hint="default"/>
+      </w:rPr>
+    </w:lvl>
+    <w:lvl w:ilvl="2" w:tplc="080A0005" w:tentative="1">
+      <w:start w:val="1"/>
+      <w:numFmt w:val="bullet"/>
+      <w:lvlText w:val=""/>
+      <w:lvlJc w:val="left"/>
+      <w:pPr>
+        <w:ind w:left="2520" w:hanging="360"/>
+      </w:pPr>
+      <w:rPr>
+        <w:rFonts w:ascii="Wingdings" w:hAnsi="Wingdings" w:hint="default"/>
+      </w:rPr>
+    </w:lvl>
+    <w:lvl w:ilvl="3" w:tplc="080A0001" w:tentative="1">
+      <w:start w:val="1"/>
+      <w:numFmt w:val="bullet"/>
+      <w:lvlText w:val=""/>
+      <w:lvlJc w:val="left"/>
+      <w:pPr>
+        <w:ind w:left="3240" w:hanging="360"/>
+      </w:pPr>
+      <w:rPr>
+        <w:rFonts w:ascii="Symbol" w:hAnsi="Symbol" w:hint="default"/>
+      </w:rPr>
+    </w:lvl>
+    <w:lvl w:ilvl="4" w:tplc="080A0003" w:tentative="1">
+      <w:start w:val="1"/>
+      <w:numFmt w:val="bullet"/>
+      <w:lvlText w:val="o"/>
+      <w:lvlJc w:val="left"/>
+      <w:pPr>
+        <w:ind w:left="3960" w:hanging="360"/>
+      </w:pPr>
+      <w:rPr>
+        <w:rFonts w:ascii="Courier New" w:hAnsi="Courier New" w:cs="Courier New" w:hint="default"/>
+      </w:rPr>
+    </w:lvl>
+    <w:lvl w:ilvl="5" w:tplc="080A0005" w:tentative="1">
+      <w:start w:val="1"/>
+      <w:numFmt w:val="bullet"/>
+      <w:lvlText w:val=""/>
+      <w:lvlJc w:val="left"/>
+      <w:pPr>
+        <w:ind w:left="4680" w:hanging="360"/>
+      </w:pPr>
+      <w:rPr>
+        <w:rFonts w:ascii="Wingdings" w:hAnsi="Wingdings" w:hint="default"/>
+      </w:rPr>
+    </w:lvl>
+    <w:lvl w:ilvl="6" w:tplc="080A0001" w:tentative="1">
+      <w:start w:val="1"/>
+      <w:numFmt w:val="bullet"/>
+      <w:lvlText w:val=""/>
+      <w:lvlJc w:val="left"/>
+      <w:pPr>
+        <w:ind w:left="5400" w:hanging="360"/>
+      </w:pPr>
+      <w:rPr>
+        <w:rFonts w:ascii="Symbol" w:hAnsi="Symbol" w:hint="default"/>
+      </w:rPr>
+    </w:lvl>
+    <w:lvl w:ilvl="7" w:tplc="080A0003" w:tentative="1">
+      <w:start w:val="1"/>
+      <w:numFmt w:val="bullet"/>
+      <w:lvlText w:val="o"/>
+      <w:lvlJc w:val="left"/>
+      <w:pPr>
+        <w:ind w:left="6120" w:hanging="360"/>
+      </w:pPr>
+      <w:rPr>
+        <w:rFonts w:ascii="Courier New" w:hAnsi="Courier New" w:cs="Courier New" w:hint="default"/>
+      </w:rPr>
+    </w:lvl>
+    <w:lvl w:ilvl="8" w:tplc="080A0005" w:tentative="1">
+      <w:start w:val="1"/>
+      <w:numFmt w:val="bullet"/>
+      <w:lvlText w:val=""/>
+      <w:lvlJc w:val="left"/>
+      <w:pPr>
+        <w:ind w:left="6840" w:hanging="360"/>
+      </w:pPr>
+      <w:rPr>
+        <w:rFonts w:ascii="Wingdings" w:hAnsi="Wingdings" w:hint="default"/>
+      </w:rPr>
+    </w:lvl>
+  </w:abstractNum>
+  <w:abstractNum w:abstractNumId="10" w15:restartNumberingAfterBreak="0">
+    <w:nsid w:val="03B2669D"/>
+    <w:multiLevelType w:val="hybridMultilevel"/>
+    <w:tmpl w:val="CFF0A710"/>
+    <w:lvl w:ilvl="0" w:tplc="080A0001">
+      <w:numFmt w:val="bullet"/>
+      <w:lvlText w:val=""/>
+      <w:lvlJc w:val="left"/>
+      <w:pPr>
+        <w:ind w:left="720" w:hanging="360"/>
+      </w:pPr>
+      <w:rPr>
+        <w:rFonts w:ascii="Symbol" w:eastAsia="Times New Roman" w:hAnsi="Symbol" w:cs="Times New Roman" w:hint="default"/>
+      </w:rPr>
+    </w:lvl>
+    <w:lvl w:ilvl="1" w:tplc="080A0003" w:tentative="1">
+      <w:start w:val="1"/>
+      <w:numFmt w:val="bullet"/>
+      <w:lvlText w:val="o"/>
+      <w:lvlJc w:val="left"/>
+      <w:pPr>
+        <w:ind w:left="1440" w:hanging="360"/>
+      </w:pPr>
+      <w:rPr>
+        <w:rFonts w:ascii="Courier New" w:hAnsi="Courier New" w:cs="Courier New" w:hint="default"/>
+      </w:rPr>
+    </w:lvl>
+    <w:lvl w:ilvl="2" w:tplc="080A0005" w:tentative="1">
+      <w:start w:val="1"/>
+      <w:numFmt w:val="bullet"/>
+      <w:lvlText w:val=""/>
+      <w:lvlJc w:val="left"/>
+      <w:pPr>
+        <w:ind w:left="2160" w:hanging="360"/>
+      </w:pPr>
+      <w:rPr>
+        <w:rFonts w:ascii="Wingdings" w:hAnsi="Wingdings" w:hint="default"/>
+      </w:rPr>
+    </w:lvl>
+    <w:lvl w:ilvl="3" w:tplc="080A0001" w:tentative="1">
+      <w:start w:val="1"/>
+      <w:numFmt w:val="bullet"/>
+      <w:lvlText w:val=""/>
+      <w:lvlJc w:val="left"/>
+      <w:pPr>
+        <w:ind w:left="2880" w:hanging="360"/>
+      </w:pPr>
+      <w:rPr>
+        <w:rFonts w:ascii="Symbol" w:hAnsi="Symbol" w:hint="default"/>
+      </w:rPr>
+    </w:lvl>
+    <w:lvl w:ilvl="4" w:tplc="080A0003" w:tentative="1">
+      <w:start w:val="1"/>
+      <w:numFmt w:val="bullet"/>
+      <w:lvlText w:val="o"/>
+      <w:lvlJc w:val="left"/>
+      <w:pPr>
+        <w:ind w:left="3600" w:hanging="360"/>
+      </w:pPr>
+      <w:rPr>
+        <w:rFonts w:ascii="Courier New" w:hAnsi="Courier New" w:cs="Courier New" w:hint="default"/>
+      </w:rPr>
+    </w:lvl>
+    <w:lvl w:ilvl="5" w:tplc="080A0005" w:tentative="1">
+      <w:start w:val="1"/>
+      <w:numFmt w:val="bullet"/>
+      <w:lvlText w:val=""/>
+      <w:lvlJc w:val="left"/>
+      <w:pPr>
+        <w:ind w:left="4320" w:hanging="360"/>
+      </w:pPr>
+      <w:rPr>
+        <w:rFonts w:ascii="Wingdings" w:hAnsi="Wingdings" w:hint="default"/>
+      </w:rPr>
+    </w:lvl>
+    <w:lvl w:ilvl="6" w:tplc="080A0001" w:tentative="1">
+      <w:start w:val="1"/>
+      <w:numFmt w:val="bullet"/>
+      <w:lvlText w:val=""/>
+      <w:lvlJc w:val="left"/>
+      <w:pPr>
+        <w:ind w:left="5040" w:hanging="360"/>
+      </w:pPr>
+      <w:rPr>
+        <w:rFonts w:ascii="Symbol" w:hAnsi="Symbol" w:hint="default"/>
+      </w:rPr>
+    </w:lvl>
+    <w:lvl w:ilvl="7" w:tplc="080A0003" w:tentative="1">
+      <w:start w:val="1"/>
+      <w:numFmt w:val="bullet"/>
+      <w:lvlText w:val="o"/>
+      <w:lvlJc w:val="left"/>
+      <w:pPr>
+        <w:ind w:left="5760" w:hanging="360"/>
+      </w:pPr>
+      <w:rPr>
+        <w:rFonts w:ascii="Courier New" w:hAnsi="Courier New" w:cs="Courier New" w:hint="default"/>
+      </w:rPr>
+    </w:lvl>
+    <w:lvl w:ilvl="8" w:tplc="080A0005" w:tentative="1">
+      <w:start w:val="1"/>
+      <w:numFmt w:val="bullet"/>
+      <w:lvlText w:val=""/>
+      <w:lvlJc w:val="left"/>
+      <w:pPr>
+        <w:ind w:left="6480" w:hanging="360"/>
+      </w:pPr>
+      <w:rPr>
+        <w:rFonts w:ascii="Wingdings" w:hAnsi="Wingdings" w:hint="default"/>
+      </w:rPr>
+    </w:lvl>
+  </w:abstractNum>
+  <w:abstractNum w:abstractNumId="11" w15:restartNumberingAfterBreak="0">
+    <w:nsid w:val="05554AEB"/>
+    <w:multiLevelType w:val="hybridMultilevel"/>
+    <w:tmpl w:val="08BC5EA2"/>
+    <w:lvl w:ilvl="0" w:tplc="080A0001">
+      <w:numFmt w:val="bullet"/>
+      <w:lvlText w:val=""/>
+      <w:lvlJc w:val="left"/>
+      <w:pPr>
+        <w:ind w:left="720" w:hanging="360"/>
+      </w:pPr>
+      <w:rPr>
+        <w:rFonts w:ascii="Symbol" w:eastAsia="Times New Roman" w:hAnsi="Symbol" w:cs="Times New Roman" w:hint="default"/>
+      </w:rPr>
+    </w:lvl>
+    <w:lvl w:ilvl="1" w:tplc="080A0003" w:tentative="1">
+      <w:start w:val="1"/>
+      <w:numFmt w:val="bullet"/>
+      <w:lvlText w:val="o"/>
+      <w:lvlJc w:val="left"/>
+      <w:pPr>
+        <w:ind w:left="1440" w:hanging="360"/>
+      </w:pPr>
+      <w:rPr>
+        <w:rFonts w:ascii="Courier New" w:hAnsi="Courier New" w:cs="Courier New" w:hint="default"/>
+      </w:rPr>
+    </w:lvl>
+    <w:lvl w:ilvl="2" w:tplc="080A0005" w:tentative="1">
+      <w:start w:val="1"/>
+      <w:numFmt w:val="bullet"/>
+      <w:lvlText w:val=""/>
+      <w:lvlJc w:val="left"/>
+      <w:pPr>
+        <w:ind w:left="2160" w:hanging="360"/>
+      </w:pPr>
+      <w:rPr>
+        <w:rFonts w:ascii="Wingdings" w:hAnsi="Wingdings" w:hint="default"/>
+      </w:rPr>
+    </w:lvl>
+    <w:lvl w:ilvl="3" w:tplc="080A0001" w:tentative="1">
+      <w:start w:val="1"/>
+      <w:numFmt w:val="bullet"/>
+      <w:lvlText w:val=""/>
+      <w:lvlJc w:val="left"/>
+      <w:pPr>
+        <w:ind w:left="2880" w:hanging="360"/>
+      </w:pPr>
+      <w:rPr>
+        <w:rFonts w:ascii="Symbol" w:hAnsi="Symbol" w:hint="default"/>
+      </w:rPr>
+    </w:lvl>
+    <w:lvl w:ilvl="4" w:tplc="080A0003" w:tentative="1">
+      <w:start w:val="1"/>
+      <w:numFmt w:val="bullet"/>
+      <w:lvlText w:val="o"/>
+      <w:lvlJc w:val="left"/>
+      <w:pPr>
+        <w:ind w:left="3600" w:hanging="360"/>
+      </w:pPr>
+      <w:rPr>
+        <w:rFonts w:ascii="Courier New" w:hAnsi="Courier New" w:cs="Courier New" w:hint="default"/>
+      </w:rPr>
+    </w:lvl>
+    <w:lvl w:ilvl="5" w:tplc="080A0005" w:tentative="1">
+      <w:start w:val="1"/>
+      <w:numFmt w:val="bullet"/>
+      <w:lvlText w:val=""/>
+      <w:lvlJc w:val="left"/>
+      <w:pPr>
+        <w:ind w:left="4320" w:hanging="360"/>
+      </w:pPr>
+      <w:rPr>
+        <w:rFonts w:ascii="Wingdings" w:hAnsi="Wingdings" w:hint="default"/>
+      </w:rPr>
+    </w:lvl>
+    <w:lvl w:ilvl="6" w:tplc="080A0001" w:tentative="1">
+      <w:start w:val="1"/>
+      <w:numFmt w:val="bullet"/>
+      <w:lvlText w:val=""/>
+      <w:lvlJc w:val="left"/>
+      <w:pPr>
+        <w:ind w:left="5040" w:hanging="360"/>
+      </w:pPr>
+      <w:rPr>
+        <w:rFonts w:ascii="Symbol" w:hAnsi="Symbol" w:hint="default"/>
+      </w:rPr>
+    </w:lvl>
+    <w:lvl w:ilvl="7" w:tplc="080A0003" w:tentative="1">
+      <w:start w:val="1"/>
+      <w:numFmt w:val="bullet"/>
+      <w:lvlText w:val="o"/>
+      <w:lvlJc w:val="left"/>
+      <w:pPr>
+        <w:ind w:left="5760" w:hanging="360"/>
+      </w:pPr>
+      <w:rPr>
+        <w:rFonts w:ascii="Courier New" w:hAnsi="Courier New" w:cs="Courier New" w:hint="default"/>
+      </w:rPr>
+    </w:lvl>
+    <w:lvl w:ilvl="8" w:tplc="080A0005" w:tentative="1">
+      <w:start w:val="1"/>
+      <w:numFmt w:val="bullet"/>
+      <w:lvlText w:val=""/>
+      <w:lvlJc w:val="left"/>
+      <w:pPr>
+        <w:ind w:left="6480" w:hanging="360"/>
+      </w:pPr>
+      <w:rPr>
+        <w:rFonts w:ascii="Wingdings" w:hAnsi="Wingdings" w:hint="default"/>
+      </w:rPr>
+    </w:lvl>
+  </w:abstractNum>
+  <w:abstractNum w:abstractNumId="12" w15:restartNumberingAfterBreak="0">
+    <w:nsid w:val="06021D1F"/>
+    <w:multiLevelType w:val="hybridMultilevel"/>
+    <w:tmpl w:val="E730B948"/>
+    <w:lvl w:ilvl="0" w:tplc="080A000F">
+      <w:start w:val="1"/>
+      <w:numFmt w:val="decimal"/>
+      <w:lvlText w:val="%1."/>
+      <w:lvlJc w:val="left"/>
+      <w:pPr>
+        <w:ind w:left="720" w:hanging="360"/>
+      </w:pPr>
+    </w:lvl>
+    <w:lvl w:ilvl="1" w:tplc="080A0019">
+      <w:start w:val="1"/>
+      <w:numFmt w:val="lowerLetter"/>
+      <w:lvlText w:val="%2."/>
+      <w:lvlJc w:val="left"/>
+      <w:pPr>
+        <w:ind w:left="1440" w:hanging="360"/>
+      </w:pPr>
+    </w:lvl>
+    <w:lvl w:ilvl="2" w:tplc="080A001B" w:tentative="1">
+      <w:start w:val="1"/>
+      <w:numFmt w:val="lowerRoman"/>
+      <w:lvlText w:val="%3."/>
+      <w:lvlJc w:val="right"/>
+      <w:pPr>
+        <w:ind w:left="2160" w:hanging="180"/>
+      </w:pPr>
+    </w:lvl>
+    <w:lvl w:ilvl="3" w:tplc="080A000F" w:tentative="1">
+      <w:start w:val="1"/>
+      <w:numFmt w:val="decimal"/>
+      <w:lvlText w:val="%4."/>
+      <w:lvlJc w:val="left"/>
+      <w:pPr>
+        <w:ind w:left="2880" w:hanging="360"/>
+      </w:pPr>
+    </w:lvl>
+    <w:lvl w:ilvl="4" w:tplc="080A0019" w:tentative="1">
+      <w:start w:val="1"/>
+      <w:numFmt w:val="lowerLetter"/>
+      <w:lvlText w:val="%5."/>
+      <w:lvlJc w:val="left"/>
+      <w:pPr>
+        <w:ind w:left="3600" w:hanging="360"/>
+      </w:pPr>
+    </w:lvl>
+    <w:lvl w:ilvl="5" w:tplc="080A001B" w:tentative="1">
+      <w:start w:val="1"/>
+      <w:numFmt w:val="lowerRoman"/>
+      <w:lvlText w:val="%6."/>
+      <w:lvlJc w:val="right"/>
+      <w:pPr>
+        <w:ind w:left="4320" w:hanging="180"/>
+      </w:pPr>
+    </w:lvl>
+    <w:lvl w:ilvl="6" w:tplc="080A000F" w:tentative="1">
+      <w:start w:val="1"/>
+      <w:numFmt w:val="decimal"/>
+      <w:lvlText w:val="%7."/>
+      <w:lvlJc w:val="left"/>
+      <w:pPr>
+        <w:ind w:left="5040" w:hanging="360"/>
+      </w:pPr>
+    </w:lvl>
+    <w:lvl w:ilvl="7" w:tplc="080A0019" w:tentative="1">
+      <w:start w:val="1"/>
+      <w:numFmt w:val="lowerLetter"/>
+      <w:lvlText w:val="%8."/>
+      <w:lvlJc w:val="left"/>
+      <w:pPr>
+        <w:ind w:left="5760" w:hanging="360"/>
+      </w:pPr>
+    </w:lvl>
+    <w:lvl w:ilvl="8" w:tplc="080A001B" w:tentative="1">
+      <w:start w:val="1"/>
+      <w:numFmt w:val="lowerRoman"/>
+      <w:lvlText w:val="%9."/>
+      <w:lvlJc w:val="right"/>
+      <w:pPr>
+        <w:ind w:left="6480" w:hanging="180"/>
+      </w:pPr>
+    </w:lvl>
+  </w:abstractNum>
+  <w:abstractNum w:abstractNumId="13" w15:restartNumberingAfterBreak="0">
+    <w:nsid w:val="08A85298"/>
+    <w:multiLevelType w:val="hybridMultilevel"/>
+    <w:tmpl w:val="A958217C"/>
+    <w:lvl w:ilvl="0" w:tplc="080A0001">
+      <w:start w:val="1"/>
+      <w:numFmt w:val="bullet"/>
+      <w:lvlText w:val=""/>
+      <w:lvlJc w:val="left"/>
+      <w:pPr>
+        <w:ind w:left="720" w:hanging="360"/>
+      </w:pPr>
+      <w:rPr>
+        <w:rFonts w:ascii="Symbol" w:hAnsi="Symbol" w:hint="default"/>
+      </w:rPr>
+    </w:lvl>
+    <w:lvl w:ilvl="1" w:tplc="080A0003" w:tentative="1">
+      <w:start w:val="1"/>
+      <w:numFmt w:val="bullet"/>
+      <w:lvlText w:val="o"/>
+      <w:lvlJc w:val="left"/>
+      <w:pPr>
+        <w:ind w:left="1440" w:hanging="360"/>
+      </w:pPr>
+      <w:rPr>
+        <w:rFonts w:ascii="Courier New" w:hAnsi="Courier New" w:cs="Courier New" w:hint="default"/>
+      </w:rPr>
+    </w:lvl>
+    <w:lvl w:ilvl="2" w:tplc="080A0005" w:tentative="1">
+      <w:start w:val="1"/>
+      <w:numFmt w:val="bullet"/>
+      <w:lvlText w:val=""/>
+      <w:lvlJc w:val="left"/>
+      <w:pPr>
+        <w:ind w:left="2160" w:hanging="360"/>
+      </w:pPr>
+      <w:rPr>
+        <w:rFonts w:ascii="Wingdings" w:hAnsi="Wingdings" w:hint="default"/>
+      </w:rPr>
+    </w:lvl>
+    <w:lvl w:ilvl="3" w:tplc="080A0001" w:tentative="1">
+      <w:start w:val="1"/>
+      <w:numFmt w:val="bullet"/>
+      <w:lvlText w:val=""/>
+      <w:lvlJc w:val="left"/>
+      <w:pPr>
+        <w:ind w:left="2880" w:hanging="360"/>
+      </w:pPr>
+      <w:rPr>
+        <w:rFonts w:ascii="Symbol" w:hAnsi="Symbol" w:hint="default"/>
+      </w:rPr>
+    </w:lvl>
+    <w:lvl w:ilvl="4" w:tplc="080A0003" w:tentative="1">
+      <w:start w:val="1"/>
+      <w:numFmt w:val="bullet"/>
+      <w:lvlText w:val="o"/>
+      <w:lvlJc w:val="left"/>
+      <w:pPr>
+        <w:ind w:left="3600" w:hanging="360"/>
+      </w:pPr>
+      <w:rPr>
+        <w:rFonts w:ascii="Courier New" w:hAnsi="Courier New" w:cs="Courier New" w:hint="default"/>
+      </w:rPr>
+    </w:lvl>
+    <w:lvl w:ilvl="5" w:tplc="080A0005" w:tentative="1">
+      <w:start w:val="1"/>
+      <w:numFmt w:val="bullet"/>
+      <w:lvlText w:val=""/>
+      <w:lvlJc w:val="left"/>
+      <w:pPr>
+        <w:ind w:left="4320" w:hanging="360"/>
+      </w:pPr>
+      <w:rPr>
+        <w:rFonts w:ascii="Wingdings" w:hAnsi="Wingdings" w:hint="default"/>
+      </w:rPr>
+    </w:lvl>
+    <w:lvl w:ilvl="6" w:tplc="080A0001" w:tentative="1">
+      <w:start w:val="1"/>
+      <w:numFmt w:val="bullet"/>
+      <w:lvlText w:val=""/>
+      <w:lvlJc w:val="left"/>
+      <w:pPr>
+        <w:ind w:left="5040" w:hanging="360"/>
+      </w:pPr>
+      <w:rPr>
+        <w:rFonts w:ascii="Symbol" w:hAnsi="Symbol" w:hint="default"/>
+      </w:rPr>
+    </w:lvl>
+    <w:lvl w:ilvl="7" w:tplc="080A0003" w:tentative="1">
+      <w:start w:val="1"/>
+      <w:numFmt w:val="bullet"/>
+      <w:lvlText w:val="o"/>
+      <w:lvlJc w:val="left"/>
+      <w:pPr>
+        <w:ind w:left="5760" w:hanging="360"/>
+      </w:pPr>
+      <w:rPr>
+        <w:rFonts w:ascii="Courier New" w:hAnsi="Courier New" w:cs="Courier New" w:hint="default"/>
+      </w:rPr>
+    </w:lvl>
+    <w:lvl w:ilvl="8" w:tplc="080A0005" w:tentative="1">
+      <w:start w:val="1"/>
+      <w:numFmt w:val="bullet"/>
+      <w:lvlText w:val=""/>
+      <w:lvlJc w:val="left"/>
+      <w:pPr>
+        <w:ind w:left="6480" w:hanging="360"/>
+      </w:pPr>
+      <w:rPr>
+        <w:rFonts w:ascii="Wingdings" w:hAnsi="Wingdings" w:hint="default"/>
+      </w:rPr>
+    </w:lvl>
+  </w:abstractNum>
+  <w:abstractNum w:abstractNumId="14" w15:restartNumberingAfterBreak="0">
+    <w:nsid w:val="15A643C2"/>
+    <w:multiLevelType w:val="multilevel"/>
+    <w:tmpl w:val="3C46AD3E"/>
+    <w:lvl w:ilvl="0">
+      <w:start w:val="1"/>
+      <w:numFmt w:val="bullet"/>
+      <w:lvlText w:val=""/>
+      <w:lvlJc w:val="left"/>
+      <w:pPr>
+        <w:tabs>
+          <w:tab w:val="num" w:pos="720"/>
+        </w:tabs>
+        <w:ind w:left="720" w:hanging="360"/>
+      </w:pPr>
+      <w:rPr>
+        <w:rFonts w:ascii="Symbol" w:hAnsi="Symbol" w:hint="default"/>
+        <w:sz w:val="20"/>
+      </w:rPr>
+    </w:lvl>
+    <w:lvl w:ilvl="1" w:tentative="1">
+      <w:start w:val="1"/>
+      <w:numFmt w:val="bullet"/>
+      <w:lvlText w:val="o"/>
+      <w:lvlJc w:val="left"/>
+      <w:pPr>
+        <w:tabs>
+          <w:tab w:val="num" w:pos="1440"/>
+        </w:tabs>
+        <w:ind w:left="1440" w:hanging="360"/>
+      </w:pPr>
+      <w:rPr>
+        <w:rFonts w:ascii="Courier New" w:hAnsi="Courier New" w:hint="default"/>
+        <w:sz w:val="20"/>
+      </w:rPr>
+    </w:lvl>
+    <w:lvl w:ilvl="2" w:tentative="1">
+      <w:start w:val="1"/>
+      <w:numFmt w:val="bullet"/>
+      <w:lvlText w:val=""/>
+      <w:lvlJc w:val="left"/>
+      <w:pPr>
+        <w:tabs>
+          <w:tab w:val="num" w:pos="2160"/>
+        </w:tabs>
+        <w:ind w:left="2160" w:hanging="360"/>
+      </w:pPr>
+      <w:rPr>
+        <w:rFonts w:ascii="Wingdings" w:hAnsi="Wingdings" w:hint="default"/>
+        <w:sz w:val="20"/>
+      </w:rPr>
+    </w:lvl>
+    <w:lvl w:ilvl="3" w:tentative="1">
+      <w:start w:val="1"/>
+      <w:numFmt w:val="bullet"/>
+      <w:lvlText w:val=""/>
+      <w:lvlJc w:val="left"/>
+      <w:pPr>
+        <w:tabs>
+          <w:tab w:val="num" w:pos="2880"/>
+        </w:tabs>
+        <w:ind w:left="2880" w:hanging="360"/>
+      </w:pPr>
+      <w:rPr>
+        <w:rFonts w:ascii="Wingdings" w:hAnsi="Wingdings" w:hint="default"/>
+        <w:sz w:val="20"/>
+      </w:rPr>
+    </w:lvl>
+    <w:lvl w:ilvl="4" w:tentative="1">
+      <w:start w:val="1"/>
+      <w:numFmt w:val="bullet"/>
+      <w:lvlText w:val=""/>
+      <w:lvlJc w:val="left"/>
+      <w:pPr>
+        <w:tabs>
+          <w:tab w:val="num" w:pos="3600"/>
+        </w:tabs>
+        <w:ind w:left="3600" w:hanging="360"/>
+      </w:pPr>
+      <w:rPr>
+        <w:rFonts w:ascii="Wingdings" w:hAnsi="Wingdings" w:hint="default"/>
+        <w:sz w:val="20"/>
+      </w:rPr>
+    </w:lvl>
+    <w:lvl w:ilvl="5" w:tentative="1">
+      <w:start w:val="1"/>
+      <w:numFmt w:val="bullet"/>
+      <w:lvlText w:val=""/>
+      <w:lvlJc w:val="left"/>
+      <w:pPr>
+        <w:tabs>
+          <w:tab w:val="num" w:pos="4320"/>
+        </w:tabs>
+        <w:ind w:left="4320" w:hanging="360"/>
+      </w:pPr>
+      <w:rPr>
+        <w:rFonts w:ascii="Wingdings" w:hAnsi="Wingdings" w:hint="default"/>
+        <w:sz w:val="20"/>
+      </w:rPr>
+    </w:lvl>
+    <w:lvl w:ilvl="6" w:tentative="1">
+      <w:start w:val="1"/>
+      <w:numFmt w:val="bullet"/>
+      <w:lvlText w:val=""/>
+      <w:lvlJc w:val="left"/>
+      <w:pPr>
+        <w:tabs>
+          <w:tab w:val="num" w:pos="5040"/>
+        </w:tabs>
+        <w:ind w:left="5040" w:hanging="360"/>
+      </w:pPr>
+      <w:rPr>
+        <w:rFonts w:ascii="Wingdings" w:hAnsi="Wingdings" w:hint="default"/>
+        <w:sz w:val="20"/>
+      </w:rPr>
+    </w:lvl>
+    <w:lvl w:ilvl="7" w:tentative="1">
+      <w:start w:val="1"/>
+      <w:numFmt w:val="bullet"/>
+      <w:lvlText w:val=""/>
+      <w:lvlJc w:val="left"/>
+      <w:pPr>
+        <w:tabs>
+          <w:tab w:val="num" w:pos="5760"/>
+        </w:tabs>
+        <w:ind w:left="5760" w:hanging="360"/>
+      </w:pPr>
+      <w:rPr>
+        <w:rFonts w:ascii="Wingdings" w:hAnsi="Wingdings" w:hint="default"/>
+        <w:sz w:val="20"/>
+      </w:rPr>
+    </w:lvl>
+    <w:lvl w:ilvl="8" w:tentative="1">
+      <w:start w:val="1"/>
+      <w:numFmt w:val="bullet"/>
+      <w:lvlText w:val=""/>
+      <w:lvlJc w:val="left"/>
+      <w:pPr>
+        <w:tabs>
+          <w:tab w:val="num" w:pos="6480"/>
+        </w:tabs>
+        <w:ind w:left="6480" w:hanging="360"/>
+      </w:pPr>
+      <w:rPr>
+        <w:rFonts w:ascii="Wingdings" w:hAnsi="Wingdings" w:hint="default"/>
+        <w:sz w:val="20"/>
+      </w:rPr>
+    </w:lvl>
+  </w:abstractNum>
+  <w:abstractNum w:abstractNumId="15" w15:restartNumberingAfterBreak="0">
+    <w:nsid w:val="204C4C28"/>
+    <w:multiLevelType w:val="hybridMultilevel"/>
+    <w:tmpl w:val="EADA4E5E"/>
+    <w:lvl w:ilvl="0" w:tplc="080A0001">
+      <w:start w:val="1"/>
+      <w:numFmt w:val="bullet"/>
+      <w:lvlText w:val=""/>
+      <w:lvlJc w:val="left"/>
+      <w:pPr>
+        <w:ind w:left="360" w:hanging="360"/>
+      </w:pPr>
+      <w:rPr>
+        <w:rFonts w:ascii="Symbol" w:hAnsi="Symbol" w:hint="default"/>
+      </w:rPr>
+    </w:lvl>
+    <w:lvl w:ilvl="1" w:tplc="8662087E">
+      <w:numFmt w:val="bullet"/>
+      <w:lvlText w:val="-"/>
+      <w:lvlJc w:val="left"/>
+      <w:pPr>
+        <w:ind w:left="1080" w:hanging="360"/>
+      </w:pPr>
+      <w:rPr>
+        <w:rFonts w:ascii="Calibri" w:eastAsia="Times New Roman" w:hAnsi="Calibri" w:cs="Calibri" w:hint="default"/>
+      </w:rPr>
+    </w:lvl>
+    <w:lvl w:ilvl="2" w:tplc="080A0005" w:tentative="1">
+      <w:start w:val="1"/>
+      <w:numFmt w:val="bullet"/>
+      <w:lvlText w:val=""/>
+      <w:lvlJc w:val="left"/>
+      <w:pPr>
+        <w:ind w:left="1800" w:hanging="360"/>
+      </w:pPr>
+      <w:rPr>
+        <w:rFonts w:ascii="Wingdings" w:hAnsi="Wingdings" w:hint="default"/>
+      </w:rPr>
+    </w:lvl>
+    <w:lvl w:ilvl="3" w:tplc="080A0001" w:tentative="1">
+      <w:start w:val="1"/>
+      <w:numFmt w:val="bullet"/>
+      <w:lvlText w:val=""/>
+      <w:lvlJc w:val="left"/>
+      <w:pPr>
+        <w:ind w:left="2520" w:hanging="360"/>
+      </w:pPr>
+      <w:rPr>
+        <w:rFonts w:ascii="Symbol" w:hAnsi="Symbol" w:hint="default"/>
+      </w:rPr>
+    </w:lvl>
+    <w:lvl w:ilvl="4" w:tplc="080A0003" w:tentative="1">
+      <w:start w:val="1"/>
+      <w:numFmt w:val="bullet"/>
+      <w:lvlText w:val="o"/>
+      <w:lvlJc w:val="left"/>
+      <w:pPr>
+        <w:ind w:left="3240" w:hanging="360"/>
+      </w:pPr>
+      <w:rPr>
+        <w:rFonts w:ascii="Courier New" w:hAnsi="Courier New" w:cs="Courier New" w:hint="default"/>
+      </w:rPr>
+    </w:lvl>
+    <w:lvl w:ilvl="5" w:tplc="080A0005" w:tentative="1">
+      <w:start w:val="1"/>
+      <w:numFmt w:val="bullet"/>
+      <w:lvlText w:val=""/>
+      <w:lvlJc w:val="left"/>
+      <w:pPr>
+        <w:ind w:left="3960" w:hanging="360"/>
+      </w:pPr>
+      <w:rPr>
+        <w:rFonts w:ascii="Wingdings" w:hAnsi="Wingdings" w:hint="default"/>
+      </w:rPr>
+    </w:lvl>
+    <w:lvl w:ilvl="6" w:tplc="080A0001" w:tentative="1">
+      <w:start w:val="1"/>
+      <w:numFmt w:val="bullet"/>
+      <w:lvlText w:val=""/>
+      <w:lvlJc w:val="left"/>
+      <w:pPr>
+        <w:ind w:left="4680" w:hanging="360"/>
+      </w:pPr>
+      <w:rPr>
+        <w:rFonts w:ascii="Symbol" w:hAnsi="Symbol" w:hint="default"/>
+      </w:rPr>
+    </w:lvl>
+    <w:lvl w:ilvl="7" w:tplc="080A0003" w:tentative="1">
+      <w:start w:val="1"/>
+      <w:numFmt w:val="bullet"/>
+      <w:lvlText w:val="o"/>
+      <w:lvlJc w:val="left"/>
+      <w:pPr>
+        <w:ind w:left="5400" w:hanging="360"/>
+      </w:pPr>
+      <w:rPr>
+        <w:rFonts w:ascii="Courier New" w:hAnsi="Courier New" w:cs="Courier New" w:hint="default"/>
+      </w:rPr>
+    </w:lvl>
+    <w:lvl w:ilvl="8" w:tplc="080A0005" w:tentative="1">
+      <w:start w:val="1"/>
+      <w:numFmt w:val="bullet"/>
+      <w:lvlText w:val=""/>
+      <w:lvlJc w:val="left"/>
+      <w:pPr>
+        <w:ind w:left="6120" w:hanging="360"/>
+      </w:pPr>
+      <w:rPr>
+        <w:rFonts w:ascii="Wingdings" w:hAnsi="Wingdings" w:hint="default"/>
+      </w:rPr>
+    </w:lvl>
+  </w:abstractNum>
+  <w:abstractNum w:abstractNumId="16" w15:restartNumberingAfterBreak="0">
+    <w:nsid w:val="2B4F3F60"/>
+    <w:multiLevelType w:val="hybridMultilevel"/>
+    <w:tmpl w:val="065C6E16"/>
+    <w:lvl w:ilvl="0" w:tplc="080A0001">
+      <w:start w:val="1"/>
+      <w:numFmt w:val="bullet"/>
+      <w:lvlText w:val=""/>
+      <w:lvlJc w:val="left"/>
+      <w:pPr>
+        <w:ind w:left="360" w:hanging="360"/>
+      </w:pPr>
+      <w:rPr>
+        <w:rFonts w:ascii="Symbol" w:hAnsi="Symbol" w:hint="default"/>
+      </w:rPr>
+    </w:lvl>
+    <w:lvl w:ilvl="1" w:tplc="080A0003" w:tentative="1">
+      <w:start w:val="1"/>
+      <w:numFmt w:val="bullet"/>
+      <w:lvlText w:val="o"/>
+      <w:lvlJc w:val="left"/>
+      <w:pPr>
+        <w:ind w:left="1080" w:hanging="360"/>
+      </w:pPr>
+      <w:rPr>
+        <w:rFonts w:ascii="Courier New" w:hAnsi="Courier New" w:cs="Courier New" w:hint="default"/>
+      </w:rPr>
+    </w:lvl>
+    <w:lvl w:ilvl="2" w:tplc="080A0005" w:tentative="1">
+      <w:start w:val="1"/>
+      <w:numFmt w:val="bullet"/>
+      <w:lvlText w:val=""/>
+      <w:lvlJc w:val="left"/>
+      <w:pPr>
+        <w:ind w:left="1800" w:hanging="360"/>
+      </w:pPr>
+      <w:rPr>
+        <w:rFonts w:ascii="Wingdings" w:hAnsi="Wingdings" w:hint="default"/>
+      </w:rPr>
+    </w:lvl>
+    <w:lvl w:ilvl="3" w:tplc="080A0001" w:tentative="1">
+      <w:start w:val="1"/>
+      <w:numFmt w:val="bullet"/>
+      <w:lvlText w:val=""/>
+      <w:lvlJc w:val="left"/>
+      <w:pPr>
+        <w:ind w:left="2520" w:hanging="360"/>
+      </w:pPr>
+      <w:rPr>
+        <w:rFonts w:ascii="Symbol" w:hAnsi="Symbol" w:hint="default"/>
+      </w:rPr>
+    </w:lvl>
+    <w:lvl w:ilvl="4" w:tplc="080A0003" w:tentative="1">
+      <w:start w:val="1"/>
+      <w:numFmt w:val="bullet"/>
+      <w:lvlText w:val="o"/>
+      <w:lvlJc w:val="left"/>
+      <w:pPr>
+        <w:ind w:left="3240" w:hanging="360"/>
+      </w:pPr>
+      <w:rPr>
+        <w:rFonts w:ascii="Courier New" w:hAnsi="Courier New" w:cs="Courier New" w:hint="default"/>
+      </w:rPr>
+    </w:lvl>
+    <w:lvl w:ilvl="5" w:tplc="080A0005" w:tentative="1">
+      <w:start w:val="1"/>
+      <w:numFmt w:val="bullet"/>
+      <w:lvlText w:val=""/>
+      <w:lvlJc w:val="left"/>
+      <w:pPr>
+        <w:ind w:left="3960" w:hanging="360"/>
+      </w:pPr>
+      <w:rPr>
+        <w:rFonts w:ascii="Wingdings" w:hAnsi="Wingdings" w:hint="default"/>
+      </w:rPr>
+    </w:lvl>
+    <w:lvl w:ilvl="6" w:tplc="080A0001" w:tentative="1">
+      <w:start w:val="1"/>
+      <w:numFmt w:val="bullet"/>
+      <w:lvlText w:val=""/>
+      <w:lvlJc w:val="left"/>
+      <w:pPr>
+        <w:ind w:left="4680" w:hanging="360"/>
+      </w:pPr>
+      <w:rPr>
+        <w:rFonts w:ascii="Symbol" w:hAnsi="Symbol" w:hint="default"/>
+      </w:rPr>
+    </w:lvl>
+    <w:lvl w:ilvl="7" w:tplc="080A0003" w:tentative="1">
+      <w:start w:val="1"/>
+      <w:numFmt w:val="bullet"/>
+      <w:lvlText w:val="o"/>
+      <w:lvlJc w:val="left"/>
+      <w:pPr>
+        <w:ind w:left="5400" w:hanging="360"/>
+      </w:pPr>
+      <w:rPr>
+        <w:rFonts w:ascii="Courier New" w:hAnsi="Courier New" w:cs="Courier New" w:hint="default"/>
+      </w:rPr>
+    </w:lvl>
+    <w:lvl w:ilvl="8" w:tplc="080A0005" w:tentative="1">
+      <w:start w:val="1"/>
+      <w:numFmt w:val="bullet"/>
+      <w:lvlText w:val=""/>
+      <w:lvlJc w:val="left"/>
+      <w:pPr>
+        <w:ind w:left="6120" w:hanging="360"/>
+      </w:pPr>
+      <w:rPr>
+        <w:rFonts w:ascii="Wingdings" w:hAnsi="Wingdings" w:hint="default"/>
+      </w:rPr>
+    </w:lvl>
+  </w:abstractNum>
+  <w:abstractNum w:abstractNumId="17" w15:restartNumberingAfterBreak="0">
+    <w:nsid w:val="378B01F3"/>
+    <w:multiLevelType w:val="hybridMultilevel"/>
+    <w:tmpl w:val="EC5ABDF4"/>
+    <w:lvl w:ilvl="0" w:tplc="080A0001">
+      <w:start w:val="1"/>
+      <w:numFmt w:val="bullet"/>
+      <w:lvlText w:val=""/>
+      <w:lvlJc w:val="left"/>
+      <w:pPr>
+        <w:ind w:left="360" w:hanging="360"/>
+      </w:pPr>
+      <w:rPr>
+        <w:rFonts w:ascii="Symbol" w:hAnsi="Symbol" w:hint="default"/>
+      </w:rPr>
+    </w:lvl>
+    <w:lvl w:ilvl="1" w:tplc="080A0001">
+      <w:start w:val="1"/>
+      <w:numFmt w:val="bullet"/>
+      <w:lvlText w:val=""/>
+      <w:lvlJc w:val="left"/>
+      <w:pPr>
+        <w:ind w:left="1080" w:hanging="360"/>
+      </w:pPr>
+      <w:rPr>
+        <w:rFonts w:ascii="Symbol" w:hAnsi="Symbol" w:hint="default"/>
+      </w:rPr>
+    </w:lvl>
+    <w:lvl w:ilvl="2" w:tplc="080A001B" w:tentative="1">
+      <w:start w:val="1"/>
+      <w:numFmt w:val="lowerRoman"/>
+      <w:lvlText w:val="%3."/>
+      <w:lvlJc w:val="right"/>
+      <w:pPr>
+        <w:ind w:left="1800" w:hanging="180"/>
+      </w:pPr>
+    </w:lvl>
+    <w:lvl w:ilvl="3" w:tplc="080A000F" w:tentative="1">
+      <w:start w:val="1"/>
+      <w:numFmt w:val="decimal"/>
+      <w:lvlText w:val="%4."/>
+      <w:lvlJc w:val="left"/>
+      <w:pPr>
+        <w:ind w:left="2520" w:hanging="360"/>
+      </w:pPr>
+    </w:lvl>
+    <w:lvl w:ilvl="4" w:tplc="080A0019" w:tentative="1">
+      <w:start w:val="1"/>
+      <w:numFmt w:val="lowerLetter"/>
+      <w:lvlText w:val="%5."/>
+      <w:lvlJc w:val="left"/>
+      <w:pPr>
+        <w:ind w:left="3240" w:hanging="360"/>
+      </w:pPr>
+    </w:lvl>
+    <w:lvl w:ilvl="5" w:tplc="080A001B" w:tentative="1">
+      <w:start w:val="1"/>
+      <w:numFmt w:val="lowerRoman"/>
+      <w:lvlText w:val="%6."/>
+      <w:lvlJc w:val="right"/>
+      <w:pPr>
+        <w:ind w:left="3960" w:hanging="180"/>
+      </w:pPr>
+    </w:lvl>
+    <w:lvl w:ilvl="6" w:tplc="080A000F" w:tentative="1">
+      <w:start w:val="1"/>
+      <w:numFmt w:val="decimal"/>
+      <w:lvlText w:val="%7."/>
+      <w:lvlJc w:val="left"/>
+      <w:pPr>
+        <w:ind w:left="4680" w:hanging="360"/>
+      </w:pPr>
+    </w:lvl>
+    <w:lvl w:ilvl="7" w:tplc="080A0019" w:tentative="1">
+      <w:start w:val="1"/>
+      <w:numFmt w:val="lowerLetter"/>
+      <w:lvlText w:val="%8."/>
+      <w:lvlJc w:val="left"/>
+      <w:pPr>
+        <w:ind w:left="5400" w:hanging="360"/>
+      </w:pPr>
+    </w:lvl>
+    <w:lvl w:ilvl="8" w:tplc="080A001B" w:tentative="1">
+      <w:start w:val="1"/>
+      <w:numFmt w:val="lowerRoman"/>
+      <w:lvlText w:val="%9."/>
+      <w:lvlJc w:val="right"/>
+      <w:pPr>
+        <w:ind w:left="6120" w:hanging="180"/>
+      </w:pPr>
+    </w:lvl>
+  </w:abstractNum>
+  <w:abstractNum w:abstractNumId="18" w15:restartNumberingAfterBreak="0">
+    <w:nsid w:val="3F7228FB"/>
+    <w:multiLevelType w:val="hybridMultilevel"/>
+    <w:tmpl w:val="C4BAAD06"/>
+    <w:lvl w:ilvl="0" w:tplc="080A000F">
+      <w:start w:val="1"/>
+      <w:numFmt w:val="decimal"/>
+      <w:lvlText w:val="%1."/>
+      <w:lvlJc w:val="left"/>
+      <w:pPr>
+        <w:ind w:left="360" w:hanging="360"/>
+      </w:pPr>
+      <w:rPr>
+        <w:rFonts w:hint="default"/>
+      </w:rPr>
+    </w:lvl>
+    <w:lvl w:ilvl="1" w:tplc="8662087E">
+      <w:numFmt w:val="bullet"/>
+      <w:lvlText w:val="-"/>
+      <w:lvlJc w:val="left"/>
+      <w:pPr>
+        <w:ind w:left="1080" w:hanging="360"/>
+      </w:pPr>
+      <w:rPr>
+        <w:rFonts w:ascii="Calibri" w:eastAsia="Times New Roman" w:hAnsi="Calibri" w:cs="Calibri" w:hint="default"/>
+      </w:rPr>
+    </w:lvl>
+    <w:lvl w:ilvl="2" w:tplc="080A0005" w:tentative="1">
+      <w:start w:val="1"/>
+      <w:numFmt w:val="bullet"/>
+      <w:lvlText w:val=""/>
+      <w:lvlJc w:val="left"/>
+      <w:pPr>
+        <w:ind w:left="1800" w:hanging="360"/>
+      </w:pPr>
+      <w:rPr>
+        <w:rFonts w:ascii="Wingdings" w:hAnsi="Wingdings" w:hint="default"/>
+      </w:rPr>
+    </w:lvl>
+    <w:lvl w:ilvl="3" w:tplc="080A0001" w:tentative="1">
+      <w:start w:val="1"/>
+      <w:numFmt w:val="bullet"/>
+      <w:lvlText w:val=""/>
+      <w:lvlJc w:val="left"/>
+      <w:pPr>
+        <w:ind w:left="2520" w:hanging="360"/>
+      </w:pPr>
+      <w:rPr>
+        <w:rFonts w:ascii="Symbol" w:hAnsi="Symbol" w:hint="default"/>
+      </w:rPr>
+    </w:lvl>
+    <w:lvl w:ilvl="4" w:tplc="080A0003" w:tentative="1">
+      <w:start w:val="1"/>
+      <w:numFmt w:val="bullet"/>
+      <w:lvlText w:val="o"/>
+      <w:lvlJc w:val="left"/>
+      <w:pPr>
+        <w:ind w:left="3240" w:hanging="360"/>
+      </w:pPr>
+      <w:rPr>
+        <w:rFonts w:ascii="Courier New" w:hAnsi="Courier New" w:cs="Courier New" w:hint="default"/>
+      </w:rPr>
+    </w:lvl>
+    <w:lvl w:ilvl="5" w:tplc="080A0005" w:tentative="1">
+      <w:start w:val="1"/>
+      <w:numFmt w:val="bullet"/>
+      <w:lvlText w:val=""/>
+      <w:lvlJc w:val="left"/>
+      <w:pPr>
+        <w:ind w:left="3960" w:hanging="360"/>
+      </w:pPr>
+      <w:rPr>
+        <w:rFonts w:ascii="Wingdings" w:hAnsi="Wingdings" w:hint="default"/>
+      </w:rPr>
+    </w:lvl>
+    <w:lvl w:ilvl="6" w:tplc="080A0001" w:tentative="1">
+      <w:start w:val="1"/>
+      <w:numFmt w:val="bullet"/>
+      <w:lvlText w:val=""/>
+      <w:lvlJc w:val="left"/>
+      <w:pPr>
+        <w:ind w:left="4680" w:hanging="360"/>
+      </w:pPr>
+      <w:rPr>
+        <w:rFonts w:ascii="Symbol" w:hAnsi="Symbol" w:hint="default"/>
+      </w:rPr>
+    </w:lvl>
+    <w:lvl w:ilvl="7" w:tplc="080A0003" w:tentative="1">
+      <w:start w:val="1"/>
+      <w:numFmt w:val="bullet"/>
+      <w:lvlText w:val="o"/>
+      <w:lvlJc w:val="left"/>
+      <w:pPr>
+        <w:ind w:left="5400" w:hanging="360"/>
+      </w:pPr>
+      <w:rPr>
+        <w:rFonts w:ascii="Courier New" w:hAnsi="Courier New" w:cs="Courier New" w:hint="default"/>
+      </w:rPr>
+    </w:lvl>
+    <w:lvl w:ilvl="8" w:tplc="080A0005" w:tentative="1">
+      <w:start w:val="1"/>
+      <w:numFmt w:val="bullet"/>
+      <w:lvlText w:val=""/>
+      <w:lvlJc w:val="left"/>
+      <w:pPr>
+        <w:ind w:left="6120" w:hanging="360"/>
+      </w:pPr>
+      <w:rPr>
+        <w:rFonts w:ascii="Wingdings" w:hAnsi="Wingdings" w:hint="default"/>
+      </w:rPr>
+    </w:lvl>
+  </w:abstractNum>
+  <w:abstractNum w:abstractNumId="19" w15:restartNumberingAfterBreak="0">
+    <w:nsid w:val="4AB37BA6"/>
+    <w:multiLevelType w:val="hybridMultilevel"/>
+    <w:tmpl w:val="B8C26C2C"/>
+    <w:lvl w:ilvl="0" w:tplc="080A000F">
+      <w:start w:val="1"/>
+      <w:numFmt w:val="decimal"/>
+      <w:lvlText w:val="%1."/>
+      <w:lvlJc w:val="left"/>
+      <w:pPr>
+        <w:ind w:left="360" w:hanging="360"/>
+      </w:pPr>
+    </w:lvl>
+    <w:lvl w:ilvl="1" w:tplc="080A0001">
+      <w:start w:val="1"/>
+      <w:numFmt w:val="bullet"/>
+      <w:lvlText w:val=""/>
+      <w:lvlJc w:val="left"/>
+      <w:pPr>
+        <w:ind w:left="1080" w:hanging="360"/>
+      </w:pPr>
+      <w:rPr>
+        <w:rFonts w:ascii="Symbol" w:hAnsi="Symbol" w:hint="default"/>
+      </w:rPr>
+    </w:lvl>
+    <w:lvl w:ilvl="2" w:tplc="080A001B" w:tentative="1">
+      <w:start w:val="1"/>
+      <w:numFmt w:val="lowerRoman"/>
+      <w:lvlText w:val="%3."/>
+      <w:lvlJc w:val="right"/>
+      <w:pPr>
+        <w:ind w:left="1800" w:hanging="180"/>
+      </w:pPr>
+    </w:lvl>
+    <w:lvl w:ilvl="3" w:tplc="080A000F" w:tentative="1">
+      <w:start w:val="1"/>
+      <w:numFmt w:val="decimal"/>
+      <w:lvlText w:val="%4."/>
+      <w:lvlJc w:val="left"/>
+      <w:pPr>
+        <w:ind w:left="2520" w:hanging="360"/>
+      </w:pPr>
+    </w:lvl>
+    <w:lvl w:ilvl="4" w:tplc="080A0019" w:tentative="1">
+      <w:start w:val="1"/>
+      <w:numFmt w:val="lowerLetter"/>
+      <w:lvlText w:val="%5."/>
+      <w:lvlJc w:val="left"/>
+      <w:pPr>
+        <w:ind w:left="3240" w:hanging="360"/>
+      </w:pPr>
+    </w:lvl>
+    <w:lvl w:ilvl="5" w:tplc="080A001B" w:tentative="1">
+      <w:start w:val="1"/>
+      <w:numFmt w:val="lowerRoman"/>
+      <w:lvlText w:val="%6."/>
+      <w:lvlJc w:val="right"/>
+      <w:pPr>
+        <w:ind w:left="3960" w:hanging="180"/>
+      </w:pPr>
+    </w:lvl>
+    <w:lvl w:ilvl="6" w:tplc="080A000F" w:tentative="1">
+      <w:start w:val="1"/>
+      <w:numFmt w:val="decimal"/>
+      <w:lvlText w:val="%7."/>
+      <w:lvlJc w:val="left"/>
+      <w:pPr>
+        <w:ind w:left="4680" w:hanging="360"/>
+      </w:pPr>
+    </w:lvl>
+    <w:lvl w:ilvl="7" w:tplc="080A0019" w:tentative="1">
+      <w:start w:val="1"/>
+      <w:numFmt w:val="lowerLetter"/>
+      <w:lvlText w:val="%8."/>
+      <w:lvlJc w:val="left"/>
+      <w:pPr>
+        <w:ind w:left="5400" w:hanging="360"/>
+      </w:pPr>
+    </w:lvl>
+    <w:lvl w:ilvl="8" w:tplc="080A001B" w:tentative="1">
+      <w:start w:val="1"/>
+      <w:numFmt w:val="lowerRoman"/>
+      <w:lvlText w:val="%9."/>
+      <w:lvlJc w:val="right"/>
+      <w:pPr>
+        <w:ind w:left="6120" w:hanging="180"/>
+      </w:pPr>
+    </w:lvl>
+  </w:abstractNum>
+  <w:abstractNum w:abstractNumId="20" w15:restartNumberingAfterBreak="0">
+    <w:nsid w:val="54D00A4D"/>
+    <w:multiLevelType w:val="hybridMultilevel"/>
+    <w:tmpl w:val="AB90286A"/>
+    <w:lvl w:ilvl="0" w:tplc="080A0001">
+      <w:start w:val="1"/>
+      <w:numFmt w:val="bullet"/>
+      <w:lvlText w:val=""/>
+      <w:lvlJc w:val="left"/>
+      <w:pPr>
+        <w:ind w:left="720" w:hanging="360"/>
+      </w:pPr>
+      <w:rPr>
+        <w:rFonts w:ascii="Symbol" w:hAnsi="Symbol" w:hint="default"/>
+      </w:rPr>
+    </w:lvl>
+    <w:lvl w:ilvl="1" w:tplc="080A0003" w:tentative="1">
+      <w:start w:val="1"/>
+      <w:numFmt w:val="bullet"/>
+      <w:lvlText w:val="o"/>
+      <w:lvlJc w:val="left"/>
+      <w:pPr>
+        <w:ind w:left="1440" w:hanging="360"/>
+      </w:pPr>
+      <w:rPr>
+        <w:rFonts w:ascii="Courier New" w:hAnsi="Courier New" w:cs="Courier New" w:hint="default"/>
+      </w:rPr>
+    </w:lvl>
+    <w:lvl w:ilvl="2" w:tplc="080A0005" w:tentative="1">
+      <w:start w:val="1"/>
+      <w:numFmt w:val="bullet"/>
+      <w:lvlText w:val=""/>
+      <w:lvlJc w:val="left"/>
+      <w:pPr>
+        <w:ind w:left="2160" w:hanging="360"/>
+      </w:pPr>
+      <w:rPr>
+        <w:rFonts w:ascii="Wingdings" w:hAnsi="Wingdings" w:hint="default"/>
+      </w:rPr>
+    </w:lvl>
+    <w:lvl w:ilvl="3" w:tplc="080A0001" w:tentative="1">
+      <w:start w:val="1"/>
+      <w:numFmt w:val="bullet"/>
+      <w:lvlText w:val=""/>
+      <w:lvlJc w:val="left"/>
+      <w:pPr>
+        <w:ind w:left="2880" w:hanging="360"/>
+      </w:pPr>
+      <w:rPr>
+        <w:rFonts w:ascii="Symbol" w:hAnsi="Symbol" w:hint="default"/>
+      </w:rPr>
+    </w:lvl>
+    <w:lvl w:ilvl="4" w:tplc="080A0003" w:tentative="1">
+      <w:start w:val="1"/>
+      <w:numFmt w:val="bullet"/>
+      <w:lvlText w:val="o"/>
+      <w:lvlJc w:val="left"/>
+      <w:pPr>
+        <w:ind w:left="3600" w:hanging="360"/>
+      </w:pPr>
+      <w:rPr>
+        <w:rFonts w:ascii="Courier New" w:hAnsi="Courier New" w:cs="Courier New" w:hint="default"/>
+      </w:rPr>
+    </w:lvl>
+    <w:lvl w:ilvl="5" w:tplc="080A0005" w:tentative="1">
+      <w:start w:val="1"/>
+      <w:numFmt w:val="bullet"/>
+      <w:lvlText w:val=""/>
+      <w:lvlJc w:val="left"/>
+      <w:pPr>
+        <w:ind w:left="4320" w:hanging="360"/>
+      </w:pPr>
+      <w:rPr>
+        <w:rFonts w:ascii="Wingdings" w:hAnsi="Wingdings" w:hint="default"/>
+      </w:rPr>
+    </w:lvl>
+    <w:lvl w:ilvl="6" w:tplc="080A0001" w:tentative="1">
+      <w:start w:val="1"/>
+      <w:numFmt w:val="bullet"/>
+      <w:lvlText w:val=""/>
+      <w:lvlJc w:val="left"/>
+      <w:pPr>
+        <w:ind w:left="5040" w:hanging="360"/>
+      </w:pPr>
+      <w:rPr>
+        <w:rFonts w:ascii="Symbol" w:hAnsi="Symbol" w:hint="default"/>
+      </w:rPr>
+    </w:lvl>
+    <w:lvl w:ilvl="7" w:tplc="080A0003" w:tentative="1">
+      <w:start w:val="1"/>
+      <w:numFmt w:val="bullet"/>
+      <w:lvlText w:val="o"/>
+      <w:lvlJc w:val="left"/>
+      <w:pPr>
+        <w:ind w:left="5760" w:hanging="360"/>
+      </w:pPr>
+      <w:rPr>
+        <w:rFonts w:ascii="Courier New" w:hAnsi="Courier New" w:cs="Courier New" w:hint="default"/>
+      </w:rPr>
+    </w:lvl>
+    <w:lvl w:ilvl="8" w:tplc="080A0005" w:tentative="1">
+      <w:start w:val="1"/>
+      <w:numFmt w:val="bullet"/>
+      <w:lvlText w:val=""/>
+      <w:lvlJc w:val="left"/>
+      <w:pPr>
+        <w:ind w:left="6480" w:hanging="360"/>
+      </w:pPr>
+      <w:rPr>
+        <w:rFonts w:ascii="Wingdings" w:hAnsi="Wingdings" w:hint="default"/>
+      </w:rPr>
+    </w:lvl>
+  </w:abstractNum>
+  <w:abstractNum w:abstractNumId="21" w15:restartNumberingAfterBreak="0">
+    <w:nsid w:val="5FD95358"/>
+    <w:multiLevelType w:val="hybridMultilevel"/>
+    <w:tmpl w:val="EBEAEEF2"/>
+    <w:lvl w:ilvl="0" w:tplc="080A0001">
+      <w:start w:val="1"/>
+      <w:numFmt w:val="bullet"/>
+      <w:lvlText w:val=""/>
+      <w:lvlJc w:val="left"/>
+      <w:pPr>
+        <w:ind w:left="720" w:hanging="360"/>
+      </w:pPr>
+      <w:rPr>
+        <w:rFonts w:ascii="Symbol" w:hAnsi="Symbol" w:hint="default"/>
+      </w:rPr>
+    </w:lvl>
+    <w:lvl w:ilvl="1" w:tplc="080A0003" w:tentative="1">
+      <w:start w:val="1"/>
+      <w:numFmt w:val="bullet"/>
+      <w:lvlText w:val="o"/>
+      <w:lvlJc w:val="left"/>
+      <w:pPr>
+        <w:ind w:left="1440" w:hanging="360"/>
+      </w:pPr>
+      <w:rPr>
+        <w:rFonts w:ascii="Courier New" w:hAnsi="Courier New" w:cs="Courier New" w:hint="default"/>
+      </w:rPr>
+    </w:lvl>
+    <w:lvl w:ilvl="2" w:tplc="080A0005" w:tentative="1">
+      <w:start w:val="1"/>
+      <w:numFmt w:val="bullet"/>
+      <w:lvlText w:val=""/>
+      <w:lvlJc w:val="left"/>
+      <w:pPr>
+        <w:ind w:left="2160" w:hanging="360"/>
+      </w:pPr>
+      <w:rPr>
+        <w:rFonts w:ascii="Wingdings" w:hAnsi="Wingdings" w:hint="default"/>
+      </w:rPr>
+    </w:lvl>
+    <w:lvl w:ilvl="3" w:tplc="080A0001" w:tentative="1">
+      <w:start w:val="1"/>
+      <w:numFmt w:val="bullet"/>
+      <w:lvlText w:val=""/>
+      <w:lvlJc w:val="left"/>
+      <w:pPr>
+        <w:ind w:left="2880" w:hanging="360"/>
+      </w:pPr>
+      <w:rPr>
+        <w:rFonts w:ascii="Symbol" w:hAnsi="Symbol" w:hint="default"/>
+      </w:rPr>
+    </w:lvl>
+    <w:lvl w:ilvl="4" w:tplc="080A0003" w:tentative="1">
+      <w:start w:val="1"/>
+      <w:numFmt w:val="bullet"/>
+      <w:lvlText w:val="o"/>
+      <w:lvlJc w:val="left"/>
+      <w:pPr>
+        <w:ind w:left="3600" w:hanging="360"/>
+      </w:pPr>
+      <w:rPr>
+        <w:rFonts w:ascii="Courier New" w:hAnsi="Courier New" w:cs="Courier New" w:hint="default"/>
+      </w:rPr>
+    </w:lvl>
+    <w:lvl w:ilvl="5" w:tplc="080A0005" w:tentative="1">
+      <w:start w:val="1"/>
+      <w:numFmt w:val="bullet"/>
+      <w:lvlText w:val=""/>
+      <w:lvlJc w:val="left"/>
+      <w:pPr>
+        <w:ind w:left="4320" w:hanging="360"/>
+      </w:pPr>
+      <w:rPr>
+        <w:rFonts w:ascii="Wingdings" w:hAnsi="Wingdings" w:hint="default"/>
+      </w:rPr>
+    </w:lvl>
+    <w:lvl w:ilvl="6" w:tplc="080A0001" w:tentative="1">
+      <w:start w:val="1"/>
+      <w:numFmt w:val="bullet"/>
+      <w:lvlText w:val=""/>
+      <w:lvlJc w:val="left"/>
+      <w:pPr>
+        <w:ind w:left="5040" w:hanging="360"/>
+      </w:pPr>
+      <w:rPr>
+        <w:rFonts w:ascii="Symbol" w:hAnsi="Symbol" w:hint="default"/>
+      </w:rPr>
+    </w:lvl>
+    <w:lvl w:ilvl="7" w:tplc="080A0003" w:tentative="1">
+      <w:start w:val="1"/>
+      <w:numFmt w:val="bullet"/>
+      <w:lvlText w:val="o"/>
+      <w:lvlJc w:val="left"/>
+      <w:pPr>
+        <w:ind w:left="5760" w:hanging="360"/>
+      </w:pPr>
+      <w:rPr>
+        <w:rFonts w:ascii="Courier New" w:hAnsi="Courier New" w:cs="Courier New" w:hint="default"/>
+      </w:rPr>
+    </w:lvl>
+    <w:lvl w:ilvl="8" w:tplc="080A0005" w:tentative="1">
+      <w:start w:val="1"/>
+      <w:numFmt w:val="bullet"/>
+      <w:lvlText w:val=""/>
+      <w:lvlJc w:val="left"/>
+      <w:pPr>
+        <w:ind w:left="6480" w:hanging="360"/>
+      </w:pPr>
+      <w:rPr>
+        <w:rFonts w:ascii="Wingdings" w:hAnsi="Wingdings" w:hint="default"/>
+      </w:rPr>
+    </w:lvl>
+  </w:abstractNum>
+  <w:abstractNum w:abstractNumId="22" w15:restartNumberingAfterBreak="0">
     <w:nsid w:val="61373E1C"/>
     <w:multiLevelType w:val="hybridMultilevel"/>
     <w:tmpl w:val="F00CC1EC"/>
@@ -4371,7 +8464,120 @@
       </w:rPr>
     </w:lvl>
   </w:abstractNum>
-  <w:abstractNum w:abstractNumId="10" w15:restartNumberingAfterBreak="0">
+  <w:abstractNum w:abstractNumId="23" w15:restartNumberingAfterBreak="0">
+    <w:nsid w:val="62EA0510"/>
+    <w:multiLevelType w:val="hybridMultilevel"/>
+    <w:tmpl w:val="F31E5BC6"/>
+    <w:lvl w:ilvl="0" w:tplc="080A0001">
+      <w:start w:val="1"/>
+      <w:numFmt w:val="bullet"/>
+      <w:lvlText w:val=""/>
+      <w:lvlJc w:val="left"/>
+      <w:pPr>
+        <w:ind w:left="720" w:hanging="360"/>
+      </w:pPr>
+      <w:rPr>
+        <w:rFonts w:ascii="Symbol" w:hAnsi="Symbol" w:hint="default"/>
+      </w:rPr>
+    </w:lvl>
+    <w:lvl w:ilvl="1" w:tplc="080A0003" w:tentative="1">
+      <w:start w:val="1"/>
+      <w:numFmt w:val="bullet"/>
+      <w:lvlText w:val="o"/>
+      <w:lvlJc w:val="left"/>
+      <w:pPr>
+        <w:ind w:left="1440" w:hanging="360"/>
+      </w:pPr>
+      <w:rPr>
+        <w:rFonts w:ascii="Courier New" w:hAnsi="Courier New" w:cs="Courier New" w:hint="default"/>
+      </w:rPr>
+    </w:lvl>
+    <w:lvl w:ilvl="2" w:tplc="080A0005" w:tentative="1">
+      <w:start w:val="1"/>
+      <w:numFmt w:val="bullet"/>
+      <w:lvlText w:val=""/>
+      <w:lvlJc w:val="left"/>
+      <w:pPr>
+        <w:ind w:left="2160" w:hanging="360"/>
+      </w:pPr>
+      <w:rPr>
+        <w:rFonts w:ascii="Wingdings" w:hAnsi="Wingdings" w:hint="default"/>
+      </w:rPr>
+    </w:lvl>
+    <w:lvl w:ilvl="3" w:tplc="080A0001" w:tentative="1">
+      <w:start w:val="1"/>
+      <w:numFmt w:val="bullet"/>
+      <w:lvlText w:val=""/>
+      <w:lvlJc w:val="left"/>
+      <w:pPr>
+        <w:ind w:left="2880" w:hanging="360"/>
+      </w:pPr>
+      <w:rPr>
+        <w:rFonts w:ascii="Symbol" w:hAnsi="Symbol" w:hint="default"/>
+      </w:rPr>
+    </w:lvl>
+    <w:lvl w:ilvl="4" w:tplc="080A0003" w:tentative="1">
+      <w:start w:val="1"/>
+      <w:numFmt w:val="bullet"/>
+      <w:lvlText w:val="o"/>
+      <w:lvlJc w:val="left"/>
+      <w:pPr>
+        <w:ind w:left="3600" w:hanging="360"/>
+      </w:pPr>
+      <w:rPr>
+        <w:rFonts w:ascii="Courier New" w:hAnsi="Courier New" w:cs="Courier New" w:hint="default"/>
+      </w:rPr>
+    </w:lvl>
+    <w:lvl w:ilvl="5" w:tplc="080A0005" w:tentative="1">
+      <w:start w:val="1"/>
+      <w:numFmt w:val="bullet"/>
+      <w:lvlText w:val=""/>
+      <w:lvlJc w:val="left"/>
+      <w:pPr>
+        <w:ind w:left="4320" w:hanging="360"/>
+      </w:pPr>
+      <w:rPr>
+        <w:rFonts w:ascii="Wingdings" w:hAnsi="Wingdings" w:hint="default"/>
+      </w:rPr>
+    </w:lvl>
+    <w:lvl w:ilvl="6" w:tplc="080A0001" w:tentative="1">
+      <w:start w:val="1"/>
+      <w:numFmt w:val="bullet"/>
+      <w:lvlText w:val=""/>
+      <w:lvlJc w:val="left"/>
+      <w:pPr>
+        <w:ind w:left="5040" w:hanging="360"/>
+      </w:pPr>
+      <w:rPr>
+        <w:rFonts w:ascii="Symbol" w:hAnsi="Symbol" w:hint="default"/>
+      </w:rPr>
+    </w:lvl>
+    <w:lvl w:ilvl="7" w:tplc="080A0003" w:tentative="1">
+      <w:start w:val="1"/>
+      <w:numFmt w:val="bullet"/>
+      <w:lvlText w:val="o"/>
+      <w:lvlJc w:val="left"/>
+      <w:pPr>
+        <w:ind w:left="5760" w:hanging="360"/>
+      </w:pPr>
+      <w:rPr>
+        <w:rFonts w:ascii="Courier New" w:hAnsi="Courier New" w:cs="Courier New" w:hint="default"/>
+      </w:rPr>
+    </w:lvl>
+    <w:lvl w:ilvl="8" w:tplc="080A0005" w:tentative="1">
+      <w:start w:val="1"/>
+      <w:numFmt w:val="bullet"/>
+      <w:lvlText w:val=""/>
+      <w:lvlJc w:val="left"/>
+      <w:pPr>
+        <w:ind w:left="6480" w:hanging="360"/>
+      </w:pPr>
+      <w:rPr>
+        <w:rFonts w:ascii="Wingdings" w:hAnsi="Wingdings" w:hint="default"/>
+      </w:rPr>
+    </w:lvl>
+  </w:abstractNum>
+  <w:abstractNum w:abstractNumId="24" w15:restartNumberingAfterBreak="0">
     <w:nsid w:val="74E411FA"/>
     <w:multiLevelType w:val="multilevel"/>
     <w:tmpl w:val="AE94FD6E"/>
@@ -4517,6 +8723,119 @@
       <w:rPr>
         <w:rFonts w:ascii="Wingdings" w:hAnsi="Wingdings" w:hint="default"/>
         <w:sz w:val="20"/>
+      </w:rPr>
+    </w:lvl>
+  </w:abstractNum>
+  <w:abstractNum w:abstractNumId="25" w15:restartNumberingAfterBreak="0">
+    <w:nsid w:val="78AA5ED1"/>
+    <w:multiLevelType w:val="hybridMultilevel"/>
+    <w:tmpl w:val="93606FF2"/>
+    <w:lvl w:ilvl="0" w:tplc="080A0001">
+      <w:start w:val="1"/>
+      <w:numFmt w:val="bullet"/>
+      <w:lvlText w:val=""/>
+      <w:lvlJc w:val="left"/>
+      <w:pPr>
+        <w:ind w:left="720" w:hanging="360"/>
+      </w:pPr>
+      <w:rPr>
+        <w:rFonts w:ascii="Symbol" w:hAnsi="Symbol" w:hint="default"/>
+      </w:rPr>
+    </w:lvl>
+    <w:lvl w:ilvl="1" w:tplc="080A0003" w:tentative="1">
+      <w:start w:val="1"/>
+      <w:numFmt w:val="bullet"/>
+      <w:lvlText w:val="o"/>
+      <w:lvlJc w:val="left"/>
+      <w:pPr>
+        <w:ind w:left="1440" w:hanging="360"/>
+      </w:pPr>
+      <w:rPr>
+        <w:rFonts w:ascii="Courier New" w:hAnsi="Courier New" w:cs="Courier New" w:hint="default"/>
+      </w:rPr>
+    </w:lvl>
+    <w:lvl w:ilvl="2" w:tplc="080A0005" w:tentative="1">
+      <w:start w:val="1"/>
+      <w:numFmt w:val="bullet"/>
+      <w:lvlText w:val=""/>
+      <w:lvlJc w:val="left"/>
+      <w:pPr>
+        <w:ind w:left="2160" w:hanging="360"/>
+      </w:pPr>
+      <w:rPr>
+        <w:rFonts w:ascii="Wingdings" w:hAnsi="Wingdings" w:hint="default"/>
+      </w:rPr>
+    </w:lvl>
+    <w:lvl w:ilvl="3" w:tplc="080A0001" w:tentative="1">
+      <w:start w:val="1"/>
+      <w:numFmt w:val="bullet"/>
+      <w:lvlText w:val=""/>
+      <w:lvlJc w:val="left"/>
+      <w:pPr>
+        <w:ind w:left="2880" w:hanging="360"/>
+      </w:pPr>
+      <w:rPr>
+        <w:rFonts w:ascii="Symbol" w:hAnsi="Symbol" w:hint="default"/>
+      </w:rPr>
+    </w:lvl>
+    <w:lvl w:ilvl="4" w:tplc="080A0003" w:tentative="1">
+      <w:start w:val="1"/>
+      <w:numFmt w:val="bullet"/>
+      <w:lvlText w:val="o"/>
+      <w:lvlJc w:val="left"/>
+      <w:pPr>
+        <w:ind w:left="3600" w:hanging="360"/>
+      </w:pPr>
+      <w:rPr>
+        <w:rFonts w:ascii="Courier New" w:hAnsi="Courier New" w:cs="Courier New" w:hint="default"/>
+      </w:rPr>
+    </w:lvl>
+    <w:lvl w:ilvl="5" w:tplc="080A0005" w:tentative="1">
+      <w:start w:val="1"/>
+      <w:numFmt w:val="bullet"/>
+      <w:lvlText w:val=""/>
+      <w:lvlJc w:val="left"/>
+      <w:pPr>
+        <w:ind w:left="4320" w:hanging="360"/>
+      </w:pPr>
+      <w:rPr>
+        <w:rFonts w:ascii="Wingdings" w:hAnsi="Wingdings" w:hint="default"/>
+      </w:rPr>
+    </w:lvl>
+    <w:lvl w:ilvl="6" w:tplc="080A0001" w:tentative="1">
+      <w:start w:val="1"/>
+      <w:numFmt w:val="bullet"/>
+      <w:lvlText w:val=""/>
+      <w:lvlJc w:val="left"/>
+      <w:pPr>
+        <w:ind w:left="5040" w:hanging="360"/>
+      </w:pPr>
+      <w:rPr>
+        <w:rFonts w:ascii="Symbol" w:hAnsi="Symbol" w:hint="default"/>
+      </w:rPr>
+    </w:lvl>
+    <w:lvl w:ilvl="7" w:tplc="080A0003" w:tentative="1">
+      <w:start w:val="1"/>
+      <w:numFmt w:val="bullet"/>
+      <w:lvlText w:val="o"/>
+      <w:lvlJc w:val="left"/>
+      <w:pPr>
+        <w:ind w:left="5760" w:hanging="360"/>
+      </w:pPr>
+      <w:rPr>
+        <w:rFonts w:ascii="Courier New" w:hAnsi="Courier New" w:cs="Courier New" w:hint="default"/>
+      </w:rPr>
+    </w:lvl>
+    <w:lvl w:ilvl="8" w:tplc="080A0005" w:tentative="1">
+      <w:start w:val="1"/>
+      <w:numFmt w:val="bullet"/>
+      <w:lvlText w:val=""/>
+      <w:lvlJc w:val="left"/>
+      <w:pPr>
+        <w:ind w:left="6480" w:hanging="360"/>
+      </w:pPr>
+      <w:rPr>
+        <w:rFonts w:ascii="Wingdings" w:hAnsi="Wingdings" w:hint="default"/>
       </w:rPr>
     </w:lvl>
   </w:abstractNum>
@@ -4548,10 +8867,55 @@
     <w:abstractNumId w:val="0"/>
   </w:num>
   <w:num w:numId="10">
+    <w:abstractNumId w:val="22"/>
+  </w:num>
+  <w:num w:numId="11">
+    <w:abstractNumId w:val="24"/>
+  </w:num>
+  <w:num w:numId="12">
+    <w:abstractNumId w:val="13"/>
+  </w:num>
+  <w:num w:numId="13">
+    <w:abstractNumId w:val="10"/>
+  </w:num>
+  <w:num w:numId="14">
+    <w:abstractNumId w:val="25"/>
+  </w:num>
+  <w:num w:numId="15">
+    <w:abstractNumId w:val="11"/>
+  </w:num>
+  <w:num w:numId="16">
     <w:abstractNumId w:val="9"/>
   </w:num>
-  <w:num w:numId="11">
-    <w:abstractNumId w:val="10"/>
+  <w:num w:numId="17">
+    <w:abstractNumId w:val="20"/>
+  </w:num>
+  <w:num w:numId="18">
+    <w:abstractNumId w:val="14"/>
+  </w:num>
+  <w:num w:numId="19">
+    <w:abstractNumId w:val="23"/>
+  </w:num>
+  <w:num w:numId="20">
+    <w:abstractNumId w:val="16"/>
+  </w:num>
+  <w:num w:numId="21">
+    <w:abstractNumId w:val="12"/>
+  </w:num>
+  <w:num w:numId="22">
+    <w:abstractNumId w:val="19"/>
+  </w:num>
+  <w:num w:numId="23">
+    <w:abstractNumId w:val="17"/>
+  </w:num>
+  <w:num w:numId="24">
+    <w:abstractNumId w:val="18"/>
+  </w:num>
+  <w:num w:numId="25">
+    <w:abstractNumId w:val="15"/>
+  </w:num>
+  <w:num w:numId="26">
+    <w:abstractNumId w:val="21"/>
   </w:num>
 </w:numbering>
 </file>
@@ -4941,6 +9305,9 @@
     <w:name w:val="Normal"/>
     <w:qFormat/>
     <w:rsid w:val="00FC693F"/>
+    <w:rPr>
+      <w:lang w:val="es-MX"/>
+    </w:rPr>
   </w:style>
   <w:style w:type="paragraph" w:styleId="Ttulo1">
     <w:name w:val="heading 1"/>
@@ -16041,7 +20408,6 @@
     <w:name w:val="Normal (Web)"/>
     <w:basedOn w:val="Normal"/>
     <w:uiPriority w:val="99"/>
-    <w:semiHidden/>
     <w:unhideWhenUsed/>
     <w:rsid w:val="00991615"/>
     <w:pPr>
@@ -16051,7 +20417,7 @@
       <w:rFonts w:ascii="Times New Roman" w:eastAsia="Times New Roman" w:hAnsi="Times New Roman" w:cs="Times New Roman"/>
       <w:sz w:val="24"/>
       <w:szCs w:val="24"/>
-      <w:lang w:val="es-MX" w:eastAsia="es-MX"/>
+      <w:lang w:eastAsia="es-MX"/>
     </w:rPr>
   </w:style>
 </w:styles>
@@ -16382,7 +20748,7 @@
 </file>
 
 <file path=customXml/itemProps1.xml><?xml version="1.0" encoding="utf-8"?>
-<ds:datastoreItem xmlns:ds="http://schemas.openxmlformats.org/officeDocument/2006/customXml" ds:itemID="{1E49DE4E-206C-4BAF-8A03-BD809F27098B}">
+<ds:datastoreItem xmlns:ds="http://schemas.openxmlformats.org/officeDocument/2006/customXml" ds:itemID="{E4562E53-7743-4290-BA0C-8D0CFFDC281D}">
   <ds:schemaRefs>
     <ds:schemaRef ds:uri="http://schemas.openxmlformats.org/officeDocument/2006/bibliography"/>
   </ds:schemaRefs>
